--- a/EE499 Checklist and Report Iterations/EE499_DC_DC_Converter_Final_Report.docx
+++ b/EE499 Checklist and Report Iterations/EE499_DC_DC_Converter_Final_Report.docx
@@ -7,7 +7,19 @@
         <w:pStyle w:val="Title"/>
       </w:pPr>
       <w:r>
-        <w:t>Design and Simulation of an LTC1871-Based DC-DC Boost Converter for Battery-Powered Robotic Subsystems</w:t>
+        <w:t>Design</w:t>
+      </w:r>
+      <w:r>
+        <w:t xml:space="preserve">, </w:t>
+      </w:r>
+      <w:r>
+        <w:t>Simulation</w:t>
+      </w:r>
+      <w:r>
+        <w:t>, Testing, and Hardware Validation</w:t>
+      </w:r>
+      <w:r>
+        <w:t xml:space="preserve"> of an LTC1871-Based DC-DC Boost Converter for Battery-Powered Robotic Subsystems</w:t>
       </w:r>
     </w:p>
     <w:p>
@@ -198,6 +210,7 @@
         <w:rPr>
           <w:sz w:val="28"/>
         </w:rPr>
+        <w:lastRenderedPageBreak/>
         <w:t xml:space="preserve">Supervisor: </w:t>
       </w:r>
       <w:r>
@@ -205,147 +218,6 @@
           <w:sz w:val="28"/>
         </w:rPr>
         <w:t>Dr. Bob Lawlor</w:t>
-      </w:r>
-    </w:p>
-    <w:p>
-      <w:r>
-        <w:lastRenderedPageBreak/>
-        <w:br w:type="page"/>
-      </w:r>
-    </w:p>
-    <w:p>
-      <w:pPr>
-        <w:pStyle w:val="Heading1-NoNumber"/>
-      </w:pPr>
-      <w:bookmarkStart w:id="0" w:name="_Toc22228350"/>
-      <w:r>
-        <w:lastRenderedPageBreak/>
-        <w:t>Abstract</w:t>
-      </w:r>
-      <w:bookmarkEnd w:id="0"/>
-    </w:p>
-    <w:p>
-      <w:r>
-        <w:t xml:space="preserve">This report presents the design, simulation, verification, and hardware implementation of a DC-to-DC boost converter for a battery powered mobile robotic platform. The converter, based on the Linear Technology LTC1871 current mode controller, accepts a three-cell lithium polymer battery input ranging from 8 – 11V. and regulates a stable 12V output at up to 2A continuous low current. The project followed a structured methodology beginning with an analytical power stage design, during which an initial converter topology was abandoned due to simulation convergence failures and replaced with a boost topology confirmed by sufficiency analysis. A comprehensive simulation campaign validated all </w:t>
-      </w:r>
-      <w:r>
-        <w:t>eight-performance</w:t>
-      </w:r>
-      <w:r>
-        <w:t xml:space="preserve"> metrics with substantial margin</w:t>
-      </w:r>
-      <w:r>
-        <w:t xml:space="preserve">, including an output voltage of </w:t>
-      </w:r>
-      <w:r>
-        <w:t>168m</w:t>
-      </w:r>
-      <w:r>
-        <w:t xml:space="preserve">V, output ripple of 63mV, load transient </w:t>
-      </w:r>
-      <w:proofErr w:type="spellStart"/>
-      <w:r>
-        <w:t>droop of</w:t>
-      </w:r>
-      <w:proofErr w:type="spellEnd"/>
-      <w:r>
-        <w:t xml:space="preserve"> 1</w:t>
-      </w:r>
-      <w:r>
-        <w:t>12</w:t>
-      </w:r>
-      <w:r>
-        <w:t>mV under a 1.5A</w:t>
-      </w:r>
-      <w:r>
-        <w:t xml:space="preserve"> inrush step, and a simulated efficiency of 89.11%. A three-layer protection scheme was developed, comprising a series P-channel transistor for reverse polarity blocking, a resistive divider for undervoltage lockout, and a Zener-transistor clamp for overvoltage </w:t>
-      </w:r>
-      <w:r>
-        <w:t xml:space="preserve">lockout, together forming a voltage window that restricts active regulation to a validated operating band of approximately 8.8 to 10.7V. The validated schematic was translated into a compact two-layer printed circuit board measuring 60.5 by 42.5 millimetres using an open-source layout tool, with fabrication files generated for external manufacture and final assembly carried out by hand soldering in the university electronics laboratory. </w:t>
-      </w:r>
-    </w:p>
-    <w:p/>
-    <w:p/>
-    <w:p/>
-    <w:p/>
-    <w:p/>
-    <w:p/>
-    <w:p/>
-    <w:p/>
-    <w:p/>
-    <w:p/>
-    <w:p/>
-    <w:p/>
-    <w:p/>
-    <w:p/>
-    <w:p/>
-    <w:p/>
-    <w:p/>
-    <w:p>
-      <w:pPr>
-        <w:pStyle w:val="Heading1-NoNumber"/>
-        <w:rPr>
-          <w:sz w:val="24"/>
-        </w:rPr>
-      </w:pPr>
-      <w:bookmarkStart w:id="1" w:name="_Toc22228351"/>
-      <w:r>
-        <w:rPr>
-          <w:sz w:val="24"/>
-        </w:rPr>
-        <w:t>Declaration</w:t>
-      </w:r>
-      <w:bookmarkEnd w:id="1"/>
-    </w:p>
-    <w:p>
-      <w:pPr>
-        <w:spacing w:line="300" w:lineRule="auto"/>
-        <w:rPr>
-          <w:rFonts w:asciiTheme="majorHAnsi" w:hAnsiTheme="majorHAnsi"/>
-        </w:rPr>
-      </w:pPr>
-      <w:r>
-        <w:rPr>
-          <w:rFonts w:asciiTheme="majorHAnsi" w:hAnsiTheme="majorHAnsi"/>
-          <w:sz w:val="20"/>
-        </w:rPr>
-        <w:t xml:space="preserve">I declare that this thesis and the project it describes are </w:t>
-      </w:r>
-      <w:r>
-        <w:rPr>
-          <w:rFonts w:asciiTheme="majorHAnsi" w:hAnsiTheme="majorHAnsi"/>
-          <w:sz w:val="20"/>
-        </w:rPr>
-        <w:t xml:space="preserve">exclusively </w:t>
-      </w:r>
-      <w:r>
-        <w:rPr>
-          <w:rFonts w:asciiTheme="majorHAnsi" w:hAnsiTheme="majorHAnsi"/>
-          <w:sz w:val="20"/>
-        </w:rPr>
-        <w:t xml:space="preserve">my </w:t>
-      </w:r>
-      <w:r>
-        <w:rPr>
-          <w:rFonts w:asciiTheme="majorHAnsi" w:hAnsiTheme="majorHAnsi"/>
-          <w:sz w:val="20"/>
-        </w:rPr>
-        <w:t xml:space="preserve">own work, </w:t>
-      </w:r>
-      <w:r>
-        <w:rPr>
-          <w:rFonts w:asciiTheme="majorHAnsi" w:hAnsiTheme="majorHAnsi"/>
-          <w:sz w:val="20"/>
-        </w:rPr>
-        <w:t>except where specifically noted. I confirm that I have appropriately cited all information derived from the published and unpublished work of others.</w:t>
-      </w:r>
-    </w:p>
-    <w:p>
-      <w:pPr>
-        <w:spacing w:line="276" w:lineRule="auto"/>
-      </w:pPr>
-      <w:r>
-        <w:br w:type="page"/>
       </w:r>
     </w:p>
     <w:sdt>
@@ -388,7 +260,11 @@
             <w:rPr>
               <w:rFonts w:eastAsiaTheme="minorEastAsia"/>
               <w:noProof/>
+              <w:kern w:val="2"/>
+              <w:sz w:val="24"/>
+              <w:szCs w:val="24"/>
               <w:lang w:eastAsia="en-IE"/>
+              <w14:ligatures w14:val="standardContextual"/>
             </w:rPr>
           </w:pPr>
           <w:r>
@@ -415,7 +291,7 @@
             </w:rPr>
             <w:fldChar w:fldCharType="separate"/>
           </w:r>
-          <w:hyperlink w:anchor="_Toc22228350" w:history="1">
+          <w:hyperlink w:anchor="_Toc227933002" w:history="1">
             <w:r>
               <w:rPr>
                 <w:rStyle w:val="Hyperlink"/>
@@ -442,7 +318,7 @@
                 <w:noProof/>
                 <w:webHidden/>
               </w:rPr>
-              <w:instrText xml:space="preserve"> PAGEREF _Toc22228350 \h </w:instrText>
+              <w:instrText xml:space="preserve"> PAGEREF _Toc227933002 \h </w:instrText>
             </w:r>
             <w:r>
               <w:rPr>
@@ -462,7 +338,7 @@
                 <w:noProof/>
                 <w:webHidden/>
               </w:rPr>
-              <w:t>ii</w:t>
+              <w:t>iii</w:t>
             </w:r>
             <w:r>
               <w:rPr>
@@ -482,10 +358,14 @@
             <w:rPr>
               <w:rFonts w:eastAsiaTheme="minorEastAsia"/>
               <w:noProof/>
+              <w:kern w:val="2"/>
+              <w:sz w:val="24"/>
+              <w:szCs w:val="24"/>
               <w:lang w:eastAsia="en-IE"/>
+              <w14:ligatures w14:val="standardContextual"/>
             </w:rPr>
           </w:pPr>
-          <w:hyperlink w:anchor="_Toc22228351" w:history="1">
+          <w:hyperlink w:anchor="_Toc227933003" w:history="1">
             <w:r>
               <w:rPr>
                 <w:rStyle w:val="Hyperlink"/>
@@ -512,7 +392,7 @@
                 <w:noProof/>
                 <w:webHidden/>
               </w:rPr>
-              <w:instrText xml:space="preserve"> PAGEREF _Toc22228351 \h </w:instrText>
+              <w:instrText xml:space="preserve"> PAGEREF _Toc227933003 \h </w:instrText>
             </w:r>
             <w:r>
               <w:rPr>
@@ -532,7 +412,7 @@
                 <w:noProof/>
                 <w:webHidden/>
               </w:rPr>
-              <w:t>ii</w:t>
+              <w:t>iii</w:t>
             </w:r>
             <w:r>
               <w:rPr>
@@ -547,16 +427,20 @@
           <w:pPr>
             <w:pStyle w:val="TOC1"/>
             <w:tabs>
-              <w:tab w:val="left" w:pos="440"/>
+              <w:tab w:val="left" w:pos="480"/>
               <w:tab w:val="right" w:leader="dot" w:pos="9016"/>
             </w:tabs>
             <w:rPr>
               <w:rFonts w:eastAsiaTheme="minorEastAsia"/>
               <w:noProof/>
+              <w:kern w:val="2"/>
+              <w:sz w:val="24"/>
+              <w:szCs w:val="24"/>
               <w:lang w:eastAsia="en-IE"/>
+              <w14:ligatures w14:val="standardContextual"/>
             </w:rPr>
           </w:pPr>
-          <w:hyperlink w:anchor="_Toc22228352" w:history="1">
+          <w:hyperlink w:anchor="_Toc227933004" w:history="1">
             <w:r>
               <w:rPr>
                 <w:rStyle w:val="Hyperlink"/>
@@ -568,7 +452,11 @@
               <w:rPr>
                 <w:rFonts w:eastAsiaTheme="minorEastAsia"/>
                 <w:noProof/>
+                <w:kern w:val="2"/>
+                <w:sz w:val="24"/>
+                <w:szCs w:val="24"/>
                 <w:lang w:eastAsia="en-IE"/>
+                <w14:ligatures w14:val="standardContextual"/>
               </w:rPr>
               <w:tab/>
             </w:r>
@@ -598,7 +486,7 @@
                 <w:noProof/>
                 <w:webHidden/>
               </w:rPr>
-              <w:instrText xml:space="preserve"> PAGEREF _Toc22228352 \h </w:instrText>
+              <w:instrText xml:space="preserve"> PAGEREF _Toc227933004 \h </w:instrText>
             </w:r>
             <w:r>
               <w:rPr>
@@ -633,16 +521,20 @@
           <w:pPr>
             <w:pStyle w:val="TOC2"/>
             <w:tabs>
-              <w:tab w:val="left" w:pos="880"/>
+              <w:tab w:val="left" w:pos="960"/>
               <w:tab w:val="right" w:leader="dot" w:pos="9016"/>
             </w:tabs>
             <w:rPr>
               <w:rFonts w:eastAsiaTheme="minorEastAsia"/>
               <w:noProof/>
+              <w:kern w:val="2"/>
+              <w:sz w:val="24"/>
+              <w:szCs w:val="24"/>
               <w:lang w:eastAsia="en-IE"/>
+              <w14:ligatures w14:val="standardContextual"/>
             </w:rPr>
           </w:pPr>
-          <w:hyperlink w:anchor="_Toc22228353" w:history="1">
+          <w:hyperlink w:anchor="_Toc227933005" w:history="1">
             <w:r>
               <w:rPr>
                 <w:rStyle w:val="Hyperlink"/>
@@ -654,7 +546,11 @@
               <w:rPr>
                 <w:rFonts w:eastAsiaTheme="minorEastAsia"/>
                 <w:noProof/>
+                <w:kern w:val="2"/>
+                <w:sz w:val="24"/>
+                <w:szCs w:val="24"/>
                 <w:lang w:eastAsia="en-IE"/>
+                <w14:ligatures w14:val="standardContextual"/>
               </w:rPr>
               <w:tab/>
             </w:r>
@@ -684,7 +580,7 @@
                 <w:noProof/>
                 <w:webHidden/>
               </w:rPr>
-              <w:instrText xml:space="preserve"> PAGEREF _Toc22228353 \h </w:instrText>
+              <w:instrText xml:space="preserve"> PAGEREF _Toc227933005 \h </w:instrText>
             </w:r>
             <w:r>
               <w:rPr>
@@ -719,16 +615,20 @@
           <w:pPr>
             <w:pStyle w:val="TOC2"/>
             <w:tabs>
-              <w:tab w:val="left" w:pos="880"/>
+              <w:tab w:val="left" w:pos="960"/>
               <w:tab w:val="right" w:leader="dot" w:pos="9016"/>
             </w:tabs>
             <w:rPr>
               <w:rFonts w:eastAsiaTheme="minorEastAsia"/>
               <w:noProof/>
+              <w:kern w:val="2"/>
+              <w:sz w:val="24"/>
+              <w:szCs w:val="24"/>
               <w:lang w:eastAsia="en-IE"/>
+              <w14:ligatures w14:val="standardContextual"/>
             </w:rPr>
           </w:pPr>
-          <w:hyperlink w:anchor="_Toc22228354" w:history="1">
+          <w:hyperlink w:anchor="_Toc227933006" w:history="1">
             <w:r>
               <w:rPr>
                 <w:rStyle w:val="Hyperlink"/>
@@ -740,7 +640,11 @@
               <w:rPr>
                 <w:rFonts w:eastAsiaTheme="minorEastAsia"/>
                 <w:noProof/>
+                <w:kern w:val="2"/>
+                <w:sz w:val="24"/>
+                <w:szCs w:val="24"/>
                 <w:lang w:eastAsia="en-IE"/>
+                <w14:ligatures w14:val="standardContextual"/>
               </w:rPr>
               <w:tab/>
             </w:r>
@@ -770,7 +674,7 @@
                 <w:noProof/>
                 <w:webHidden/>
               </w:rPr>
-              <w:instrText xml:space="preserve"> PAGEREF _Toc22228354 \h </w:instrText>
+              <w:instrText xml:space="preserve"> PAGEREF _Toc227933006 \h </w:instrText>
             </w:r>
             <w:r>
               <w:rPr>
@@ -805,16 +709,20 @@
           <w:pPr>
             <w:pStyle w:val="TOC1"/>
             <w:tabs>
-              <w:tab w:val="left" w:pos="440"/>
+              <w:tab w:val="left" w:pos="480"/>
               <w:tab w:val="right" w:leader="dot" w:pos="9016"/>
             </w:tabs>
             <w:rPr>
               <w:rFonts w:eastAsiaTheme="minorEastAsia"/>
               <w:noProof/>
+              <w:kern w:val="2"/>
+              <w:sz w:val="24"/>
+              <w:szCs w:val="24"/>
               <w:lang w:eastAsia="en-IE"/>
+              <w14:ligatures w14:val="standardContextual"/>
             </w:rPr>
           </w:pPr>
-          <w:hyperlink w:anchor="_Toc22228355" w:history="1">
+          <w:hyperlink w:anchor="_Toc227933007" w:history="1">
             <w:r>
               <w:rPr>
                 <w:rStyle w:val="Hyperlink"/>
@@ -826,7 +734,11 @@
               <w:rPr>
                 <w:rFonts w:eastAsiaTheme="minorEastAsia"/>
                 <w:noProof/>
+                <w:kern w:val="2"/>
+                <w:sz w:val="24"/>
+                <w:szCs w:val="24"/>
                 <w:lang w:eastAsia="en-IE"/>
+                <w14:ligatures w14:val="standardContextual"/>
               </w:rPr>
               <w:tab/>
             </w:r>
@@ -856,7 +768,7 @@
                 <w:noProof/>
                 <w:webHidden/>
               </w:rPr>
-              <w:instrText xml:space="preserve"> PAGEREF _Toc22228355 \h </w:instrText>
+              <w:instrText xml:space="preserve"> PAGEREF _Toc227933007 \h </w:instrText>
             </w:r>
             <w:r>
               <w:rPr>
@@ -891,16 +803,20 @@
           <w:pPr>
             <w:pStyle w:val="TOC1"/>
             <w:tabs>
-              <w:tab w:val="left" w:pos="440"/>
+              <w:tab w:val="left" w:pos="480"/>
               <w:tab w:val="right" w:leader="dot" w:pos="9016"/>
             </w:tabs>
             <w:rPr>
               <w:rFonts w:eastAsiaTheme="minorEastAsia"/>
               <w:noProof/>
+              <w:kern w:val="2"/>
+              <w:sz w:val="24"/>
+              <w:szCs w:val="24"/>
               <w:lang w:eastAsia="en-IE"/>
+              <w14:ligatures w14:val="standardContextual"/>
             </w:rPr>
           </w:pPr>
-          <w:hyperlink w:anchor="_Toc22228356" w:history="1">
+          <w:hyperlink w:anchor="_Toc227933008" w:history="1">
             <w:r>
               <w:rPr>
                 <w:rStyle w:val="Hyperlink"/>
@@ -912,7 +828,11 @@
               <w:rPr>
                 <w:rFonts w:eastAsiaTheme="minorEastAsia"/>
                 <w:noProof/>
+                <w:kern w:val="2"/>
+                <w:sz w:val="24"/>
+                <w:szCs w:val="24"/>
                 <w:lang w:eastAsia="en-IE"/>
+                <w14:ligatures w14:val="standardContextual"/>
               </w:rPr>
               <w:tab/>
             </w:r>
@@ -942,7 +862,7 @@
                 <w:noProof/>
                 <w:webHidden/>
               </w:rPr>
-              <w:instrText xml:space="preserve"> PAGEREF _Toc22228356 \h </w:instrText>
+              <w:instrText xml:space="preserve"> PAGEREF _Toc227933008 \h </w:instrText>
             </w:r>
             <w:r>
               <w:rPr>
@@ -977,16 +897,20 @@
           <w:pPr>
             <w:pStyle w:val="TOC1"/>
             <w:tabs>
-              <w:tab w:val="left" w:pos="440"/>
+              <w:tab w:val="left" w:pos="480"/>
               <w:tab w:val="right" w:leader="dot" w:pos="9016"/>
             </w:tabs>
             <w:rPr>
               <w:rFonts w:eastAsiaTheme="minorEastAsia"/>
               <w:noProof/>
+              <w:kern w:val="2"/>
+              <w:sz w:val="24"/>
+              <w:szCs w:val="24"/>
               <w:lang w:eastAsia="en-IE"/>
+              <w14:ligatures w14:val="standardContextual"/>
             </w:rPr>
           </w:pPr>
-          <w:hyperlink w:anchor="_Toc22228357" w:history="1">
+          <w:hyperlink w:anchor="_Toc227933009" w:history="1">
             <w:r>
               <w:rPr>
                 <w:rStyle w:val="Hyperlink"/>
@@ -998,7 +922,11 @@
               <w:rPr>
                 <w:rFonts w:eastAsiaTheme="minorEastAsia"/>
                 <w:noProof/>
+                <w:kern w:val="2"/>
+                <w:sz w:val="24"/>
+                <w:szCs w:val="24"/>
                 <w:lang w:eastAsia="en-IE"/>
+                <w14:ligatures w14:val="standardContextual"/>
               </w:rPr>
               <w:tab/>
             </w:r>
@@ -1028,7 +956,7 @@
                 <w:noProof/>
                 <w:webHidden/>
               </w:rPr>
-              <w:instrText xml:space="preserve"> PAGEREF _Toc22228357 \h </w:instrText>
+              <w:instrText xml:space="preserve"> PAGEREF _Toc227933009 \h </w:instrText>
             </w:r>
             <w:r>
               <w:rPr>
@@ -1068,10 +996,14 @@
             <w:rPr>
               <w:rFonts w:eastAsiaTheme="minorEastAsia"/>
               <w:noProof/>
+              <w:kern w:val="2"/>
+              <w:sz w:val="24"/>
+              <w:szCs w:val="24"/>
               <w:lang w:eastAsia="en-IE"/>
+              <w14:ligatures w14:val="standardContextual"/>
             </w:rPr>
           </w:pPr>
-          <w:hyperlink w:anchor="_Toc22228358" w:history="1">
+          <w:hyperlink w:anchor="_Toc227933010" w:history="1">
             <w:r>
               <w:rPr>
                 <w:rStyle w:val="Hyperlink"/>
@@ -1098,7 +1030,7 @@
                 <w:noProof/>
                 <w:webHidden/>
               </w:rPr>
-              <w:instrText xml:space="preserve"> PAGEREF _Toc22228358 \h </w:instrText>
+              <w:instrText xml:space="preserve"> PAGEREF _Toc227933010 \h </w:instrText>
             </w:r>
             <w:r>
               <w:rPr>
@@ -1138,10 +1070,14 @@
             <w:rPr>
               <w:rFonts w:eastAsiaTheme="minorEastAsia"/>
               <w:noProof/>
+              <w:kern w:val="2"/>
+              <w:sz w:val="24"/>
+              <w:szCs w:val="24"/>
               <w:lang w:eastAsia="en-IE"/>
+              <w14:ligatures w14:val="standardContextual"/>
             </w:rPr>
           </w:pPr>
-          <w:hyperlink w:anchor="_Toc22228359" w:history="1">
+          <w:hyperlink w:anchor="_Toc227933011" w:history="1">
             <w:r>
               <w:rPr>
                 <w:rStyle w:val="Hyperlink"/>
@@ -1168,7 +1104,7 @@
                 <w:noProof/>
                 <w:webHidden/>
               </w:rPr>
-              <w:instrText xml:space="preserve"> PAGEREF _Toc22228359 \h </w:instrText>
+              <w:instrText xml:space="preserve"> PAGEREF _Toc227933011 \h </w:instrText>
             </w:r>
             <w:r>
               <w:rPr>
@@ -1208,10 +1144,14 @@
             <w:rPr>
               <w:rFonts w:eastAsiaTheme="minorEastAsia"/>
               <w:noProof/>
+              <w:kern w:val="2"/>
+              <w:sz w:val="24"/>
+              <w:szCs w:val="24"/>
               <w:lang w:eastAsia="en-IE"/>
+              <w14:ligatures w14:val="standardContextual"/>
             </w:rPr>
           </w:pPr>
-          <w:hyperlink w:anchor="_Toc22228360" w:history="1">
+          <w:hyperlink w:anchor="_Toc227933012" w:history="1">
             <w:r>
               <w:rPr>
                 <w:rStyle w:val="Hyperlink"/>
@@ -1238,7 +1178,7 @@
                 <w:noProof/>
                 <w:webHidden/>
               </w:rPr>
-              <w:instrText xml:space="preserve"> PAGEREF _Toc22228360 \h </w:instrText>
+              <w:instrText xml:space="preserve"> PAGEREF _Toc227933012 \h </w:instrText>
             </w:r>
             <w:r>
               <w:rPr>
@@ -1278,10 +1218,14 @@
             <w:rPr>
               <w:rFonts w:eastAsiaTheme="minorEastAsia"/>
               <w:noProof/>
+              <w:kern w:val="2"/>
+              <w:sz w:val="24"/>
+              <w:szCs w:val="24"/>
               <w:lang w:eastAsia="en-IE"/>
+              <w14:ligatures w14:val="standardContextual"/>
             </w:rPr>
           </w:pPr>
-          <w:hyperlink w:anchor="_Toc22228361" w:history="1">
+          <w:hyperlink w:anchor="_Toc227933013" w:history="1">
             <w:r>
               <w:rPr>
                 <w:rStyle w:val="Hyperlink"/>
@@ -1308,7 +1252,7 @@
                 <w:noProof/>
                 <w:webHidden/>
               </w:rPr>
-              <w:instrText xml:space="preserve"> PAGEREF _Toc22228361 \h </w:instrText>
+              <w:instrText xml:space="preserve"> PAGEREF _Toc227933013 \h </w:instrText>
             </w:r>
             <w:r>
               <w:rPr>
@@ -1329,6 +1273,80 @@
                 <w:webHidden/>
               </w:rPr>
               <w:t>3</w:t>
+            </w:r>
+            <w:r>
+              <w:rPr>
+                <w:noProof/>
+                <w:webHidden/>
+              </w:rPr>
+              <w:fldChar w:fldCharType="end"/>
+            </w:r>
+          </w:hyperlink>
+        </w:p>
+        <w:p>
+          <w:pPr>
+            <w:pStyle w:val="TOC1"/>
+            <w:tabs>
+              <w:tab w:val="right" w:leader="dot" w:pos="9016"/>
+            </w:tabs>
+            <w:rPr>
+              <w:rFonts w:eastAsiaTheme="minorEastAsia"/>
+              <w:noProof/>
+              <w:kern w:val="2"/>
+              <w:sz w:val="24"/>
+              <w:szCs w:val="24"/>
+              <w:lang w:eastAsia="en-IE"/>
+              <w14:ligatures w14:val="standardContextual"/>
+            </w:rPr>
+          </w:pPr>
+          <w:hyperlink w:anchor="_Toc227933014" w:history="1">
+            <w:r>
+              <w:rPr>
+                <w:rStyle w:val="Hyperlink"/>
+                <w:noProof/>
+              </w:rPr>
+              <w:t>Risk Assessment</w:t>
+            </w:r>
+            <w:r>
+              <w:rPr>
+                <w:noProof/>
+                <w:webHidden/>
+              </w:rPr>
+              <w:tab/>
+            </w:r>
+            <w:r>
+              <w:rPr>
+                <w:noProof/>
+                <w:webHidden/>
+              </w:rPr>
+              <w:fldChar w:fldCharType="begin"/>
+            </w:r>
+            <w:r>
+              <w:rPr>
+                <w:noProof/>
+                <w:webHidden/>
+              </w:rPr>
+              <w:instrText xml:space="preserve"> PAGEREF _Toc227933014 \h </w:instrText>
+            </w:r>
+            <w:r>
+              <w:rPr>
+                <w:noProof/>
+                <w:webHidden/>
+              </w:rPr>
+            </w:r>
+            <w:r>
+              <w:rPr>
+                <w:noProof/>
+                <w:webHidden/>
+              </w:rPr>
+              <w:fldChar w:fldCharType="separate"/>
+            </w:r>
+            <w:r>
+              <w:rPr>
+                <w:noProof/>
+                <w:webHidden/>
+              </w:rPr>
+              <w:t>4</w:t>
             </w:r>
             <w:r>
               <w:rPr>
@@ -1351,11 +1369,303 @@
         </w:p>
       </w:sdtContent>
     </w:sdt>
+    <w:p/>
+    <w:p/>
+    <w:p/>
+    <w:p/>
+    <w:p/>
+    <w:p/>
+    <w:p/>
+    <w:p/>
+    <w:p/>
+    <w:p/>
+    <w:p/>
+    <w:p>
+      <w:pPr>
+        <w:pStyle w:val="Heading1-NoNumber"/>
+      </w:pPr>
+      <w:bookmarkStart w:id="0" w:name="_Toc227933002"/>
+      <w:r>
+        <w:t>Abstract</w:t>
+      </w:r>
+      <w:bookmarkEnd w:id="0"/>
+    </w:p>
+    <w:p>
+      <w:r>
+        <w:t xml:space="preserve">This report presents the design, simulation, verification, and hardware implementation of a </w:t>
+      </w:r>
+      <w:r>
+        <w:t>DC</w:t>
+      </w:r>
+      <w:r>
+        <w:t>-to-DC</w:t>
+      </w:r>
+      <w:r>
+        <w:t xml:space="preserve"> boost converter for a battery-powered</w:t>
+      </w:r>
+      <w:r>
+        <w:t xml:space="preserve"> robotic &amp; autonomous devices</w:t>
+      </w:r>
+      <w:r>
+        <w:t xml:space="preserve">. The converter, based on the Linear Technology LTC1871 current mode controller, accepts a three-cell lithium polymer battery input ranging from </w:t>
+      </w:r>
+      <w:r>
+        <w:t>8 – 11V</w:t>
+      </w:r>
+      <w:r>
+        <w:t xml:space="preserve"> and regulates a stable </w:t>
+      </w:r>
+      <w:r>
+        <w:t>12V</w:t>
+      </w:r>
+      <w:r>
+        <w:t xml:space="preserve"> output at up to </w:t>
+      </w:r>
+      <w:r>
+        <w:t>2A</w:t>
+      </w:r>
+      <w:r>
+        <w:t xml:space="preserve"> continuous load current. The project followed a structured methodology beginning with analytical power stage design, during which an initial converter topology was abandoned due to simulation convergence failures and replaced with a boost topology confirmed by sufficiency analysis. A comprehensive simulation campaign validated all performance metrics with substantial margin across the full input range, including an output voltage of 12.20</w:t>
+      </w:r>
+      <w:r>
+        <w:t>V</w:t>
+      </w:r>
+      <w:r>
+        <w:t>, output ripple of 171</w:t>
+      </w:r>
+      <w:r>
+        <w:t xml:space="preserve"> mV</w:t>
+      </w:r>
+      <w:r>
+        <w:t xml:space="preserve">, load transient </w:t>
+      </w:r>
+      <w:proofErr w:type="spellStart"/>
+      <w:r>
+        <w:t>droop of</w:t>
+      </w:r>
+      <w:proofErr w:type="spellEnd"/>
+      <w:r>
+        <w:t xml:space="preserve"> 123</w:t>
+      </w:r>
+      <w:r>
+        <w:t>mV</w:t>
+      </w:r>
+      <w:r>
+        <w:t xml:space="preserve"> under a 1.5</w:t>
+      </w:r>
+      <w:r>
+        <w:t>A</w:t>
+      </w:r>
+      <w:r>
+        <w:t xml:space="preserve"> inrush step, and a simulated efficiency of 89.84</w:t>
+      </w:r>
+      <w:r>
+        <w:t>%</w:t>
+      </w:r>
+      <w:r>
+        <w:t xml:space="preserve"> at the upper input boundary. A three-layer input protection scheme was developed comprising a series P-channel transistor for reverse polarity blocking, a resistive divider for undervoltage lockout, and a Zener-transistor clamp for overvoltage lockout, together forming a voltage window that restricts active regulation to a validated operating band of 8.1 to 11.1 </w:t>
+      </w:r>
+      <w:r>
+        <w:t>V</w:t>
+      </w:r>
+      <w:r>
+        <w:t>. Iterative tuning of the divider ratio and clamp network was required to counteract parasitic loading effects that initially compressed the operating window, with the final design achieving precise alignment with the target battery discharge range. The validated schematic was translated into a compact two-layer printed circuit board measuring 60.5 by 42.5 millimetres using an open-source layout tool, with fabrication files generated for external manufacture and final assembly carried out by hand-soldering in the university electronics laboratory</w:t>
+      </w:r>
+      <w:r>
+        <w:t>.</w:t>
+      </w:r>
+      <w:bookmarkStart w:id="1" w:name="_Toc227933003"/>
+    </w:p>
+    <w:p>
+      <w:pPr>
+        <w:pStyle w:val="Heading1-NoNumber"/>
+      </w:pPr>
+    </w:p>
+    <w:p/>
+    <w:p/>
+    <w:p/>
+    <w:p>
+      <w:pPr>
+        <w:pStyle w:val="Heading1-NoNumber"/>
+      </w:pPr>
+      <w:r>
+        <w:lastRenderedPageBreak/>
+        <w:t>Declaration</w:t>
+      </w:r>
+      <w:bookmarkEnd w:id="1"/>
+    </w:p>
+    <w:p>
+      <w:r>
+        <w:rPr>
+          <w:rFonts w:eastAsia="Arial" w:cs="Arial"/>
+        </w:rPr>
+        <w:t>I hereby certify that this report and the project that it describes is my original work and has not been taken from the work of others save and to the extent that such work has been cited and acknowledged in the report.</w:t>
+      </w:r>
+      <w:r>
+        <w:t xml:space="preserve"> </w:t>
+      </w:r>
+      <w:r>
+        <w:rPr>
+          <w:rFonts w:eastAsia="Arial" w:cs="Arial"/>
+        </w:rPr>
+        <w:t xml:space="preserve">I would like to thank my supervisor, </w:t>
+      </w:r>
+      <w:r>
+        <w:rPr>
+          <w:rFonts w:eastAsia="Arial" w:cs="Arial"/>
+          <w:b/>
+          <w:bCs/>
+        </w:rPr>
+        <w:t>Dr. Bob Lawlor</w:t>
+      </w:r>
+      <w:r>
+        <w:rPr>
+          <w:rFonts w:eastAsia="Arial" w:cs="Arial"/>
+        </w:rPr>
+        <w:t xml:space="preserve">, for his guidance and feedback throughout the project. I also wish to thank </w:t>
+      </w:r>
+      <w:r>
+        <w:rPr>
+          <w:rFonts w:eastAsia="Arial" w:cs="Arial"/>
+          <w:b/>
+          <w:bCs/>
+        </w:rPr>
+        <w:t>Mr. John Maloco</w:t>
+      </w:r>
+      <w:r>
+        <w:rPr>
+          <w:rFonts w:eastAsia="Arial" w:cs="Arial"/>
+        </w:rPr>
+        <w:t xml:space="preserve">, Electronics Laboratory Technician, for his assistance with component procurement and hand-soldering of the printed circuit </w:t>
+      </w:r>
+      <w:r>
+        <w:rPr>
+          <w:rFonts w:eastAsia="Arial" w:cs="Arial"/>
+        </w:rPr>
+        <w:t>board. I</w:t>
+      </w:r>
+      <w:r>
+        <w:rPr>
+          <w:rFonts w:eastAsia="Arial" w:cs="Arial"/>
+        </w:rPr>
+        <w:t xml:space="preserve"> confirm that any use of Generative AI tools in the preparation of this report complies with Maynooth University’s guidelines. Where GenAI tools have been used to support my work, I have acknowledged this appropriately. A list of prompts is provided in the appendix.</w:t>
+      </w:r>
+    </w:p>
+    <w:p>
+      <w:pPr>
+        <w:spacing w:before="200" w:after="100"/>
+      </w:pPr>
+      <w:r>
+        <w:rPr>
+          <w:rFonts w:ascii="Arial" w:eastAsia="Arial" w:hAnsi="Arial" w:cs="Arial"/>
+          <w:b/>
+          <w:bCs/>
+        </w:rPr>
+        <w:t xml:space="preserve">Signed:  </w:t>
+      </w:r>
+      <w:r>
+        <w:rPr>
+          <w:noProof/>
+        </w:rPr>
+        <w:drawing>
+          <wp:inline distT="0" distB="0" distL="0" distR="0" wp14:anchorId="76E7C35C" wp14:editId="343EA9B1">
+            <wp:extent cx="762000" cy="790575"/>
+            <wp:effectExtent l="0" t="0" r="0" b="0"/>
+            <wp:docPr id="1532917530" name="Picture 1532917530"/>
+            <wp:cNvGraphicFramePr>
+              <a:graphicFrameLocks xmlns:a="http://schemas.openxmlformats.org/drawingml/2006/main" noChangeAspect="1"/>
+            </wp:cNvGraphicFramePr>
+            <a:graphic xmlns:a="http://schemas.openxmlformats.org/drawingml/2006/main">
+              <a:graphicData uri="http://schemas.openxmlformats.org/drawingml/2006/picture">
+                <pic:pic xmlns:pic="http://schemas.openxmlformats.org/drawingml/2006/picture">
+                  <pic:nvPicPr>
+                    <pic:cNvPr id="0" name=""/>
+                    <pic:cNvPicPr>
+                      <a:picLocks noChangeAspect="1" noChangeArrowheads="1"/>
+                    </pic:cNvPicPr>
+                  </pic:nvPicPr>
+                  <pic:blipFill>
+                    <a:blip r:embed="rId9"/>
+                    <a:srcRect/>
+                    <a:stretch>
+                      <a:fillRect/>
+                    </a:stretch>
+                  </pic:blipFill>
+                  <pic:spPr bwMode="auto">
+                    <a:xfrm>
+                      <a:off x="0" y="0"/>
+                      <a:ext cx="762000" cy="790575"/>
+                    </a:xfrm>
+                    <a:prstGeom prst="rect">
+                      <a:avLst/>
+                    </a:prstGeom>
+                  </pic:spPr>
+                </pic:pic>
+              </a:graphicData>
+            </a:graphic>
+          </wp:inline>
+        </w:drawing>
+      </w:r>
+    </w:p>
+    <w:p>
+      <w:pPr>
+        <w:pBdr>
+          <w:top w:val="single" w:sz="2" w:space="8" w:color="999999"/>
+        </w:pBdr>
+        <w:spacing w:before="200" w:after="60"/>
+      </w:pPr>
+      <w:r>
+        <w:rPr>
+          <w:rFonts w:ascii="Arial" w:eastAsia="Arial" w:hAnsi="Arial" w:cs="Arial"/>
+          <w:b/>
+          <w:bCs/>
+        </w:rPr>
+        <w:t>Fortune Olose</w:t>
+      </w:r>
+    </w:p>
+    <w:p>
+      <w:pPr>
+        <w:spacing w:after="60"/>
+      </w:pPr>
+      <w:r>
+        <w:rPr>
+          <w:rFonts w:ascii="Arial" w:eastAsia="Arial" w:hAnsi="Arial" w:cs="Arial"/>
+          <w:color w:val="555555"/>
+        </w:rPr>
+        <w:t>BEng Electronic Engineering</w:t>
+      </w:r>
+    </w:p>
+    <w:p>
+      <w:pPr>
+        <w:spacing w:after="60"/>
+      </w:pPr>
+      <w:r>
+        <w:rPr>
+          <w:rFonts w:ascii="Arial" w:eastAsia="Arial" w:hAnsi="Arial" w:cs="Arial"/>
+          <w:color w:val="555555"/>
+        </w:rPr>
+        <w:t>Maynooth University</w:t>
+      </w:r>
+    </w:p>
+    <w:p>
+      <w:r>
+        <w:rPr>
+          <w:rFonts w:ascii="Arial" w:eastAsia="Arial" w:hAnsi="Arial" w:cs="Arial"/>
+          <w:color w:val="555555"/>
+        </w:rPr>
+        <w:t>April 2026</w:t>
+      </w:r>
+    </w:p>
+    <w:p>
+      <w:pPr>
+        <w:spacing w:line="276" w:lineRule="auto"/>
+      </w:pPr>
+    </w:p>
     <w:p>
       <w:pPr>
         <w:sectPr>
-          <w:headerReference w:type="default" r:id="rId9"/>
-          <w:footerReference w:type="default" r:id="rId10"/>
+          <w:headerReference w:type="default" r:id="rId10"/>
+          <w:footerReference w:type="default" r:id="rId11"/>
           <w:pgSz w:w="11906" w:h="16838"/>
           <w:pgMar w:top="1440" w:right="1440" w:bottom="1440" w:left="1440" w:header="708" w:footer="708" w:gutter="0"/>
           <w:pgNumType w:fmt="lowerRoman"/>
@@ -1369,7 +1679,7 @@
       <w:pPr>
         <w:pStyle w:val="Heading1"/>
       </w:pPr>
-      <w:bookmarkStart w:id="2" w:name="_Toc22228352"/>
+      <w:bookmarkStart w:id="2" w:name="_Toc227933004"/>
       <w:r>
         <w:lastRenderedPageBreak/>
         <w:t>Introduction</w:t>
@@ -1378,10 +1688,112 @@
     </w:p>
     <w:p>
       <w:r>
-        <w:t>Introduce the topic that is addressed by this project.</w:t>
-      </w:r>
-      <w:r>
-        <w:t xml:space="preserve"> </w:t>
+        <w:t xml:space="preserve">Mobile robotics platforms depend on compact battery packs whose terminal voltage inevitably sags as the cells discharge, a </w:t>
+      </w:r>
+      <w:r>
+        <w:t xml:space="preserve">3-cell lithium-polymer pack, for instance, falls from 12.6V fully charged to below 9V at end-of-discharge, easily dropping below the voltage required to keep downstream point-of-load regulators in regulation [1,2]. All three payload devices in this project, the Raspberry Pi Compute </w:t>
+      </w:r>
+      <w:r>
+        <w:t xml:space="preserve">Module </w:t>
+      </w:r>
+      <w:r>
+        <w:t xml:space="preserve">4, the </w:t>
+      </w:r>
+      <w:proofErr w:type="spellStart"/>
+      <w:r>
+        <w:t>RPLiDAR</w:t>
+      </w:r>
+      <w:proofErr w:type="spellEnd"/>
+      <w:r>
+        <w:t xml:space="preserve"> A1 laser scanner, and the RFD900x telemetry modem, are fundamentally 5V loads with tight input tolerances. The </w:t>
+      </w:r>
+      <w:proofErr w:type="spellStart"/>
+      <w:r>
+        <w:t>RPLiDAR’s</w:t>
+      </w:r>
+      <w:proofErr w:type="spellEnd"/>
+      <w:r>
+        <w:t xml:space="preserve"> core scanner accepts only 4.9-5.5V and is damaged above 5.5</w:t>
+      </w:r>
+      <w:r>
+        <w:t>V</w:t>
+      </w:r>
+      <w:r>
+        <w:t xml:space="preserve">, while the RFD900x specifies a +5V nominal supply with an absolute maximum </w:t>
+      </w:r>
+      <w:r>
+        <w:t>o</w:t>
+      </w:r>
+      <w:r>
+        <w:t xml:space="preserve">f +6V. Neither device can be powered directly from a fluctuating battery rail. Instead, the system employs a cascaded power architecture: a tightly regulated 12V intermediate bus first is generated from the battery, and each subsystem is then supplied by a dedicated point-of-load step-down converter that delivers a precise 5V. If the 12V bus sags below the dropout threshold of these downstream converters, their output collapses and the loads brown out, regardless of remaining battery capacity. A stable 12V backbone, maintained across the entire discharge curve, therefore guarantees the headroom needed for the 5V conversion stages and ensures continued operation of the LiDAR, telemetry link, and processor throughout an autonomous mission. </w:t>
+      </w:r>
+      <w:proofErr w:type="gramStart"/>
+      <w:r>
+        <w:t>[</w:t>
+      </w:r>
+      <w:proofErr w:type="gramEnd"/>
+      <w:r>
+        <w:t>3, 4]</w:t>
+      </w:r>
+    </w:p>
+    <w:p>
+      <w:pPr>
+        <w:pStyle w:val="Heading2"/>
+      </w:pPr>
+      <w:bookmarkStart w:id="3" w:name="_Toc227933005"/>
+      <w:r>
+        <w:t>Original Contributions and Externally Provided Resources</w:t>
+      </w:r>
+      <w:bookmarkEnd w:id="3"/>
+    </w:p>
+    <w:p>
+      <w:r>
+        <w:t xml:space="preserve">Briefly describe your main achievements or contributions in the project (normally 3-5 of these). </w:t>
+      </w:r>
+      <w:r>
+        <w:t xml:space="preserve">Clearly identify resources or contributions to the project that are not your own work. See </w:t>
+      </w:r>
+      <w:r>
+        <w:t>handbook for details.</w:t>
+      </w:r>
+    </w:p>
+    <w:p>
+      <w:pPr>
+        <w:pStyle w:val="Heading2"/>
+      </w:pPr>
+      <w:bookmarkStart w:id="4" w:name="_Toc227933006"/>
+      <w:r>
+        <w:t>Structure of report</w:t>
+      </w:r>
+      <w:bookmarkEnd w:id="4"/>
+    </w:p>
+    <w:p>
+      <w:r>
+        <w:t xml:space="preserve">Briefly outline the content in each of the remaining chapters of your report, using no more than a line or two for each </w:t>
+      </w:r>
+      <w:r>
+        <w:t>section</w:t>
+      </w:r>
+      <w:r>
+        <w:t>.</w:t>
+      </w:r>
+      <w:r>
+        <w:t xml:space="preserve"> A bulleted list may be useful here.</w:t>
+      </w:r>
+    </w:p>
+    <w:p>
+      <w:pPr>
+        <w:pStyle w:val="Heading1"/>
+      </w:pPr>
+      <w:bookmarkStart w:id="5" w:name="_Toc227933007"/>
+      <w:r>
+        <w:t>Technical Background</w:t>
+      </w:r>
+      <w:bookmarkEnd w:id="5"/>
+    </w:p>
+    <w:p>
+      <w:r>
+        <w:t xml:space="preserve">The purpose of this chapter is to provide the reader with all of the important/significant background material. </w:t>
       </w:r>
       <w:r>
         <w:t xml:space="preserve">Please refer to the </w:t>
@@ -1392,76 +1804,11 @@
     </w:p>
     <w:p>
       <w:pPr>
-        <w:pStyle w:val="Heading2"/>
-      </w:pPr>
-      <w:bookmarkStart w:id="3" w:name="_Toc22228353"/>
-      <w:r>
-        <w:t>Original Contributions and Externally Provided Resources</w:t>
-      </w:r>
-      <w:bookmarkEnd w:id="3"/>
-    </w:p>
-    <w:p>
-      <w:r>
-        <w:t xml:space="preserve">Briefly describe your main achievements or contributions in the project (normally 3-5 of these). </w:t>
-      </w:r>
-      <w:r>
-        <w:t xml:space="preserve">Clearly identify resources or contributions to the project that are not your own work. See </w:t>
-      </w:r>
-      <w:r>
-        <w:t>handbook for details.</w:t>
-      </w:r>
-    </w:p>
-    <w:p>
-      <w:pPr>
-        <w:pStyle w:val="Heading2"/>
-      </w:pPr>
-      <w:bookmarkStart w:id="4" w:name="_Toc22228354"/>
-      <w:r>
-        <w:t>Structure of report</w:t>
-      </w:r>
-      <w:bookmarkEnd w:id="4"/>
-    </w:p>
-    <w:p>
-      <w:r>
-        <w:t xml:space="preserve">Briefly outline the content in each of the remaining chapters of your report, using no more than a line or two for each </w:t>
-      </w:r>
-      <w:r>
-        <w:t>section</w:t>
-      </w:r>
-      <w:r>
-        <w:t>.</w:t>
-      </w:r>
-      <w:r>
-        <w:t xml:space="preserve"> A bulleted list may be useful here.</w:t>
-      </w:r>
-    </w:p>
-    <w:p>
-      <w:pPr>
         <w:pStyle w:val="Heading1"/>
       </w:pPr>
-      <w:bookmarkStart w:id="5" w:name="_Toc22228355"/>
-      <w:r>
-        <w:t>Technical Background</w:t>
-      </w:r>
-      <w:bookmarkEnd w:id="5"/>
-    </w:p>
-    <w:p>
-      <w:r>
-        <w:t xml:space="preserve">The purpose of this chapter is to provide the reader with all of the important/significant background material. </w:t>
-      </w:r>
-      <w:r>
-        <w:t xml:space="preserve">Please refer to the </w:t>
-      </w:r>
-      <w:r>
-        <w:t>handbook for content guidelines.</w:t>
-      </w:r>
-    </w:p>
-    <w:p>
-      <w:pPr>
-        <w:pStyle w:val="Heading1"/>
-      </w:pPr>
-      <w:bookmarkStart w:id="6" w:name="_Toc22228356"/>
-      <w:r>
+      <w:bookmarkStart w:id="6" w:name="_Toc227933008"/>
+      <w:r>
+        <w:lastRenderedPageBreak/>
         <w:t xml:space="preserve">Body of the </w:t>
       </w:r>
       <w:r>
@@ -1539,7 +1886,6 @@
           <w:noProof/>
           <w:lang w:eastAsia="en-IE"/>
         </w:rPr>
-        <w:lastRenderedPageBreak/>
         <w:drawing>
           <wp:inline distT="0" distB="0" distL="0" distR="0" wp14:anchorId="2277A125" wp14:editId="626DC090">
             <wp:extent cx="2371725" cy="1723206"/>
@@ -1556,7 +1902,7 @@
                     <pic:cNvPicPr/>
                   </pic:nvPicPr>
                   <pic:blipFill>
-                    <a:blip r:embed="rId11" cstate="print">
+                    <a:blip r:embed="rId12" cstate="print">
                       <a:extLst>
                         <a:ext uri="{28A0092B-C50C-407E-A947-70E740481C1C}">
                           <a14:useLocalDpi xmlns:a14="http://schemas.microsoft.com/office/drawing/2010/main" val="0"/>
@@ -2177,7 +2523,11 @@
     </w:p>
     <w:p>
       <w:r>
-        <w:t>Tables are normally formatted so that they are centred and the table caption goes above the table (select the table, right click, insert caption). Further explanatory notes (if needed) usually follow the table. To cross reference the table go to refe</w:t>
+        <w:t xml:space="preserve">Tables are normally formatted so that they are centred and the table caption goes above the table (select the table, right click, insert caption). Further explanatory notes (if needed) usually </w:t>
+      </w:r>
+      <w:r>
+        <w:lastRenderedPageBreak/>
+        <w:t>follow the table. To cross reference the table go to refe</w:t>
       </w:r>
       <w:r>
         <w:t xml:space="preserve">rences, cross reference, tables, for example see </w:t>
@@ -2218,7 +2568,6 @@
       </w:pPr>
       <w:bookmarkStart w:id="9" w:name="_Ref22227181"/>
       <w:r>
-        <w:lastRenderedPageBreak/>
         <w:t xml:space="preserve">Table </w:t>
       </w:r>
       <w:r>
@@ -2800,7 +3149,7 @@
       <w:pPr>
         <w:pStyle w:val="Heading1"/>
       </w:pPr>
-      <w:bookmarkStart w:id="10" w:name="_Toc22228357"/>
+      <w:bookmarkStart w:id="10" w:name="_Toc227933009"/>
       <w:r>
         <w:t>Conclusions and future work</w:t>
       </w:r>
@@ -2824,7 +3173,7 @@
       <w:pPr>
         <w:pStyle w:val="Heading1-NoNumber"/>
       </w:pPr>
-      <w:bookmarkStart w:id="11" w:name="_Toc22228358"/>
+      <w:bookmarkStart w:id="11" w:name="_Toc227933010"/>
       <w:r>
         <w:t>Glossary of terms [OPTIONAL]</w:t>
       </w:r>
@@ -2839,7 +3188,7 @@
       <w:pPr>
         <w:pStyle w:val="Heading1-NoNumber"/>
       </w:pPr>
-      <w:bookmarkStart w:id="12" w:name="_Toc22228359"/>
+      <w:bookmarkStart w:id="12" w:name="_Toc227933011"/>
       <w:r>
         <w:t>Nomenclature [OPTIONAL]</w:t>
       </w:r>
@@ -2869,8 +3218,9 @@
       <w:pPr>
         <w:pStyle w:val="Heading1-NoNumber"/>
       </w:pPr>
-      <w:bookmarkStart w:id="13" w:name="_Toc22228360"/>
-      <w:r>
+      <w:bookmarkStart w:id="13" w:name="_Toc227933012"/>
+      <w:r>
+        <w:lastRenderedPageBreak/>
         <w:t>References</w:t>
       </w:r>
       <w:bookmarkEnd w:id="13"/>
@@ -2884,7 +3234,7 @@
       <w:pPr>
         <w:pStyle w:val="Heading1-NoNumber"/>
       </w:pPr>
-      <w:bookmarkStart w:id="14" w:name="_Toc22228361"/>
+      <w:bookmarkStart w:id="14" w:name="_Toc227933013"/>
       <w:r>
         <w:t>Appendix A [OPTIONAL]</w:t>
       </w:r>
@@ -2899,10 +3249,11 @@
       <w:pPr>
         <w:pStyle w:val="Heading1-NoNumber"/>
       </w:pPr>
-      <w:r>
-        <w:lastRenderedPageBreak/>
+      <w:bookmarkStart w:id="15" w:name="_Toc227933014"/>
+      <w:r>
         <w:t>Risk Assessment</w:t>
       </w:r>
+      <w:bookmarkEnd w:id="15"/>
     </w:p>
     <w:p>
       <w:r>
@@ -2962,8 +3313,8 @@
       </w:r>
     </w:p>
     <w:sectPr>
-      <w:headerReference w:type="default" r:id="rId12"/>
-      <w:footerReference w:type="default" r:id="rId13"/>
+      <w:headerReference w:type="default" r:id="rId13"/>
+      <w:footerReference w:type="default" r:id="rId14"/>
       <w:pgSz w:w="11906" w:h="16838"/>
       <w:pgMar w:top="1440" w:right="1440" w:bottom="1440" w:left="1440" w:header="708" w:footer="708" w:gutter="0"/>
       <w:pgNumType w:start="1"/>
@@ -3141,8 +3492,15 @@
     </w:pPr>
     <w:r>
       <w:tab/>
-      <w:t>Replace this text with the title of your project</w:t>
     </w:r>
+    <w:r>
+      <w:t>Design, Test, Simulation, and Hardware Validation of an LTC1871-Based DC-DC Boost Converter for Battery Powered Robotic Subsystems.</w:t>
+    </w:r>
+  </w:p>
+  <w:p>
+    <w:pPr>
+      <w:pStyle w:val="Header"/>
+    </w:pPr>
   </w:p>
 </w:hdr>
 </file>
@@ -4226,7 +4584,6 @@
   <w:style w:type="character" w:default="1" w:styleId="DefaultParagraphFont">
     <w:name w:val="Default Paragraph Font"/>
     <w:uiPriority w:val="1"/>
-    <w:semiHidden/>
     <w:unhideWhenUsed/>
   </w:style>
   <w:style w:type="table" w:default="1" w:styleId="TableNormal">

--- a/EE499 Checklist and Report Iterations/EE499_DC_DC_Converter_Final_Report.docx
+++ b/EE499 Checklist and Report Iterations/EE499_DC_DC_Converter_Final_Report.docx
@@ -19,7 +19,10 @@
         <w:t>, Testing, and Hardware Validation</w:t>
       </w:r>
       <w:r>
-        <w:t xml:space="preserve"> of an LTC1871-Based DC-DC Boost Converter for Battery-Powered Robotic Subsystems</w:t>
+        <w:t xml:space="preserve"> of an LTC1871-Based DC-DC Boost Converter for Battery-Powered Subsystems</w:t>
+      </w:r>
+      <w:r>
+        <w:t xml:space="preserve"> for Robotic &amp; Autonomous Devices.</w:t>
       </w:r>
     </w:p>
     <w:p>
@@ -210,7 +213,6 @@
         <w:rPr>
           <w:sz w:val="28"/>
         </w:rPr>
-        <w:lastRenderedPageBreak/>
         <w:t xml:space="preserve">Supervisor: </w:t>
       </w:r>
       <w:r>
@@ -263,7 +265,7 @@
               <w:kern w:val="2"/>
               <w:sz w:val="24"/>
               <w:szCs w:val="24"/>
-              <w:lang w:eastAsia="en-IE"/>
+              <w:lang w:val="en-GB" w:eastAsia="en-GB"/>
               <w14:ligatures w14:val="standardContextual"/>
             </w:rPr>
           </w:pPr>
@@ -291,7 +293,7 @@
             </w:rPr>
             <w:fldChar w:fldCharType="separate"/>
           </w:r>
-          <w:hyperlink w:anchor="_Toc227933002" w:history="1">
+          <w:hyperlink w:anchor="_Toc228059192" w:history="1">
             <w:r>
               <w:rPr>
                 <w:rStyle w:val="Hyperlink"/>
@@ -318,7 +320,7 @@
                 <w:noProof/>
                 <w:webHidden/>
               </w:rPr>
-              <w:instrText xml:space="preserve"> PAGEREF _Toc227933002 \h </w:instrText>
+              <w:instrText xml:space="preserve"> PAGEREF _Toc228059192 \h </w:instrText>
             </w:r>
             <w:r>
               <w:rPr>
@@ -361,11 +363,11 @@
               <w:kern w:val="2"/>
               <w:sz w:val="24"/>
               <w:szCs w:val="24"/>
-              <w:lang w:eastAsia="en-IE"/>
+              <w:lang w:val="en-GB" w:eastAsia="en-GB"/>
               <w14:ligatures w14:val="standardContextual"/>
             </w:rPr>
           </w:pPr>
-          <w:hyperlink w:anchor="_Toc227933003" w:history="1">
+          <w:hyperlink w:anchor="_Toc228059193" w:history="1">
             <w:r>
               <w:rPr>
                 <w:rStyle w:val="Hyperlink"/>
@@ -392,7 +394,7 @@
                 <w:noProof/>
                 <w:webHidden/>
               </w:rPr>
-              <w:instrText xml:space="preserve"> PAGEREF _Toc227933003 \h </w:instrText>
+              <w:instrText xml:space="preserve"> PAGEREF _Toc228059193 \h </w:instrText>
             </w:r>
             <w:r>
               <w:rPr>
@@ -412,7 +414,7 @@
                 <w:noProof/>
                 <w:webHidden/>
               </w:rPr>
-              <w:t>iii</w:t>
+              <w:t>iv</w:t>
             </w:r>
             <w:r>
               <w:rPr>
@@ -436,11 +438,11 @@
               <w:kern w:val="2"/>
               <w:sz w:val="24"/>
               <w:szCs w:val="24"/>
-              <w:lang w:eastAsia="en-IE"/>
+              <w:lang w:val="en-GB" w:eastAsia="en-GB"/>
               <w14:ligatures w14:val="standardContextual"/>
             </w:rPr>
           </w:pPr>
-          <w:hyperlink w:anchor="_Toc227933004" w:history="1">
+          <w:hyperlink w:anchor="_Toc228059194" w:history="1">
             <w:r>
               <w:rPr>
                 <w:rStyle w:val="Hyperlink"/>
@@ -455,7 +457,7 @@
                 <w:kern w:val="2"/>
                 <w:sz w:val="24"/>
                 <w:szCs w:val="24"/>
-                <w:lang w:eastAsia="en-IE"/>
+                <w:lang w:val="en-GB" w:eastAsia="en-GB"/>
                 <w14:ligatures w14:val="standardContextual"/>
               </w:rPr>
               <w:tab/>
@@ -486,7 +488,7 @@
                 <w:noProof/>
                 <w:webHidden/>
               </w:rPr>
-              <w:instrText xml:space="preserve"> PAGEREF _Toc227933004 \h </w:instrText>
+              <w:instrText xml:space="preserve"> PAGEREF _Toc228059194 \h </w:instrText>
             </w:r>
             <w:r>
               <w:rPr>
@@ -530,11 +532,11 @@
               <w:kern w:val="2"/>
               <w:sz w:val="24"/>
               <w:szCs w:val="24"/>
-              <w:lang w:eastAsia="en-IE"/>
+              <w:lang w:val="en-GB" w:eastAsia="en-GB"/>
               <w14:ligatures w14:val="standardContextual"/>
             </w:rPr>
           </w:pPr>
-          <w:hyperlink w:anchor="_Toc227933005" w:history="1">
+          <w:hyperlink w:anchor="_Toc228059195" w:history="1">
             <w:r>
               <w:rPr>
                 <w:rStyle w:val="Hyperlink"/>
@@ -549,7 +551,7 @@
                 <w:kern w:val="2"/>
                 <w:sz w:val="24"/>
                 <w:szCs w:val="24"/>
-                <w:lang w:eastAsia="en-IE"/>
+                <w:lang w:val="en-GB" w:eastAsia="en-GB"/>
                 <w14:ligatures w14:val="standardContextual"/>
               </w:rPr>
               <w:tab/>
@@ -559,7 +561,7 @@
                 <w:rStyle w:val="Hyperlink"/>
                 <w:noProof/>
               </w:rPr>
-              <w:t>Original Contributions and Externally Provided Resources</w:t>
+              <w:t>Problem Statement and Scope</w:t>
             </w:r>
             <w:r>
               <w:rPr>
@@ -580,7 +582,7 @@
                 <w:noProof/>
                 <w:webHidden/>
               </w:rPr>
-              <w:instrText xml:space="preserve"> PAGEREF _Toc227933005 \h </w:instrText>
+              <w:instrText xml:space="preserve"> PAGEREF _Toc228059195 \h </w:instrText>
             </w:r>
             <w:r>
               <w:rPr>
@@ -624,11 +626,11 @@
               <w:kern w:val="2"/>
               <w:sz w:val="24"/>
               <w:szCs w:val="24"/>
-              <w:lang w:eastAsia="en-IE"/>
+              <w:lang w:val="en-GB" w:eastAsia="en-GB"/>
               <w14:ligatures w14:val="standardContextual"/>
             </w:rPr>
           </w:pPr>
-          <w:hyperlink w:anchor="_Toc227933006" w:history="1">
+          <w:hyperlink w:anchor="_Toc228059196" w:history="1">
             <w:r>
               <w:rPr>
                 <w:rStyle w:val="Hyperlink"/>
@@ -643,7 +645,7 @@
                 <w:kern w:val="2"/>
                 <w:sz w:val="24"/>
                 <w:szCs w:val="24"/>
-                <w:lang w:eastAsia="en-IE"/>
+                <w:lang w:val="en-GB" w:eastAsia="en-GB"/>
                 <w14:ligatures w14:val="standardContextual"/>
               </w:rPr>
               <w:tab/>
@@ -653,7 +655,7 @@
                 <w:rStyle w:val="Hyperlink"/>
                 <w:noProof/>
               </w:rPr>
-              <w:t>Structure of report</w:t>
+              <w:t>Approach and Methodology</w:t>
             </w:r>
             <w:r>
               <w:rPr>
@@ -674,7 +676,7 @@
                 <w:noProof/>
                 <w:webHidden/>
               </w:rPr>
-              <w:instrText xml:space="preserve"> PAGEREF _Toc227933006 \h </w:instrText>
+              <w:instrText xml:space="preserve"> PAGEREF _Toc228059196 \h </w:instrText>
             </w:r>
             <w:r>
               <w:rPr>
@@ -694,7 +696,385 @@
                 <w:noProof/>
                 <w:webHidden/>
               </w:rPr>
-              <w:t>1</w:t>
+              <w:t>2</w:t>
+            </w:r>
+            <w:r>
+              <w:rPr>
+                <w:noProof/>
+                <w:webHidden/>
+              </w:rPr>
+              <w:fldChar w:fldCharType="end"/>
+            </w:r>
+          </w:hyperlink>
+        </w:p>
+        <w:p>
+          <w:pPr>
+            <w:pStyle w:val="TOC2"/>
+            <w:tabs>
+              <w:tab w:val="left" w:pos="960"/>
+              <w:tab w:val="right" w:leader="dot" w:pos="9016"/>
+            </w:tabs>
+            <w:rPr>
+              <w:rFonts w:eastAsiaTheme="minorEastAsia"/>
+              <w:noProof/>
+              <w:kern w:val="2"/>
+              <w:sz w:val="24"/>
+              <w:szCs w:val="24"/>
+              <w:lang w:val="en-GB" w:eastAsia="en-GB"/>
+              <w14:ligatures w14:val="standardContextual"/>
+            </w:rPr>
+          </w:pPr>
+          <w:hyperlink w:anchor="_Toc228059197" w:history="1">
+            <w:r>
+              <w:rPr>
+                <w:rStyle w:val="Hyperlink"/>
+                <w:noProof/>
+                <w:lang w:val="en-GB"/>
+              </w:rPr>
+              <w:t>1.3</w:t>
+            </w:r>
+            <w:r>
+              <w:rPr>
+                <w:rFonts w:eastAsiaTheme="minorEastAsia"/>
+                <w:noProof/>
+                <w:kern w:val="2"/>
+                <w:sz w:val="24"/>
+                <w:szCs w:val="24"/>
+                <w:lang w:val="en-GB" w:eastAsia="en-GB"/>
+                <w14:ligatures w14:val="standardContextual"/>
+              </w:rPr>
+              <w:tab/>
+            </w:r>
+            <w:r>
+              <w:rPr>
+                <w:rStyle w:val="Hyperlink"/>
+                <w:noProof/>
+              </w:rPr>
+              <w:t>Evaluation Strategy</w:t>
+            </w:r>
+            <w:r>
+              <w:rPr>
+                <w:noProof/>
+                <w:webHidden/>
+              </w:rPr>
+              <w:tab/>
+            </w:r>
+            <w:r>
+              <w:rPr>
+                <w:noProof/>
+                <w:webHidden/>
+              </w:rPr>
+              <w:fldChar w:fldCharType="begin"/>
+            </w:r>
+            <w:r>
+              <w:rPr>
+                <w:noProof/>
+                <w:webHidden/>
+              </w:rPr>
+              <w:instrText xml:space="preserve"> PAGEREF _Toc228059197 \h </w:instrText>
+            </w:r>
+            <w:r>
+              <w:rPr>
+                <w:noProof/>
+                <w:webHidden/>
+              </w:rPr>
+            </w:r>
+            <w:r>
+              <w:rPr>
+                <w:noProof/>
+                <w:webHidden/>
+              </w:rPr>
+              <w:fldChar w:fldCharType="separate"/>
+            </w:r>
+            <w:r>
+              <w:rPr>
+                <w:noProof/>
+                <w:webHidden/>
+              </w:rPr>
+              <w:t>2</w:t>
+            </w:r>
+            <w:r>
+              <w:rPr>
+                <w:noProof/>
+                <w:webHidden/>
+              </w:rPr>
+              <w:fldChar w:fldCharType="end"/>
+            </w:r>
+          </w:hyperlink>
+        </w:p>
+        <w:p>
+          <w:pPr>
+            <w:pStyle w:val="TOC2"/>
+            <w:tabs>
+              <w:tab w:val="left" w:pos="960"/>
+              <w:tab w:val="right" w:leader="dot" w:pos="9016"/>
+            </w:tabs>
+            <w:rPr>
+              <w:rFonts w:eastAsiaTheme="minorEastAsia"/>
+              <w:noProof/>
+              <w:kern w:val="2"/>
+              <w:sz w:val="24"/>
+              <w:szCs w:val="24"/>
+              <w:lang w:val="en-GB" w:eastAsia="en-GB"/>
+              <w14:ligatures w14:val="standardContextual"/>
+            </w:rPr>
+          </w:pPr>
+          <w:hyperlink w:anchor="_Toc228059198" w:history="1">
+            <w:r>
+              <w:rPr>
+                <w:rStyle w:val="Hyperlink"/>
+                <w:noProof/>
+              </w:rPr>
+              <w:t>1.4</w:t>
+            </w:r>
+            <w:r>
+              <w:rPr>
+                <w:rFonts w:eastAsiaTheme="minorEastAsia"/>
+                <w:noProof/>
+                <w:kern w:val="2"/>
+                <w:sz w:val="24"/>
+                <w:szCs w:val="24"/>
+                <w:lang w:val="en-GB" w:eastAsia="en-GB"/>
+                <w14:ligatures w14:val="standardContextual"/>
+              </w:rPr>
+              <w:tab/>
+            </w:r>
+            <w:r>
+              <w:rPr>
+                <w:rStyle w:val="Hyperlink"/>
+                <w:noProof/>
+              </w:rPr>
+              <w:t>Broader Impact</w:t>
+            </w:r>
+            <w:r>
+              <w:rPr>
+                <w:noProof/>
+                <w:webHidden/>
+              </w:rPr>
+              <w:tab/>
+            </w:r>
+            <w:r>
+              <w:rPr>
+                <w:noProof/>
+                <w:webHidden/>
+              </w:rPr>
+              <w:fldChar w:fldCharType="begin"/>
+            </w:r>
+            <w:r>
+              <w:rPr>
+                <w:noProof/>
+                <w:webHidden/>
+              </w:rPr>
+              <w:instrText xml:space="preserve"> PAGEREF _Toc228059198 \h </w:instrText>
+            </w:r>
+            <w:r>
+              <w:rPr>
+                <w:noProof/>
+                <w:webHidden/>
+              </w:rPr>
+            </w:r>
+            <w:r>
+              <w:rPr>
+                <w:noProof/>
+                <w:webHidden/>
+              </w:rPr>
+              <w:fldChar w:fldCharType="separate"/>
+            </w:r>
+            <w:r>
+              <w:rPr>
+                <w:noProof/>
+                <w:webHidden/>
+              </w:rPr>
+              <w:t>3</w:t>
+            </w:r>
+            <w:r>
+              <w:rPr>
+                <w:noProof/>
+                <w:webHidden/>
+              </w:rPr>
+              <w:fldChar w:fldCharType="end"/>
+            </w:r>
+          </w:hyperlink>
+        </w:p>
+        <w:p>
+          <w:pPr>
+            <w:pStyle w:val="TOC2"/>
+            <w:tabs>
+              <w:tab w:val="left" w:pos="960"/>
+              <w:tab w:val="right" w:leader="dot" w:pos="9016"/>
+            </w:tabs>
+            <w:rPr>
+              <w:rFonts w:eastAsiaTheme="minorEastAsia"/>
+              <w:noProof/>
+              <w:kern w:val="2"/>
+              <w:sz w:val="24"/>
+              <w:szCs w:val="24"/>
+              <w:lang w:val="en-GB" w:eastAsia="en-GB"/>
+              <w14:ligatures w14:val="standardContextual"/>
+            </w:rPr>
+          </w:pPr>
+          <w:hyperlink w:anchor="_Toc228059199" w:history="1">
+            <w:r>
+              <w:rPr>
+                <w:rStyle w:val="Hyperlink"/>
+                <w:noProof/>
+              </w:rPr>
+              <w:t>1.5</w:t>
+            </w:r>
+            <w:r>
+              <w:rPr>
+                <w:rFonts w:eastAsiaTheme="minorEastAsia"/>
+                <w:noProof/>
+                <w:kern w:val="2"/>
+                <w:sz w:val="24"/>
+                <w:szCs w:val="24"/>
+                <w:lang w:val="en-GB" w:eastAsia="en-GB"/>
+                <w14:ligatures w14:val="standardContextual"/>
+              </w:rPr>
+              <w:tab/>
+            </w:r>
+            <w:r>
+              <w:rPr>
+                <w:rStyle w:val="Hyperlink"/>
+                <w:noProof/>
+              </w:rPr>
+              <w:t>Original Contributions and Externally Provided Resources</w:t>
+            </w:r>
+            <w:r>
+              <w:rPr>
+                <w:noProof/>
+                <w:webHidden/>
+              </w:rPr>
+              <w:tab/>
+            </w:r>
+            <w:r>
+              <w:rPr>
+                <w:noProof/>
+                <w:webHidden/>
+              </w:rPr>
+              <w:fldChar w:fldCharType="begin"/>
+            </w:r>
+            <w:r>
+              <w:rPr>
+                <w:noProof/>
+                <w:webHidden/>
+              </w:rPr>
+              <w:instrText xml:space="preserve"> PAGEREF _Toc228059199 \h </w:instrText>
+            </w:r>
+            <w:r>
+              <w:rPr>
+                <w:noProof/>
+                <w:webHidden/>
+              </w:rPr>
+            </w:r>
+            <w:r>
+              <w:rPr>
+                <w:noProof/>
+                <w:webHidden/>
+              </w:rPr>
+              <w:fldChar w:fldCharType="separate"/>
+            </w:r>
+            <w:r>
+              <w:rPr>
+                <w:noProof/>
+                <w:webHidden/>
+              </w:rPr>
+              <w:t>3</w:t>
+            </w:r>
+            <w:r>
+              <w:rPr>
+                <w:noProof/>
+                <w:webHidden/>
+              </w:rPr>
+              <w:fldChar w:fldCharType="end"/>
+            </w:r>
+          </w:hyperlink>
+        </w:p>
+        <w:p>
+          <w:pPr>
+            <w:pStyle w:val="TOC2"/>
+            <w:tabs>
+              <w:tab w:val="left" w:pos="960"/>
+              <w:tab w:val="right" w:leader="dot" w:pos="9016"/>
+            </w:tabs>
+            <w:rPr>
+              <w:rFonts w:eastAsiaTheme="minorEastAsia"/>
+              <w:noProof/>
+              <w:kern w:val="2"/>
+              <w:sz w:val="24"/>
+              <w:szCs w:val="24"/>
+              <w:lang w:val="en-GB" w:eastAsia="en-GB"/>
+              <w14:ligatures w14:val="standardContextual"/>
+            </w:rPr>
+          </w:pPr>
+          <w:hyperlink w:anchor="_Toc228059200" w:history="1">
+            <w:r>
+              <w:rPr>
+                <w:rStyle w:val="Hyperlink"/>
+                <w:noProof/>
+                <w:lang w:val="en-GB"/>
+              </w:rPr>
+              <w:t>1.6</w:t>
+            </w:r>
+            <w:r>
+              <w:rPr>
+                <w:rFonts w:eastAsiaTheme="minorEastAsia"/>
+                <w:noProof/>
+                <w:kern w:val="2"/>
+                <w:sz w:val="24"/>
+                <w:szCs w:val="24"/>
+                <w:lang w:val="en-GB" w:eastAsia="en-GB"/>
+                <w14:ligatures w14:val="standardContextual"/>
+              </w:rPr>
+              <w:tab/>
+            </w:r>
+            <w:r>
+              <w:rPr>
+                <w:rStyle w:val="Hyperlink"/>
+                <w:noProof/>
+              </w:rPr>
+              <w:t>Structure of the Report</w:t>
+            </w:r>
+            <w:r>
+              <w:rPr>
+                <w:noProof/>
+                <w:webHidden/>
+              </w:rPr>
+              <w:tab/>
+            </w:r>
+            <w:r>
+              <w:rPr>
+                <w:noProof/>
+                <w:webHidden/>
+              </w:rPr>
+              <w:fldChar w:fldCharType="begin"/>
+            </w:r>
+            <w:r>
+              <w:rPr>
+                <w:noProof/>
+                <w:webHidden/>
+              </w:rPr>
+              <w:instrText xml:space="preserve"> PAGEREF _Toc228059200 \h </w:instrText>
+            </w:r>
+            <w:r>
+              <w:rPr>
+                <w:noProof/>
+                <w:webHidden/>
+              </w:rPr>
+            </w:r>
+            <w:r>
+              <w:rPr>
+                <w:noProof/>
+                <w:webHidden/>
+              </w:rPr>
+              <w:fldChar w:fldCharType="separate"/>
+            </w:r>
+            <w:r>
+              <w:rPr>
+                <w:noProof/>
+                <w:webHidden/>
+              </w:rPr>
+              <w:t>4</w:t>
             </w:r>
             <w:r>
               <w:rPr>
@@ -718,11 +1098,11 @@
               <w:kern w:val="2"/>
               <w:sz w:val="24"/>
               <w:szCs w:val="24"/>
-              <w:lang w:eastAsia="en-IE"/>
+              <w:lang w:val="en-GB" w:eastAsia="en-GB"/>
               <w14:ligatures w14:val="standardContextual"/>
             </w:rPr>
           </w:pPr>
-          <w:hyperlink w:anchor="_Toc227933007" w:history="1">
+          <w:hyperlink w:anchor="_Toc228059201" w:history="1">
             <w:r>
               <w:rPr>
                 <w:rStyle w:val="Hyperlink"/>
@@ -737,7 +1117,7 @@
                 <w:kern w:val="2"/>
                 <w:sz w:val="24"/>
                 <w:szCs w:val="24"/>
-                <w:lang w:eastAsia="en-IE"/>
+                <w:lang w:val="en-GB" w:eastAsia="en-GB"/>
                 <w14:ligatures w14:val="standardContextual"/>
               </w:rPr>
               <w:tab/>
@@ -768,7 +1148,7 @@
                 <w:noProof/>
                 <w:webHidden/>
               </w:rPr>
-              <w:instrText xml:space="preserve"> PAGEREF _Toc227933007 \h </w:instrText>
+              <w:instrText xml:space="preserve"> PAGEREF _Toc228059201 \h </w:instrText>
             </w:r>
             <w:r>
               <w:rPr>
@@ -788,7 +1168,7 @@
                 <w:noProof/>
                 <w:webHidden/>
               </w:rPr>
-              <w:t>1</w:t>
+              <w:t>4</w:t>
             </w:r>
             <w:r>
               <w:rPr>
@@ -812,11 +1192,11 @@
               <w:kern w:val="2"/>
               <w:sz w:val="24"/>
               <w:szCs w:val="24"/>
-              <w:lang w:eastAsia="en-IE"/>
+              <w:lang w:val="en-GB" w:eastAsia="en-GB"/>
               <w14:ligatures w14:val="standardContextual"/>
             </w:rPr>
           </w:pPr>
-          <w:hyperlink w:anchor="_Toc227933008" w:history="1">
+          <w:hyperlink w:anchor="_Toc228059202" w:history="1">
             <w:r>
               <w:rPr>
                 <w:rStyle w:val="Hyperlink"/>
@@ -831,7 +1211,7 @@
                 <w:kern w:val="2"/>
                 <w:sz w:val="24"/>
                 <w:szCs w:val="24"/>
-                <w:lang w:eastAsia="en-IE"/>
+                <w:lang w:val="en-GB" w:eastAsia="en-GB"/>
                 <w14:ligatures w14:val="standardContextual"/>
               </w:rPr>
               <w:tab/>
@@ -862,7 +1242,7 @@
                 <w:noProof/>
                 <w:webHidden/>
               </w:rPr>
-              <w:instrText xml:space="preserve"> PAGEREF _Toc227933008 \h </w:instrText>
+              <w:instrText xml:space="preserve"> PAGEREF _Toc228059202 \h </w:instrText>
             </w:r>
             <w:r>
               <w:rPr>
@@ -882,7 +1262,7 @@
                 <w:noProof/>
                 <w:webHidden/>
               </w:rPr>
-              <w:t>1</w:t>
+              <w:t>4</w:t>
             </w:r>
             <w:r>
               <w:rPr>
@@ -906,11 +1286,11 @@
               <w:kern w:val="2"/>
               <w:sz w:val="24"/>
               <w:szCs w:val="24"/>
-              <w:lang w:eastAsia="en-IE"/>
+              <w:lang w:val="en-GB" w:eastAsia="en-GB"/>
               <w14:ligatures w14:val="standardContextual"/>
             </w:rPr>
           </w:pPr>
-          <w:hyperlink w:anchor="_Toc227933009" w:history="1">
+          <w:hyperlink w:anchor="_Toc228059203" w:history="1">
             <w:r>
               <w:rPr>
                 <w:rStyle w:val="Hyperlink"/>
@@ -925,7 +1305,7 @@
                 <w:kern w:val="2"/>
                 <w:sz w:val="24"/>
                 <w:szCs w:val="24"/>
-                <w:lang w:eastAsia="en-IE"/>
+                <w:lang w:val="en-GB" w:eastAsia="en-GB"/>
                 <w14:ligatures w14:val="standardContextual"/>
               </w:rPr>
               <w:tab/>
@@ -956,7 +1336,7 @@
                 <w:noProof/>
                 <w:webHidden/>
               </w:rPr>
-              <w:instrText xml:space="preserve"> PAGEREF _Toc227933009 \h </w:instrText>
+              <w:instrText xml:space="preserve"> PAGEREF _Toc228059203 \h </w:instrText>
             </w:r>
             <w:r>
               <w:rPr>
@@ -976,7 +1356,7 @@
                 <w:noProof/>
                 <w:webHidden/>
               </w:rPr>
-              <w:t>3</w:t>
+              <w:t>6</w:t>
             </w:r>
             <w:r>
               <w:rPr>
@@ -999,11 +1379,11 @@
               <w:kern w:val="2"/>
               <w:sz w:val="24"/>
               <w:szCs w:val="24"/>
-              <w:lang w:eastAsia="en-IE"/>
+              <w:lang w:val="en-GB" w:eastAsia="en-GB"/>
               <w14:ligatures w14:val="standardContextual"/>
             </w:rPr>
           </w:pPr>
-          <w:hyperlink w:anchor="_Toc227933010" w:history="1">
+          <w:hyperlink w:anchor="_Toc228059204" w:history="1">
             <w:r>
               <w:rPr>
                 <w:rStyle w:val="Hyperlink"/>
@@ -1030,7 +1410,7 @@
                 <w:noProof/>
                 <w:webHidden/>
               </w:rPr>
-              <w:instrText xml:space="preserve"> PAGEREF _Toc227933010 \h </w:instrText>
+              <w:instrText xml:space="preserve"> PAGEREF _Toc228059204 \h </w:instrText>
             </w:r>
             <w:r>
               <w:rPr>
@@ -1050,7 +1430,7 @@
                 <w:noProof/>
                 <w:webHidden/>
               </w:rPr>
-              <w:t>3</w:t>
+              <w:t>6</w:t>
             </w:r>
             <w:r>
               <w:rPr>
@@ -1073,11 +1453,11 @@
               <w:kern w:val="2"/>
               <w:sz w:val="24"/>
               <w:szCs w:val="24"/>
-              <w:lang w:eastAsia="en-IE"/>
+              <w:lang w:val="en-GB" w:eastAsia="en-GB"/>
               <w14:ligatures w14:val="standardContextual"/>
             </w:rPr>
           </w:pPr>
-          <w:hyperlink w:anchor="_Toc227933011" w:history="1">
+          <w:hyperlink w:anchor="_Toc228059205" w:history="1">
             <w:r>
               <w:rPr>
                 <w:rStyle w:val="Hyperlink"/>
@@ -1104,7 +1484,7 @@
                 <w:noProof/>
                 <w:webHidden/>
               </w:rPr>
-              <w:instrText xml:space="preserve"> PAGEREF _Toc227933011 \h </w:instrText>
+              <w:instrText xml:space="preserve"> PAGEREF _Toc228059205 \h </w:instrText>
             </w:r>
             <w:r>
               <w:rPr>
@@ -1124,7 +1504,7 @@
                 <w:noProof/>
                 <w:webHidden/>
               </w:rPr>
-              <w:t>3</w:t>
+              <w:t>6</w:t>
             </w:r>
             <w:r>
               <w:rPr>
@@ -1147,11 +1527,11 @@
               <w:kern w:val="2"/>
               <w:sz w:val="24"/>
               <w:szCs w:val="24"/>
-              <w:lang w:eastAsia="en-IE"/>
+              <w:lang w:val="en-GB" w:eastAsia="en-GB"/>
               <w14:ligatures w14:val="standardContextual"/>
             </w:rPr>
           </w:pPr>
-          <w:hyperlink w:anchor="_Toc227933012" w:history="1">
+          <w:hyperlink w:anchor="_Toc228059206" w:history="1">
             <w:r>
               <w:rPr>
                 <w:rStyle w:val="Hyperlink"/>
@@ -1178,7 +1558,7 @@
                 <w:noProof/>
                 <w:webHidden/>
               </w:rPr>
-              <w:instrText xml:space="preserve"> PAGEREF _Toc227933012 \h </w:instrText>
+              <w:instrText xml:space="preserve"> PAGEREF _Toc228059206 \h </w:instrText>
             </w:r>
             <w:r>
               <w:rPr>
@@ -1198,7 +1578,7 @@
                 <w:noProof/>
                 <w:webHidden/>
               </w:rPr>
-              <w:t>3</w:t>
+              <w:t>6</w:t>
             </w:r>
             <w:r>
               <w:rPr>
@@ -1221,11 +1601,11 @@
               <w:kern w:val="2"/>
               <w:sz w:val="24"/>
               <w:szCs w:val="24"/>
-              <w:lang w:eastAsia="en-IE"/>
+              <w:lang w:val="en-GB" w:eastAsia="en-GB"/>
               <w14:ligatures w14:val="standardContextual"/>
             </w:rPr>
           </w:pPr>
-          <w:hyperlink w:anchor="_Toc227933013" w:history="1">
+          <w:hyperlink w:anchor="_Toc228059207" w:history="1">
             <w:r>
               <w:rPr>
                 <w:rStyle w:val="Hyperlink"/>
@@ -1252,7 +1632,7 @@
                 <w:noProof/>
                 <w:webHidden/>
               </w:rPr>
-              <w:instrText xml:space="preserve"> PAGEREF _Toc227933013 \h </w:instrText>
+              <w:instrText xml:space="preserve"> PAGEREF _Toc228059207 \h </w:instrText>
             </w:r>
             <w:r>
               <w:rPr>
@@ -1272,7 +1652,7 @@
                 <w:noProof/>
                 <w:webHidden/>
               </w:rPr>
-              <w:t>3</w:t>
+              <w:t>7</w:t>
             </w:r>
             <w:r>
               <w:rPr>
@@ -1295,11 +1675,11 @@
               <w:kern w:val="2"/>
               <w:sz w:val="24"/>
               <w:szCs w:val="24"/>
-              <w:lang w:eastAsia="en-IE"/>
+              <w:lang w:val="en-GB" w:eastAsia="en-GB"/>
               <w14:ligatures w14:val="standardContextual"/>
             </w:rPr>
           </w:pPr>
-          <w:hyperlink w:anchor="_Toc227933014" w:history="1">
+          <w:hyperlink w:anchor="_Toc228059208" w:history="1">
             <w:r>
               <w:rPr>
                 <w:rStyle w:val="Hyperlink"/>
@@ -1326,7 +1706,7 @@
                 <w:noProof/>
                 <w:webHidden/>
               </w:rPr>
-              <w:instrText xml:space="preserve"> PAGEREF _Toc227933014 \h </w:instrText>
+              <w:instrText xml:space="preserve"> PAGEREF _Toc228059208 \h </w:instrText>
             </w:r>
             <w:r>
               <w:rPr>
@@ -1346,7 +1726,7 @@
                 <w:noProof/>
                 <w:webHidden/>
               </w:rPr>
-              <w:t>4</w:t>
+              <w:t>7</w:t>
             </w:r>
             <w:r>
               <w:rPr>
@@ -1384,7 +1764,7 @@
       <w:pPr>
         <w:pStyle w:val="Heading1-NoNumber"/>
       </w:pPr>
-      <w:bookmarkStart w:id="0" w:name="_Toc227933002"/>
+      <w:bookmarkStart w:id="0" w:name="_Toc228059192"/>
       <w:r>
         <w:t>Abstract</w:t>
       </w:r>
@@ -1474,12 +1854,6 @@
       <w:r>
         <w:t>.</w:t>
       </w:r>
-      <w:bookmarkStart w:id="1" w:name="_Toc227933003"/>
-    </w:p>
-    <w:p>
-      <w:pPr>
-        <w:pStyle w:val="Heading1-NoNumber"/>
-      </w:pPr>
     </w:p>
     <w:p/>
     <w:p/>
@@ -1488,6 +1862,7 @@
       <w:pPr>
         <w:pStyle w:val="Heading1-NoNumber"/>
       </w:pPr>
+      <w:bookmarkStart w:id="1" w:name="_Toc228059193"/>
       <w:r>
         <w:lastRenderedPageBreak/>
         <w:t>Declaration</w:t>
@@ -1536,19 +1911,7 @@
         <w:rPr>
           <w:rFonts w:eastAsia="Arial" w:cs="Arial"/>
         </w:rPr>
-        <w:t xml:space="preserve">, Electronics Laboratory Technician, for his assistance with component procurement and hand-soldering of the printed circuit </w:t>
-      </w:r>
-      <w:r>
-        <w:rPr>
-          <w:rFonts w:eastAsia="Arial" w:cs="Arial"/>
-        </w:rPr>
-        <w:t>board. I</w:t>
-      </w:r>
-      <w:r>
-        <w:rPr>
-          <w:rFonts w:eastAsia="Arial" w:cs="Arial"/>
-        </w:rPr>
-        <w:t xml:space="preserve"> confirm that any use of Generative AI tools in the preparation of this report complies with Maynooth University’s guidelines. Where GenAI tools have been used to support my work, I have acknowledged this appropriately. A list of prompts is provided in the appendix.</w:t>
+        <w:t>, Electronics Laboratory Technician, for his assistance with component procurement and hand-soldering of the printed circuit board. I confirm that any use of Generative AI tools in the preparation of this report complies with Maynooth University’s guidelines. Where GenAI tools have been used to support my work, I have acknowledged this appropriately. A list of prompts is provided in the appendix.</w:t>
       </w:r>
     </w:p>
     <w:p>
@@ -1679,7 +2042,7 @@
       <w:pPr>
         <w:pStyle w:val="Heading1"/>
       </w:pPr>
-      <w:bookmarkStart w:id="2" w:name="_Toc227933004"/>
+      <w:bookmarkStart w:id="2" w:name="_Toc228059194"/>
       <w:r>
         <w:lastRenderedPageBreak/>
         <w:t>Introduction</w:t>
@@ -1688,16 +2051,7 @@
     </w:p>
     <w:p>
       <w:r>
-        <w:t xml:space="preserve">Mobile robotics platforms depend on compact battery packs whose terminal voltage inevitably sags as the cells discharge, a </w:t>
-      </w:r>
-      <w:r>
-        <w:t xml:space="preserve">3-cell lithium-polymer pack, for instance, falls from 12.6V fully charged to below 9V at end-of-discharge, easily dropping below the voltage required to keep downstream point-of-load regulators in regulation [1,2]. All three payload devices in this project, the Raspberry Pi Compute </w:t>
-      </w:r>
-      <w:r>
-        <w:t xml:space="preserve">Module </w:t>
-      </w:r>
-      <w:r>
-        <w:t xml:space="preserve">4, the </w:t>
+        <w:t xml:space="preserve">Mobile robotics platforms depend on compact battery packs whose terminal voltage inevitably sags as the cells discharge, a 3-cell lithium-polymer pack, for instance, falls from 12.6V fully charged to below 9V at end-of-discharge, easily dropping below the voltage required to keep downstream point-of-load regulators in regulation [1,2]. All three payload devices in this project, the Raspberry Pi Compute Module 4, the </w:t>
       </w:r>
       <w:proofErr w:type="spellStart"/>
       <w:r>
@@ -1709,104 +2063,521 @@
       </w:r>
       <w:proofErr w:type="spellStart"/>
       <w:r>
-        <w:t>RPLiDAR’s</w:t>
+        <w:t>RPLiDAR's</w:t>
       </w:r>
       <w:proofErr w:type="spellEnd"/>
       <w:r>
-        <w:t xml:space="preserve"> core scanner accepts only 4.9-5.5V and is damaged above 5.5</w:t>
-      </w:r>
-      <w:r>
-        <w:t>V</w:t>
-      </w:r>
-      <w:r>
-        <w:t xml:space="preserve">, while the RFD900x specifies a +5V nominal supply with an absolute maximum </w:t>
-      </w:r>
-      <w:r>
-        <w:t>o</w:t>
-      </w:r>
-      <w:r>
-        <w:t xml:space="preserve">f +6V. Neither device can be powered directly from a fluctuating battery rail. Instead, the system employs a cascaded power architecture: a tightly regulated 12V intermediate bus first is generated from the battery, and each subsystem is then supplied by a dedicated point-of-load step-down converter that delivers a precise 5V. If the 12V bus sags below the dropout threshold of these downstream converters, their output collapses and the loads brown out, regardless of remaining battery capacity. A stable 12V backbone, maintained across the entire discharge curve, therefore guarantees the headroom needed for the 5V conversion stages and ensures continued operation of the LiDAR, telemetry link, and processor throughout an autonomous mission. </w:t>
-      </w:r>
-      <w:proofErr w:type="gramStart"/>
-      <w:r>
-        <w:t>[</w:t>
-      </w:r>
-      <w:proofErr w:type="gramEnd"/>
-      <w:r>
-        <w:t>3, 4]</w:t>
+        <w:t xml:space="preserve"> core scanner accepts only 4.9-5.5V and is damaged above 5.5V, while the RFD900x specifies a +5V nominal supply with an absolute maximum of +6V. </w:t>
+      </w:r>
+      <w:r>
+        <w:t>[3, 4] Neither</w:t>
+      </w:r>
+      <w:r>
+        <w:t xml:space="preserve"> device can be powered directly from a fluctuating battery rail. Instead, the system employs a cascaded power architecture: a tightly regulated 12V intermediate bus first is generated from the battery, and each subsystem is then supplied by a dedicated point-of-load step-down converter that delivers a precise 5V. If the 12V bus sags below the dropout threshold of these downstream converters, their output collapses and the loads brown out, regardless of remaining battery capacity. A stable 12V backbone, maintained across the entire discharge curve, therefore guarantees the headroom needed for the 5V conversion stages and ensures continued operation of the LiDAR, telemetry link, and processor throughout an autonomous mission</w:t>
+      </w:r>
+      <w:r>
+        <w:t xml:space="preserve"> </w:t>
+      </w:r>
+      <w:r>
+        <w:t>[5, 6]</w:t>
+      </w:r>
+      <w:r>
+        <w:t xml:space="preserve">. </w:t>
       </w:r>
     </w:p>
     <w:p>
       <w:pPr>
         <w:pStyle w:val="Heading2"/>
       </w:pPr>
-      <w:bookmarkStart w:id="3" w:name="_Toc227933005"/>
+      <w:bookmarkStart w:id="3" w:name="_Toc228059195"/>
+      <w:r>
+        <w:t>Problem Statement and Scope</w:t>
+      </w:r>
+      <w:bookmarkEnd w:id="3"/>
+    </w:p>
+    <w:p>
+      <w:r>
+        <w:t xml:space="preserve">The specific engineering problem addressed in this thesis is the design and implementation of a regulated intermediate power bus for the payload of a proof-of-concept autonomous ground vehicle. The bus is generated from a 3-cell lithium-polymer battery whose terminal voltage during operation is intentionally restricted to an 8–11V window, below the 12V target, so that a boost-only topology can be employed. The converter is built around the LTC1871 current-mode boost controller, which steps up the battery voltage to a tightly regulated 12V rail while supplying the three 5V payload devices (Raspberry Pi Compute Module 4, </w:t>
+      </w:r>
+      <w:proofErr w:type="spellStart"/>
+      <w:r>
+        <w:t>RPLiDAR</w:t>
+      </w:r>
+      <w:proofErr w:type="spellEnd"/>
+      <w:r>
+        <w:t xml:space="preserve"> A1, RFD900x modem) through their downstream point-of-load regulators</w:t>
+      </w:r>
+      <w:r>
+        <w:t xml:space="preserve"> </w:t>
+      </w:r>
+      <w:r>
+        <w:t>[7, 8]</w:t>
+      </w:r>
+      <w:r>
+        <w:t xml:space="preserve">. The converter is rated to deliver up to 24W at the full 2A continuous load, providing sufficient margin for the combined power draw of the three payload subsystems and their associated point-of-load conversion losses. The scope of this work is confined to the boost converter itself: the design, simulation, and hardware prototyping of the power stage, compensation network, and feedback loop. The downstream 5V regulators are treated as fixed resistive loads, and all navigation, sensing, and communication algorithms lie outside the project boundary. The converter's performance is evaluated against output voltage regulation, efficiency, load transient response, </w:t>
+      </w:r>
+      <w:r>
+        <w:lastRenderedPageBreak/>
+        <w:t xml:space="preserve">and the ability to maintain a stable 12V rail across the full 8–11V input range, evaluated primarily through </w:t>
+      </w:r>
+      <w:proofErr w:type="spellStart"/>
+      <w:r>
+        <w:t>LTspice</w:t>
+      </w:r>
+      <w:proofErr w:type="spellEnd"/>
+      <w:r>
+        <w:t xml:space="preserve"> simulation, with hardware prototyping conducted to validate the physical design. By constraining the problem to this single boost stage, the thesis isolates the power-conditioning function that enables the robot's sensitive electronics to survive a complete battery discharge cycle without supply interruption.</w:t>
+      </w:r>
+    </w:p>
+    <w:p>
+      <w:pPr>
+        <w:pStyle w:val="Heading2"/>
+      </w:pPr>
+      <w:bookmarkStart w:id="4" w:name="_Toc228059196"/>
+      <w:r>
+        <w:t>Approach and Methodology</w:t>
+      </w:r>
+      <w:bookmarkEnd w:id="4"/>
+    </w:p>
+    <w:p>
+      <w:pPr>
+        <w:rPr>
+          <w:lang w:val="en-GB"/>
+        </w:rPr>
+      </w:pPr>
+      <w:r>
+        <w:rPr>
+          <w:lang w:val="en-GB"/>
+        </w:rPr>
+        <w:t xml:space="preserve">To address this power conditioning challenge, the converter development was structured into three sequential phases. Phase 1 began with an initial SEPIC design using the TPS61088 controller, which was ultimately abandoned due to persistent </w:t>
+      </w:r>
+      <w:proofErr w:type="spellStart"/>
+      <w:r>
+        <w:rPr>
+          <w:lang w:val="en-GB"/>
+        </w:rPr>
+        <w:t>LTspice</w:t>
+      </w:r>
+      <w:proofErr w:type="spellEnd"/>
+      <w:r>
+        <w:rPr>
+          <w:lang w:val="en-GB"/>
+        </w:rPr>
+        <w:t xml:space="preserve"> convergence failures that prevented reliable simulation</w:t>
+      </w:r>
+      <w:r>
+        <w:rPr>
+          <w:lang w:val="en-GB"/>
+        </w:rPr>
+        <w:t xml:space="preserve"> </w:t>
+      </w:r>
+      <w:r>
+        <w:t>[9, 10]</w:t>
+      </w:r>
+      <w:r>
+        <w:rPr>
+          <w:lang w:val="en-GB"/>
+        </w:rPr>
+        <w:t>. A subsequent topology sufficiency analysis confirmed that because the battery's 8–11V operating window always lies below the 12V output, a simpler boost converter could meet the specification. The design was therefore migrated to the LTC1871 current-mode boost controller, and the analytical power stage was sized through first-principles calculations covering switching frequency selection, duty cycle range, inductor and output capacitor selection with DC bias derating, MOSFET and Schottky diode choices, feedback divider derivation, and Type II compensation network design for loop stability</w:t>
+      </w:r>
+      <w:r>
+        <w:rPr>
+          <w:lang w:val="en-GB"/>
+        </w:rPr>
+        <w:t xml:space="preserve"> </w:t>
+      </w:r>
+      <w:r>
+        <w:t>[11]</w:t>
+      </w:r>
+      <w:r>
+        <w:rPr>
+          <w:lang w:val="en-GB"/>
+        </w:rPr>
+        <w:t>.</w:t>
+      </w:r>
+    </w:p>
+    <w:p>
+      <w:pPr>
+        <w:rPr>
+          <w:lang w:val="en-GB"/>
+        </w:rPr>
+      </w:pPr>
+      <w:r>
+        <w:rPr>
+          <w:lang w:val="en-GB"/>
+        </w:rPr>
+        <w:t xml:space="preserve">Phase 2 subjected this analytical design to a structured </w:t>
+      </w:r>
+      <w:proofErr w:type="spellStart"/>
+      <w:r>
+        <w:rPr>
+          <w:lang w:val="en-GB"/>
+        </w:rPr>
+        <w:t>LTspice</w:t>
+      </w:r>
+      <w:proofErr w:type="spellEnd"/>
+      <w:r>
+        <w:rPr>
+          <w:lang w:val="en-GB"/>
+        </w:rPr>
+        <w:t xml:space="preserve"> simulation campaign that validated eight performance metrics across the full input range, supplemented by AC analysis for loop stability. Phase 3 translated the validated design into hardware, beginning with a three-layer input protection scheme (reverse polarity blocking via an AO6407 PMOS, undervoltage lockout, and overvoltage lockout) whose thresholds were iteratively tuned through simulation to yield an 8.1–11.1V operating window closely matching the battery specification</w:t>
+      </w:r>
+      <w:r>
+        <w:rPr>
+          <w:lang w:val="en-GB"/>
+        </w:rPr>
+        <w:t xml:space="preserve"> </w:t>
+      </w:r>
+      <w:r>
+        <w:t>[12]</w:t>
+      </w:r>
+      <w:r>
+        <w:rPr>
+          <w:lang w:val="en-GB"/>
+        </w:rPr>
+        <w:t xml:space="preserve">. The final schematic was captured in </w:t>
+      </w:r>
+      <w:proofErr w:type="spellStart"/>
+      <w:r>
+        <w:rPr>
+          <w:lang w:val="en-GB"/>
+        </w:rPr>
+        <w:t>KiCad</w:t>
+      </w:r>
+      <w:proofErr w:type="spellEnd"/>
+      <w:r>
+        <w:rPr>
+          <w:lang w:val="en-GB"/>
+        </w:rPr>
+        <w:t>, laid out as a two-layer PCB, fabricated by JLCPCB, and hand-assembled in the university lab</w:t>
+      </w:r>
+      <w:r>
+        <w:rPr>
+          <w:lang w:val="en-GB"/>
+        </w:rPr>
+        <w:t xml:space="preserve"> </w:t>
+      </w:r>
+      <w:r>
+        <w:t>[13, 14]</w:t>
+      </w:r>
+      <w:r>
+        <w:rPr>
+          <w:lang w:val="en-GB"/>
+        </w:rPr>
+        <w:t>. This phased approach ensured that every aspect of the converter—from topology selection to loop stability and ruggedised input protection—was rigorously justified before hardware was committed.</w:t>
+      </w:r>
+    </w:p>
+    <w:p>
+      <w:pPr>
+        <w:pStyle w:val="Heading2"/>
+        <w:rPr>
+          <w:lang w:val="en-GB"/>
+        </w:rPr>
+      </w:pPr>
+      <w:bookmarkStart w:id="5" w:name="_Toc228059197"/>
+      <w:r>
+        <w:t>Evaluation Strategy</w:t>
+      </w:r>
+      <w:bookmarkEnd w:id="5"/>
+    </w:p>
+    <w:p>
+      <w:r>
+        <w:t xml:space="preserve">The design was validated primarily through </w:t>
+      </w:r>
+      <w:proofErr w:type="spellStart"/>
+      <w:r>
+        <w:t>LTspice</w:t>
+      </w:r>
+      <w:proofErr w:type="spellEnd"/>
+      <w:r>
+        <w:t xml:space="preserve"> transient simulation, supplemented by AC analysis for loop stability. Eight performance metrics were evaluated across the full battery input range (8.1V to 11.1V) using parametric sweeps and a pulsed load current stepping from 0.5A to 2A at 5ms to simulate worst-case motor inrush. Explicit measurement windows were defined to separate steady state from transient behaviour, ensuring reproducibility. Transient simulations verified output voltage accuracy, ripple, line and load regulation, load-transient droop and recovery time, peak inductor current, and efficiency. An AC Bode plot extracted phase </w:t>
+      </w:r>
+      <w:r>
+        <w:lastRenderedPageBreak/>
+        <w:t>and gain margins to confirm compensation network stability, while input protection was validated by sweeping VIN through five operating regions (reverse polarity, undervoltage, in-window, upper boundary, overvoltage) as a pass/fail functional test. A fabricated PCB confirmed schematic-to-layout translation and manufacturing feasibility, but electrical bench testing, thermal imaging, EMI measurements, and long-term reliability were not performed; these are noted as future work. This systematic approach yields traceable, repeatable results that can be trusted before hardware commitment.</w:t>
+      </w:r>
+    </w:p>
+    <w:p>
+      <w:pPr>
+        <w:pStyle w:val="Heading2"/>
+      </w:pPr>
+      <w:bookmarkStart w:id="6" w:name="_Toc228059198"/>
+      <w:r>
+        <w:t>Broader Impact</w:t>
+      </w:r>
+      <w:bookmarkEnd w:id="6"/>
+    </w:p>
+    <w:p>
+      <w:r>
+        <w:t>This project provides a regulated 12V rail from a 3-cell LiPo battery pack (8.1–11.1V) for autonomous ground vehicle applications, such as environmental monitoring, agricultural inspection, or search and rescue. By achieving 89% efficiency, the converter extends battery life and reduces charging cycles, which lowers energy consumption over the vehicle's operational lifetime. These benefits align with UN Sustainable Development Goal 7 (Affordable and Clean Energy) and Goal 12 (Responsible Consumption and Production)</w:t>
+      </w:r>
+      <w:r>
+        <w:t xml:space="preserve"> </w:t>
+      </w:r>
+      <w:r>
+        <w:t>[15, 16]</w:t>
+      </w:r>
+      <w:r>
+        <w:t>. Additionally, enabling longer-duration autonomous operation supports SDG 9 (Industry, Innovation and Infrastructure) for resilient robotics, SDG 11 (Sustainable Cities and Communities) through inspection and monitoring capabilities, and SDG 13 (Climate Action) by facilitating low-power sensing in remote environments</w:t>
+      </w:r>
+      <w:r>
+        <w:t xml:space="preserve"> </w:t>
+      </w:r>
+      <w:r>
+        <w:t>[17]</w:t>
+      </w:r>
+      <w:r>
+        <w:t>. The design uses lead-free, standard components and presents no inherent ethical conflicts, as it is intended for general-purpose DC-DC conversion on robotic platforms.</w:t>
+      </w:r>
+    </w:p>
+    <w:p>
+      <w:pPr>
+        <w:pStyle w:val="Heading2"/>
+      </w:pPr>
+      <w:bookmarkStart w:id="7" w:name="_Toc228059199"/>
       <w:r>
         <w:t>Original Contributions and Externally Provided Resources</w:t>
       </w:r>
-      <w:bookmarkEnd w:id="3"/>
-    </w:p>
-    <w:p>
-      <w:r>
-        <w:t xml:space="preserve">Briefly describe your main achievements or contributions in the project (normally 3-5 of these). </w:t>
-      </w:r>
-      <w:r>
-        <w:t xml:space="preserve">Clearly identify resources or contributions to the project that are not your own work. See </w:t>
-      </w:r>
-      <w:r>
-        <w:t>handbook for details.</w:t>
+      <w:bookmarkEnd w:id="7"/>
+    </w:p>
+    <w:p>
+      <w:pPr>
+        <w:rPr>
+          <w:lang w:val="en-GB"/>
+        </w:rPr>
+      </w:pPr>
+      <w:r>
+        <w:rPr>
+          <w:lang w:val="en-GB"/>
+        </w:rPr>
+        <w:t>The following original contributions were made by the author:</w:t>
+      </w:r>
+    </w:p>
+    <w:p>
+      <w:pPr>
+        <w:numPr>
+          <w:ilvl w:val="0"/>
+          <w:numId w:val="7"/>
+        </w:numPr>
+        <w:rPr>
+          <w:lang w:val="en-GB"/>
+        </w:rPr>
+      </w:pPr>
+      <w:r>
+        <w:rPr>
+          <w:lang w:val="en-GB"/>
+        </w:rPr>
+        <w:t>Design and sizing of the power stage (inductor, MOSFET, diode, output capacitors) for a 0.5A to 2A load range.</w:t>
+      </w:r>
+    </w:p>
+    <w:p>
+      <w:pPr>
+        <w:numPr>
+          <w:ilvl w:val="0"/>
+          <w:numId w:val="7"/>
+        </w:numPr>
+        <w:rPr>
+          <w:lang w:val="en-GB"/>
+        </w:rPr>
+      </w:pPr>
+      <w:r>
+        <w:rPr>
+          <w:lang w:val="en-GB"/>
+        </w:rPr>
+        <w:t>Selection and configuration of the compensation network to achieve stable loop response.</w:t>
+      </w:r>
+    </w:p>
+    <w:p>
+      <w:pPr>
+        <w:numPr>
+          <w:ilvl w:val="0"/>
+          <w:numId w:val="7"/>
+        </w:numPr>
+        <w:rPr>
+          <w:lang w:val="en-GB"/>
+        </w:rPr>
+      </w:pPr>
+      <w:r>
+        <w:rPr>
+          <w:lang w:val="en-GB"/>
+        </w:rPr>
+        <w:t>Implementation of input window protection (UVLO/OVLO) using a resistive divider and Zener-NPN clamp circuit.</w:t>
+      </w:r>
+    </w:p>
+    <w:p>
+      <w:pPr>
+        <w:numPr>
+          <w:ilvl w:val="0"/>
+          <w:numId w:val="7"/>
+        </w:numPr>
+        <w:rPr>
+          <w:lang w:val="en-GB"/>
+        </w:rPr>
+      </w:pPr>
+      <w:r>
+        <w:rPr>
+          <w:lang w:val="en-GB"/>
+        </w:rPr>
+        <w:t xml:space="preserve">Full </w:t>
+      </w:r>
+      <w:proofErr w:type="spellStart"/>
+      <w:r>
+        <w:rPr>
+          <w:lang w:val="en-GB"/>
+        </w:rPr>
+        <w:t>LTspice</w:t>
+      </w:r>
+      <w:proofErr w:type="spellEnd"/>
+      <w:r>
+        <w:rPr>
+          <w:lang w:val="en-GB"/>
+        </w:rPr>
+        <w:t xml:space="preserve"> simulation framework, including parametric sweeps, transient measurement windows, and Bode analysis.</w:t>
+      </w:r>
+    </w:p>
+    <w:p>
+      <w:pPr>
+        <w:numPr>
+          <w:ilvl w:val="0"/>
+          <w:numId w:val="7"/>
+        </w:numPr>
+        <w:rPr>
+          <w:lang w:val="en-GB"/>
+        </w:rPr>
+      </w:pPr>
+      <w:r>
+        <w:rPr>
+          <w:lang w:val="en-GB"/>
+        </w:rPr>
+        <w:t>PCB layout, component sourcing, and assembly oversight.</w:t>
+      </w:r>
+    </w:p>
+    <w:p>
+      <w:pPr>
+        <w:rPr>
+          <w:lang w:val="en-GB"/>
+        </w:rPr>
+      </w:pPr>
+      <w:r>
+        <w:rPr>
+          <w:lang w:val="en-GB"/>
+        </w:rPr>
+        <w:lastRenderedPageBreak/>
+        <w:t>Externally provided resources are acknowledged as follows:</w:t>
+      </w:r>
+    </w:p>
+    <w:p>
+      <w:pPr>
+        <w:numPr>
+          <w:ilvl w:val="0"/>
+          <w:numId w:val="6"/>
+        </w:numPr>
+        <w:rPr>
+          <w:lang w:val="en-GB"/>
+        </w:rPr>
+      </w:pPr>
+      <w:r>
+        <w:rPr>
+          <w:lang w:val="en-GB"/>
+        </w:rPr>
+        <w:t>Dr. Lawlor provided supervisory guidance on converter topology selection and review of the feedback loop design.</w:t>
+      </w:r>
+    </w:p>
+    <w:p>
+      <w:pPr>
+        <w:numPr>
+          <w:ilvl w:val="0"/>
+          <w:numId w:val="6"/>
+        </w:numPr>
+        <w:rPr>
+          <w:lang w:val="en-GB"/>
+        </w:rPr>
+      </w:pPr>
+      <w:r>
+        <w:rPr>
+          <w:lang w:val="en-GB"/>
+        </w:rPr>
+        <w:t>John Maloco performed the soldering of surface-mount components on the fabricated PCB.</w:t>
+      </w:r>
+    </w:p>
+    <w:p>
+      <w:pPr>
+        <w:numPr>
+          <w:ilvl w:val="0"/>
+          <w:numId w:val="6"/>
+        </w:numPr>
+        <w:rPr>
+          <w:lang w:val="en-GB"/>
+        </w:rPr>
+      </w:pPr>
+      <w:r>
+        <w:rPr>
+          <w:lang w:val="en-GB"/>
+        </w:rPr>
+        <w:t>Third-party SPICE models for the LTC1871 controller, MOSFETs, and diode were sourced from the manufacturer (Analog Devices) and third-party libraries; their limitations are noted in the simulation methodology.</w:t>
+      </w:r>
+    </w:p>
+    <w:p>
+      <w:pPr>
+        <w:numPr>
+          <w:ilvl w:val="0"/>
+          <w:numId w:val="6"/>
+        </w:numPr>
+        <w:rPr>
+          <w:lang w:val="en-GB"/>
+        </w:rPr>
+      </w:pPr>
+      <w:r>
+        <w:rPr>
+          <w:lang w:val="en-GB"/>
+        </w:rPr>
+        <w:t>JLCPCB fabricated the bare PCB according to the submitted Gerber files.</w:t>
       </w:r>
     </w:p>
     <w:p>
       <w:pPr>
         <w:pStyle w:val="Heading2"/>
-      </w:pPr>
-      <w:bookmarkStart w:id="4" w:name="_Toc227933006"/>
-      <w:r>
-        <w:t>Structure of report</w:t>
-      </w:r>
-      <w:bookmarkEnd w:id="4"/>
-    </w:p>
-    <w:p>
-      <w:r>
-        <w:t xml:space="preserve">Briefly outline the content in each of the remaining chapters of your report, using no more than a line or two for each </w:t>
-      </w:r>
-      <w:r>
-        <w:t>section</w:t>
-      </w:r>
-      <w:r>
-        <w:t>.</w:t>
-      </w:r>
-      <w:r>
-        <w:t xml:space="preserve"> A bulleted list may be useful here.</w:t>
+        <w:rPr>
+          <w:lang w:val="en-GB"/>
+        </w:rPr>
+      </w:pPr>
+      <w:bookmarkStart w:id="8" w:name="_Toc228059200"/>
+      <w:r>
+        <w:t>Structure of the Report</w:t>
+      </w:r>
+      <w:bookmarkEnd w:id="8"/>
+    </w:p>
+    <w:p>
+      <w:r>
+        <w:t>Chapter 2 reviews the relevant background theory of boost converters, including continuous-conduction mode, feedback compensation, and input protection principles. Chapter 3 presents the design methodology, covering component selection, loop compensation calculations, and protection threshold setting. Chapter 4 describes the simulation setup, parametric test conditions, and the metrics used for validation. Chapter 5 reports the results from transient and AC simulations, including efficiency, ripple, load transient response, and protection verification. Chapter 6 discusses the limitations of the simulation-only validation and the status of the hardware prototype, followed by conclusions and recommendations for future work.</w:t>
       </w:r>
     </w:p>
     <w:p>
       <w:pPr>
         <w:pStyle w:val="Heading1"/>
       </w:pPr>
-      <w:bookmarkStart w:id="5" w:name="_Toc227933007"/>
+      <w:bookmarkStart w:id="9" w:name="_Toc228059201"/>
       <w:r>
         <w:t>Technical Background</w:t>
       </w:r>
-      <w:bookmarkEnd w:id="5"/>
-    </w:p>
-    <w:p>
-      <w:r>
-        <w:t xml:space="preserve">The purpose of this chapter is to provide the reader with all of the important/significant background material. </w:t>
-      </w:r>
-      <w:r>
-        <w:t xml:space="preserve">Please refer to the </w:t>
-      </w:r>
-      <w:r>
-        <w:t>handbook for content guidelines.</w:t>
+      <w:bookmarkEnd w:id="9"/>
+    </w:p>
+    <w:p>
+      <w:r>
+        <w:t xml:space="preserve">This chapter establishes the theoretical foundation underpinning the converter design, driven by key specifications: an 8 - 11V input from the 3S LiPo battery, a regulated 12V output at 2A continuous load, a 350kHZ switching frequency, a current-mode control implemented with the LTC1871 controller. The chapter begins with a review of DC-DC converter fundamentals </w:t>
+      </w:r>
+      <w:r>
+        <w:t xml:space="preserve">and the operating principles of a boost converter in continuous conduction mode. From there, it develops the theory behind current-mode control, feedback loop compensation, and input protection topologies, followed by PCB layout considerations for switching converters. The material presented here directly informs the design decisions detailed in Chapter 3. </w:t>
+      </w:r>
+      <w:r>
+        <w:t xml:space="preserve">                                                                                                               </w:t>
       </w:r>
     </w:p>
     <w:p>
       <w:pPr>
         <w:pStyle w:val="Heading1"/>
       </w:pPr>
-      <w:bookmarkStart w:id="6" w:name="_Toc227933008"/>
+      <w:bookmarkStart w:id="10" w:name="_Toc228059202"/>
       <w:r>
         <w:lastRenderedPageBreak/>
         <w:t xml:space="preserve">Body of the </w:t>
@@ -1814,7 +2585,7 @@
       <w:r>
         <w:t>work</w:t>
       </w:r>
-      <w:bookmarkEnd w:id="6"/>
+      <w:bookmarkEnd w:id="10"/>
     </w:p>
     <w:p>
       <w:r>
@@ -2107,7 +2878,7 @@
               <w:pStyle w:val="Caption"/>
               <w:jc w:val="right"/>
             </w:pPr>
-            <w:bookmarkStart w:id="7" w:name="_Ref22227967"/>
+            <w:bookmarkStart w:id="11" w:name="_Ref22227967"/>
             <w:r>
               <w:t>(</w:t>
             </w:r>
@@ -2129,14 +2900,14 @@
               </w:rPr>
               <w:fldChar w:fldCharType="separate"/>
             </w:r>
-            <w:bookmarkStart w:id="8" w:name="_Ref22227933"/>
+            <w:bookmarkStart w:id="12" w:name="_Ref22227933"/>
             <w:r>
               <w:rPr>
                 <w:noProof/>
               </w:rPr>
               <w:t>1</w:t>
             </w:r>
-            <w:bookmarkEnd w:id="8"/>
+            <w:bookmarkEnd w:id="12"/>
             <w:r>
               <w:rPr>
                 <w:noProof/>
@@ -2146,7 +2917,7 @@
             <w:r>
               <w:t>)</w:t>
             </w:r>
-            <w:bookmarkEnd w:id="7"/>
+            <w:bookmarkEnd w:id="11"/>
           </w:p>
         </w:tc>
       </w:tr>
@@ -2523,7 +3294,15 @@
     </w:p>
     <w:p>
       <w:r>
-        <w:t xml:space="preserve">Tables are normally formatted so that they are centred and the table caption goes above the table (select the table, right click, insert caption). Further explanatory notes (if needed) usually </w:t>
+        <w:t xml:space="preserve">Tables are normally formatted so that they are </w:t>
+      </w:r>
+      <w:proofErr w:type="gramStart"/>
+      <w:r>
+        <w:t>centred</w:t>
+      </w:r>
+      <w:proofErr w:type="gramEnd"/>
+      <w:r>
+        <w:t xml:space="preserve"> and the table caption goes above the table (select the table, right click, insert caption). Further explanatory notes (if needed) usually </w:t>
       </w:r>
       <w:r>
         <w:lastRenderedPageBreak/>
@@ -2566,7 +3345,7 @@
         <w:pStyle w:val="Caption"/>
         <w:keepNext/>
       </w:pPr>
-      <w:bookmarkStart w:id="9" w:name="_Ref22227181"/>
+      <w:bookmarkStart w:id="13" w:name="_Ref22227181"/>
       <w:r>
         <w:t xml:space="preserve">Table </w:t>
       </w:r>
@@ -2600,7 +3379,7 @@
         </w:rPr>
         <w:fldChar w:fldCharType="end"/>
       </w:r>
-      <w:bookmarkEnd w:id="9"/>
+      <w:bookmarkEnd w:id="13"/>
       <w:r>
         <w:t xml:space="preserve">  The caption should briefly explain what the table shows, e.g. precision results of the classifiers under test for different feature subsets. If the data comes from elsewhere, cite the source. If column titles, units, or values need more explanation than can fit in the column, add notes below the table.</w:t>
       </w:r>
@@ -3149,11 +3928,11 @@
       <w:pPr>
         <w:pStyle w:val="Heading1"/>
       </w:pPr>
-      <w:bookmarkStart w:id="10" w:name="_Toc227933009"/>
+      <w:bookmarkStart w:id="14" w:name="_Toc228059203"/>
       <w:r>
         <w:t>Conclusions and future work</w:t>
       </w:r>
-      <w:bookmarkEnd w:id="10"/>
+      <w:bookmarkEnd w:id="14"/>
     </w:p>
     <w:p>
       <w:r>
@@ -3173,11 +3952,11 @@
       <w:pPr>
         <w:pStyle w:val="Heading1-NoNumber"/>
       </w:pPr>
-      <w:bookmarkStart w:id="11" w:name="_Toc227933010"/>
+      <w:bookmarkStart w:id="15" w:name="_Toc228059204"/>
       <w:r>
         <w:t>Glossary of terms [OPTIONAL]</w:t>
       </w:r>
-      <w:bookmarkEnd w:id="11"/>
+      <w:bookmarkEnd w:id="15"/>
     </w:p>
     <w:p>
       <w:r>
@@ -3188,11 +3967,11 @@
       <w:pPr>
         <w:pStyle w:val="Heading1-NoNumber"/>
       </w:pPr>
-      <w:bookmarkStart w:id="12" w:name="_Toc227933011"/>
+      <w:bookmarkStart w:id="16" w:name="_Toc228059205"/>
       <w:r>
         <w:t>Nomenclature [OPTIONAL]</w:t>
       </w:r>
-      <w:bookmarkEnd w:id="12"/>
+      <w:bookmarkEnd w:id="16"/>
     </w:p>
     <w:p>
       <w:r>
@@ -3218,12 +3997,12 @@
       <w:pPr>
         <w:pStyle w:val="Heading1-NoNumber"/>
       </w:pPr>
-      <w:bookmarkStart w:id="13" w:name="_Toc227933012"/>
+      <w:bookmarkStart w:id="17" w:name="_Toc228059206"/>
       <w:r>
         <w:lastRenderedPageBreak/>
         <w:t>References</w:t>
       </w:r>
-      <w:bookmarkEnd w:id="13"/>
+      <w:bookmarkEnd w:id="17"/>
     </w:p>
     <w:p>
       <w:r>
@@ -3234,11 +4013,11 @@
       <w:pPr>
         <w:pStyle w:val="Heading1-NoNumber"/>
       </w:pPr>
-      <w:bookmarkStart w:id="14" w:name="_Toc227933013"/>
+      <w:bookmarkStart w:id="18" w:name="_Toc228059207"/>
       <w:r>
         <w:t>Appendix A [OPTIONAL]</w:t>
       </w:r>
-      <w:bookmarkEnd w:id="14"/>
+      <w:bookmarkEnd w:id="18"/>
     </w:p>
     <w:p>
       <w:r>
@@ -3249,11 +4028,11 @@
       <w:pPr>
         <w:pStyle w:val="Heading1-NoNumber"/>
       </w:pPr>
-      <w:bookmarkStart w:id="15" w:name="_Toc227933014"/>
+      <w:bookmarkStart w:id="19" w:name="_Toc228059208"/>
       <w:r>
         <w:t>Risk Assessment</w:t>
       </w:r>
-      <w:bookmarkEnd w:id="15"/>
+      <w:bookmarkEnd w:id="19"/>
     </w:p>
     <w:p>
       <w:r>
@@ -3508,6 +4287,155 @@
 <file path=word/numbering.xml><?xml version="1.0" encoding="utf-8"?>
 <w:numbering xmlns:wpc="http://schemas.microsoft.com/office/word/2010/wordprocessingCanvas" xmlns:cx="http://schemas.microsoft.com/office/drawing/2014/chartex" xmlns:cx1="http://schemas.microsoft.com/office/drawing/2015/9/8/chartex" xmlns:cx2="http://schemas.microsoft.com/office/drawing/2015/10/21/chartex" xmlns:cx3="http://schemas.microsoft.com/office/drawing/2016/5/9/chartex" xmlns:cx4="http://schemas.microsoft.com/office/drawing/2016/5/10/chartex" xmlns:cx5="http://schemas.microsoft.com/office/drawing/2016/5/11/chartex" xmlns:cx6="http://schemas.microsoft.com/office/drawing/2016/5/12/chartex" xmlns:cx7="http://schemas.microsoft.com/office/drawing/2016/5/13/chartex" xmlns:cx8="http://schemas.microsoft.com/office/drawing/2016/5/14/chartex" xmlns:mc="http://schemas.openxmlformats.org/markup-compatibility/2006" xmlns:aink="http://schemas.microsoft.com/office/drawing/2016/ink" xmlns:am3d="http://schemas.microsoft.com/office/drawing/2017/model3d" xmlns:o="urn:schemas-microsoft-com:office:office" xmlns:oel="http://schemas.microsoft.com/office/2019/extlst" xmlns:r="http://schemas.openxmlformats.org/officeDocument/2006/relationships" xmlns:m="http://schemas.openxmlformats.org/officeDocument/2006/math" xmlns:v="urn:schemas-microsoft-com:vml" xmlns:wp14="http://schemas.microsoft.com/office/word/2010/wordprocessingDrawing" xmlns:wp="http://schemas.openxmlformats.org/drawingml/2006/wordprocessingDrawing" xmlns:w10="urn:schemas-microsoft-com:office:word" xmlns:w="http://schemas.openxmlformats.org/wordprocessingml/2006/main" xmlns:w14="http://schemas.microsoft.com/office/word/2010/wordml" xmlns:w15="http://schemas.microsoft.com/office/word/2012/wordml" xmlns:w16cex="http://schemas.microsoft.com/office/word/2018/wordml/cex" xmlns:w16cid="http://schemas.microsoft.com/office/word/2016/wordml/cid" xmlns:w16="http://schemas.microsoft.com/office/word/2018/wordml" xmlns:w16du="http://schemas.microsoft.com/office/word/2023/wordml/word16du" xmlns:w16sdtdh="http://schemas.microsoft.com/office/word/2020/wordml/sdtdatahash" xmlns:w16sdtfl="http://schemas.microsoft.com/office/word/2024/wordml/sdtformatlock" xmlns:w16se="http://schemas.microsoft.com/office/word/2015/wordml/symex" xmlns:wpg="http://schemas.microsoft.com/office/word/2010/wordprocessingGroup" xmlns:wpi="http://schemas.microsoft.com/office/word/2010/wordprocessingInk" xmlns:wne="http://schemas.microsoft.com/office/word/2006/wordml" xmlns:wps="http://schemas.microsoft.com/office/word/2010/wordprocessingShape" mc:Ignorable="w14 w15 w16se w16cid w16 w16cex w16sdtdh w16sdtfl w16du wp14">
   <w:abstractNum w:abstractNumId="0" w15:restartNumberingAfterBreak="0">
+    <w:nsid w:val="144B318A"/>
+    <w:multiLevelType w:val="multilevel"/>
+    <w:tmpl w:val="0FF68C96"/>
+    <w:lvl w:ilvl="0">
+      <w:start w:val="1"/>
+      <w:numFmt w:val="bullet"/>
+      <w:lvlText w:val=""/>
+      <w:lvlJc w:val="left"/>
+      <w:pPr>
+        <w:tabs>
+          <w:tab w:val="num" w:pos="720"/>
+        </w:tabs>
+        <w:ind w:left="720" w:hanging="360"/>
+      </w:pPr>
+      <w:rPr>
+        <w:rFonts w:ascii="Symbol" w:hAnsi="Symbol" w:hint="default"/>
+        <w:sz w:val="20"/>
+      </w:rPr>
+    </w:lvl>
+    <w:lvl w:ilvl="1" w:tentative="1">
+      <w:start w:val="1"/>
+      <w:numFmt w:val="bullet"/>
+      <w:lvlText w:val="o"/>
+      <w:lvlJc w:val="left"/>
+      <w:pPr>
+        <w:tabs>
+          <w:tab w:val="num" w:pos="1440"/>
+        </w:tabs>
+        <w:ind w:left="1440" w:hanging="360"/>
+      </w:pPr>
+      <w:rPr>
+        <w:rFonts w:ascii="Courier New" w:hAnsi="Courier New" w:hint="default"/>
+        <w:sz w:val="20"/>
+      </w:rPr>
+    </w:lvl>
+    <w:lvl w:ilvl="2" w:tentative="1">
+      <w:start w:val="1"/>
+      <w:numFmt w:val="bullet"/>
+      <w:lvlText w:val=""/>
+      <w:lvlJc w:val="left"/>
+      <w:pPr>
+        <w:tabs>
+          <w:tab w:val="num" w:pos="2160"/>
+        </w:tabs>
+        <w:ind w:left="2160" w:hanging="360"/>
+      </w:pPr>
+      <w:rPr>
+        <w:rFonts w:ascii="Wingdings" w:hAnsi="Wingdings" w:hint="default"/>
+        <w:sz w:val="20"/>
+      </w:rPr>
+    </w:lvl>
+    <w:lvl w:ilvl="3" w:tentative="1">
+      <w:start w:val="1"/>
+      <w:numFmt w:val="bullet"/>
+      <w:lvlText w:val=""/>
+      <w:lvlJc w:val="left"/>
+      <w:pPr>
+        <w:tabs>
+          <w:tab w:val="num" w:pos="2880"/>
+        </w:tabs>
+        <w:ind w:left="2880" w:hanging="360"/>
+      </w:pPr>
+      <w:rPr>
+        <w:rFonts w:ascii="Wingdings" w:hAnsi="Wingdings" w:hint="default"/>
+        <w:sz w:val="20"/>
+      </w:rPr>
+    </w:lvl>
+    <w:lvl w:ilvl="4" w:tentative="1">
+      <w:start w:val="1"/>
+      <w:numFmt w:val="bullet"/>
+      <w:lvlText w:val=""/>
+      <w:lvlJc w:val="left"/>
+      <w:pPr>
+        <w:tabs>
+          <w:tab w:val="num" w:pos="3600"/>
+        </w:tabs>
+        <w:ind w:left="3600" w:hanging="360"/>
+      </w:pPr>
+      <w:rPr>
+        <w:rFonts w:ascii="Wingdings" w:hAnsi="Wingdings" w:hint="default"/>
+        <w:sz w:val="20"/>
+      </w:rPr>
+    </w:lvl>
+    <w:lvl w:ilvl="5" w:tentative="1">
+      <w:start w:val="1"/>
+      <w:numFmt w:val="bullet"/>
+      <w:lvlText w:val=""/>
+      <w:lvlJc w:val="left"/>
+      <w:pPr>
+        <w:tabs>
+          <w:tab w:val="num" w:pos="4320"/>
+        </w:tabs>
+        <w:ind w:left="4320" w:hanging="360"/>
+      </w:pPr>
+      <w:rPr>
+        <w:rFonts w:ascii="Wingdings" w:hAnsi="Wingdings" w:hint="default"/>
+        <w:sz w:val="20"/>
+      </w:rPr>
+    </w:lvl>
+    <w:lvl w:ilvl="6" w:tentative="1">
+      <w:start w:val="1"/>
+      <w:numFmt w:val="bullet"/>
+      <w:lvlText w:val=""/>
+      <w:lvlJc w:val="left"/>
+      <w:pPr>
+        <w:tabs>
+          <w:tab w:val="num" w:pos="5040"/>
+        </w:tabs>
+        <w:ind w:left="5040" w:hanging="360"/>
+      </w:pPr>
+      <w:rPr>
+        <w:rFonts w:ascii="Wingdings" w:hAnsi="Wingdings" w:hint="default"/>
+        <w:sz w:val="20"/>
+      </w:rPr>
+    </w:lvl>
+    <w:lvl w:ilvl="7" w:tentative="1">
+      <w:start w:val="1"/>
+      <w:numFmt w:val="bullet"/>
+      <w:lvlText w:val=""/>
+      <w:lvlJc w:val="left"/>
+      <w:pPr>
+        <w:tabs>
+          <w:tab w:val="num" w:pos="5760"/>
+        </w:tabs>
+        <w:ind w:left="5760" w:hanging="360"/>
+      </w:pPr>
+      <w:rPr>
+        <w:rFonts w:ascii="Wingdings" w:hAnsi="Wingdings" w:hint="default"/>
+        <w:sz w:val="20"/>
+      </w:rPr>
+    </w:lvl>
+    <w:lvl w:ilvl="8" w:tentative="1">
+      <w:start w:val="1"/>
+      <w:numFmt w:val="bullet"/>
+      <w:lvlText w:val=""/>
+      <w:lvlJc w:val="left"/>
+      <w:pPr>
+        <w:tabs>
+          <w:tab w:val="num" w:pos="6480"/>
+        </w:tabs>
+        <w:ind w:left="6480" w:hanging="360"/>
+      </w:pPr>
+      <w:rPr>
+        <w:rFonts w:ascii="Wingdings" w:hAnsi="Wingdings" w:hint="default"/>
+        <w:sz w:val="20"/>
+      </w:rPr>
+    </w:lvl>
+  </w:abstractNum>
+  <w:abstractNum w:abstractNumId="1" w15:restartNumberingAfterBreak="0">
     <w:nsid w:val="4DF86813"/>
     <w:multiLevelType w:val="hybridMultilevel"/>
     <w:tmpl w:val="DD5E0812"/>
@@ -3620,7 +4548,7 @@
       </w:rPr>
     </w:lvl>
   </w:abstractNum>
-  <w:abstractNum w:abstractNumId="1" w15:restartNumberingAfterBreak="0">
+  <w:abstractNum w:abstractNumId="2" w15:restartNumberingAfterBreak="0">
     <w:nsid w:val="4EA37D5F"/>
     <w:multiLevelType w:val="multilevel"/>
     <w:tmpl w:val="6570D116"/>
@@ -3715,7 +4643,7 @@
       </w:pPr>
     </w:lvl>
   </w:abstractNum>
-  <w:abstractNum w:abstractNumId="2" w15:restartNumberingAfterBreak="0">
+  <w:abstractNum w:abstractNumId="3" w15:restartNumberingAfterBreak="0">
     <w:nsid w:val="58DF2F51"/>
     <w:multiLevelType w:val="hybridMultilevel"/>
     <w:tmpl w:val="C3DC8556"/>
@@ -3828,7 +4756,156 @@
       </w:rPr>
     </w:lvl>
   </w:abstractNum>
-  <w:abstractNum w:abstractNumId="3" w15:restartNumberingAfterBreak="0">
+  <w:abstractNum w:abstractNumId="4" w15:restartNumberingAfterBreak="0">
+    <w:nsid w:val="6D344282"/>
+    <w:multiLevelType w:val="multilevel"/>
+    <w:tmpl w:val="55A04AFE"/>
+    <w:lvl w:ilvl="0">
+      <w:start w:val="1"/>
+      <w:numFmt w:val="bullet"/>
+      <w:lvlText w:val=""/>
+      <w:lvlJc w:val="left"/>
+      <w:pPr>
+        <w:tabs>
+          <w:tab w:val="num" w:pos="720"/>
+        </w:tabs>
+        <w:ind w:left="720" w:hanging="360"/>
+      </w:pPr>
+      <w:rPr>
+        <w:rFonts w:ascii="Symbol" w:hAnsi="Symbol" w:hint="default"/>
+        <w:sz w:val="20"/>
+      </w:rPr>
+    </w:lvl>
+    <w:lvl w:ilvl="1" w:tentative="1">
+      <w:start w:val="1"/>
+      <w:numFmt w:val="bullet"/>
+      <w:lvlText w:val="o"/>
+      <w:lvlJc w:val="left"/>
+      <w:pPr>
+        <w:tabs>
+          <w:tab w:val="num" w:pos="1440"/>
+        </w:tabs>
+        <w:ind w:left="1440" w:hanging="360"/>
+      </w:pPr>
+      <w:rPr>
+        <w:rFonts w:ascii="Courier New" w:hAnsi="Courier New" w:hint="default"/>
+        <w:sz w:val="20"/>
+      </w:rPr>
+    </w:lvl>
+    <w:lvl w:ilvl="2" w:tentative="1">
+      <w:start w:val="1"/>
+      <w:numFmt w:val="bullet"/>
+      <w:lvlText w:val=""/>
+      <w:lvlJc w:val="left"/>
+      <w:pPr>
+        <w:tabs>
+          <w:tab w:val="num" w:pos="2160"/>
+        </w:tabs>
+        <w:ind w:left="2160" w:hanging="360"/>
+      </w:pPr>
+      <w:rPr>
+        <w:rFonts w:ascii="Wingdings" w:hAnsi="Wingdings" w:hint="default"/>
+        <w:sz w:val="20"/>
+      </w:rPr>
+    </w:lvl>
+    <w:lvl w:ilvl="3" w:tentative="1">
+      <w:start w:val="1"/>
+      <w:numFmt w:val="bullet"/>
+      <w:lvlText w:val=""/>
+      <w:lvlJc w:val="left"/>
+      <w:pPr>
+        <w:tabs>
+          <w:tab w:val="num" w:pos="2880"/>
+        </w:tabs>
+        <w:ind w:left="2880" w:hanging="360"/>
+      </w:pPr>
+      <w:rPr>
+        <w:rFonts w:ascii="Wingdings" w:hAnsi="Wingdings" w:hint="default"/>
+        <w:sz w:val="20"/>
+      </w:rPr>
+    </w:lvl>
+    <w:lvl w:ilvl="4" w:tentative="1">
+      <w:start w:val="1"/>
+      <w:numFmt w:val="bullet"/>
+      <w:lvlText w:val=""/>
+      <w:lvlJc w:val="left"/>
+      <w:pPr>
+        <w:tabs>
+          <w:tab w:val="num" w:pos="3600"/>
+        </w:tabs>
+        <w:ind w:left="3600" w:hanging="360"/>
+      </w:pPr>
+      <w:rPr>
+        <w:rFonts w:ascii="Wingdings" w:hAnsi="Wingdings" w:hint="default"/>
+        <w:sz w:val="20"/>
+      </w:rPr>
+    </w:lvl>
+    <w:lvl w:ilvl="5" w:tentative="1">
+      <w:start w:val="1"/>
+      <w:numFmt w:val="bullet"/>
+      <w:lvlText w:val=""/>
+      <w:lvlJc w:val="left"/>
+      <w:pPr>
+        <w:tabs>
+          <w:tab w:val="num" w:pos="4320"/>
+        </w:tabs>
+        <w:ind w:left="4320" w:hanging="360"/>
+      </w:pPr>
+      <w:rPr>
+        <w:rFonts w:ascii="Wingdings" w:hAnsi="Wingdings" w:hint="default"/>
+        <w:sz w:val="20"/>
+      </w:rPr>
+    </w:lvl>
+    <w:lvl w:ilvl="6" w:tentative="1">
+      <w:start w:val="1"/>
+      <w:numFmt w:val="bullet"/>
+      <w:lvlText w:val=""/>
+      <w:lvlJc w:val="left"/>
+      <w:pPr>
+        <w:tabs>
+          <w:tab w:val="num" w:pos="5040"/>
+        </w:tabs>
+        <w:ind w:left="5040" w:hanging="360"/>
+      </w:pPr>
+      <w:rPr>
+        <w:rFonts w:ascii="Wingdings" w:hAnsi="Wingdings" w:hint="default"/>
+        <w:sz w:val="20"/>
+      </w:rPr>
+    </w:lvl>
+    <w:lvl w:ilvl="7" w:tentative="1">
+      <w:start w:val="1"/>
+      <w:numFmt w:val="bullet"/>
+      <w:lvlText w:val=""/>
+      <w:lvlJc w:val="left"/>
+      <w:pPr>
+        <w:tabs>
+          <w:tab w:val="num" w:pos="5760"/>
+        </w:tabs>
+        <w:ind w:left="5760" w:hanging="360"/>
+      </w:pPr>
+      <w:rPr>
+        <w:rFonts w:ascii="Wingdings" w:hAnsi="Wingdings" w:hint="default"/>
+        <w:sz w:val="20"/>
+      </w:rPr>
+    </w:lvl>
+    <w:lvl w:ilvl="8" w:tentative="1">
+      <w:start w:val="1"/>
+      <w:numFmt w:val="bullet"/>
+      <w:lvlText w:val=""/>
+      <w:lvlJc w:val="left"/>
+      <w:pPr>
+        <w:tabs>
+          <w:tab w:val="num" w:pos="6480"/>
+        </w:tabs>
+        <w:ind w:left="6480" w:hanging="360"/>
+      </w:pPr>
+      <w:rPr>
+        <w:rFonts w:ascii="Wingdings" w:hAnsi="Wingdings" w:hint="default"/>
+        <w:sz w:val="20"/>
+      </w:rPr>
+    </w:lvl>
+  </w:abstractNum>
+  <w:abstractNum w:abstractNumId="5" w15:restartNumberingAfterBreak="0">
     <w:nsid w:val="75FA4E85"/>
     <w:multiLevelType w:val="hybridMultilevel"/>
     <w:tmpl w:val="7EC0EBBC"/>
@@ -3918,16 +4995,174 @@
       </w:pPr>
     </w:lvl>
   </w:abstractNum>
+  <w:abstractNum w:abstractNumId="6" w15:restartNumberingAfterBreak="0">
+    <w:nsid w:val="76BC4AD9"/>
+    <w:multiLevelType w:val="multilevel"/>
+    <w:tmpl w:val="5C84B1E0"/>
+    <w:lvl w:ilvl="0">
+      <w:start w:val="1"/>
+      <w:numFmt w:val="bullet"/>
+      <w:lvlText w:val=""/>
+      <w:lvlJc w:val="left"/>
+      <w:pPr>
+        <w:tabs>
+          <w:tab w:val="num" w:pos="720"/>
+        </w:tabs>
+        <w:ind w:left="720" w:hanging="360"/>
+      </w:pPr>
+      <w:rPr>
+        <w:rFonts w:ascii="Symbol" w:hAnsi="Symbol" w:hint="default"/>
+        <w:sz w:val="20"/>
+      </w:rPr>
+    </w:lvl>
+    <w:lvl w:ilvl="1" w:tentative="1">
+      <w:start w:val="1"/>
+      <w:numFmt w:val="bullet"/>
+      <w:lvlText w:val="o"/>
+      <w:lvlJc w:val="left"/>
+      <w:pPr>
+        <w:tabs>
+          <w:tab w:val="num" w:pos="1440"/>
+        </w:tabs>
+        <w:ind w:left="1440" w:hanging="360"/>
+      </w:pPr>
+      <w:rPr>
+        <w:rFonts w:ascii="Courier New" w:hAnsi="Courier New" w:hint="default"/>
+        <w:sz w:val="20"/>
+      </w:rPr>
+    </w:lvl>
+    <w:lvl w:ilvl="2" w:tentative="1">
+      <w:start w:val="1"/>
+      <w:numFmt w:val="bullet"/>
+      <w:lvlText w:val=""/>
+      <w:lvlJc w:val="left"/>
+      <w:pPr>
+        <w:tabs>
+          <w:tab w:val="num" w:pos="2160"/>
+        </w:tabs>
+        <w:ind w:left="2160" w:hanging="360"/>
+      </w:pPr>
+      <w:rPr>
+        <w:rFonts w:ascii="Wingdings" w:hAnsi="Wingdings" w:hint="default"/>
+        <w:sz w:val="20"/>
+      </w:rPr>
+    </w:lvl>
+    <w:lvl w:ilvl="3" w:tentative="1">
+      <w:start w:val="1"/>
+      <w:numFmt w:val="bullet"/>
+      <w:lvlText w:val=""/>
+      <w:lvlJc w:val="left"/>
+      <w:pPr>
+        <w:tabs>
+          <w:tab w:val="num" w:pos="2880"/>
+        </w:tabs>
+        <w:ind w:left="2880" w:hanging="360"/>
+      </w:pPr>
+      <w:rPr>
+        <w:rFonts w:ascii="Wingdings" w:hAnsi="Wingdings" w:hint="default"/>
+        <w:sz w:val="20"/>
+      </w:rPr>
+    </w:lvl>
+    <w:lvl w:ilvl="4" w:tentative="1">
+      <w:start w:val="1"/>
+      <w:numFmt w:val="bullet"/>
+      <w:lvlText w:val=""/>
+      <w:lvlJc w:val="left"/>
+      <w:pPr>
+        <w:tabs>
+          <w:tab w:val="num" w:pos="3600"/>
+        </w:tabs>
+        <w:ind w:left="3600" w:hanging="360"/>
+      </w:pPr>
+      <w:rPr>
+        <w:rFonts w:ascii="Wingdings" w:hAnsi="Wingdings" w:hint="default"/>
+        <w:sz w:val="20"/>
+      </w:rPr>
+    </w:lvl>
+    <w:lvl w:ilvl="5" w:tentative="1">
+      <w:start w:val="1"/>
+      <w:numFmt w:val="bullet"/>
+      <w:lvlText w:val=""/>
+      <w:lvlJc w:val="left"/>
+      <w:pPr>
+        <w:tabs>
+          <w:tab w:val="num" w:pos="4320"/>
+        </w:tabs>
+        <w:ind w:left="4320" w:hanging="360"/>
+      </w:pPr>
+      <w:rPr>
+        <w:rFonts w:ascii="Wingdings" w:hAnsi="Wingdings" w:hint="default"/>
+        <w:sz w:val="20"/>
+      </w:rPr>
+    </w:lvl>
+    <w:lvl w:ilvl="6" w:tentative="1">
+      <w:start w:val="1"/>
+      <w:numFmt w:val="bullet"/>
+      <w:lvlText w:val=""/>
+      <w:lvlJc w:val="left"/>
+      <w:pPr>
+        <w:tabs>
+          <w:tab w:val="num" w:pos="5040"/>
+        </w:tabs>
+        <w:ind w:left="5040" w:hanging="360"/>
+      </w:pPr>
+      <w:rPr>
+        <w:rFonts w:ascii="Wingdings" w:hAnsi="Wingdings" w:hint="default"/>
+        <w:sz w:val="20"/>
+      </w:rPr>
+    </w:lvl>
+    <w:lvl w:ilvl="7" w:tentative="1">
+      <w:start w:val="1"/>
+      <w:numFmt w:val="bullet"/>
+      <w:lvlText w:val=""/>
+      <w:lvlJc w:val="left"/>
+      <w:pPr>
+        <w:tabs>
+          <w:tab w:val="num" w:pos="5760"/>
+        </w:tabs>
+        <w:ind w:left="5760" w:hanging="360"/>
+      </w:pPr>
+      <w:rPr>
+        <w:rFonts w:ascii="Wingdings" w:hAnsi="Wingdings" w:hint="default"/>
+        <w:sz w:val="20"/>
+      </w:rPr>
+    </w:lvl>
+    <w:lvl w:ilvl="8" w:tentative="1">
+      <w:start w:val="1"/>
+      <w:numFmt w:val="bullet"/>
+      <w:lvlText w:val=""/>
+      <w:lvlJc w:val="left"/>
+      <w:pPr>
+        <w:tabs>
+          <w:tab w:val="num" w:pos="6480"/>
+        </w:tabs>
+        <w:ind w:left="6480" w:hanging="360"/>
+      </w:pPr>
+      <w:rPr>
+        <w:rFonts w:ascii="Wingdings" w:hAnsi="Wingdings" w:hint="default"/>
+        <w:sz w:val="20"/>
+      </w:rPr>
+    </w:lvl>
+  </w:abstractNum>
   <w:num w:numId="1" w16cid:durableId="1740248834">
+    <w:abstractNumId w:val="5"/>
+  </w:num>
+  <w:num w:numId="2" w16cid:durableId="367679738">
+    <w:abstractNumId w:val="2"/>
+  </w:num>
+  <w:num w:numId="3" w16cid:durableId="219902552">
     <w:abstractNumId w:val="3"/>
   </w:num>
-  <w:num w:numId="2" w16cid:durableId="367679738">
+  <w:num w:numId="4" w16cid:durableId="1725987621">
     <w:abstractNumId w:val="1"/>
   </w:num>
-  <w:num w:numId="3" w16cid:durableId="219902552">
-    <w:abstractNumId w:val="2"/>
+  <w:num w:numId="5" w16cid:durableId="1259561661">
+    <w:abstractNumId w:val="6"/>
   </w:num>
-  <w:num w:numId="4" w16cid:durableId="1725987621">
+  <w:num w:numId="6" w16cid:durableId="742264202">
+    <w:abstractNumId w:val="4"/>
+  </w:num>
+  <w:num w:numId="7" w16cid:durableId="783959441">
     <w:abstractNumId w:val="0"/>
   </w:num>
 </w:numbering>

--- a/EE499 Checklist and Report Iterations/EE499_DC_DC_Converter_Final_Report.docx
+++ b/EE499 Checklist and Report Iterations/EE499_DC_DC_Converter_Final_Report.docx
@@ -1817,15 +1817,7 @@
         <w:t xml:space="preserve"> mV</w:t>
       </w:r>
       <w:r>
-        <w:t xml:space="preserve">, load transient </w:t>
-      </w:r>
-      <w:proofErr w:type="spellStart"/>
-      <w:r>
-        <w:t>droop of</w:t>
-      </w:r>
-      <w:proofErr w:type="spellEnd"/>
-      <w:r>
-        <w:t xml:space="preserve"> 123</w:t>
+        <w:t>, load transient droop of 123</w:t>
       </w:r>
       <w:r>
         <w:t>mV</w:t>
@@ -2051,23 +2043,7 @@
     </w:p>
     <w:p>
       <w:r>
-        <w:t xml:space="preserve">Mobile robotics platforms depend on compact battery packs whose terminal voltage inevitably sags as the cells discharge, a 3-cell lithium-polymer pack, for instance, falls from 12.6V fully charged to below 9V at end-of-discharge, easily dropping below the voltage required to keep downstream point-of-load regulators in regulation [1,2]. All three payload devices in this project, the Raspberry Pi Compute Module 4, the </w:t>
-      </w:r>
-      <w:proofErr w:type="spellStart"/>
-      <w:r>
-        <w:t>RPLiDAR</w:t>
-      </w:r>
-      <w:proofErr w:type="spellEnd"/>
-      <w:r>
-        <w:t xml:space="preserve"> A1 laser scanner, and the RFD900x telemetry modem, are fundamentally 5V loads with tight input tolerances. The </w:t>
-      </w:r>
-      <w:proofErr w:type="spellStart"/>
-      <w:r>
-        <w:t>RPLiDAR's</w:t>
-      </w:r>
-      <w:proofErr w:type="spellEnd"/>
-      <w:r>
-        <w:t xml:space="preserve"> core scanner accepts only 4.9-5.5V and is damaged above 5.5V, while the RFD900x specifies a +5V nominal supply with an absolute maximum of +6V. </w:t>
+        <w:t xml:space="preserve">Mobile robotics platforms depend on compact battery packs whose terminal voltage inevitably sags as the cells discharge, a 3-cell lithium-polymer pack, for instance, falls from 12.6V fully charged to below 9V at end-of-discharge, easily dropping below the voltage required to keep downstream point-of-load regulators in regulation [1,2]. All three payload devices in this project, the Raspberry Pi Compute Module 4, the RPLiDAR A1 laser scanner, and the RFD900x telemetry modem, are fundamentally 5V loads with tight input tolerances. The RPLiDAR's core scanner accepts only 4.9-5.5V and is damaged above 5.5V, while the RFD900x specifies a +5V nominal supply with an absolute maximum of +6V. </w:t>
       </w:r>
       <w:r>
         <w:t>[3, 4] Neither</w:t>
@@ -2097,15 +2073,7 @@
     </w:p>
     <w:p>
       <w:r>
-        <w:t xml:space="preserve">The specific engineering problem addressed in this thesis is the design and implementation of a regulated intermediate power bus for the payload of a proof-of-concept autonomous ground vehicle. The bus is generated from a 3-cell lithium-polymer battery whose terminal voltage during operation is intentionally restricted to an 8–11V window, below the 12V target, so that a boost-only topology can be employed. The converter is built around the LTC1871 current-mode boost controller, which steps up the battery voltage to a tightly regulated 12V rail while supplying the three 5V payload devices (Raspberry Pi Compute Module 4, </w:t>
-      </w:r>
-      <w:proofErr w:type="spellStart"/>
-      <w:r>
-        <w:t>RPLiDAR</w:t>
-      </w:r>
-      <w:proofErr w:type="spellEnd"/>
-      <w:r>
-        <w:t xml:space="preserve"> A1, RFD900x modem) through their downstream point-of-load regulators</w:t>
+        <w:t>The specific engineering problem addressed in this thesis is the design and implementation of a regulated intermediate power bus for the payload of a proof-of-concept autonomous ground vehicle. The bus is generated from a 3-cell lithium-polymer battery whose terminal voltage during operation is intentionally restricted to an 8–11V window, below the 12V target, so that a boost-only topology can be employed. The converter is built around the LTC1871 current-mode boost controller, which steps up the battery voltage to a tightly regulated 12V rail while supplying the three 5V payload devices (Raspberry Pi Compute Module 4, RPLiDAR A1, RFD900x modem) through their downstream point-of-load regulators</w:t>
       </w:r>
       <w:r>
         <w:t xml:space="preserve"> </w:t>
@@ -2118,15 +2086,7 @@
       </w:r>
       <w:r>
         <w:lastRenderedPageBreak/>
-        <w:t xml:space="preserve">and the ability to maintain a stable 12V rail across the full 8–11V input range, evaluated primarily through </w:t>
-      </w:r>
-      <w:proofErr w:type="spellStart"/>
-      <w:r>
-        <w:t>LTspice</w:t>
-      </w:r>
-      <w:proofErr w:type="spellEnd"/>
-      <w:r>
-        <w:t xml:space="preserve"> simulation, with hardware prototyping conducted to validate the physical design. By constraining the problem to this single boost stage, the thesis isolates the power-conditioning function that enables the robot's sensitive electronics to survive a complete battery discharge cycle without supply interruption.</w:t>
+        <w:t>and the ability to maintain a stable 12V rail across the full 8–11V input range, evaluated primarily through LTspice simulation, with hardware prototyping conducted to validate the physical design. By constraining the problem to this single boost stage, the thesis isolates the power-conditioning function that enables the robot's sensitive electronics to survive a complete battery discharge cycle without supply interruption.</w:t>
       </w:r>
     </w:p>
     <w:p>
@@ -2149,21 +2109,22 @@
         <w:rPr>
           <w:lang w:val="en-GB"/>
         </w:rPr>
-        <w:t xml:space="preserve">To address this power conditioning challenge, the converter development was structured into three sequential phases. Phase 1 began with an initial SEPIC design using the TPS61088 controller, which was ultimately abandoned due to persistent </w:t>
-      </w:r>
-      <w:proofErr w:type="spellStart"/>
+        <w:t>To address this power conditioning challenge, the converter development was structured into three sequential phases. Phase 1 began with an initial SEPIC design using the TPS61088 controller, which was ultimately abandoned due to persistent LTspice convergence failures that prevented reliable simulation</w:t>
+      </w:r>
       <w:r>
         <w:rPr>
           <w:lang w:val="en-GB"/>
         </w:rPr>
-        <w:t>LTspice</w:t>
-      </w:r>
-      <w:proofErr w:type="spellEnd"/>
+        <w:t xml:space="preserve"> </w:t>
+      </w:r>
+      <w:r>
+        <w:t>[9, 10]</w:t>
+      </w:r>
       <w:r>
         <w:rPr>
           <w:lang w:val="en-GB"/>
         </w:rPr>
-        <w:t xml:space="preserve"> convergence failures that prevented reliable simulation</w:t>
+        <w:t>. A subsequent topology sufficiency analysis confirmed that because the battery's 8–11V operating window always lies below the 12V output, a simpler boost converter could meet the specification. The design was therefore migrated to the LTC1871 current-mode boost controller, and the analytical power stage was sized through first-principles calculations covering switching frequency selection, duty cycle range, inductor and output capacitor selection with DC bias derating, MOSFET and Schottky diode choices, feedback divider derivation, and Type II compensation network design for loop stability</w:t>
       </w:r>
       <w:r>
         <w:rPr>
@@ -2172,107 +2133,64 @@
         <w:t xml:space="preserve"> </w:t>
       </w:r>
       <w:r>
-        <w:t>[9, 10]</w:t>
+        <w:t>[11]</w:t>
       </w:r>
       <w:r>
         <w:rPr>
           <w:lang w:val="en-GB"/>
         </w:rPr>
-        <w:t>. A subsequent topology sufficiency analysis confirmed that because the battery's 8–11V operating window always lies below the 12V output, a simpler boost converter could meet the specification. The design was therefore migrated to the LTC1871 current-mode boost controller, and the analytical power stage was sized through first-principles calculations covering switching frequency selection, duty cycle range, inductor and output capacitor selection with DC bias derating, MOSFET and Schottky diode choices, feedback divider derivation, and Type II compensation network design for loop stability</w:t>
-      </w:r>
-      <w:r>
+        <w:t>.</w:t>
+      </w:r>
+    </w:p>
+    <w:p>
+      <w:pPr>
         <w:rPr>
           <w:lang w:val="en-GB"/>
         </w:rPr>
+      </w:pPr>
+      <w:r>
+        <w:rPr>
+          <w:lang w:val="en-GB"/>
+        </w:rPr>
+        <w:t>Phase 2 subjected this analytical design to a structured LTspice simulation campaign that validated eight performance metrics across the full input range, supplemented by AC analysis for loop stability. Phase 3 translated the validated design into hardware, beginning with a three-layer input protection scheme (reverse polarity blocking via an AO6407 PMOS, undervoltage lockout, and overvoltage lockout) whose thresholds were iteratively tuned through simulation to yield an 8.1–11.1V operating window closely matching the battery specification</w:t>
+      </w:r>
+      <w:r>
+        <w:rPr>
+          <w:lang w:val="en-GB"/>
+        </w:rPr>
         <w:t xml:space="preserve"> </w:t>
       </w:r>
       <w:r>
-        <w:t>[11]</w:t>
+        <w:t>[12]</w:t>
       </w:r>
       <w:r>
         <w:rPr>
           <w:lang w:val="en-GB"/>
         </w:rPr>
-        <w:t>.</w:t>
-      </w:r>
-    </w:p>
-    <w:p>
-      <w:pPr>
+        <w:t>. The final schematic was captured in KiCad, laid out as a two-layer PCB, fabricated by JLCPCB, and hand-assembled in the university lab</w:t>
+      </w:r>
+      <w:r>
         <w:rPr>
           <w:lang w:val="en-GB"/>
         </w:rPr>
-      </w:pPr>
+        <w:t xml:space="preserve"> </w:t>
+      </w:r>
+      <w:r>
+        <w:t>[13, 14]</w:t>
+      </w:r>
       <w:r>
         <w:rPr>
           <w:lang w:val="en-GB"/>
         </w:rPr>
-        <w:t xml:space="preserve">Phase 2 subjected this analytical design to a structured </w:t>
-      </w:r>
-      <w:proofErr w:type="spellStart"/>
-      <w:r>
+        <w:t>. This phased approach ensured that every aspect of the converter—from topology selection to loop stability and ruggedised input protection—was rigorously justified before hardware was committed.</w:t>
+      </w:r>
+    </w:p>
+    <w:p>
+      <w:pPr>
+        <w:pStyle w:val="Heading2"/>
         <w:rPr>
           <w:lang w:val="en-GB"/>
         </w:rPr>
-        <w:t>LTspice</w:t>
-      </w:r>
-      <w:proofErr w:type="spellEnd"/>
-      <w:r>
-        <w:rPr>
-          <w:lang w:val="en-GB"/>
-        </w:rPr>
-        <w:t xml:space="preserve"> simulation campaign that validated eight performance metrics across the full input range, supplemented by AC analysis for loop stability. Phase 3 translated the validated design into hardware, beginning with a three-layer input protection scheme (reverse polarity blocking via an AO6407 PMOS, undervoltage lockout, and overvoltage lockout) whose thresholds were iteratively tuned through simulation to yield an 8.1–11.1V operating window closely matching the battery specification</w:t>
-      </w:r>
-      <w:r>
-        <w:rPr>
-          <w:lang w:val="en-GB"/>
-        </w:rPr>
-        <w:t xml:space="preserve"> </w:t>
-      </w:r>
-      <w:r>
-        <w:t>[12]</w:t>
-      </w:r>
-      <w:r>
-        <w:rPr>
-          <w:lang w:val="en-GB"/>
-        </w:rPr>
-        <w:t xml:space="preserve">. The final schematic was captured in </w:t>
-      </w:r>
-      <w:proofErr w:type="spellStart"/>
-      <w:r>
-        <w:rPr>
-          <w:lang w:val="en-GB"/>
-        </w:rPr>
-        <w:t>KiCad</w:t>
-      </w:r>
-      <w:proofErr w:type="spellEnd"/>
-      <w:r>
-        <w:rPr>
-          <w:lang w:val="en-GB"/>
-        </w:rPr>
-        <w:t>, laid out as a two-layer PCB, fabricated by JLCPCB, and hand-assembled in the university lab</w:t>
-      </w:r>
-      <w:r>
-        <w:rPr>
-          <w:lang w:val="en-GB"/>
-        </w:rPr>
-        <w:t xml:space="preserve"> </w:t>
-      </w:r>
-      <w:r>
-        <w:t>[13, 14]</w:t>
-      </w:r>
-      <w:r>
-        <w:rPr>
-          <w:lang w:val="en-GB"/>
-        </w:rPr>
-        <w:t>. This phased approach ensured that every aspect of the converter—from topology selection to loop stability and ruggedised input protection—was rigorously justified before hardware was committed.</w:t>
-      </w:r>
-    </w:p>
-    <w:p>
-      <w:pPr>
-        <w:pStyle w:val="Heading2"/>
-        <w:rPr>
-          <w:lang w:val="en-GB"/>
-        </w:rPr>
       </w:pPr>
       <w:bookmarkStart w:id="5" w:name="_Toc228059197"/>
       <w:r>
@@ -2282,15 +2200,7 @@
     </w:p>
     <w:p>
       <w:r>
-        <w:t xml:space="preserve">The design was validated primarily through </w:t>
-      </w:r>
-      <w:proofErr w:type="spellStart"/>
-      <w:r>
-        <w:t>LTspice</w:t>
-      </w:r>
-      <w:proofErr w:type="spellEnd"/>
-      <w:r>
-        <w:t xml:space="preserve"> transient simulation, supplemented by AC analysis for loop stability. Eight performance metrics were evaluated across the full battery input range (8.1V to 11.1V) using parametric sweeps and a pulsed load current stepping from 0.5A to 2A at 5ms to simulate worst-case motor inrush. Explicit measurement windows were defined to separate steady state from transient behaviour, ensuring reproducibility. Transient simulations verified output voltage accuracy, ripple, line and load regulation, load-transient droop and recovery time, peak inductor current, and efficiency. An AC Bode plot extracted phase </w:t>
+        <w:t xml:space="preserve">The design was validated primarily through LTspice transient simulation, supplemented by AC analysis for loop stability. Eight performance metrics were evaluated across the full battery input range (8.1V to 11.1V) using parametric sweeps and a pulsed load current stepping from 0.5A to 2A at 5ms to simulate worst-case motor inrush. Explicit measurement windows were defined to separate steady state from transient behaviour, ensuring reproducibility. Transient simulations verified output voltage accuracy, ripple, line and load regulation, load-transient droop and recovery time, peak inductor current, and efficiency. An AC Bode plot extracted phase </w:t>
       </w:r>
       <w:r>
         <w:lastRenderedPageBreak/>
@@ -2418,21 +2328,7 @@
         <w:rPr>
           <w:lang w:val="en-GB"/>
         </w:rPr>
-        <w:t xml:space="preserve">Full </w:t>
-      </w:r>
-      <w:proofErr w:type="spellStart"/>
-      <w:r>
-        <w:rPr>
-          <w:lang w:val="en-GB"/>
-        </w:rPr>
-        <w:t>LTspice</w:t>
-      </w:r>
-      <w:proofErr w:type="spellEnd"/>
-      <w:r>
-        <w:rPr>
-          <w:lang w:val="en-GB"/>
-        </w:rPr>
-        <w:t xml:space="preserve"> simulation framework, including parametric sweeps, transient measurement windows, and Bode analysis.</w:t>
+        <w:t>Full LTspice simulation framework, including parametric sweeps, transient measurement windows, and Bode analysis.</w:t>
       </w:r>
     </w:p>
     <w:p>
@@ -2570,8 +2466,465 @@
         <w:t xml:space="preserve">and the operating principles of a boost converter in continuous conduction mode. From there, it develops the theory behind current-mode control, feedback loop compensation, and input protection topologies, followed by PCB layout considerations for switching converters. The material presented here directly informs the design decisions detailed in Chapter 3. </w:t>
       </w:r>
       <w:r>
-        <w:t xml:space="preserve">                                                                                                               </w:t>
-      </w:r>
+        <w:t xml:space="preserve">            </w:t>
+      </w:r>
+    </w:p>
+    <w:p>
+      <w:pPr>
+        <w:pStyle w:val="Heading2"/>
+      </w:pPr>
+      <w:r>
+        <w:t>DC-DC Converter Fundamentals</w:t>
+      </w:r>
+    </w:p>
+    <w:p>
+      <w:pPr>
+        <w:rPr>
+          <w:rFonts w:eastAsiaTheme="minorEastAsia"/>
+        </w:rPr>
+      </w:pPr>
+      <w:r>
+        <w:t>A battery delivers a variable, unregulated voltage, yet the load requires a fixed, stable potential. In robotic systems, loads are time-varying: motor draw inrush currents during setup</w:t>
+      </w:r>
+      <w:r>
+        <w:t xml:space="preserve">, LiDARs </w:t>
+      </w:r>
+      <w:r>
+        <w:lastRenderedPageBreak/>
+        <w:t>and communication radios exhibit burst-mode power demands, and compute modules require clean rails to avoid erratic behaviour</w:t>
+      </w:r>
+      <w:r>
+        <w:t xml:space="preserve">. Poor regulation under these transients can cause brownouts, sensor data corruption, or radio dropouts. Consequently, a regulator must be placed between the source and the load. A linear regulator (e.g., LM7812) can only step down, dissipating the voltage difference as heat; with an 8-11V input and a 12V output, a conventional linear regulator cannot step up, and even in step-down applications its efficiency is limited to </w:t>
+      </w:r>
+      <m:oMath>
+        <m:f>
+          <m:fPr>
+            <m:ctrlPr>
+              <w:rPr>
+                <w:rFonts w:ascii="Cambria Math" w:hAnsi="Cambria Math"/>
+                <w:i/>
+              </w:rPr>
+            </m:ctrlPr>
+          </m:fPr>
+          <m:num>
+            <m:sSub>
+              <m:sSubPr>
+                <m:ctrlPr>
+                  <w:rPr>
+                    <w:rFonts w:ascii="Cambria Math" w:hAnsi="Cambria Math"/>
+                    <w:i/>
+                  </w:rPr>
+                </m:ctrlPr>
+              </m:sSubPr>
+              <m:e>
+                <m:r>
+                  <w:rPr>
+                    <w:rFonts w:ascii="Cambria Math" w:hAnsi="Cambria Math"/>
+                  </w:rPr>
+                  <m:t>V</m:t>
+                </m:r>
+              </m:e>
+              <m:sub>
+                <m:r>
+                  <w:rPr>
+                    <w:rFonts w:ascii="Cambria Math" w:hAnsi="Cambria Math"/>
+                  </w:rPr>
+                  <m:t>out</m:t>
+                </m:r>
+              </m:sub>
+            </m:sSub>
+          </m:num>
+          <m:den>
+            <m:sSub>
+              <m:sSubPr>
+                <m:ctrlPr>
+                  <w:rPr>
+                    <w:rFonts w:ascii="Cambria Math" w:hAnsi="Cambria Math"/>
+                    <w:i/>
+                  </w:rPr>
+                </m:ctrlPr>
+              </m:sSubPr>
+              <m:e>
+                <m:r>
+                  <w:rPr>
+                    <w:rFonts w:ascii="Cambria Math" w:hAnsi="Cambria Math"/>
+                  </w:rPr>
+                  <m:t>V</m:t>
+                </m:r>
+              </m:e>
+              <m:sub>
+                <m:r>
+                  <w:rPr>
+                    <w:rFonts w:ascii="Cambria Math" w:hAnsi="Cambria Math"/>
+                  </w:rPr>
+                  <m:t>in</m:t>
+                </m:r>
+              </m:sub>
+            </m:sSub>
+          </m:den>
+        </m:f>
+      </m:oMath>
+      <w:r>
+        <w:rPr>
+          <w:rFonts w:eastAsiaTheme="minorEastAsia"/>
+        </w:rPr>
+        <w:t>. In contrast, a switch-mode converter stores energy in an inductor during one part of a switching cycle</w:t>
+      </w:r>
+      <w:r>
+        <w:rPr>
+          <w:rFonts w:eastAsiaTheme="minorEastAsia"/>
+        </w:rPr>
+        <w:t xml:space="preserve"> and releases it to the load during another, achieving typical efficiencies of 85-95%.</w:t>
+      </w:r>
+      <w:r>
+        <w:rPr>
+          <w:rFonts w:eastAsiaTheme="minorEastAsia"/>
+        </w:rPr>
+        <w:t xml:space="preserve"> </w:t>
+      </w:r>
+    </w:p>
+    <w:p>
+      <w:pPr>
+        <w:rPr>
+          <w:rFonts w:eastAsiaTheme="minorEastAsia"/>
+        </w:rPr>
+      </w:pPr>
+      <w:r>
+        <w:rPr>
+          <w:rFonts w:eastAsiaTheme="minorEastAsia"/>
+        </w:rPr>
+        <w:t xml:space="preserve">Three fundamental topologies exist in continuous conduction mode (CCM). The buck converter produces an output voltage lower than the input, with the transfer function </w:t>
+      </w:r>
+    </w:p>
+    <w:p>
+      <w:pPr>
+        <w:jc w:val="center"/>
+        <w:rPr>
+          <w:rFonts w:eastAsiaTheme="minorEastAsia"/>
+        </w:rPr>
+      </w:pPr>
+      <m:oMathPara>
+        <m:oMath>
+          <m:f>
+            <m:fPr>
+              <m:ctrlPr>
+                <w:rPr>
+                  <w:rFonts w:ascii="Cambria Math" w:eastAsiaTheme="minorEastAsia" w:hAnsi="Cambria Math"/>
+                  <w:i/>
+                </w:rPr>
+              </m:ctrlPr>
+            </m:fPr>
+            <m:num>
+              <m:sSub>
+                <m:sSubPr>
+                  <m:ctrlPr>
+                    <w:rPr>
+                      <w:rFonts w:ascii="Cambria Math" w:eastAsiaTheme="minorEastAsia" w:hAnsi="Cambria Math"/>
+                      <w:i/>
+                    </w:rPr>
+                  </m:ctrlPr>
+                </m:sSubPr>
+                <m:e>
+                  <m:r>
+                    <w:rPr>
+                      <w:rFonts w:ascii="Cambria Math" w:eastAsiaTheme="minorEastAsia" w:hAnsi="Cambria Math"/>
+                    </w:rPr>
+                    <m:t>V</m:t>
+                  </m:r>
+                </m:e>
+                <m:sub>
+                  <m:r>
+                    <w:rPr>
+                      <w:rFonts w:ascii="Cambria Math" w:eastAsiaTheme="minorEastAsia" w:hAnsi="Cambria Math"/>
+                    </w:rPr>
+                    <m:t>out</m:t>
+                  </m:r>
+                </m:sub>
+              </m:sSub>
+            </m:num>
+            <m:den>
+              <m:sSub>
+                <m:sSubPr>
+                  <m:ctrlPr>
+                    <w:rPr>
+                      <w:rFonts w:ascii="Cambria Math" w:eastAsiaTheme="minorEastAsia" w:hAnsi="Cambria Math"/>
+                      <w:i/>
+                    </w:rPr>
+                  </m:ctrlPr>
+                </m:sSubPr>
+                <m:e>
+                  <m:r>
+                    <w:rPr>
+                      <w:rFonts w:ascii="Cambria Math" w:eastAsiaTheme="minorEastAsia" w:hAnsi="Cambria Math"/>
+                    </w:rPr>
+                    <m:t>V</m:t>
+                  </m:r>
+                </m:e>
+                <m:sub>
+                  <m:r>
+                    <w:rPr>
+                      <w:rFonts w:ascii="Cambria Math" w:eastAsiaTheme="minorEastAsia" w:hAnsi="Cambria Math"/>
+                    </w:rPr>
+                    <m:t>in</m:t>
+                  </m:r>
+                </m:sub>
+              </m:sSub>
+            </m:den>
+          </m:f>
+          <m:r>
+            <w:rPr>
+              <w:rFonts w:ascii="Cambria Math" w:eastAsiaTheme="minorEastAsia" w:hAnsi="Cambria Math"/>
+            </w:rPr>
+            <m:t>=D</m:t>
+          </m:r>
+        </m:oMath>
+      </m:oMathPara>
+    </w:p>
+    <w:p>
+      <w:pPr>
+        <w:rPr>
+          <w:rFonts w:eastAsiaTheme="minorEastAsia"/>
+        </w:rPr>
+      </w:pPr>
+      <w:r>
+        <w:rPr>
+          <w:rFonts w:eastAsiaTheme="minorEastAsia"/>
+        </w:rPr>
+        <w:t xml:space="preserve">Where D is the duty cycle. The boost converter steps up the voltage, following </w:t>
+      </w:r>
+    </w:p>
+    <w:p>
+      <w:pPr>
+        <w:jc w:val="center"/>
+        <w:rPr>
+          <w:rFonts w:eastAsiaTheme="minorEastAsia"/>
+        </w:rPr>
+      </w:pPr>
+      <m:oMathPara>
+        <m:oMath>
+          <m:f>
+            <m:fPr>
+              <m:ctrlPr>
+                <w:rPr>
+                  <w:rFonts w:ascii="Cambria Math" w:eastAsiaTheme="minorEastAsia" w:hAnsi="Cambria Math"/>
+                  <w:i/>
+                </w:rPr>
+              </m:ctrlPr>
+            </m:fPr>
+            <m:num>
+              <m:sSub>
+                <m:sSubPr>
+                  <m:ctrlPr>
+                    <w:rPr>
+                      <w:rFonts w:ascii="Cambria Math" w:eastAsiaTheme="minorEastAsia" w:hAnsi="Cambria Math"/>
+                      <w:i/>
+                    </w:rPr>
+                  </m:ctrlPr>
+                </m:sSubPr>
+                <m:e>
+                  <m:r>
+                    <w:rPr>
+                      <w:rFonts w:ascii="Cambria Math" w:eastAsiaTheme="minorEastAsia" w:hAnsi="Cambria Math"/>
+                    </w:rPr>
+                    <m:t>V</m:t>
+                  </m:r>
+                </m:e>
+                <m:sub>
+                  <m:r>
+                    <w:rPr>
+                      <w:rFonts w:ascii="Cambria Math" w:eastAsiaTheme="minorEastAsia" w:hAnsi="Cambria Math"/>
+                    </w:rPr>
+                    <m:t>out</m:t>
+                  </m:r>
+                </m:sub>
+              </m:sSub>
+            </m:num>
+            <m:den>
+              <m:sSub>
+                <m:sSubPr>
+                  <m:ctrlPr>
+                    <w:rPr>
+                      <w:rFonts w:ascii="Cambria Math" w:eastAsiaTheme="minorEastAsia" w:hAnsi="Cambria Math"/>
+                      <w:i/>
+                    </w:rPr>
+                  </m:ctrlPr>
+                </m:sSubPr>
+                <m:e>
+                  <m:r>
+                    <w:rPr>
+                      <w:rFonts w:ascii="Cambria Math" w:eastAsiaTheme="minorEastAsia" w:hAnsi="Cambria Math"/>
+                    </w:rPr>
+                    <m:t>V</m:t>
+                  </m:r>
+                </m:e>
+                <m:sub>
+                  <m:r>
+                    <w:rPr>
+                      <w:rFonts w:ascii="Cambria Math" w:eastAsiaTheme="minorEastAsia" w:hAnsi="Cambria Math"/>
+                    </w:rPr>
+                    <m:t>in</m:t>
+                  </m:r>
+                </m:sub>
+              </m:sSub>
+            </m:den>
+          </m:f>
+          <m:r>
+            <w:rPr>
+              <w:rFonts w:ascii="Cambria Math" w:eastAsiaTheme="minorEastAsia" w:hAnsi="Cambria Math"/>
+            </w:rPr>
+            <m:t xml:space="preserve">= </m:t>
+          </m:r>
+          <m:f>
+            <m:fPr>
+              <m:ctrlPr>
+                <w:rPr>
+                  <w:rFonts w:ascii="Cambria Math" w:eastAsiaTheme="minorEastAsia" w:hAnsi="Cambria Math"/>
+                  <w:i/>
+                </w:rPr>
+              </m:ctrlPr>
+            </m:fPr>
+            <m:num>
+              <m:r>
+                <w:rPr>
+                  <w:rFonts w:ascii="Cambria Math" w:eastAsiaTheme="minorEastAsia" w:hAnsi="Cambria Math"/>
+                </w:rPr>
+                <m:t>1</m:t>
+              </m:r>
+            </m:num>
+            <m:den>
+              <m:r>
+                <w:rPr>
+                  <w:rFonts w:ascii="Cambria Math" w:eastAsiaTheme="minorEastAsia" w:hAnsi="Cambria Math"/>
+                </w:rPr>
+                <m:t>(1-D)</m:t>
+              </m:r>
+            </m:den>
+          </m:f>
+        </m:oMath>
+      </m:oMathPara>
+    </w:p>
+    <w:p>
+      <w:pPr>
+        <w:rPr>
+          <w:rFonts w:eastAsiaTheme="minorEastAsia"/>
+        </w:rPr>
+      </w:pPr>
+      <w:r>
+        <w:rPr>
+          <w:rFonts w:eastAsiaTheme="minorEastAsia"/>
+        </w:rPr>
+        <w:t xml:space="preserve">The basic buck-boost converter can either step up for step down, but it inverts the output polarity: </w:t>
+      </w:r>
+    </w:p>
+    <w:p>
+      <w:pPr>
+        <w:jc w:val="center"/>
+        <w:rPr>
+          <w:rFonts w:eastAsiaTheme="minorEastAsia"/>
+        </w:rPr>
+      </w:pPr>
+      <m:oMathPara>
+        <m:oMath>
+          <m:f>
+            <m:fPr>
+              <m:ctrlPr>
+                <w:rPr>
+                  <w:rFonts w:ascii="Cambria Math" w:eastAsiaTheme="minorEastAsia" w:hAnsi="Cambria Math"/>
+                  <w:i/>
+                </w:rPr>
+              </m:ctrlPr>
+            </m:fPr>
+            <m:num>
+              <m:sSub>
+                <m:sSubPr>
+                  <m:ctrlPr>
+                    <w:rPr>
+                      <w:rFonts w:ascii="Cambria Math" w:eastAsiaTheme="minorEastAsia" w:hAnsi="Cambria Math"/>
+                      <w:i/>
+                    </w:rPr>
+                  </m:ctrlPr>
+                </m:sSubPr>
+                <m:e>
+                  <m:r>
+                    <w:rPr>
+                      <w:rFonts w:ascii="Cambria Math" w:eastAsiaTheme="minorEastAsia" w:hAnsi="Cambria Math"/>
+                    </w:rPr>
+                    <m:t>V</m:t>
+                  </m:r>
+                </m:e>
+                <m:sub>
+                  <m:r>
+                    <w:rPr>
+                      <w:rFonts w:ascii="Cambria Math" w:eastAsiaTheme="minorEastAsia" w:hAnsi="Cambria Math"/>
+                    </w:rPr>
+                    <m:t>out</m:t>
+                  </m:r>
+                </m:sub>
+              </m:sSub>
+            </m:num>
+            <m:den>
+              <m:sSub>
+                <m:sSubPr>
+                  <m:ctrlPr>
+                    <w:rPr>
+                      <w:rFonts w:ascii="Cambria Math" w:eastAsiaTheme="minorEastAsia" w:hAnsi="Cambria Math"/>
+                      <w:i/>
+                    </w:rPr>
+                  </m:ctrlPr>
+                </m:sSubPr>
+                <m:e>
+                  <m:r>
+                    <w:rPr>
+                      <w:rFonts w:ascii="Cambria Math" w:eastAsiaTheme="minorEastAsia" w:hAnsi="Cambria Math"/>
+                    </w:rPr>
+                    <m:t>V</m:t>
+                  </m:r>
+                </m:e>
+                <m:sub>
+                  <m:r>
+                    <w:rPr>
+                      <w:rFonts w:ascii="Cambria Math" w:eastAsiaTheme="minorEastAsia" w:hAnsi="Cambria Math"/>
+                    </w:rPr>
+                    <m:t>in</m:t>
+                  </m:r>
+                </m:sub>
+              </m:sSub>
+            </m:den>
+          </m:f>
+          <m:r>
+            <w:rPr>
+              <w:rFonts w:ascii="Cambria Math" w:eastAsiaTheme="minorEastAsia" w:hAnsi="Cambria Math"/>
+            </w:rPr>
+            <m:t>= -</m:t>
+          </m:r>
+          <m:f>
+            <m:fPr>
+              <m:ctrlPr>
+                <w:rPr>
+                  <w:rFonts w:ascii="Cambria Math" w:eastAsiaTheme="minorEastAsia" w:hAnsi="Cambria Math"/>
+                  <w:i/>
+                </w:rPr>
+              </m:ctrlPr>
+            </m:fPr>
+            <m:num>
+              <m:r>
+                <w:rPr>
+                  <w:rFonts w:ascii="Cambria Math" w:eastAsiaTheme="minorEastAsia" w:hAnsi="Cambria Math"/>
+                </w:rPr>
+                <m:t>D</m:t>
+              </m:r>
+            </m:num>
+            <m:den>
+              <m:r>
+                <w:rPr>
+                  <w:rFonts w:ascii="Cambria Math" w:eastAsiaTheme="minorEastAsia" w:hAnsi="Cambria Math"/>
+                </w:rPr>
+                <m:t>(1-D)</m:t>
+              </m:r>
+            </m:den>
+          </m:f>
+        </m:oMath>
+      </m:oMathPara>
     </w:p>
     <w:p>
       <w:pPr>
@@ -2579,7 +2932,6 @@
       </w:pPr>
       <w:bookmarkStart w:id="10" w:name="_Toc228059202"/>
       <w:r>
-        <w:lastRenderedPageBreak/>
         <w:t xml:space="preserve">Body of the </w:t>
       </w:r>
       <w:r>
@@ -2657,6 +3009,7 @@
           <w:noProof/>
           <w:lang w:eastAsia="en-IE"/>
         </w:rPr>
+        <w:lastRenderedPageBreak/>
         <w:drawing>
           <wp:inline distT="0" distB="0" distL="0" distR="0" wp14:anchorId="2277A125" wp14:editId="626DC090">
             <wp:extent cx="2371725" cy="1723206"/>
@@ -3302,11 +3655,7 @@
       </w:r>
       <w:proofErr w:type="gramEnd"/>
       <w:r>
-        <w:t xml:space="preserve"> and the table caption goes above the table (select the table, right click, insert caption). Further explanatory notes (if needed) usually </w:t>
-      </w:r>
-      <w:r>
-        <w:lastRenderedPageBreak/>
-        <w:t>follow the table. To cross reference the table go to refe</w:t>
+        <w:t xml:space="preserve"> and the table caption goes above the table (select the table, right click, insert caption). Further explanatory notes (if needed) usually follow the table. To cross reference the table go to refe</w:t>
       </w:r>
       <w:r>
         <w:t xml:space="preserve">rences, cross reference, tables, for example see </w:t>
@@ -3347,6 +3696,7 @@
       </w:pPr>
       <w:bookmarkStart w:id="13" w:name="_Ref22227181"/>
       <w:r>
+        <w:lastRenderedPageBreak/>
         <w:t xml:space="preserve">Table </w:t>
       </w:r>
       <w:r>
@@ -3999,37 +4349,37 @@
       </w:pPr>
       <w:bookmarkStart w:id="17" w:name="_Toc228059206"/>
       <w:r>
+        <w:t>References</w:t>
+      </w:r>
+      <w:bookmarkEnd w:id="17"/>
+    </w:p>
+    <w:p>
+      <w:r>
+        <w:t>List all your references here using a standard consistent style. See handbook for detailed guidelines.</w:t>
+      </w:r>
+    </w:p>
+    <w:p>
+      <w:pPr>
+        <w:pStyle w:val="Heading1-NoNumber"/>
+      </w:pPr>
+      <w:bookmarkStart w:id="18" w:name="_Toc228059207"/>
+      <w:r>
+        <w:t>Appendix A [OPTIONAL]</w:t>
+      </w:r>
+      <w:bookmarkEnd w:id="18"/>
+    </w:p>
+    <w:p>
+      <w:r>
+        <w:t>Appendices are optional and may not be required by your project. If you do require appendices, place them here.</w:t>
+      </w:r>
+    </w:p>
+    <w:p>
+      <w:pPr>
+        <w:pStyle w:val="Heading1-NoNumber"/>
+      </w:pPr>
+      <w:bookmarkStart w:id="19" w:name="_Toc228059208"/>
+      <w:r>
         <w:lastRenderedPageBreak/>
-        <w:t>References</w:t>
-      </w:r>
-      <w:bookmarkEnd w:id="17"/>
-    </w:p>
-    <w:p>
-      <w:r>
-        <w:t>List all your references here using a standard consistent style. See handbook for detailed guidelines.</w:t>
-      </w:r>
-    </w:p>
-    <w:p>
-      <w:pPr>
-        <w:pStyle w:val="Heading1-NoNumber"/>
-      </w:pPr>
-      <w:bookmarkStart w:id="18" w:name="_Toc228059207"/>
-      <w:r>
-        <w:t>Appendix A [OPTIONAL]</w:t>
-      </w:r>
-      <w:bookmarkEnd w:id="18"/>
-    </w:p>
-    <w:p>
-      <w:r>
-        <w:t>Appendices are optional and may not be required by your project. If you do require appendices, place them here.</w:t>
-      </w:r>
-    </w:p>
-    <w:p>
-      <w:pPr>
-        <w:pStyle w:val="Heading1-NoNumber"/>
-      </w:pPr>
-      <w:bookmarkStart w:id="19" w:name="_Toc228059208"/>
-      <w:r>
         <w:t>Risk Assessment</w:t>
       </w:r>
       <w:bookmarkEnd w:id="19"/>
@@ -6279,6 +6629,16 @@
       <w:sz w:val="18"/>
     </w:rPr>
   </w:style>
+  <w:style w:type="character" w:styleId="PlaceholderText">
+    <w:name w:val="Placeholder Text"/>
+    <w:basedOn w:val="DefaultParagraphFont"/>
+    <w:uiPriority w:val="99"/>
+    <w:semiHidden/>
+    <w:rsid w:val="00BB1629"/>
+    <w:rPr>
+      <w:color w:val="666666"/>
+    </w:rPr>
+  </w:style>
 </w:styles>
 </file>
 

--- a/EE499 Checklist and Report Iterations/EE499_DC_DC_Converter_Final_Report.docx
+++ b/EE499 Checklist and Report Iterations/EE499_DC_DC_Converter_Final_Report.docx
@@ -265,7 +265,7 @@
               <w:kern w:val="2"/>
               <w:sz w:val="24"/>
               <w:szCs w:val="24"/>
-              <w:lang w:val="en-GB" w:eastAsia="en-GB"/>
+              <w:lang w:eastAsia="zh-CN"/>
               <w14:ligatures w14:val="standardContextual"/>
             </w:rPr>
           </w:pPr>
@@ -293,7 +293,7 @@
             </w:rPr>
             <w:fldChar w:fldCharType="separate"/>
           </w:r>
-          <w:hyperlink w:anchor="_Toc228059192" w:history="1">
+          <w:hyperlink w:anchor="_Toc228187051" w:history="1">
             <w:r>
               <w:rPr>
                 <w:rStyle w:val="Hyperlink"/>
@@ -320,7 +320,7 @@
                 <w:noProof/>
                 <w:webHidden/>
               </w:rPr>
-              <w:instrText xml:space="preserve"> PAGEREF _Toc228059192 \h </w:instrText>
+              <w:instrText xml:space="preserve"> PAGEREF _Toc228187051 \h </w:instrText>
             </w:r>
             <w:r>
               <w:rPr>
@@ -363,11 +363,11 @@
               <w:kern w:val="2"/>
               <w:sz w:val="24"/>
               <w:szCs w:val="24"/>
-              <w:lang w:val="en-GB" w:eastAsia="en-GB"/>
+              <w:lang w:eastAsia="zh-CN"/>
               <w14:ligatures w14:val="standardContextual"/>
             </w:rPr>
           </w:pPr>
-          <w:hyperlink w:anchor="_Toc228059193" w:history="1">
+          <w:hyperlink w:anchor="_Toc228187052" w:history="1">
             <w:r>
               <w:rPr>
                 <w:rStyle w:val="Hyperlink"/>
@@ -394,7 +394,7 @@
                 <w:noProof/>
                 <w:webHidden/>
               </w:rPr>
-              <w:instrText xml:space="preserve"> PAGEREF _Toc228059193 \h </w:instrText>
+              <w:instrText xml:space="preserve"> PAGEREF _Toc228187052 \h </w:instrText>
             </w:r>
             <w:r>
               <w:rPr>
@@ -438,11 +438,11 @@
               <w:kern w:val="2"/>
               <w:sz w:val="24"/>
               <w:szCs w:val="24"/>
-              <w:lang w:val="en-GB" w:eastAsia="en-GB"/>
+              <w:lang w:eastAsia="zh-CN"/>
               <w14:ligatures w14:val="standardContextual"/>
             </w:rPr>
           </w:pPr>
-          <w:hyperlink w:anchor="_Toc228059194" w:history="1">
+          <w:hyperlink w:anchor="_Toc228187053" w:history="1">
             <w:r>
               <w:rPr>
                 <w:rStyle w:val="Hyperlink"/>
@@ -457,7 +457,7 @@
                 <w:kern w:val="2"/>
                 <w:sz w:val="24"/>
                 <w:szCs w:val="24"/>
-                <w:lang w:val="en-GB" w:eastAsia="en-GB"/>
+                <w:lang w:eastAsia="zh-CN"/>
                 <w14:ligatures w14:val="standardContextual"/>
               </w:rPr>
               <w:tab/>
@@ -488,7 +488,7 @@
                 <w:noProof/>
                 <w:webHidden/>
               </w:rPr>
-              <w:instrText xml:space="preserve"> PAGEREF _Toc228059194 \h </w:instrText>
+              <w:instrText xml:space="preserve"> PAGEREF _Toc228187053 \h </w:instrText>
             </w:r>
             <w:r>
               <w:rPr>
@@ -532,11 +532,11 @@
               <w:kern w:val="2"/>
               <w:sz w:val="24"/>
               <w:szCs w:val="24"/>
-              <w:lang w:val="en-GB" w:eastAsia="en-GB"/>
+              <w:lang w:eastAsia="zh-CN"/>
               <w14:ligatures w14:val="standardContextual"/>
             </w:rPr>
           </w:pPr>
-          <w:hyperlink w:anchor="_Toc228059195" w:history="1">
+          <w:hyperlink w:anchor="_Toc228187054" w:history="1">
             <w:r>
               <w:rPr>
                 <w:rStyle w:val="Hyperlink"/>
@@ -551,7 +551,7 @@
                 <w:kern w:val="2"/>
                 <w:sz w:val="24"/>
                 <w:szCs w:val="24"/>
-                <w:lang w:val="en-GB" w:eastAsia="en-GB"/>
+                <w:lang w:eastAsia="zh-CN"/>
                 <w14:ligatures w14:val="standardContextual"/>
               </w:rPr>
               <w:tab/>
@@ -582,7 +582,7 @@
                 <w:noProof/>
                 <w:webHidden/>
               </w:rPr>
-              <w:instrText xml:space="preserve"> PAGEREF _Toc228059195 \h </w:instrText>
+              <w:instrText xml:space="preserve"> PAGEREF _Toc228187054 \h </w:instrText>
             </w:r>
             <w:r>
               <w:rPr>
@@ -626,11 +626,11 @@
               <w:kern w:val="2"/>
               <w:sz w:val="24"/>
               <w:szCs w:val="24"/>
-              <w:lang w:val="en-GB" w:eastAsia="en-GB"/>
+              <w:lang w:eastAsia="zh-CN"/>
               <w14:ligatures w14:val="standardContextual"/>
             </w:rPr>
           </w:pPr>
-          <w:hyperlink w:anchor="_Toc228059196" w:history="1">
+          <w:hyperlink w:anchor="_Toc228187055" w:history="1">
             <w:r>
               <w:rPr>
                 <w:rStyle w:val="Hyperlink"/>
@@ -645,7 +645,7 @@
                 <w:kern w:val="2"/>
                 <w:sz w:val="24"/>
                 <w:szCs w:val="24"/>
-                <w:lang w:val="en-GB" w:eastAsia="en-GB"/>
+                <w:lang w:eastAsia="zh-CN"/>
                 <w14:ligatures w14:val="standardContextual"/>
               </w:rPr>
               <w:tab/>
@@ -676,7 +676,7 @@
                 <w:noProof/>
                 <w:webHidden/>
               </w:rPr>
-              <w:instrText xml:space="preserve"> PAGEREF _Toc228059196 \h </w:instrText>
+              <w:instrText xml:space="preserve"> PAGEREF _Toc228187055 \h </w:instrText>
             </w:r>
             <w:r>
               <w:rPr>
@@ -720,11 +720,11 @@
               <w:kern w:val="2"/>
               <w:sz w:val="24"/>
               <w:szCs w:val="24"/>
-              <w:lang w:val="en-GB" w:eastAsia="en-GB"/>
+              <w:lang w:eastAsia="zh-CN"/>
               <w14:ligatures w14:val="standardContextual"/>
             </w:rPr>
           </w:pPr>
-          <w:hyperlink w:anchor="_Toc228059197" w:history="1">
+          <w:hyperlink w:anchor="_Toc228187056" w:history="1">
             <w:r>
               <w:rPr>
                 <w:rStyle w:val="Hyperlink"/>
@@ -740,7 +740,7 @@
                 <w:kern w:val="2"/>
                 <w:sz w:val="24"/>
                 <w:szCs w:val="24"/>
-                <w:lang w:val="en-GB" w:eastAsia="en-GB"/>
+                <w:lang w:eastAsia="zh-CN"/>
                 <w14:ligatures w14:val="standardContextual"/>
               </w:rPr>
               <w:tab/>
@@ -771,7 +771,7 @@
                 <w:noProof/>
                 <w:webHidden/>
               </w:rPr>
-              <w:instrText xml:space="preserve"> PAGEREF _Toc228059197 \h </w:instrText>
+              <w:instrText xml:space="preserve"> PAGEREF _Toc228187056 \h </w:instrText>
             </w:r>
             <w:r>
               <w:rPr>
@@ -815,11 +815,11 @@
               <w:kern w:val="2"/>
               <w:sz w:val="24"/>
               <w:szCs w:val="24"/>
-              <w:lang w:val="en-GB" w:eastAsia="en-GB"/>
+              <w:lang w:eastAsia="zh-CN"/>
               <w14:ligatures w14:val="standardContextual"/>
             </w:rPr>
           </w:pPr>
-          <w:hyperlink w:anchor="_Toc228059198" w:history="1">
+          <w:hyperlink w:anchor="_Toc228187057" w:history="1">
             <w:r>
               <w:rPr>
                 <w:rStyle w:val="Hyperlink"/>
@@ -834,7 +834,7 @@
                 <w:kern w:val="2"/>
                 <w:sz w:val="24"/>
                 <w:szCs w:val="24"/>
-                <w:lang w:val="en-GB" w:eastAsia="en-GB"/>
+                <w:lang w:eastAsia="zh-CN"/>
                 <w14:ligatures w14:val="standardContextual"/>
               </w:rPr>
               <w:tab/>
@@ -865,7 +865,7 @@
                 <w:noProof/>
                 <w:webHidden/>
               </w:rPr>
-              <w:instrText xml:space="preserve"> PAGEREF _Toc228059198 \h </w:instrText>
+              <w:instrText xml:space="preserve"> PAGEREF _Toc228187057 \h </w:instrText>
             </w:r>
             <w:r>
               <w:rPr>
@@ -909,11 +909,11 @@
               <w:kern w:val="2"/>
               <w:sz w:val="24"/>
               <w:szCs w:val="24"/>
-              <w:lang w:val="en-GB" w:eastAsia="en-GB"/>
+              <w:lang w:eastAsia="zh-CN"/>
               <w14:ligatures w14:val="standardContextual"/>
             </w:rPr>
           </w:pPr>
-          <w:hyperlink w:anchor="_Toc228059199" w:history="1">
+          <w:hyperlink w:anchor="_Toc228187058" w:history="1">
             <w:r>
               <w:rPr>
                 <w:rStyle w:val="Hyperlink"/>
@@ -928,7 +928,7 @@
                 <w:kern w:val="2"/>
                 <w:sz w:val="24"/>
                 <w:szCs w:val="24"/>
-                <w:lang w:val="en-GB" w:eastAsia="en-GB"/>
+                <w:lang w:eastAsia="zh-CN"/>
                 <w14:ligatures w14:val="standardContextual"/>
               </w:rPr>
               <w:tab/>
@@ -959,7 +959,7 @@
                 <w:noProof/>
                 <w:webHidden/>
               </w:rPr>
-              <w:instrText xml:space="preserve"> PAGEREF _Toc228059199 \h </w:instrText>
+              <w:instrText xml:space="preserve"> PAGEREF _Toc228187058 \h </w:instrText>
             </w:r>
             <w:r>
               <w:rPr>
@@ -1003,11 +1003,11 @@
               <w:kern w:val="2"/>
               <w:sz w:val="24"/>
               <w:szCs w:val="24"/>
-              <w:lang w:val="en-GB" w:eastAsia="en-GB"/>
+              <w:lang w:eastAsia="zh-CN"/>
               <w14:ligatures w14:val="standardContextual"/>
             </w:rPr>
           </w:pPr>
-          <w:hyperlink w:anchor="_Toc228059200" w:history="1">
+          <w:hyperlink w:anchor="_Toc228187059" w:history="1">
             <w:r>
               <w:rPr>
                 <w:rStyle w:val="Hyperlink"/>
@@ -1023,7 +1023,7 @@
                 <w:kern w:val="2"/>
                 <w:sz w:val="24"/>
                 <w:szCs w:val="24"/>
-                <w:lang w:val="en-GB" w:eastAsia="en-GB"/>
+                <w:lang w:eastAsia="zh-CN"/>
                 <w14:ligatures w14:val="standardContextual"/>
               </w:rPr>
               <w:tab/>
@@ -1054,7 +1054,7 @@
                 <w:noProof/>
                 <w:webHidden/>
               </w:rPr>
-              <w:instrText xml:space="preserve"> PAGEREF _Toc228059200 \h </w:instrText>
+              <w:instrText xml:space="preserve"> PAGEREF _Toc228187059 \h </w:instrText>
             </w:r>
             <w:r>
               <w:rPr>
@@ -1098,11 +1098,11 @@
               <w:kern w:val="2"/>
               <w:sz w:val="24"/>
               <w:szCs w:val="24"/>
-              <w:lang w:val="en-GB" w:eastAsia="en-GB"/>
+              <w:lang w:eastAsia="zh-CN"/>
               <w14:ligatures w14:val="standardContextual"/>
             </w:rPr>
           </w:pPr>
-          <w:hyperlink w:anchor="_Toc228059201" w:history="1">
+          <w:hyperlink w:anchor="_Toc228187060" w:history="1">
             <w:r>
               <w:rPr>
                 <w:rStyle w:val="Hyperlink"/>
@@ -1117,7 +1117,7 @@
                 <w:kern w:val="2"/>
                 <w:sz w:val="24"/>
                 <w:szCs w:val="24"/>
-                <w:lang w:val="en-GB" w:eastAsia="en-GB"/>
+                <w:lang w:eastAsia="zh-CN"/>
                 <w14:ligatures w14:val="standardContextual"/>
               </w:rPr>
               <w:tab/>
@@ -1148,7 +1148,7 @@
                 <w:noProof/>
                 <w:webHidden/>
               </w:rPr>
-              <w:instrText xml:space="preserve"> PAGEREF _Toc228059201 \h </w:instrText>
+              <w:instrText xml:space="preserve"> PAGEREF _Toc228187060 \h </w:instrText>
             </w:r>
             <w:r>
               <w:rPr>
@@ -1181,9 +1181,9 @@
         </w:p>
         <w:p>
           <w:pPr>
-            <w:pStyle w:val="TOC1"/>
+            <w:pStyle w:val="TOC2"/>
             <w:tabs>
-              <w:tab w:val="left" w:pos="480"/>
+              <w:tab w:val="left" w:pos="960"/>
               <w:tab w:val="right" w:leader="dot" w:pos="9016"/>
             </w:tabs>
             <w:rPr>
@@ -1192,17 +1192,17 @@
               <w:kern w:val="2"/>
               <w:sz w:val="24"/>
               <w:szCs w:val="24"/>
-              <w:lang w:val="en-GB" w:eastAsia="en-GB"/>
+              <w:lang w:eastAsia="zh-CN"/>
               <w14:ligatures w14:val="standardContextual"/>
             </w:rPr>
           </w:pPr>
-          <w:hyperlink w:anchor="_Toc228059202" w:history="1">
+          <w:hyperlink w:anchor="_Toc228187061" w:history="1">
             <w:r>
               <w:rPr>
                 <w:rStyle w:val="Hyperlink"/>
                 <w:noProof/>
               </w:rPr>
-              <w:t>3</w:t>
+              <w:t>2.1</w:t>
             </w:r>
             <w:r>
               <w:rPr>
@@ -1211,7 +1211,7 @@
                 <w:kern w:val="2"/>
                 <w:sz w:val="24"/>
                 <w:szCs w:val="24"/>
-                <w:lang w:val="en-GB" w:eastAsia="en-GB"/>
+                <w:lang w:eastAsia="zh-CN"/>
                 <w14:ligatures w14:val="standardContextual"/>
               </w:rPr>
               <w:tab/>
@@ -1221,7 +1221,7 @@
                 <w:rStyle w:val="Hyperlink"/>
                 <w:noProof/>
               </w:rPr>
-              <w:t>Body of the work</w:t>
+              <w:t>DC-DC Converter Fundamentals</w:t>
             </w:r>
             <w:r>
               <w:rPr>
@@ -1242,7 +1242,7 @@
                 <w:noProof/>
                 <w:webHidden/>
               </w:rPr>
-              <w:instrText xml:space="preserve"> PAGEREF _Toc228059202 \h </w:instrText>
+              <w:instrText xml:space="preserve"> PAGEREF _Toc228187061 \h </w:instrText>
             </w:r>
             <w:r>
               <w:rPr>
@@ -1275,9 +1275,9 @@
         </w:p>
         <w:p>
           <w:pPr>
-            <w:pStyle w:val="TOC1"/>
+            <w:pStyle w:val="TOC2"/>
             <w:tabs>
-              <w:tab w:val="left" w:pos="480"/>
+              <w:tab w:val="left" w:pos="960"/>
               <w:tab w:val="right" w:leader="dot" w:pos="9016"/>
             </w:tabs>
             <w:rPr>
@@ -1286,17 +1286,17 @@
               <w:kern w:val="2"/>
               <w:sz w:val="24"/>
               <w:szCs w:val="24"/>
-              <w:lang w:val="en-GB" w:eastAsia="en-GB"/>
+              <w:lang w:eastAsia="zh-CN"/>
               <w14:ligatures w14:val="standardContextual"/>
             </w:rPr>
           </w:pPr>
-          <w:hyperlink w:anchor="_Toc228059203" w:history="1">
+          <w:hyperlink w:anchor="_Toc228187062" w:history="1">
             <w:r>
               <w:rPr>
                 <w:rStyle w:val="Hyperlink"/>
                 <w:noProof/>
               </w:rPr>
-              <w:t>4</w:t>
+              <w:t>2.2</w:t>
             </w:r>
             <w:r>
               <w:rPr>
@@ -1305,7 +1305,7 @@
                 <w:kern w:val="2"/>
                 <w:sz w:val="24"/>
                 <w:szCs w:val="24"/>
-                <w:lang w:val="en-GB" w:eastAsia="en-GB"/>
+                <w:lang w:eastAsia="zh-CN"/>
                 <w14:ligatures w14:val="standardContextual"/>
               </w:rPr>
               <w:tab/>
@@ -1315,6 +1315,276 @@
                 <w:rStyle w:val="Hyperlink"/>
                 <w:noProof/>
               </w:rPr>
+              <w:t>Boost Converter Operating Principle</w:t>
+            </w:r>
+            <w:r>
+              <w:rPr>
+                <w:noProof/>
+                <w:webHidden/>
+              </w:rPr>
+              <w:tab/>
+            </w:r>
+            <w:r>
+              <w:rPr>
+                <w:noProof/>
+                <w:webHidden/>
+              </w:rPr>
+              <w:fldChar w:fldCharType="begin"/>
+            </w:r>
+            <w:r>
+              <w:rPr>
+                <w:noProof/>
+                <w:webHidden/>
+              </w:rPr>
+              <w:instrText xml:space="preserve"> PAGEREF _Toc228187062 \h </w:instrText>
+            </w:r>
+            <w:r>
+              <w:rPr>
+                <w:noProof/>
+                <w:webHidden/>
+              </w:rPr>
+            </w:r>
+            <w:r>
+              <w:rPr>
+                <w:noProof/>
+                <w:webHidden/>
+              </w:rPr>
+              <w:fldChar w:fldCharType="separate"/>
+            </w:r>
+            <w:r>
+              <w:rPr>
+                <w:noProof/>
+                <w:webHidden/>
+              </w:rPr>
+              <w:t>5</w:t>
+            </w:r>
+            <w:r>
+              <w:rPr>
+                <w:noProof/>
+                <w:webHidden/>
+              </w:rPr>
+              <w:fldChar w:fldCharType="end"/>
+            </w:r>
+          </w:hyperlink>
+        </w:p>
+        <w:p>
+          <w:pPr>
+            <w:pStyle w:val="TOC3"/>
+            <w:tabs>
+              <w:tab w:val="left" w:pos="1440"/>
+              <w:tab w:val="right" w:leader="dot" w:pos="9016"/>
+            </w:tabs>
+            <w:rPr>
+              <w:noProof/>
+            </w:rPr>
+          </w:pPr>
+          <w:hyperlink w:anchor="_Toc228187063" w:history="1">
+            <w:r>
+              <w:rPr>
+                <w:rStyle w:val="Hyperlink"/>
+                <w:noProof/>
+              </w:rPr>
+              <w:t>2.2.1</w:t>
+            </w:r>
+            <w:r>
+              <w:rPr>
+                <w:noProof/>
+              </w:rPr>
+              <w:tab/>
+            </w:r>
+            <w:r>
+              <w:rPr>
+                <w:rStyle w:val="Hyperlink"/>
+                <w:noProof/>
+              </w:rPr>
+              <w:t>Circuit Topology and Switching Intervals</w:t>
+            </w:r>
+            <w:r>
+              <w:rPr>
+                <w:noProof/>
+                <w:webHidden/>
+              </w:rPr>
+              <w:tab/>
+            </w:r>
+            <w:r>
+              <w:rPr>
+                <w:noProof/>
+                <w:webHidden/>
+              </w:rPr>
+              <w:fldChar w:fldCharType="begin"/>
+            </w:r>
+            <w:r>
+              <w:rPr>
+                <w:noProof/>
+                <w:webHidden/>
+              </w:rPr>
+              <w:instrText xml:space="preserve"> PAGEREF _Toc228187063 \h </w:instrText>
+            </w:r>
+            <w:r>
+              <w:rPr>
+                <w:noProof/>
+                <w:webHidden/>
+              </w:rPr>
+            </w:r>
+            <w:r>
+              <w:rPr>
+                <w:noProof/>
+                <w:webHidden/>
+              </w:rPr>
+              <w:fldChar w:fldCharType="separate"/>
+            </w:r>
+            <w:r>
+              <w:rPr>
+                <w:noProof/>
+                <w:webHidden/>
+              </w:rPr>
+              <w:t>5</w:t>
+            </w:r>
+            <w:r>
+              <w:rPr>
+                <w:noProof/>
+                <w:webHidden/>
+              </w:rPr>
+              <w:fldChar w:fldCharType="end"/>
+            </w:r>
+          </w:hyperlink>
+        </w:p>
+        <w:p>
+          <w:pPr>
+            <w:pStyle w:val="TOC1"/>
+            <w:tabs>
+              <w:tab w:val="left" w:pos="440"/>
+              <w:tab w:val="right" w:leader="dot" w:pos="9016"/>
+            </w:tabs>
+            <w:rPr>
+              <w:rFonts w:eastAsiaTheme="minorEastAsia"/>
+              <w:noProof/>
+              <w:kern w:val="2"/>
+              <w:sz w:val="24"/>
+              <w:szCs w:val="24"/>
+              <w:lang w:eastAsia="zh-CN"/>
+              <w14:ligatures w14:val="standardContextual"/>
+            </w:rPr>
+          </w:pPr>
+          <w:hyperlink w:anchor="_Toc228187064" w:history="1">
+            <w:r>
+              <w:rPr>
+                <w:rStyle w:val="Hyperlink"/>
+                <w:noProof/>
+              </w:rPr>
+              <w:t>3</w:t>
+            </w:r>
+            <w:r>
+              <w:rPr>
+                <w:rFonts w:eastAsiaTheme="minorEastAsia"/>
+                <w:noProof/>
+                <w:kern w:val="2"/>
+                <w:sz w:val="24"/>
+                <w:szCs w:val="24"/>
+                <w:lang w:eastAsia="zh-CN"/>
+                <w14:ligatures w14:val="standardContextual"/>
+              </w:rPr>
+              <w:tab/>
+            </w:r>
+            <w:r>
+              <w:rPr>
+                <w:rStyle w:val="Hyperlink"/>
+                <w:noProof/>
+              </w:rPr>
+              <w:t>Body of the work</w:t>
+            </w:r>
+            <w:r>
+              <w:rPr>
+                <w:noProof/>
+                <w:webHidden/>
+              </w:rPr>
+              <w:tab/>
+            </w:r>
+            <w:r>
+              <w:rPr>
+                <w:noProof/>
+                <w:webHidden/>
+              </w:rPr>
+              <w:fldChar w:fldCharType="begin"/>
+            </w:r>
+            <w:r>
+              <w:rPr>
+                <w:noProof/>
+                <w:webHidden/>
+              </w:rPr>
+              <w:instrText xml:space="preserve"> PAGEREF _Toc228187064 \h </w:instrText>
+            </w:r>
+            <w:r>
+              <w:rPr>
+                <w:noProof/>
+                <w:webHidden/>
+              </w:rPr>
+            </w:r>
+            <w:r>
+              <w:rPr>
+                <w:noProof/>
+                <w:webHidden/>
+              </w:rPr>
+              <w:fldChar w:fldCharType="separate"/>
+            </w:r>
+            <w:r>
+              <w:rPr>
+                <w:noProof/>
+                <w:webHidden/>
+              </w:rPr>
+              <w:t>6</w:t>
+            </w:r>
+            <w:r>
+              <w:rPr>
+                <w:noProof/>
+                <w:webHidden/>
+              </w:rPr>
+              <w:fldChar w:fldCharType="end"/>
+            </w:r>
+          </w:hyperlink>
+        </w:p>
+        <w:p>
+          <w:pPr>
+            <w:pStyle w:val="TOC1"/>
+            <w:tabs>
+              <w:tab w:val="left" w:pos="440"/>
+              <w:tab w:val="right" w:leader="dot" w:pos="9016"/>
+            </w:tabs>
+            <w:rPr>
+              <w:rFonts w:eastAsiaTheme="minorEastAsia"/>
+              <w:noProof/>
+              <w:kern w:val="2"/>
+              <w:sz w:val="24"/>
+              <w:szCs w:val="24"/>
+              <w:lang w:eastAsia="zh-CN"/>
+              <w14:ligatures w14:val="standardContextual"/>
+            </w:rPr>
+          </w:pPr>
+          <w:hyperlink w:anchor="_Toc228187065" w:history="1">
+            <w:r>
+              <w:rPr>
+                <w:rStyle w:val="Hyperlink"/>
+                <w:noProof/>
+              </w:rPr>
+              <w:t>4</w:t>
+            </w:r>
+            <w:r>
+              <w:rPr>
+                <w:rFonts w:eastAsiaTheme="minorEastAsia"/>
+                <w:noProof/>
+                <w:kern w:val="2"/>
+                <w:sz w:val="24"/>
+                <w:szCs w:val="24"/>
+                <w:lang w:eastAsia="zh-CN"/>
+                <w14:ligatures w14:val="standardContextual"/>
+              </w:rPr>
+              <w:tab/>
+            </w:r>
+            <w:r>
+              <w:rPr>
+                <w:rStyle w:val="Hyperlink"/>
+                <w:noProof/>
+              </w:rPr>
               <w:t>Conclusions and future work</w:t>
             </w:r>
             <w:r>
@@ -1336,7 +1606,7 @@
                 <w:noProof/>
                 <w:webHidden/>
               </w:rPr>
-              <w:instrText xml:space="preserve"> PAGEREF _Toc228059203 \h </w:instrText>
+              <w:instrText xml:space="preserve"> PAGEREF _Toc228187065 \h </w:instrText>
             </w:r>
             <w:r>
               <w:rPr>
@@ -1356,7 +1626,7 @@
                 <w:noProof/>
                 <w:webHidden/>
               </w:rPr>
-              <w:t>6</w:t>
+              <w:t>8</w:t>
             </w:r>
             <w:r>
               <w:rPr>
@@ -1379,11 +1649,11 @@
               <w:kern w:val="2"/>
               <w:sz w:val="24"/>
               <w:szCs w:val="24"/>
-              <w:lang w:val="en-GB" w:eastAsia="en-GB"/>
+              <w:lang w:eastAsia="zh-CN"/>
               <w14:ligatures w14:val="standardContextual"/>
             </w:rPr>
           </w:pPr>
-          <w:hyperlink w:anchor="_Toc228059204" w:history="1">
+          <w:hyperlink w:anchor="_Toc228187066" w:history="1">
             <w:r>
               <w:rPr>
                 <w:rStyle w:val="Hyperlink"/>
@@ -1410,7 +1680,7 @@
                 <w:noProof/>
                 <w:webHidden/>
               </w:rPr>
-              <w:instrText xml:space="preserve"> PAGEREF _Toc228059204 \h </w:instrText>
+              <w:instrText xml:space="preserve"> PAGEREF _Toc228187066 \h </w:instrText>
             </w:r>
             <w:r>
               <w:rPr>
@@ -1430,7 +1700,7 @@
                 <w:noProof/>
                 <w:webHidden/>
               </w:rPr>
-              <w:t>6</w:t>
+              <w:t>8</w:t>
             </w:r>
             <w:r>
               <w:rPr>
@@ -1453,11 +1723,11 @@
               <w:kern w:val="2"/>
               <w:sz w:val="24"/>
               <w:szCs w:val="24"/>
-              <w:lang w:val="en-GB" w:eastAsia="en-GB"/>
+              <w:lang w:eastAsia="zh-CN"/>
               <w14:ligatures w14:val="standardContextual"/>
             </w:rPr>
           </w:pPr>
-          <w:hyperlink w:anchor="_Toc228059205" w:history="1">
+          <w:hyperlink w:anchor="_Toc228187067" w:history="1">
             <w:r>
               <w:rPr>
                 <w:rStyle w:val="Hyperlink"/>
@@ -1484,7 +1754,7 @@
                 <w:noProof/>
                 <w:webHidden/>
               </w:rPr>
-              <w:instrText xml:space="preserve"> PAGEREF _Toc228059205 \h </w:instrText>
+              <w:instrText xml:space="preserve"> PAGEREF _Toc228187067 \h </w:instrText>
             </w:r>
             <w:r>
               <w:rPr>
@@ -1504,7 +1774,7 @@
                 <w:noProof/>
                 <w:webHidden/>
               </w:rPr>
-              <w:t>6</w:t>
+              <w:t>8</w:t>
             </w:r>
             <w:r>
               <w:rPr>
@@ -1527,11 +1797,11 @@
               <w:kern w:val="2"/>
               <w:sz w:val="24"/>
               <w:szCs w:val="24"/>
-              <w:lang w:val="en-GB" w:eastAsia="en-GB"/>
+              <w:lang w:eastAsia="zh-CN"/>
               <w14:ligatures w14:val="standardContextual"/>
             </w:rPr>
           </w:pPr>
-          <w:hyperlink w:anchor="_Toc228059206" w:history="1">
+          <w:hyperlink w:anchor="_Toc228187068" w:history="1">
             <w:r>
               <w:rPr>
                 <w:rStyle w:val="Hyperlink"/>
@@ -1558,7 +1828,7 @@
                 <w:noProof/>
                 <w:webHidden/>
               </w:rPr>
-              <w:instrText xml:space="preserve"> PAGEREF _Toc228059206 \h </w:instrText>
+              <w:instrText xml:space="preserve"> PAGEREF _Toc228187068 \h </w:instrText>
             </w:r>
             <w:r>
               <w:rPr>
@@ -1578,7 +1848,7 @@
                 <w:noProof/>
                 <w:webHidden/>
               </w:rPr>
-              <w:t>6</w:t>
+              <w:t>8</w:t>
             </w:r>
             <w:r>
               <w:rPr>
@@ -1601,11 +1871,11 @@
               <w:kern w:val="2"/>
               <w:sz w:val="24"/>
               <w:szCs w:val="24"/>
-              <w:lang w:val="en-GB" w:eastAsia="en-GB"/>
+              <w:lang w:eastAsia="zh-CN"/>
               <w14:ligatures w14:val="standardContextual"/>
             </w:rPr>
           </w:pPr>
-          <w:hyperlink w:anchor="_Toc228059207" w:history="1">
+          <w:hyperlink w:anchor="_Toc228187069" w:history="1">
             <w:r>
               <w:rPr>
                 <w:rStyle w:val="Hyperlink"/>
@@ -1632,7 +1902,7 @@
                 <w:noProof/>
                 <w:webHidden/>
               </w:rPr>
-              <w:instrText xml:space="preserve"> PAGEREF _Toc228059207 \h </w:instrText>
+              <w:instrText xml:space="preserve"> PAGEREF _Toc228187069 \h </w:instrText>
             </w:r>
             <w:r>
               <w:rPr>
@@ -1652,7 +1922,7 @@
                 <w:noProof/>
                 <w:webHidden/>
               </w:rPr>
-              <w:t>7</w:t>
+              <w:t>8</w:t>
             </w:r>
             <w:r>
               <w:rPr>
@@ -1675,11 +1945,11 @@
               <w:kern w:val="2"/>
               <w:sz w:val="24"/>
               <w:szCs w:val="24"/>
-              <w:lang w:val="en-GB" w:eastAsia="en-GB"/>
+              <w:lang w:eastAsia="zh-CN"/>
               <w14:ligatures w14:val="standardContextual"/>
             </w:rPr>
           </w:pPr>
-          <w:hyperlink w:anchor="_Toc228059208" w:history="1">
+          <w:hyperlink w:anchor="_Toc228187070" w:history="1">
             <w:r>
               <w:rPr>
                 <w:rStyle w:val="Hyperlink"/>
@@ -1706,7 +1976,7 @@
                 <w:noProof/>
                 <w:webHidden/>
               </w:rPr>
-              <w:instrText xml:space="preserve"> PAGEREF _Toc228059208 \h </w:instrText>
+              <w:instrText xml:space="preserve"> PAGEREF _Toc228187070 \h </w:instrText>
             </w:r>
             <w:r>
               <w:rPr>
@@ -1726,7 +1996,7 @@
                 <w:noProof/>
                 <w:webHidden/>
               </w:rPr>
-              <w:t>7</w:t>
+              <w:t>9</w:t>
             </w:r>
             <w:r>
               <w:rPr>
@@ -1764,7 +2034,7 @@
       <w:pPr>
         <w:pStyle w:val="Heading1-NoNumber"/>
       </w:pPr>
-      <w:bookmarkStart w:id="0" w:name="_Toc228059192"/>
+      <w:bookmarkStart w:id="0" w:name="_Toc228187051"/>
       <w:r>
         <w:t>Abstract</w:t>
       </w:r>
@@ -1817,7 +2087,15 @@
         <w:t xml:space="preserve"> mV</w:t>
       </w:r>
       <w:r>
-        <w:t>, load transient droop of 123</w:t>
+        <w:t xml:space="preserve">, load transient </w:t>
+      </w:r>
+      <w:proofErr w:type="spellStart"/>
+      <w:r>
+        <w:t>droop of</w:t>
+      </w:r>
+      <w:proofErr w:type="spellEnd"/>
+      <w:r>
+        <w:t xml:space="preserve"> 123</w:t>
       </w:r>
       <w:r>
         <w:t>mV</w:t>
@@ -1854,9 +2132,8 @@
       <w:pPr>
         <w:pStyle w:val="Heading1-NoNumber"/>
       </w:pPr>
-      <w:bookmarkStart w:id="1" w:name="_Toc228059193"/>
-      <w:r>
-        <w:lastRenderedPageBreak/>
+      <w:bookmarkStart w:id="1" w:name="_Toc228187052"/>
+      <w:r>
         <w:t>Declaration</w:t>
       </w:r>
       <w:bookmarkEnd w:id="1"/>
@@ -2034,7 +2311,7 @@
       <w:pPr>
         <w:pStyle w:val="Heading1"/>
       </w:pPr>
-      <w:bookmarkStart w:id="2" w:name="_Toc228059194"/>
+      <w:bookmarkStart w:id="2" w:name="_Toc228187053"/>
       <w:r>
         <w:lastRenderedPageBreak/>
         <w:t>Introduction</w:t>
@@ -2043,7 +2320,23 @@
     </w:p>
     <w:p>
       <w:r>
-        <w:t xml:space="preserve">Mobile robotics platforms depend on compact battery packs whose terminal voltage inevitably sags as the cells discharge, a 3-cell lithium-polymer pack, for instance, falls from 12.6V fully charged to below 9V at end-of-discharge, easily dropping below the voltage required to keep downstream point-of-load regulators in regulation [1,2]. All three payload devices in this project, the Raspberry Pi Compute Module 4, the RPLiDAR A1 laser scanner, and the RFD900x telemetry modem, are fundamentally 5V loads with tight input tolerances. The RPLiDAR's core scanner accepts only 4.9-5.5V and is damaged above 5.5V, while the RFD900x specifies a +5V nominal supply with an absolute maximum of +6V. </w:t>
+        <w:t xml:space="preserve">Mobile robotics platforms depend on compact battery packs whose terminal voltage inevitably sags as the cells discharge, a 3-cell lithium-polymer pack, for instance, falls from 12.6V fully charged to below 9V at end-of-discharge, easily dropping below the voltage required to keep downstream point-of-load regulators in regulation [1,2]. All three payload devices in this project, the Raspberry Pi Compute Module 4, the </w:t>
+      </w:r>
+      <w:proofErr w:type="spellStart"/>
+      <w:r>
+        <w:t>RPLiDAR</w:t>
+      </w:r>
+      <w:proofErr w:type="spellEnd"/>
+      <w:r>
+        <w:t xml:space="preserve"> A1 laser scanner, and the RFD900x telemetry modem, are fundamentally 5V loads with tight input tolerances. The </w:t>
+      </w:r>
+      <w:proofErr w:type="spellStart"/>
+      <w:r>
+        <w:t>RPLiDAR's</w:t>
+      </w:r>
+      <w:proofErr w:type="spellEnd"/>
+      <w:r>
+        <w:t xml:space="preserve"> core scanner accepts only 4.9-5.5V and is damaged above 5.5V, while the RFD900x specifies a +5V nominal supply with an absolute maximum of +6V. </w:t>
       </w:r>
       <w:r>
         <w:t>[3, 4] Neither</w:t>
@@ -2065,7 +2358,7 @@
       <w:pPr>
         <w:pStyle w:val="Heading2"/>
       </w:pPr>
-      <w:bookmarkStart w:id="3" w:name="_Toc228059195"/>
+      <w:bookmarkStart w:id="3" w:name="_Toc228187054"/>
       <w:r>
         <w:t>Problem Statement and Scope</w:t>
       </w:r>
@@ -2073,7 +2366,15 @@
     </w:p>
     <w:p>
       <w:r>
-        <w:t>The specific engineering problem addressed in this thesis is the design and implementation of a regulated intermediate power bus for the payload of a proof-of-concept autonomous ground vehicle. The bus is generated from a 3-cell lithium-polymer battery whose terminal voltage during operation is intentionally restricted to an 8–11V window, below the 12V target, so that a boost-only topology can be employed. The converter is built around the LTC1871 current-mode boost controller, which steps up the battery voltage to a tightly regulated 12V rail while supplying the three 5V payload devices (Raspberry Pi Compute Module 4, RPLiDAR A1, RFD900x modem) through their downstream point-of-load regulators</w:t>
+        <w:t xml:space="preserve">The specific engineering problem addressed in this thesis is the design and implementation of a regulated intermediate power bus for the payload of a proof-of-concept autonomous ground vehicle. The bus is generated from a 3-cell lithium-polymer battery whose terminal voltage during operation is intentionally restricted to an 8–11V window, below the 12V target, so that a boost-only topology can be employed. The converter is built around the LTC1871 current-mode boost controller, which steps up the battery voltage to a tightly regulated 12V rail while supplying the three 5V payload devices (Raspberry Pi Compute Module 4, </w:t>
+      </w:r>
+      <w:proofErr w:type="spellStart"/>
+      <w:r>
+        <w:t>RPLiDAR</w:t>
+      </w:r>
+      <w:proofErr w:type="spellEnd"/>
+      <w:r>
+        <w:t xml:space="preserve"> A1, RFD900x modem) through their downstream point-of-load regulators</w:t>
       </w:r>
       <w:r>
         <w:t xml:space="preserve"> </w:t>
@@ -2086,14 +2387,22 @@
       </w:r>
       <w:r>
         <w:lastRenderedPageBreak/>
-        <w:t>and the ability to maintain a stable 12V rail across the full 8–11V input range, evaluated primarily through LTspice simulation, with hardware prototyping conducted to validate the physical design. By constraining the problem to this single boost stage, the thesis isolates the power-conditioning function that enables the robot's sensitive electronics to survive a complete battery discharge cycle without supply interruption.</w:t>
+        <w:t xml:space="preserve">and the ability to maintain a stable 12V rail across the full 8–11V input range, evaluated primarily through </w:t>
+      </w:r>
+      <w:proofErr w:type="spellStart"/>
+      <w:r>
+        <w:t>LTspice</w:t>
+      </w:r>
+      <w:proofErr w:type="spellEnd"/>
+      <w:r>
+        <w:t xml:space="preserve"> simulation, with hardware prototyping conducted to validate the physical design. By constraining the problem to this single boost stage, the thesis isolates the power-conditioning function that enables the robot's sensitive electronics to survive a complete battery discharge cycle without supply interruption.</w:t>
       </w:r>
     </w:p>
     <w:p>
       <w:pPr>
         <w:pStyle w:val="Heading2"/>
       </w:pPr>
-      <w:bookmarkStart w:id="4" w:name="_Toc228059196"/>
+      <w:bookmarkStart w:id="4" w:name="_Toc228187055"/>
       <w:r>
         <w:t>Approach and Methodology</w:t>
       </w:r>
@@ -2109,12 +2418,26 @@
         <w:rPr>
           <w:lang w:val="en-GB"/>
         </w:rPr>
-        <w:t>To address this power conditioning challenge, the converter development was structured into three sequential phases. Phase 1 began with an initial SEPIC design using the TPS61088 controller, which was ultimately abandoned due to persistent LTspice convergence failures that prevented reliable simulation</w:t>
-      </w:r>
+        <w:t xml:space="preserve">To address this power conditioning challenge, the converter development was structured into three sequential phases. Phase 1 began with an initial SEPIC design using the TPS61088 controller, which was ultimately abandoned due to persistent </w:t>
+      </w:r>
+      <w:proofErr w:type="spellStart"/>
       <w:r>
         <w:rPr>
           <w:lang w:val="en-GB"/>
         </w:rPr>
+        <w:t>LTspice</w:t>
+      </w:r>
+      <w:proofErr w:type="spellEnd"/>
+      <w:r>
+        <w:rPr>
+          <w:lang w:val="en-GB"/>
+        </w:rPr>
+        <w:t xml:space="preserve"> convergence failures that prevented reliable simulation</w:t>
+      </w:r>
+      <w:r>
+        <w:rPr>
+          <w:lang w:val="en-GB"/>
+        </w:rPr>
         <w:t xml:space="preserve"> </w:t>
       </w:r>
       <w:r>
@@ -2152,12 +2475,26 @@
         <w:rPr>
           <w:lang w:val="en-GB"/>
         </w:rPr>
-        <w:t>Phase 2 subjected this analytical design to a structured LTspice simulation campaign that validated eight performance metrics across the full input range, supplemented by AC analysis for loop stability. Phase 3 translated the validated design into hardware, beginning with a three-layer input protection scheme (reverse polarity blocking via an AO6407 PMOS, undervoltage lockout, and overvoltage lockout) whose thresholds were iteratively tuned through simulation to yield an 8.1–11.1V operating window closely matching the battery specification</w:t>
-      </w:r>
+        <w:t xml:space="preserve">Phase 2 subjected this analytical design to a structured </w:t>
+      </w:r>
+      <w:proofErr w:type="spellStart"/>
       <w:r>
         <w:rPr>
           <w:lang w:val="en-GB"/>
         </w:rPr>
+        <w:t>LTspice</w:t>
+      </w:r>
+      <w:proofErr w:type="spellEnd"/>
+      <w:r>
+        <w:rPr>
+          <w:lang w:val="en-GB"/>
+        </w:rPr>
+        <w:t xml:space="preserve"> simulation campaign that validated eight performance metrics across the full input range, supplemented by AC analysis for loop stability. Phase 3 translated the validated design into hardware, beginning with a three-layer input protection scheme (reverse polarity blocking via an AO6407 PMOS, undervoltage lockout, and overvoltage lockout) whose thresholds were iteratively tuned through simulation to yield an 8.1–11.1V operating window closely matching the battery specification</w:t>
+      </w:r>
+      <w:r>
+        <w:rPr>
+          <w:lang w:val="en-GB"/>
+        </w:rPr>
         <w:t xml:space="preserve"> </w:t>
       </w:r>
       <w:r>
@@ -2167,12 +2504,26 @@
         <w:rPr>
           <w:lang w:val="en-GB"/>
         </w:rPr>
-        <w:t>. The final schematic was captured in KiCad, laid out as a two-layer PCB, fabricated by JLCPCB, and hand-assembled in the university lab</w:t>
-      </w:r>
+        <w:t xml:space="preserve">. The final schematic was captured in </w:t>
+      </w:r>
+      <w:proofErr w:type="spellStart"/>
       <w:r>
         <w:rPr>
           <w:lang w:val="en-GB"/>
         </w:rPr>
+        <w:t>KiCad</w:t>
+      </w:r>
+      <w:proofErr w:type="spellEnd"/>
+      <w:r>
+        <w:rPr>
+          <w:lang w:val="en-GB"/>
+        </w:rPr>
+        <w:t>, laid out as a two-layer PCB, fabricated by JLCPCB, and hand-assembled in the university lab</w:t>
+      </w:r>
+      <w:r>
+        <w:rPr>
+          <w:lang w:val="en-GB"/>
+        </w:rPr>
         <w:t xml:space="preserve"> </w:t>
       </w:r>
       <w:r>
@@ -2192,7 +2543,7 @@
           <w:lang w:val="en-GB"/>
         </w:rPr>
       </w:pPr>
-      <w:bookmarkStart w:id="5" w:name="_Toc228059197"/>
+      <w:bookmarkStart w:id="5" w:name="_Toc228187056"/>
       <w:r>
         <w:t>Evaluation Strategy</w:t>
       </w:r>
@@ -2200,7 +2551,15 @@
     </w:p>
     <w:p>
       <w:r>
-        <w:t xml:space="preserve">The design was validated primarily through LTspice transient simulation, supplemented by AC analysis for loop stability. Eight performance metrics were evaluated across the full battery input range (8.1V to 11.1V) using parametric sweeps and a pulsed load current stepping from 0.5A to 2A at 5ms to simulate worst-case motor inrush. Explicit measurement windows were defined to separate steady state from transient behaviour, ensuring reproducibility. Transient simulations verified output voltage accuracy, ripple, line and load regulation, load-transient droop and recovery time, peak inductor current, and efficiency. An AC Bode plot extracted phase </w:t>
+        <w:t xml:space="preserve">The design was validated primarily through </w:t>
+      </w:r>
+      <w:proofErr w:type="spellStart"/>
+      <w:r>
+        <w:t>LTspice</w:t>
+      </w:r>
+      <w:proofErr w:type="spellEnd"/>
+      <w:r>
+        <w:t xml:space="preserve"> transient simulation, supplemented by AC analysis for loop stability. Eight performance metrics were evaluated across the full battery input range (8.1V to 11.1V) using parametric sweeps and a pulsed load current stepping from 0.5A to 2A at 5ms to simulate worst-case motor inrush. Explicit measurement windows were defined to separate steady state from transient behaviour, ensuring reproducibility. Transient simulations verified output voltage accuracy, ripple, line and load regulation, load-transient droop and recovery time, peak inductor current, and efficiency. An AC Bode plot extracted phase </w:t>
       </w:r>
       <w:r>
         <w:lastRenderedPageBreak/>
@@ -2211,7 +2570,7 @@
       <w:pPr>
         <w:pStyle w:val="Heading2"/>
       </w:pPr>
-      <w:bookmarkStart w:id="6" w:name="_Toc228059198"/>
+      <w:bookmarkStart w:id="6" w:name="_Toc228187057"/>
       <w:r>
         <w:t>Broader Impact</w:t>
       </w:r>
@@ -2244,7 +2603,7 @@
       <w:pPr>
         <w:pStyle w:val="Heading2"/>
       </w:pPr>
-      <w:bookmarkStart w:id="7" w:name="_Toc228059199"/>
+      <w:bookmarkStart w:id="7" w:name="_Toc228187058"/>
       <w:r>
         <w:t>Original Contributions and Externally Provided Resources</w:t>
       </w:r>
@@ -2328,7 +2687,21 @@
         <w:rPr>
           <w:lang w:val="en-GB"/>
         </w:rPr>
-        <w:t>Full LTspice simulation framework, including parametric sweeps, transient measurement windows, and Bode analysis.</w:t>
+        <w:t xml:space="preserve">Full </w:t>
+      </w:r>
+      <w:proofErr w:type="spellStart"/>
+      <w:r>
+        <w:rPr>
+          <w:lang w:val="en-GB"/>
+        </w:rPr>
+        <w:t>LTspice</w:t>
+      </w:r>
+      <w:proofErr w:type="spellEnd"/>
+      <w:r>
+        <w:rPr>
+          <w:lang w:val="en-GB"/>
+        </w:rPr>
+        <w:t xml:space="preserve"> simulation framework, including parametric sweeps, transient measurement windows, and Bode analysis.</w:t>
       </w:r>
     </w:p>
     <w:p>
@@ -2437,7 +2810,7 @@
           <w:lang w:val="en-GB"/>
         </w:rPr>
       </w:pPr>
-      <w:bookmarkStart w:id="8" w:name="_Toc228059200"/>
+      <w:bookmarkStart w:id="8" w:name="_Toc228187059"/>
       <w:r>
         <w:t>Structure of the Report</w:t>
       </w:r>
@@ -2452,7 +2825,7 @@
       <w:pPr>
         <w:pStyle w:val="Heading1"/>
       </w:pPr>
-      <w:bookmarkStart w:id="9" w:name="_Toc228059201"/>
+      <w:bookmarkStart w:id="9" w:name="_Toc228187060"/>
       <w:r>
         <w:t>Technical Background</w:t>
       </w:r>
@@ -2473,9 +2846,11 @@
       <w:pPr>
         <w:pStyle w:val="Heading2"/>
       </w:pPr>
+      <w:bookmarkStart w:id="10" w:name="_Toc228187061"/>
       <w:r>
         <w:t>DC-DC Converter Fundamentals</w:t>
       </w:r>
+      <w:bookmarkEnd w:id="10"/>
     </w:p>
     <w:p>
       <w:pPr>
@@ -2484,10 +2859,24 @@
         </w:rPr>
       </w:pPr>
       <w:r>
-        <w:t>A battery delivers a variable, unregulated voltage, yet the load requires a fixed, stable potential. In robotic systems, loads are time-varying: motor draw inrush currents during setup</w:t>
-      </w:r>
-      <w:r>
-        <w:t xml:space="preserve">, LiDARs </w:t>
+        <w:t>A battery delivers a variable, unregulated voltage, yet the load requires a fixed, stable potential. In robotic systems, loads are time-varying: motor</w:t>
+      </w:r>
+      <w:r>
+        <w:t>s</w:t>
+      </w:r>
+      <w:r>
+        <w:t xml:space="preserve"> draw inrush currents during setup</w:t>
+      </w:r>
+      <w:r>
+        <w:t xml:space="preserve">, </w:t>
+      </w:r>
+      <w:proofErr w:type="spellStart"/>
+      <w:r>
+        <w:t>LiDARs</w:t>
+      </w:r>
+      <w:proofErr w:type="spellEnd"/>
+      <w:r>
+        <w:t xml:space="preserve"> </w:t>
       </w:r>
       <w:r>
         <w:lastRenderedPageBreak/>
@@ -2813,7 +3202,7 @@
         <w:rPr>
           <w:rFonts w:eastAsiaTheme="minorEastAsia"/>
         </w:rPr>
-        <w:t xml:space="preserve">The basic buck-boost converter can either step up for step down, but it inverts the output polarity: </w:t>
+        <w:t xml:space="preserve">The basic buck-boost converter can either step up or step down, but it inverts the output polarity: </w:t>
       </w:r>
     </w:p>
     <w:p>
@@ -2928,16 +3317,823 @@
     </w:p>
     <w:p>
       <w:pPr>
+        <w:rPr>
+          <w:rFonts w:eastAsiaTheme="minorEastAsia"/>
+        </w:rPr>
+      </w:pPr>
+      <w:r>
+        <w:rPr>
+          <w:rFonts w:eastAsiaTheme="minorEastAsia"/>
+        </w:rPr>
+        <w:t xml:space="preserve">For applications requiring a non-inverting buck-boost capability, the SEPIC (single-ended primary inductance converter) </w:t>
+      </w:r>
+      <w:r>
+        <w:rPr>
+          <w:rFonts w:eastAsiaTheme="minorEastAsia"/>
+        </w:rPr>
+        <w:t>is a practical alternative</w:t>
+      </w:r>
+      <w:r>
+        <w:rPr>
+          <w:rFonts w:eastAsiaTheme="minorEastAsia"/>
+        </w:rPr>
+        <w:t xml:space="preserve">, </w:t>
+      </w:r>
+      <w:r>
+        <w:rPr>
+          <w:rFonts w:eastAsiaTheme="minorEastAsia"/>
+        </w:rPr>
+        <w:t>while preserving polarity.</w:t>
+      </w:r>
+    </w:p>
+    <w:p>
+      <w:pPr>
+        <w:rPr>
+          <w:rFonts w:eastAsiaTheme="minorEastAsia"/>
+        </w:rPr>
+      </w:pPr>
+      <w:r>
+        <w:rPr>
+          <w:rFonts w:eastAsiaTheme="minorEastAsia"/>
+        </w:rPr>
+        <w:t>Given the specification of an 8-11V input (from a 3S LiPo battery)</w:t>
+      </w:r>
+      <w:r>
+        <w:rPr>
+          <w:rFonts w:eastAsiaTheme="minorEastAsia"/>
+        </w:rPr>
+        <w:t xml:space="preserve"> and a regulated 12V output, the input voltage always lies below the output voltage. </w:t>
+      </w:r>
+      <w:r>
+        <w:rPr>
+          <w:rFonts w:eastAsiaTheme="minorEastAsia"/>
+        </w:rPr>
+        <w:t>Thus,</w:t>
+      </w:r>
+      <w:r>
+        <w:rPr>
+          <w:rFonts w:eastAsiaTheme="minorEastAsia"/>
+        </w:rPr>
+        <w:t xml:space="preserve"> a simple boost topology is sufficient</w:t>
+      </w:r>
+      <w:r>
+        <w:rPr>
+          <w:rFonts w:eastAsiaTheme="minorEastAsia"/>
+        </w:rPr>
+        <w:t xml:space="preserve">; the additional flexibility of a buck-boost </w:t>
+      </w:r>
+      <w:r>
+        <w:rPr>
+          <w:rFonts w:eastAsiaTheme="minorEastAsia"/>
+        </w:rPr>
+        <w:t xml:space="preserve">or SEPIC </w:t>
+      </w:r>
+      <w:r>
+        <w:rPr>
+          <w:rFonts w:eastAsiaTheme="minorEastAsia"/>
+        </w:rPr>
+        <w:t>converter</w:t>
+      </w:r>
+      <w:r>
+        <w:rPr>
+          <w:rFonts w:eastAsiaTheme="minorEastAsia"/>
+        </w:rPr>
+        <w:t xml:space="preserve"> would introduce unnecessary component and control complexity. This choice motivated the detailed analysis of boost converter operation </w:t>
+      </w:r>
+      <w:r>
+        <w:rPr>
+          <w:rFonts w:eastAsiaTheme="minorEastAsia"/>
+        </w:rPr>
+        <w:t>presented in Section 2.2.</w:t>
+      </w:r>
+      <w:r>
+        <w:rPr>
+          <w:rFonts w:eastAsiaTheme="minorEastAsia"/>
+        </w:rPr>
+        <w:t xml:space="preserve"> </w:t>
+      </w:r>
+    </w:p>
+    <w:p>
+      <w:pPr>
+        <w:pStyle w:val="Heading2"/>
+      </w:pPr>
+      <w:bookmarkStart w:id="11" w:name="_Toc228187062"/>
+      <w:r>
+        <w:t>Boost Converter</w:t>
+      </w:r>
+      <w:r>
+        <w:t xml:space="preserve"> </w:t>
+      </w:r>
+      <w:r>
+        <w:t>Operatin</w:t>
+      </w:r>
+      <w:r>
+        <w:t>g Principle</w:t>
+      </w:r>
+      <w:bookmarkEnd w:id="11"/>
+    </w:p>
+    <w:p>
+      <w:pPr>
+        <w:pStyle w:val="Heading3"/>
+      </w:pPr>
+      <w:bookmarkStart w:id="12" w:name="_Toc228187063"/>
+      <w:r>
+        <w:t>Circuit Topology and Switching Intervals</w:t>
+      </w:r>
+      <w:bookmarkEnd w:id="12"/>
+    </w:p>
+    <w:p>
+      <w:pPr>
+        <w:rPr>
+          <w:rFonts w:eastAsiaTheme="minorEastAsia"/>
+        </w:rPr>
+      </w:pPr>
+      <w:r>
+        <w:t xml:space="preserve">Figure 2.1 shows the canonical boost converter circuit, consisting of four principal elements: an inductor L, a power MOSFET switch </w:t>
+      </w:r>
+      <m:oMath>
+        <m:sSub>
+          <m:sSubPr>
+            <m:ctrlPr>
+              <w:rPr>
+                <w:rFonts w:ascii="Cambria Math" w:hAnsi="Cambria Math"/>
+                <w:i/>
+              </w:rPr>
+            </m:ctrlPr>
+          </m:sSubPr>
+          <m:e>
+            <m:r>
+              <w:rPr>
+                <w:rFonts w:ascii="Cambria Math" w:hAnsi="Cambria Math"/>
+              </w:rPr>
+              <m:t>Q</m:t>
+            </m:r>
+          </m:e>
+          <m:sub>
+            <m:r>
+              <w:rPr>
+                <w:rFonts w:ascii="Cambria Math" w:hAnsi="Cambria Math"/>
+              </w:rPr>
+              <m:t>1</m:t>
+            </m:r>
+          </m:sub>
+        </m:sSub>
+      </m:oMath>
+      <w:r>
+        <w:rPr>
+          <w:rFonts w:eastAsiaTheme="minorEastAsia"/>
+        </w:rPr>
+        <w:t xml:space="preserve">, a diode </w:t>
+      </w:r>
+      <m:oMath>
+        <m:sSub>
+          <m:sSubPr>
+            <m:ctrlPr>
+              <w:rPr>
+                <w:rFonts w:ascii="Cambria Math" w:eastAsiaTheme="minorEastAsia" w:hAnsi="Cambria Math"/>
+                <w:i/>
+              </w:rPr>
+            </m:ctrlPr>
+          </m:sSubPr>
+          <m:e>
+            <m:r>
+              <w:rPr>
+                <w:rFonts w:ascii="Cambria Math" w:eastAsiaTheme="minorEastAsia" w:hAnsi="Cambria Math"/>
+              </w:rPr>
+              <m:t>D</m:t>
+            </m:r>
+          </m:e>
+          <m:sub>
+            <m:r>
+              <w:rPr>
+                <w:rFonts w:ascii="Cambria Math" w:eastAsiaTheme="minorEastAsia" w:hAnsi="Cambria Math"/>
+              </w:rPr>
+              <m:t>1</m:t>
+            </m:r>
+          </m:sub>
+        </m:sSub>
+      </m:oMath>
+      <w:r>
+        <w:rPr>
+          <w:rFonts w:eastAsiaTheme="minorEastAsia"/>
+        </w:rPr>
+        <w:t xml:space="preserve">, and an output capacitor </w:t>
+      </w:r>
+      <m:oMath>
+        <m:sSub>
+          <m:sSubPr>
+            <m:ctrlPr>
+              <w:rPr>
+                <w:rFonts w:ascii="Cambria Math" w:eastAsiaTheme="minorEastAsia" w:hAnsi="Cambria Math"/>
+                <w:i/>
+              </w:rPr>
+            </m:ctrlPr>
+          </m:sSubPr>
+          <m:e>
+            <m:r>
+              <w:rPr>
+                <w:rFonts w:ascii="Cambria Math" w:eastAsiaTheme="minorEastAsia" w:hAnsi="Cambria Math"/>
+              </w:rPr>
+              <m:t>C</m:t>
+            </m:r>
+          </m:e>
+          <m:sub>
+            <m:r>
+              <w:rPr>
+                <w:rFonts w:ascii="Cambria Math" w:eastAsiaTheme="minorEastAsia" w:hAnsi="Cambria Math"/>
+              </w:rPr>
+              <m:t>out</m:t>
+            </m:r>
+          </m:sub>
+        </m:sSub>
+      </m:oMath>
+      <w:r>
+        <w:rPr>
+          <w:rFonts w:eastAsiaTheme="minorEastAsia"/>
+        </w:rPr>
+        <w:t xml:space="preserve">. The input </w:t>
+      </w:r>
+      <w:r>
+        <w:rPr>
+          <w:rFonts w:eastAsiaTheme="minorEastAsia"/>
+        </w:rPr>
+        <w:lastRenderedPageBreak/>
+        <w:t xml:space="preserve">voltage source </w:t>
+      </w:r>
+      <m:oMath>
+        <m:sSub>
+          <m:sSubPr>
+            <m:ctrlPr>
+              <w:rPr>
+                <w:rFonts w:ascii="Cambria Math" w:eastAsiaTheme="minorEastAsia" w:hAnsi="Cambria Math"/>
+                <w:i/>
+              </w:rPr>
+            </m:ctrlPr>
+          </m:sSubPr>
+          <m:e>
+            <m:r>
+              <w:rPr>
+                <w:rFonts w:ascii="Cambria Math" w:eastAsiaTheme="minorEastAsia" w:hAnsi="Cambria Math"/>
+              </w:rPr>
+              <m:t>V</m:t>
+            </m:r>
+          </m:e>
+          <m:sub>
+            <m:r>
+              <w:rPr>
+                <w:rFonts w:ascii="Cambria Math" w:eastAsiaTheme="minorEastAsia" w:hAnsi="Cambria Math"/>
+              </w:rPr>
+              <m:t xml:space="preserve">in </m:t>
+            </m:r>
+          </m:sub>
+        </m:sSub>
+      </m:oMath>
+      <w:r>
+        <w:rPr>
+          <w:rFonts w:eastAsiaTheme="minorEastAsia"/>
+        </w:rPr>
+        <w:t>(here, a 3S LiPo battery) supplies energy to the inductor, while the output</w:t>
+      </w:r>
+      <w:r>
+        <w:rPr>
+          <w:rFonts w:eastAsiaTheme="minorEastAsia"/>
+        </w:rPr>
+        <w:t xml:space="preserve"> delivers a regulated higher voltage to the load </w:t>
+      </w:r>
+      <m:oMath>
+        <m:sSub>
+          <m:sSubPr>
+            <m:ctrlPr>
+              <w:rPr>
+                <w:rFonts w:ascii="Cambria Math" w:eastAsiaTheme="minorEastAsia" w:hAnsi="Cambria Math"/>
+                <w:i/>
+              </w:rPr>
+            </m:ctrlPr>
+          </m:sSubPr>
+          <m:e>
+            <m:r>
+              <w:rPr>
+                <w:rFonts w:ascii="Cambria Math" w:eastAsiaTheme="minorEastAsia" w:hAnsi="Cambria Math"/>
+              </w:rPr>
+              <m:t>R</m:t>
+            </m:r>
+          </m:e>
+          <m:sub>
+            <m:r>
+              <w:rPr>
+                <w:rFonts w:ascii="Cambria Math" w:eastAsiaTheme="minorEastAsia" w:hAnsi="Cambria Math"/>
+              </w:rPr>
+              <m:t>load</m:t>
+            </m:r>
+          </m:sub>
+        </m:sSub>
+      </m:oMath>
+      <w:r>
+        <w:rPr>
+          <w:rFonts w:eastAsiaTheme="minorEastAsia"/>
+        </w:rPr>
+        <w:t xml:space="preserve">. The LTC1871 controller drives the MOSFET gate; a current-sense </w:t>
+      </w:r>
+      <w:r>
+        <w:rPr>
+          <w:rFonts w:eastAsiaTheme="minorEastAsia"/>
+        </w:rPr>
+        <w:t xml:space="preserve">signal is derived from the MOSFET drain-source voltage, eliminating the need for a discrete sense resistor. </w:t>
+      </w:r>
+    </w:p>
+    <w:p>
+      <w:pPr>
+        <w:keepNext/>
+        <w:jc w:val="center"/>
+      </w:pPr>
+      <w:r>
+        <w:rPr>
+          <w:noProof/>
+        </w:rPr>
+        <w:drawing>
+          <wp:inline distT="0" distB="0" distL="0" distR="0" wp14:anchorId="3DC932D9" wp14:editId="5AF9FD1D">
+            <wp:extent cx="5731510" cy="2950210"/>
+            <wp:effectExtent l="0" t="0" r="0" b="0"/>
+            <wp:docPr id="49923115" name="Graphic 1"/>
+            <wp:cNvGraphicFramePr>
+              <a:graphicFrameLocks xmlns:a="http://schemas.openxmlformats.org/drawingml/2006/main" noChangeAspect="1"/>
+            </wp:cNvGraphicFramePr>
+            <a:graphic xmlns:a="http://schemas.openxmlformats.org/drawingml/2006/main">
+              <a:graphicData uri="http://schemas.openxmlformats.org/drawingml/2006/picture">
+                <pic:pic xmlns:pic="http://schemas.openxmlformats.org/drawingml/2006/picture">
+                  <pic:nvPicPr>
+                    <pic:cNvPr id="49923115" name="Graphic 49923115"/>
+                    <pic:cNvPicPr/>
+                  </pic:nvPicPr>
+                  <pic:blipFill>
+                    <a:blip r:embed="rId12">
+                      <a:extLst>
+                        <a:ext uri="{96DAC541-7B7A-43D3-8B79-37D633B846F1}">
+                          <asvg:svgBlip xmlns:asvg="http://schemas.microsoft.com/office/drawing/2016/SVG/main" r:embed="rId13"/>
+                        </a:ext>
+                      </a:extLst>
+                    </a:blip>
+                    <a:stretch>
+                      <a:fillRect/>
+                    </a:stretch>
+                  </pic:blipFill>
+                  <pic:spPr>
+                    <a:xfrm>
+                      <a:off x="0" y="0"/>
+                      <a:ext cx="5731510" cy="2950210"/>
+                    </a:xfrm>
+                    <a:prstGeom prst="rect">
+                      <a:avLst/>
+                    </a:prstGeom>
+                  </pic:spPr>
+                </pic:pic>
+              </a:graphicData>
+            </a:graphic>
+          </wp:inline>
+        </w:drawing>
+      </w:r>
+    </w:p>
+    <w:p>
+      <w:pPr>
+        <w:pStyle w:val="Caption"/>
+        <w:jc w:val="center"/>
+      </w:pPr>
+      <w:r>
+        <w:t xml:space="preserve">Figure </w:t>
+      </w:r>
+      <w:fldSimple w:instr=" SEQ Figure \* ARABIC ">
+        <w:r>
+          <w:rPr>
+            <w:noProof/>
+          </w:rPr>
+          <w:t>1</w:t>
+        </w:r>
+      </w:fldSimple>
+      <w:r>
+        <w:t>: Boost converter topology - inductor L, MOSFET Q1, diode D1, output capacitor C_OUT, input voltage V_IN, and load</w:t>
+      </w:r>
+    </w:p>
+    <w:p>
+      <w:pPr>
+        <w:rPr>
+          <w:rFonts w:eastAsiaTheme="minorEastAsia"/>
+        </w:rPr>
+      </w:pPr>
+      <w:r>
+        <w:t xml:space="preserve">The converter operates in two </w:t>
+      </w:r>
+      <w:r>
+        <w:t xml:space="preserve">distinct intervals per switching cycle. </w:t>
+      </w:r>
+      <w:r>
+        <w:t xml:space="preserve">During the on interval (0 &lt; t &lt; </w:t>
+      </w:r>
+      <m:oMath>
+        <m:sSub>
+          <m:sSubPr>
+            <m:ctrlPr>
+              <w:rPr>
+                <w:rFonts w:ascii="Cambria Math" w:hAnsi="Cambria Math"/>
+                <w:i/>
+              </w:rPr>
+            </m:ctrlPr>
+          </m:sSubPr>
+          <m:e>
+            <m:r>
+              <w:rPr>
+                <w:rFonts w:ascii="Cambria Math" w:hAnsi="Cambria Math"/>
+              </w:rPr>
+              <m:t>T</m:t>
+            </m:r>
+          </m:e>
+          <m:sub>
+            <m:r>
+              <w:rPr>
+                <w:rFonts w:ascii="Cambria Math" w:hAnsi="Cambria Math"/>
+              </w:rPr>
+              <m:t>s</m:t>
+            </m:r>
+          </m:sub>
+        </m:sSub>
+      </m:oMath>
+      <w:r>
+        <w:rPr>
+          <w:rFonts w:eastAsiaTheme="minorEastAsia"/>
+        </w:rPr>
+        <w:t xml:space="preserve">), the MOSFET </w:t>
+      </w:r>
+      <w:r>
+        <w:rPr>
+          <w:rFonts w:eastAsiaTheme="minorEastAsia"/>
+        </w:rPr>
+        <w:t>conducts, connecting the inductor-diode junction to ground</w:t>
+      </w:r>
+      <w:r>
+        <w:rPr>
+          <w:rFonts w:eastAsiaTheme="minorEastAsia"/>
+        </w:rPr>
+        <w:t>. The diode becomes reverse-biased, disconnecting the input from the output</w:t>
+      </w:r>
+      <w:r>
+        <w:rPr>
+          <w:rFonts w:eastAsiaTheme="minorEastAsia"/>
+        </w:rPr>
+        <w:t xml:space="preserve">. The inductor voltage equals </w:t>
+      </w:r>
+      <m:oMath>
+        <m:sSub>
+          <m:sSubPr>
+            <m:ctrlPr>
+              <w:rPr>
+                <w:rFonts w:ascii="Cambria Math" w:eastAsiaTheme="minorEastAsia" w:hAnsi="Cambria Math"/>
+                <w:i/>
+              </w:rPr>
+            </m:ctrlPr>
+          </m:sSubPr>
+          <m:e>
+            <m:r>
+              <w:rPr>
+                <w:rFonts w:ascii="Cambria Math" w:eastAsiaTheme="minorEastAsia" w:hAnsi="Cambria Math"/>
+              </w:rPr>
+              <m:t>V</m:t>
+            </m:r>
+          </m:e>
+          <m:sub>
+            <m:r>
+              <w:rPr>
+                <w:rFonts w:ascii="Cambria Math" w:eastAsiaTheme="minorEastAsia" w:hAnsi="Cambria Math"/>
+              </w:rPr>
+              <m:t>in</m:t>
+            </m:r>
+          </m:sub>
+        </m:sSub>
+      </m:oMath>
+      <w:r>
+        <w:rPr>
+          <w:rFonts w:eastAsiaTheme="minorEastAsia"/>
+        </w:rPr>
+        <w:t xml:space="preserve">, causing </w:t>
+      </w:r>
+      <w:r>
+        <w:rPr>
+          <w:rFonts w:eastAsiaTheme="minorEastAsia"/>
+        </w:rPr>
+        <w:t>it’s</w:t>
+      </w:r>
+      <w:r>
+        <w:rPr>
+          <w:rFonts w:eastAsiaTheme="minorEastAsia"/>
+        </w:rPr>
+        <w:t xml:space="preserve"> current to ramp linearly upward, storing energy</w:t>
+      </w:r>
+      <w:r>
+        <w:rPr>
+          <w:rFonts w:eastAsiaTheme="minorEastAsia"/>
+        </w:rPr>
+        <w:t>. During this interval, the output capacitor solely supplies the load current, and the capacitor voltage decreases slightly.</w:t>
+      </w:r>
+    </w:p>
+    <w:p>
+      <w:pPr>
+        <w:rPr>
+          <w:rFonts w:eastAsiaTheme="minorEastAsia"/>
+        </w:rPr>
+      </w:pPr>
+      <w:r>
+        <w:rPr>
+          <w:rFonts w:eastAsiaTheme="minorEastAsia"/>
+        </w:rPr>
+        <w:t xml:space="preserve">During the off interval </w:t>
+      </w:r>
+      <m:oMath>
+        <m:r>
+          <w:rPr>
+            <w:rFonts w:ascii="Cambria Math" w:eastAsiaTheme="minorEastAsia" w:hAnsi="Cambria Math"/>
+          </w:rPr>
+          <m:t>(D</m:t>
+        </m:r>
+        <m:sSub>
+          <m:sSubPr>
+            <m:ctrlPr>
+              <w:rPr>
+                <w:rFonts w:ascii="Cambria Math" w:eastAsiaTheme="minorEastAsia" w:hAnsi="Cambria Math"/>
+                <w:i/>
+              </w:rPr>
+            </m:ctrlPr>
+          </m:sSubPr>
+          <m:e>
+            <m:r>
+              <w:rPr>
+                <w:rFonts w:ascii="Cambria Math" w:eastAsiaTheme="minorEastAsia" w:hAnsi="Cambria Math"/>
+              </w:rPr>
+              <m:t>T</m:t>
+            </m:r>
+          </m:e>
+          <m:sub>
+            <m:r>
+              <w:rPr>
+                <w:rFonts w:ascii="Cambria Math" w:eastAsiaTheme="minorEastAsia" w:hAnsi="Cambria Math"/>
+              </w:rPr>
+              <m:t>s</m:t>
+            </m:r>
+          </m:sub>
+        </m:sSub>
+        <m:r>
+          <w:rPr>
+            <w:rFonts w:ascii="Cambria Math" w:eastAsiaTheme="minorEastAsia" w:hAnsi="Cambria Math"/>
+          </w:rPr>
+          <m:t xml:space="preserve">&lt;t&lt; </m:t>
+        </m:r>
+        <m:sSub>
+          <m:sSubPr>
+            <m:ctrlPr>
+              <w:rPr>
+                <w:rFonts w:ascii="Cambria Math" w:eastAsiaTheme="minorEastAsia" w:hAnsi="Cambria Math"/>
+                <w:i/>
+              </w:rPr>
+            </m:ctrlPr>
+          </m:sSubPr>
+          <m:e>
+            <m:r>
+              <w:rPr>
+                <w:rFonts w:ascii="Cambria Math" w:eastAsiaTheme="minorEastAsia" w:hAnsi="Cambria Math"/>
+              </w:rPr>
+              <m:t>T</m:t>
+            </m:r>
+          </m:e>
+          <m:sub>
+            <m:r>
+              <w:rPr>
+                <w:rFonts w:ascii="Cambria Math" w:eastAsiaTheme="minorEastAsia" w:hAnsi="Cambria Math"/>
+              </w:rPr>
+              <m:t>s</m:t>
+            </m:r>
+          </m:sub>
+        </m:sSub>
+        <m:r>
+          <w:rPr>
+            <w:rFonts w:ascii="Cambria Math" w:eastAsiaTheme="minorEastAsia" w:hAnsi="Cambria Math"/>
+          </w:rPr>
+          <m:t>)</m:t>
+        </m:r>
+      </m:oMath>
+      <w:r>
+        <w:rPr>
+          <w:rFonts w:eastAsiaTheme="minorEastAsia"/>
+        </w:rPr>
+        <w:t>, the MOSFET turns off</w:t>
+      </w:r>
+      <w:r>
+        <w:rPr>
+          <w:rFonts w:eastAsiaTheme="minorEastAsia"/>
+        </w:rPr>
+        <w:t xml:space="preserve">. The inductor’s magnetic field collapses. Reversing the polarity across the inductor such that its voltage adds to </w:t>
+      </w:r>
+      <m:oMath>
+        <m:sSub>
+          <m:sSubPr>
+            <m:ctrlPr>
+              <w:rPr>
+                <w:rFonts w:ascii="Cambria Math" w:eastAsiaTheme="minorEastAsia" w:hAnsi="Cambria Math"/>
+                <w:i/>
+              </w:rPr>
+            </m:ctrlPr>
+          </m:sSubPr>
+          <m:e>
+            <m:r>
+              <w:rPr>
+                <w:rFonts w:ascii="Cambria Math" w:eastAsiaTheme="minorEastAsia" w:hAnsi="Cambria Math"/>
+              </w:rPr>
+              <m:t>V</m:t>
+            </m:r>
+          </m:e>
+          <m:sub>
+            <m:r>
+              <w:rPr>
+                <w:rFonts w:ascii="Cambria Math" w:eastAsiaTheme="minorEastAsia" w:hAnsi="Cambria Math"/>
+              </w:rPr>
+              <m:t>in</m:t>
+            </m:r>
+          </m:sub>
+        </m:sSub>
+      </m:oMath>
+      <w:r>
+        <w:rPr>
+          <w:rFonts w:eastAsiaTheme="minorEastAsia"/>
+        </w:rPr>
+        <w:t xml:space="preserve">. The diode becomes forward biased, and the inductor current flows through the </w:t>
+      </w:r>
+      <w:r>
+        <w:rPr>
+          <w:rFonts w:eastAsiaTheme="minorEastAsia"/>
+        </w:rPr>
+        <w:t>diode into</w:t>
+      </w:r>
+      <w:r>
+        <w:rPr>
+          <w:rFonts w:eastAsiaTheme="minorEastAsia"/>
+        </w:rPr>
+        <w:t xml:space="preserve"> the outpu</w:t>
+      </w:r>
+      <w:r>
+        <w:rPr>
+          <w:rFonts w:eastAsiaTheme="minorEastAsia"/>
+        </w:rPr>
+        <w:t xml:space="preserve">t capacitor and load. The inductor voltage now equals </w:t>
+      </w:r>
+      <m:oMath>
+        <m:sSub>
+          <m:sSubPr>
+            <m:ctrlPr>
+              <w:rPr>
+                <w:rFonts w:ascii="Cambria Math" w:eastAsiaTheme="minorEastAsia" w:hAnsi="Cambria Math"/>
+                <w:i/>
+              </w:rPr>
+            </m:ctrlPr>
+          </m:sSubPr>
+          <m:e>
+            <m:r>
+              <w:rPr>
+                <w:rFonts w:ascii="Cambria Math" w:eastAsiaTheme="minorEastAsia" w:hAnsi="Cambria Math"/>
+              </w:rPr>
+              <m:t>V</m:t>
+            </m:r>
+          </m:e>
+          <m:sub>
+            <m:r>
+              <w:rPr>
+                <w:rFonts w:ascii="Cambria Math" w:eastAsiaTheme="minorEastAsia" w:hAnsi="Cambria Math"/>
+              </w:rPr>
+              <m:t>in</m:t>
+            </m:r>
+          </m:sub>
+        </m:sSub>
+        <m:r>
+          <w:rPr>
+            <w:rFonts w:ascii="Cambria Math" w:eastAsiaTheme="minorEastAsia" w:hAnsi="Cambria Math"/>
+          </w:rPr>
+          <m:t xml:space="preserve">- </m:t>
+        </m:r>
+        <m:sSub>
+          <m:sSubPr>
+            <m:ctrlPr>
+              <w:rPr>
+                <w:rFonts w:ascii="Cambria Math" w:eastAsiaTheme="minorEastAsia" w:hAnsi="Cambria Math"/>
+                <w:i/>
+              </w:rPr>
+            </m:ctrlPr>
+          </m:sSubPr>
+          <m:e>
+            <m:r>
+              <w:rPr>
+                <w:rFonts w:ascii="Cambria Math" w:eastAsiaTheme="minorEastAsia" w:hAnsi="Cambria Math"/>
+              </w:rPr>
+              <m:t>V</m:t>
+            </m:r>
+          </m:e>
+          <m:sub>
+            <m:r>
+              <w:rPr>
+                <w:rFonts w:ascii="Cambria Math" w:eastAsiaTheme="minorEastAsia" w:hAnsi="Cambria Math"/>
+              </w:rPr>
+              <m:t>out</m:t>
+            </m:r>
+          </m:sub>
+        </m:sSub>
+      </m:oMath>
+      <w:r>
+        <w:rPr>
+          <w:rFonts w:eastAsiaTheme="minorEastAsia"/>
+        </w:rPr>
+        <w:t xml:space="preserve"> (negative, since </w:t>
+      </w:r>
+      <m:oMath>
+        <m:sSub>
+          <m:sSubPr>
+            <m:ctrlPr>
+              <w:rPr>
+                <w:rFonts w:ascii="Cambria Math" w:eastAsiaTheme="minorEastAsia" w:hAnsi="Cambria Math"/>
+                <w:i/>
+              </w:rPr>
+            </m:ctrlPr>
+          </m:sSubPr>
+          <m:e>
+            <m:r>
+              <w:rPr>
+                <w:rFonts w:ascii="Cambria Math" w:eastAsiaTheme="minorEastAsia" w:hAnsi="Cambria Math"/>
+              </w:rPr>
+              <m:t>V</m:t>
+            </m:r>
+          </m:e>
+          <m:sub>
+            <m:r>
+              <w:rPr>
+                <w:rFonts w:ascii="Cambria Math" w:eastAsiaTheme="minorEastAsia" w:hAnsi="Cambria Math"/>
+              </w:rPr>
+              <m:t>out</m:t>
+            </m:r>
+          </m:sub>
+        </m:sSub>
+        <m:r>
+          <w:rPr>
+            <w:rFonts w:ascii="Cambria Math" w:eastAsiaTheme="minorEastAsia" w:hAnsi="Cambria Math"/>
+          </w:rPr>
+          <m:t xml:space="preserve">&gt; </m:t>
+        </m:r>
+        <m:sSub>
+          <m:sSubPr>
+            <m:ctrlPr>
+              <w:rPr>
+                <w:rFonts w:ascii="Cambria Math" w:eastAsiaTheme="minorEastAsia" w:hAnsi="Cambria Math"/>
+                <w:i/>
+              </w:rPr>
+            </m:ctrlPr>
+          </m:sSubPr>
+          <m:e>
+            <m:r>
+              <w:rPr>
+                <w:rFonts w:ascii="Cambria Math" w:eastAsiaTheme="minorEastAsia" w:hAnsi="Cambria Math"/>
+              </w:rPr>
+              <m:t>V</m:t>
+            </m:r>
+          </m:e>
+          <m:sub>
+            <m:r>
+              <w:rPr>
+                <w:rFonts w:ascii="Cambria Math" w:eastAsiaTheme="minorEastAsia" w:hAnsi="Cambria Math"/>
+              </w:rPr>
+              <m:t>in</m:t>
+            </m:r>
+          </m:sub>
+        </m:sSub>
+        <m:r>
+          <w:rPr>
+            <w:rFonts w:ascii="Cambria Math" w:eastAsiaTheme="minorEastAsia" w:hAnsi="Cambria Math"/>
+          </w:rPr>
+          <m:t>)</m:t>
+        </m:r>
+      </m:oMath>
+      <w:r>
+        <w:rPr>
+          <w:rFonts w:eastAsiaTheme="minorEastAsia"/>
+        </w:rPr>
+        <w:t xml:space="preserve">, so the inductor current ramps downward, transferring the stored energy to the output. </w:t>
+      </w:r>
+    </w:p>
+    <w:p/>
+    <w:p>
+      <w:pPr>
         <w:pStyle w:val="Heading1"/>
       </w:pPr>
-      <w:bookmarkStart w:id="10" w:name="_Toc228059202"/>
-      <w:r>
+      <w:bookmarkStart w:id="13" w:name="_Toc228187064"/>
+      <w:r>
+        <w:lastRenderedPageBreak/>
         <w:t xml:space="preserve">Body of the </w:t>
       </w:r>
       <w:r>
         <w:t>work</w:t>
       </w:r>
-      <w:bookmarkEnd w:id="10"/>
+      <w:bookmarkEnd w:id="13"/>
     </w:p>
     <w:p>
       <w:r>
@@ -3009,7 +4205,6 @@
           <w:noProof/>
           <w:lang w:eastAsia="en-IE"/>
         </w:rPr>
-        <w:lastRenderedPageBreak/>
         <w:drawing>
           <wp:inline distT="0" distB="0" distL="0" distR="0" wp14:anchorId="2277A125" wp14:editId="626DC090">
             <wp:extent cx="2371725" cy="1723206"/>
@@ -3026,7 +4221,7 @@
                     <pic:cNvPicPr/>
                   </pic:nvPicPr>
                   <pic:blipFill>
-                    <a:blip r:embed="rId12" cstate="print">
+                    <a:blip r:embed="rId14" cstate="print">
                       <a:extLst>
                         <a:ext uri="{28A0092B-C50C-407E-A947-70E740481C1C}">
                           <a14:useLocalDpi xmlns:a14="http://schemas.microsoft.com/office/drawing/2010/main" val="0"/>
@@ -3083,7 +4278,7 @@
         <w:rPr>
           <w:noProof/>
         </w:rPr>
-        <w:t>1</w:t>
+        <w:t>2</w:t>
       </w:r>
       <w:r>
         <w:rPr>
@@ -3231,7 +4426,7 @@
               <w:pStyle w:val="Caption"/>
               <w:jc w:val="right"/>
             </w:pPr>
-            <w:bookmarkStart w:id="11" w:name="_Ref22227967"/>
+            <w:bookmarkStart w:id="14" w:name="_Ref22227967"/>
             <w:r>
               <w:t>(</w:t>
             </w:r>
@@ -3253,14 +4448,14 @@
               </w:rPr>
               <w:fldChar w:fldCharType="separate"/>
             </w:r>
-            <w:bookmarkStart w:id="12" w:name="_Ref22227933"/>
+            <w:bookmarkStart w:id="15" w:name="_Ref22227933"/>
             <w:r>
               <w:rPr>
                 <w:noProof/>
               </w:rPr>
               <w:t>1</w:t>
             </w:r>
-            <w:bookmarkEnd w:id="12"/>
+            <w:bookmarkEnd w:id="15"/>
             <w:r>
               <w:rPr>
                 <w:noProof/>
@@ -3270,7 +4465,7 @@
             <w:r>
               <w:t>)</w:t>
             </w:r>
-            <w:bookmarkEnd w:id="11"/>
+            <w:bookmarkEnd w:id="14"/>
           </w:p>
         </w:tc>
       </w:tr>
@@ -3647,15 +4842,11 @@
     </w:p>
     <w:p>
       <w:r>
-        <w:t xml:space="preserve">Tables are normally formatted so that they are </w:t>
-      </w:r>
-      <w:proofErr w:type="gramStart"/>
-      <w:r>
-        <w:t>centred</w:t>
-      </w:r>
-      <w:proofErr w:type="gramEnd"/>
-      <w:r>
-        <w:t xml:space="preserve"> and the table caption goes above the table (select the table, right click, insert caption). Further explanatory notes (if needed) usually follow the table. To cross reference the table go to refe</w:t>
+        <w:t xml:space="preserve">Tables are normally formatted so that they are centred and the table caption goes above the table (select the table, right click, insert caption). Further explanatory notes (if needed) usually </w:t>
+      </w:r>
+      <w:r>
+        <w:lastRenderedPageBreak/>
+        <w:t>follow the table. To cross reference the table go to refe</w:t>
       </w:r>
       <w:r>
         <w:t xml:space="preserve">rences, cross reference, tables, for example see </w:t>
@@ -3694,9 +4885,8 @@
         <w:pStyle w:val="Caption"/>
         <w:keepNext/>
       </w:pPr>
-      <w:bookmarkStart w:id="13" w:name="_Ref22227181"/>
-      <w:r>
-        <w:lastRenderedPageBreak/>
+      <w:bookmarkStart w:id="16" w:name="_Ref22227181"/>
+      <w:r>
         <w:t xml:space="preserve">Table </w:t>
       </w:r>
       <w:r>
@@ -3729,7 +4919,7 @@
         </w:rPr>
         <w:fldChar w:fldCharType="end"/>
       </w:r>
-      <w:bookmarkEnd w:id="13"/>
+      <w:bookmarkEnd w:id="16"/>
       <w:r>
         <w:t xml:space="preserve">  The caption should briefly explain what the table shows, e.g. precision results of the classifiers under test for different feature subsets. If the data comes from elsewhere, cite the source. If column titles, units, or values need more explanation than can fit in the column, add notes below the table.</w:t>
       </w:r>
@@ -4278,11 +5468,11 @@
       <w:pPr>
         <w:pStyle w:val="Heading1"/>
       </w:pPr>
-      <w:bookmarkStart w:id="14" w:name="_Toc228059203"/>
+      <w:bookmarkStart w:id="17" w:name="_Toc228187065"/>
       <w:r>
         <w:t>Conclusions and future work</w:t>
       </w:r>
-      <w:bookmarkEnd w:id="14"/>
+      <w:bookmarkEnd w:id="17"/>
     </w:p>
     <w:p>
       <w:r>
@@ -4302,11 +5492,11 @@
       <w:pPr>
         <w:pStyle w:val="Heading1-NoNumber"/>
       </w:pPr>
-      <w:bookmarkStart w:id="15" w:name="_Toc228059204"/>
+      <w:bookmarkStart w:id="18" w:name="_Toc228187066"/>
       <w:r>
         <w:t>Glossary of terms [OPTIONAL]</w:t>
       </w:r>
-      <w:bookmarkEnd w:id="15"/>
+      <w:bookmarkEnd w:id="18"/>
     </w:p>
     <w:p>
       <w:r>
@@ -4317,11 +5507,11 @@
       <w:pPr>
         <w:pStyle w:val="Heading1-NoNumber"/>
       </w:pPr>
-      <w:bookmarkStart w:id="16" w:name="_Toc228059205"/>
+      <w:bookmarkStart w:id="19" w:name="_Toc228187067"/>
       <w:r>
         <w:t>Nomenclature [OPTIONAL]</w:t>
       </w:r>
-      <w:bookmarkEnd w:id="16"/>
+      <w:bookmarkEnd w:id="19"/>
     </w:p>
     <w:p>
       <w:r>
@@ -4347,11 +5537,12 @@
       <w:pPr>
         <w:pStyle w:val="Heading1-NoNumber"/>
       </w:pPr>
-      <w:bookmarkStart w:id="17" w:name="_Toc228059206"/>
-      <w:r>
+      <w:bookmarkStart w:id="20" w:name="_Toc228187068"/>
+      <w:r>
+        <w:lastRenderedPageBreak/>
         <w:t>References</w:t>
       </w:r>
-      <w:bookmarkEnd w:id="17"/>
+      <w:bookmarkEnd w:id="20"/>
     </w:p>
     <w:p>
       <w:r>
@@ -4362,11 +5553,11 @@
       <w:pPr>
         <w:pStyle w:val="Heading1-NoNumber"/>
       </w:pPr>
-      <w:bookmarkStart w:id="18" w:name="_Toc228059207"/>
+      <w:bookmarkStart w:id="21" w:name="_Toc228187069"/>
       <w:r>
         <w:t>Appendix A [OPTIONAL]</w:t>
       </w:r>
-      <w:bookmarkEnd w:id="18"/>
+      <w:bookmarkEnd w:id="21"/>
     </w:p>
     <w:p>
       <w:r>
@@ -4377,12 +5568,11 @@
       <w:pPr>
         <w:pStyle w:val="Heading1-NoNumber"/>
       </w:pPr>
-      <w:bookmarkStart w:id="19" w:name="_Toc228059208"/>
-      <w:r>
-        <w:lastRenderedPageBreak/>
+      <w:bookmarkStart w:id="22" w:name="_Toc228187070"/>
+      <w:r>
         <w:t>Risk Assessment</w:t>
       </w:r>
-      <w:bookmarkEnd w:id="19"/>
+      <w:bookmarkEnd w:id="22"/>
     </w:p>
     <w:p>
       <w:r>
@@ -4442,8 +5632,8 @@
       </w:r>
     </w:p>
     <w:sectPr>
-      <w:headerReference w:type="default" r:id="rId13"/>
-      <w:footerReference w:type="default" r:id="rId14"/>
+      <w:headerReference w:type="default" r:id="rId15"/>
+      <w:footerReference w:type="default" r:id="rId16"/>
       <w:pgSz w:w="11906" w:h="16838"/>
       <w:pgMar w:top="1440" w:right="1440" w:bottom="1440" w:left="1440" w:header="708" w:footer="708" w:gutter="0"/>
       <w:pgNumType w:start="1"/>
@@ -6169,6 +7359,7 @@
   <w:style w:type="character" w:default="1" w:styleId="DefaultParagraphFont">
     <w:name w:val="Default Paragraph Font"/>
     <w:uiPriority w:val="1"/>
+    <w:semiHidden/>
     <w:unhideWhenUsed/>
   </w:style>
   <w:style w:type="table" w:default="1" w:styleId="TableNormal">
@@ -6639,6 +7830,19 @@
       <w:color w:val="666666"/>
     </w:rPr>
   </w:style>
+  <w:style w:type="paragraph" w:styleId="TOC3">
+    <w:name w:val="toc 3"/>
+    <w:basedOn w:val="Normal"/>
+    <w:next w:val="Normal"/>
+    <w:autoRedefine/>
+    <w:uiPriority w:val="39"/>
+    <w:unhideWhenUsed/>
+    <w:rsid w:val="005D609A"/>
+    <w:pPr>
+      <w:spacing w:after="100"/>
+      <w:ind w:left="440"/>
+    </w:pPr>
+  </w:style>
 </w:styles>
 </file>
 

--- a/EE499 Checklist and Report Iterations/EE499_DC_DC_Converter_Final_Report.docx
+++ b/EE499 Checklist and Report Iterations/EE499_DC_DC_Converter_Final_Report.docx
@@ -81,8 +81,6 @@
         </w:rPr>
         <w:t>with Computers</w:t>
       </w:r>
-    </w:p>
-    <w:p>
       <w:r>
         <w:br/>
       </w:r>
@@ -152,11 +150,6 @@
         </w:drawing>
       </w:r>
     </w:p>
-    <w:p>
-      <w:r>
-        <w:br/>
-      </w:r>
-    </w:p>
     <w:p/>
     <w:p>
       <w:pPr>
@@ -198,30 +191,37 @@
           <w:sz w:val="28"/>
           <w:szCs w:val="28"/>
         </w:rPr>
-        <w:t>May 2026</w:t>
+        <w:t>May 20</w:t>
+      </w:r>
+      <w:r>
+        <w:rPr>
+          <w:sz w:val="28"/>
+          <w:szCs w:val="28"/>
+        </w:rPr>
+        <w:t>26</w:t>
+      </w:r>
+    </w:p>
+    <w:p>
+      <w:pPr>
+        <w:pStyle w:val="Title"/>
+        <w:rPr>
+          <w:sz w:val="28"/>
+        </w:rPr>
+      </w:pPr>
+      <w:r>
+        <w:rPr>
+          <w:sz w:val="28"/>
+        </w:rPr>
+        <w:t xml:space="preserve">Supervisor: </w:t>
+      </w:r>
+      <w:r>
+        <w:rPr>
+          <w:sz w:val="28"/>
+        </w:rPr>
+        <w:t>Dr. Bob Lawlor</w:t>
       </w:r>
     </w:p>
     <w:p/>
-    <w:p>
-      <w:pPr>
-        <w:pStyle w:val="Title"/>
-        <w:rPr>
-          <w:sz w:val="28"/>
-        </w:rPr>
-      </w:pPr>
-      <w:r>
-        <w:rPr>
-          <w:sz w:val="28"/>
-        </w:rPr>
-        <w:t xml:space="preserve">Supervisor: </w:t>
-      </w:r>
-      <w:r>
-        <w:rPr>
-          <w:sz w:val="28"/>
-        </w:rPr>
-        <w:t>Dr. Bob Lawlor</w:t>
-      </w:r>
-    </w:p>
     <w:sdt>
       <w:sdtPr>
         <w:rPr>
@@ -265,7 +265,7 @@
               <w:kern w:val="2"/>
               <w:sz w:val="24"/>
               <w:szCs w:val="24"/>
-              <w:lang w:eastAsia="zh-CN"/>
+              <w:lang w:val="en-GB" w:eastAsia="en-GB"/>
               <w14:ligatures w14:val="standardContextual"/>
             </w:rPr>
           </w:pPr>
@@ -293,7 +293,7 @@
             </w:rPr>
             <w:fldChar w:fldCharType="separate"/>
           </w:r>
-          <w:hyperlink w:anchor="_Toc228187051" w:history="1">
+          <w:hyperlink w:anchor="_Toc228225851" w:history="1">
             <w:r>
               <w:rPr>
                 <w:rStyle w:val="Hyperlink"/>
@@ -320,7 +320,7 @@
                 <w:noProof/>
                 <w:webHidden/>
               </w:rPr>
-              <w:instrText xml:space="preserve"> PAGEREF _Toc228187051 \h </w:instrText>
+              <w:instrText xml:space="preserve"> PAGEREF _Toc228225851 \h </w:instrText>
             </w:r>
             <w:r>
               <w:rPr>
@@ -363,11 +363,11 @@
               <w:kern w:val="2"/>
               <w:sz w:val="24"/>
               <w:szCs w:val="24"/>
-              <w:lang w:eastAsia="zh-CN"/>
+              <w:lang w:val="en-GB" w:eastAsia="en-GB"/>
               <w14:ligatures w14:val="standardContextual"/>
             </w:rPr>
           </w:pPr>
-          <w:hyperlink w:anchor="_Toc228187052" w:history="1">
+          <w:hyperlink w:anchor="_Toc228225852" w:history="1">
             <w:r>
               <w:rPr>
                 <w:rStyle w:val="Hyperlink"/>
@@ -394,7 +394,7 @@
                 <w:noProof/>
                 <w:webHidden/>
               </w:rPr>
-              <w:instrText xml:space="preserve"> PAGEREF _Toc228187052 \h </w:instrText>
+              <w:instrText xml:space="preserve"> PAGEREF _Toc228225852 \h </w:instrText>
             </w:r>
             <w:r>
               <w:rPr>
@@ -429,7 +429,7 @@
           <w:pPr>
             <w:pStyle w:val="TOC1"/>
             <w:tabs>
-              <w:tab w:val="left" w:pos="480"/>
+              <w:tab w:val="left" w:pos="440"/>
               <w:tab w:val="right" w:leader="dot" w:pos="9016"/>
             </w:tabs>
             <w:rPr>
@@ -438,11 +438,11 @@
               <w:kern w:val="2"/>
               <w:sz w:val="24"/>
               <w:szCs w:val="24"/>
-              <w:lang w:eastAsia="zh-CN"/>
+              <w:lang w:val="en-GB" w:eastAsia="en-GB"/>
               <w14:ligatures w14:val="standardContextual"/>
             </w:rPr>
           </w:pPr>
-          <w:hyperlink w:anchor="_Toc228187053" w:history="1">
+          <w:hyperlink w:anchor="_Toc228225853" w:history="1">
             <w:r>
               <w:rPr>
                 <w:rStyle w:val="Hyperlink"/>
@@ -457,7 +457,7 @@
                 <w:kern w:val="2"/>
                 <w:sz w:val="24"/>
                 <w:szCs w:val="24"/>
-                <w:lang w:eastAsia="zh-CN"/>
+                <w:lang w:val="en-GB" w:eastAsia="en-GB"/>
                 <w14:ligatures w14:val="standardContextual"/>
               </w:rPr>
               <w:tab/>
@@ -488,7 +488,7 @@
                 <w:noProof/>
                 <w:webHidden/>
               </w:rPr>
-              <w:instrText xml:space="preserve"> PAGEREF _Toc228187053 \h </w:instrText>
+              <w:instrText xml:space="preserve"> PAGEREF _Toc228225853 \h </w:instrText>
             </w:r>
             <w:r>
               <w:rPr>
@@ -532,11 +532,11 @@
               <w:kern w:val="2"/>
               <w:sz w:val="24"/>
               <w:szCs w:val="24"/>
-              <w:lang w:eastAsia="zh-CN"/>
+              <w:lang w:val="en-GB" w:eastAsia="en-GB"/>
               <w14:ligatures w14:val="standardContextual"/>
             </w:rPr>
           </w:pPr>
-          <w:hyperlink w:anchor="_Toc228187054" w:history="1">
+          <w:hyperlink w:anchor="_Toc228225854" w:history="1">
             <w:r>
               <w:rPr>
                 <w:rStyle w:val="Hyperlink"/>
@@ -551,7 +551,7 @@
                 <w:kern w:val="2"/>
                 <w:sz w:val="24"/>
                 <w:szCs w:val="24"/>
-                <w:lang w:eastAsia="zh-CN"/>
+                <w:lang w:val="en-GB" w:eastAsia="en-GB"/>
                 <w14:ligatures w14:val="standardContextual"/>
               </w:rPr>
               <w:tab/>
@@ -582,7 +582,7 @@
                 <w:noProof/>
                 <w:webHidden/>
               </w:rPr>
-              <w:instrText xml:space="preserve"> PAGEREF _Toc228187054 \h </w:instrText>
+              <w:instrText xml:space="preserve"> PAGEREF _Toc228225854 \h </w:instrText>
             </w:r>
             <w:r>
               <w:rPr>
@@ -626,11 +626,11 @@
               <w:kern w:val="2"/>
               <w:sz w:val="24"/>
               <w:szCs w:val="24"/>
-              <w:lang w:eastAsia="zh-CN"/>
+              <w:lang w:val="en-GB" w:eastAsia="en-GB"/>
               <w14:ligatures w14:val="standardContextual"/>
             </w:rPr>
           </w:pPr>
-          <w:hyperlink w:anchor="_Toc228187055" w:history="1">
+          <w:hyperlink w:anchor="_Toc228225855" w:history="1">
             <w:r>
               <w:rPr>
                 <w:rStyle w:val="Hyperlink"/>
@@ -645,7 +645,7 @@
                 <w:kern w:val="2"/>
                 <w:sz w:val="24"/>
                 <w:szCs w:val="24"/>
-                <w:lang w:eastAsia="zh-CN"/>
+                <w:lang w:val="en-GB" w:eastAsia="en-GB"/>
                 <w14:ligatures w14:val="standardContextual"/>
               </w:rPr>
               <w:tab/>
@@ -676,7 +676,7 @@
                 <w:noProof/>
                 <w:webHidden/>
               </w:rPr>
-              <w:instrText xml:space="preserve"> PAGEREF _Toc228187055 \h </w:instrText>
+              <w:instrText xml:space="preserve"> PAGEREF _Toc228225855 \h </w:instrText>
             </w:r>
             <w:r>
               <w:rPr>
@@ -720,11 +720,11 @@
               <w:kern w:val="2"/>
               <w:sz w:val="24"/>
               <w:szCs w:val="24"/>
-              <w:lang w:eastAsia="zh-CN"/>
+              <w:lang w:val="en-GB" w:eastAsia="en-GB"/>
               <w14:ligatures w14:val="standardContextual"/>
             </w:rPr>
           </w:pPr>
-          <w:hyperlink w:anchor="_Toc228187056" w:history="1">
+          <w:hyperlink w:anchor="_Toc228225856" w:history="1">
             <w:r>
               <w:rPr>
                 <w:rStyle w:val="Hyperlink"/>
@@ -740,7 +740,7 @@
                 <w:kern w:val="2"/>
                 <w:sz w:val="24"/>
                 <w:szCs w:val="24"/>
-                <w:lang w:eastAsia="zh-CN"/>
+                <w:lang w:val="en-GB" w:eastAsia="en-GB"/>
                 <w14:ligatures w14:val="standardContextual"/>
               </w:rPr>
               <w:tab/>
@@ -771,7 +771,7 @@
                 <w:noProof/>
                 <w:webHidden/>
               </w:rPr>
-              <w:instrText xml:space="preserve"> PAGEREF _Toc228187056 \h </w:instrText>
+              <w:instrText xml:space="preserve"> PAGEREF _Toc228225856 \h </w:instrText>
             </w:r>
             <w:r>
               <w:rPr>
@@ -815,11 +815,11 @@
               <w:kern w:val="2"/>
               <w:sz w:val="24"/>
               <w:szCs w:val="24"/>
-              <w:lang w:eastAsia="zh-CN"/>
+              <w:lang w:val="en-GB" w:eastAsia="en-GB"/>
               <w14:ligatures w14:val="standardContextual"/>
             </w:rPr>
           </w:pPr>
-          <w:hyperlink w:anchor="_Toc228187057" w:history="1">
+          <w:hyperlink w:anchor="_Toc228225857" w:history="1">
             <w:r>
               <w:rPr>
                 <w:rStyle w:val="Hyperlink"/>
@@ -834,7 +834,7 @@
                 <w:kern w:val="2"/>
                 <w:sz w:val="24"/>
                 <w:szCs w:val="24"/>
-                <w:lang w:eastAsia="zh-CN"/>
+                <w:lang w:val="en-GB" w:eastAsia="en-GB"/>
                 <w14:ligatures w14:val="standardContextual"/>
               </w:rPr>
               <w:tab/>
@@ -865,7 +865,7 @@
                 <w:noProof/>
                 <w:webHidden/>
               </w:rPr>
-              <w:instrText xml:space="preserve"> PAGEREF _Toc228187057 \h </w:instrText>
+              <w:instrText xml:space="preserve"> PAGEREF _Toc228225857 \h </w:instrText>
             </w:r>
             <w:r>
               <w:rPr>
@@ -909,11 +909,11 @@
               <w:kern w:val="2"/>
               <w:sz w:val="24"/>
               <w:szCs w:val="24"/>
-              <w:lang w:eastAsia="zh-CN"/>
+              <w:lang w:val="en-GB" w:eastAsia="en-GB"/>
               <w14:ligatures w14:val="standardContextual"/>
             </w:rPr>
           </w:pPr>
-          <w:hyperlink w:anchor="_Toc228187058" w:history="1">
+          <w:hyperlink w:anchor="_Toc228225858" w:history="1">
             <w:r>
               <w:rPr>
                 <w:rStyle w:val="Hyperlink"/>
@@ -928,7 +928,7 @@
                 <w:kern w:val="2"/>
                 <w:sz w:val="24"/>
                 <w:szCs w:val="24"/>
-                <w:lang w:eastAsia="zh-CN"/>
+                <w:lang w:val="en-GB" w:eastAsia="en-GB"/>
                 <w14:ligatures w14:val="standardContextual"/>
               </w:rPr>
               <w:tab/>
@@ -959,7 +959,7 @@
                 <w:noProof/>
                 <w:webHidden/>
               </w:rPr>
-              <w:instrText xml:space="preserve"> PAGEREF _Toc228187058 \h </w:instrText>
+              <w:instrText xml:space="preserve"> PAGEREF _Toc228225858 \h </w:instrText>
             </w:r>
             <w:r>
               <w:rPr>
@@ -1003,11 +1003,11 @@
               <w:kern w:val="2"/>
               <w:sz w:val="24"/>
               <w:szCs w:val="24"/>
-              <w:lang w:eastAsia="zh-CN"/>
+              <w:lang w:val="en-GB" w:eastAsia="en-GB"/>
               <w14:ligatures w14:val="standardContextual"/>
             </w:rPr>
           </w:pPr>
-          <w:hyperlink w:anchor="_Toc228187059" w:history="1">
+          <w:hyperlink w:anchor="_Toc228225859" w:history="1">
             <w:r>
               <w:rPr>
                 <w:rStyle w:val="Hyperlink"/>
@@ -1023,7 +1023,7 @@
                 <w:kern w:val="2"/>
                 <w:sz w:val="24"/>
                 <w:szCs w:val="24"/>
-                <w:lang w:eastAsia="zh-CN"/>
+                <w:lang w:val="en-GB" w:eastAsia="en-GB"/>
                 <w14:ligatures w14:val="standardContextual"/>
               </w:rPr>
               <w:tab/>
@@ -1054,7 +1054,7 @@
                 <w:noProof/>
                 <w:webHidden/>
               </w:rPr>
-              <w:instrText xml:space="preserve"> PAGEREF _Toc228187059 \h </w:instrText>
+              <w:instrText xml:space="preserve"> PAGEREF _Toc228225859 \h </w:instrText>
             </w:r>
             <w:r>
               <w:rPr>
@@ -1089,7 +1089,7 @@
           <w:pPr>
             <w:pStyle w:val="TOC1"/>
             <w:tabs>
-              <w:tab w:val="left" w:pos="480"/>
+              <w:tab w:val="left" w:pos="440"/>
               <w:tab w:val="right" w:leader="dot" w:pos="9016"/>
             </w:tabs>
             <w:rPr>
@@ -1098,11 +1098,11 @@
               <w:kern w:val="2"/>
               <w:sz w:val="24"/>
               <w:szCs w:val="24"/>
-              <w:lang w:eastAsia="zh-CN"/>
+              <w:lang w:val="en-GB" w:eastAsia="en-GB"/>
               <w14:ligatures w14:val="standardContextual"/>
             </w:rPr>
           </w:pPr>
-          <w:hyperlink w:anchor="_Toc228187060" w:history="1">
+          <w:hyperlink w:anchor="_Toc228225860" w:history="1">
             <w:r>
               <w:rPr>
                 <w:rStyle w:val="Hyperlink"/>
@@ -1117,7 +1117,7 @@
                 <w:kern w:val="2"/>
                 <w:sz w:val="24"/>
                 <w:szCs w:val="24"/>
-                <w:lang w:eastAsia="zh-CN"/>
+                <w:lang w:val="en-GB" w:eastAsia="en-GB"/>
                 <w14:ligatures w14:val="standardContextual"/>
               </w:rPr>
               <w:tab/>
@@ -1148,7 +1148,7 @@
                 <w:noProof/>
                 <w:webHidden/>
               </w:rPr>
-              <w:instrText xml:space="preserve"> PAGEREF _Toc228187060 \h </w:instrText>
+              <w:instrText xml:space="preserve"> PAGEREF _Toc228225860 \h </w:instrText>
             </w:r>
             <w:r>
               <w:rPr>
@@ -1192,11 +1192,11 @@
               <w:kern w:val="2"/>
               <w:sz w:val="24"/>
               <w:szCs w:val="24"/>
-              <w:lang w:eastAsia="zh-CN"/>
+              <w:lang w:val="en-GB" w:eastAsia="en-GB"/>
               <w14:ligatures w14:val="standardContextual"/>
             </w:rPr>
           </w:pPr>
-          <w:hyperlink w:anchor="_Toc228187061" w:history="1">
+          <w:hyperlink w:anchor="_Toc228225861" w:history="1">
             <w:r>
               <w:rPr>
                 <w:rStyle w:val="Hyperlink"/>
@@ -1211,7 +1211,7 @@
                 <w:kern w:val="2"/>
                 <w:sz w:val="24"/>
                 <w:szCs w:val="24"/>
-                <w:lang w:eastAsia="zh-CN"/>
+                <w:lang w:val="en-GB" w:eastAsia="en-GB"/>
                 <w14:ligatures w14:val="standardContextual"/>
               </w:rPr>
               <w:tab/>
@@ -1242,7 +1242,7 @@
                 <w:noProof/>
                 <w:webHidden/>
               </w:rPr>
-              <w:instrText xml:space="preserve"> PAGEREF _Toc228187061 \h </w:instrText>
+              <w:instrText xml:space="preserve"> PAGEREF _Toc228225861 \h </w:instrText>
             </w:r>
             <w:r>
               <w:rPr>
@@ -1286,11 +1286,11 @@
               <w:kern w:val="2"/>
               <w:sz w:val="24"/>
               <w:szCs w:val="24"/>
-              <w:lang w:eastAsia="zh-CN"/>
+              <w:lang w:val="en-GB" w:eastAsia="en-GB"/>
               <w14:ligatures w14:val="standardContextual"/>
             </w:rPr>
           </w:pPr>
-          <w:hyperlink w:anchor="_Toc228187062" w:history="1">
+          <w:hyperlink w:anchor="_Toc228225862" w:history="1">
             <w:r>
               <w:rPr>
                 <w:rStyle w:val="Hyperlink"/>
@@ -1305,7 +1305,7 @@
                 <w:kern w:val="2"/>
                 <w:sz w:val="24"/>
                 <w:szCs w:val="24"/>
-                <w:lang w:eastAsia="zh-CN"/>
+                <w:lang w:val="en-GB" w:eastAsia="en-GB"/>
                 <w14:ligatures w14:val="standardContextual"/>
               </w:rPr>
               <w:tab/>
@@ -1336,7 +1336,7 @@
                 <w:noProof/>
                 <w:webHidden/>
               </w:rPr>
-              <w:instrText xml:space="preserve"> PAGEREF _Toc228187062 \h </w:instrText>
+              <w:instrText xml:space="preserve"> PAGEREF _Toc228225862 \h </w:instrText>
             </w:r>
             <w:r>
               <w:rPr>
@@ -1371,14 +1371,20 @@
           <w:pPr>
             <w:pStyle w:val="TOC3"/>
             <w:tabs>
-              <w:tab w:val="left" w:pos="1440"/>
+              <w:tab w:val="left" w:pos="1200"/>
               <w:tab w:val="right" w:leader="dot" w:pos="9016"/>
             </w:tabs>
             <w:rPr>
+              <w:rFonts w:eastAsiaTheme="minorEastAsia"/>
               <w:noProof/>
+              <w:kern w:val="2"/>
+              <w:sz w:val="24"/>
+              <w:szCs w:val="24"/>
+              <w:lang w:val="en-GB" w:eastAsia="en-GB"/>
+              <w14:ligatures w14:val="standardContextual"/>
             </w:rPr>
           </w:pPr>
-          <w:hyperlink w:anchor="_Toc228187063" w:history="1">
+          <w:hyperlink w:anchor="_Toc228225863" w:history="1">
             <w:r>
               <w:rPr>
                 <w:rStyle w:val="Hyperlink"/>
@@ -1388,7 +1394,13 @@
             </w:r>
             <w:r>
               <w:rPr>
-                <w:noProof/>
+                <w:rFonts w:eastAsiaTheme="minorEastAsia"/>
+                <w:noProof/>
+                <w:kern w:val="2"/>
+                <w:sz w:val="24"/>
+                <w:szCs w:val="24"/>
+                <w:lang w:val="en-GB" w:eastAsia="en-GB"/>
+                <w14:ligatures w14:val="standardContextual"/>
               </w:rPr>
               <w:tab/>
             </w:r>
@@ -1418,7 +1430,7 @@
                 <w:noProof/>
                 <w:webHidden/>
               </w:rPr>
-              <w:instrText xml:space="preserve"> PAGEREF _Toc228187063 \h </w:instrText>
+              <w:instrText xml:space="preserve"> PAGEREF _Toc228225863 \h </w:instrText>
             </w:r>
             <w:r>
               <w:rPr>
@@ -1439,6 +1451,194 @@
                 <w:webHidden/>
               </w:rPr>
               <w:t>5</w:t>
+            </w:r>
+            <w:r>
+              <w:rPr>
+                <w:noProof/>
+                <w:webHidden/>
+              </w:rPr>
+              <w:fldChar w:fldCharType="end"/>
+            </w:r>
+          </w:hyperlink>
+        </w:p>
+        <w:p>
+          <w:pPr>
+            <w:pStyle w:val="TOC3"/>
+            <w:tabs>
+              <w:tab w:val="left" w:pos="1200"/>
+              <w:tab w:val="right" w:leader="dot" w:pos="9016"/>
+            </w:tabs>
+            <w:rPr>
+              <w:rFonts w:eastAsiaTheme="minorEastAsia"/>
+              <w:noProof/>
+              <w:kern w:val="2"/>
+              <w:sz w:val="24"/>
+              <w:szCs w:val="24"/>
+              <w:lang w:val="en-GB" w:eastAsia="en-GB"/>
+              <w14:ligatures w14:val="standardContextual"/>
+            </w:rPr>
+          </w:pPr>
+          <w:hyperlink w:anchor="_Toc228225864" w:history="1">
+            <w:r>
+              <w:rPr>
+                <w:rStyle w:val="Hyperlink"/>
+                <w:noProof/>
+              </w:rPr>
+              <w:t>2.2.2</w:t>
+            </w:r>
+            <w:r>
+              <w:rPr>
+                <w:rFonts w:eastAsiaTheme="minorEastAsia"/>
+                <w:noProof/>
+                <w:kern w:val="2"/>
+                <w:sz w:val="24"/>
+                <w:szCs w:val="24"/>
+                <w:lang w:val="en-GB" w:eastAsia="en-GB"/>
+                <w14:ligatures w14:val="standardContextual"/>
+              </w:rPr>
+              <w:tab/>
+            </w:r>
+            <w:r>
+              <w:rPr>
+                <w:rStyle w:val="Hyperlink"/>
+                <w:noProof/>
+              </w:rPr>
+              <w:t>Voltage Transfer Ratio from Volt-Second Balance</w:t>
+            </w:r>
+            <w:r>
+              <w:rPr>
+                <w:noProof/>
+                <w:webHidden/>
+              </w:rPr>
+              <w:tab/>
+            </w:r>
+            <w:r>
+              <w:rPr>
+                <w:noProof/>
+                <w:webHidden/>
+              </w:rPr>
+              <w:fldChar w:fldCharType="begin"/>
+            </w:r>
+            <w:r>
+              <w:rPr>
+                <w:noProof/>
+                <w:webHidden/>
+              </w:rPr>
+              <w:instrText xml:space="preserve"> PAGEREF _Toc228225864 \h </w:instrText>
+            </w:r>
+            <w:r>
+              <w:rPr>
+                <w:noProof/>
+                <w:webHidden/>
+              </w:rPr>
+            </w:r>
+            <w:r>
+              <w:rPr>
+                <w:noProof/>
+                <w:webHidden/>
+              </w:rPr>
+              <w:fldChar w:fldCharType="separate"/>
+            </w:r>
+            <w:r>
+              <w:rPr>
+                <w:noProof/>
+                <w:webHidden/>
+              </w:rPr>
+              <w:t>6</w:t>
+            </w:r>
+            <w:r>
+              <w:rPr>
+                <w:noProof/>
+                <w:webHidden/>
+              </w:rPr>
+              <w:fldChar w:fldCharType="end"/>
+            </w:r>
+          </w:hyperlink>
+        </w:p>
+        <w:p>
+          <w:pPr>
+            <w:pStyle w:val="TOC3"/>
+            <w:tabs>
+              <w:tab w:val="left" w:pos="1200"/>
+              <w:tab w:val="right" w:leader="dot" w:pos="9016"/>
+            </w:tabs>
+            <w:rPr>
+              <w:rFonts w:eastAsiaTheme="minorEastAsia"/>
+              <w:noProof/>
+              <w:kern w:val="2"/>
+              <w:sz w:val="24"/>
+              <w:szCs w:val="24"/>
+              <w:lang w:val="en-GB" w:eastAsia="en-GB"/>
+              <w14:ligatures w14:val="standardContextual"/>
+            </w:rPr>
+          </w:pPr>
+          <w:hyperlink w:anchor="_Toc228225865" w:history="1">
+            <w:r>
+              <w:rPr>
+                <w:rStyle w:val="Hyperlink"/>
+                <w:noProof/>
+              </w:rPr>
+              <w:t>2.2.3</w:t>
+            </w:r>
+            <w:r>
+              <w:rPr>
+                <w:rFonts w:eastAsiaTheme="minorEastAsia"/>
+                <w:noProof/>
+                <w:kern w:val="2"/>
+                <w:sz w:val="24"/>
+                <w:szCs w:val="24"/>
+                <w:lang w:val="en-GB" w:eastAsia="en-GB"/>
+                <w14:ligatures w14:val="standardContextual"/>
+              </w:rPr>
+              <w:tab/>
+            </w:r>
+            <w:r>
+              <w:rPr>
+                <w:rStyle w:val="Hyperlink"/>
+                <w:noProof/>
+              </w:rPr>
+              <w:t>Inductor Current Waveform and Ripple</w:t>
+            </w:r>
+            <w:r>
+              <w:rPr>
+                <w:noProof/>
+                <w:webHidden/>
+              </w:rPr>
+              <w:tab/>
+            </w:r>
+            <w:r>
+              <w:rPr>
+                <w:noProof/>
+                <w:webHidden/>
+              </w:rPr>
+              <w:fldChar w:fldCharType="begin"/>
+            </w:r>
+            <w:r>
+              <w:rPr>
+                <w:noProof/>
+                <w:webHidden/>
+              </w:rPr>
+              <w:instrText xml:space="preserve"> PAGEREF _Toc228225865 \h </w:instrText>
+            </w:r>
+            <w:r>
+              <w:rPr>
+                <w:noProof/>
+                <w:webHidden/>
+              </w:rPr>
+            </w:r>
+            <w:r>
+              <w:rPr>
+                <w:noProof/>
+                <w:webHidden/>
+              </w:rPr>
+              <w:fldChar w:fldCharType="separate"/>
+            </w:r>
+            <w:r>
+              <w:rPr>
+                <w:noProof/>
+                <w:webHidden/>
+              </w:rPr>
+              <w:t>7</w:t>
             </w:r>
             <w:r>
               <w:rPr>
@@ -1462,11 +1662,11 @@
               <w:kern w:val="2"/>
               <w:sz w:val="24"/>
               <w:szCs w:val="24"/>
-              <w:lang w:eastAsia="zh-CN"/>
+              <w:lang w:val="en-GB" w:eastAsia="en-GB"/>
               <w14:ligatures w14:val="standardContextual"/>
             </w:rPr>
           </w:pPr>
-          <w:hyperlink w:anchor="_Toc228187064" w:history="1">
+          <w:hyperlink w:anchor="_Toc228225866" w:history="1">
             <w:r>
               <w:rPr>
                 <w:rStyle w:val="Hyperlink"/>
@@ -1481,7 +1681,7 @@
                 <w:kern w:val="2"/>
                 <w:sz w:val="24"/>
                 <w:szCs w:val="24"/>
-                <w:lang w:eastAsia="zh-CN"/>
+                <w:lang w:val="en-GB" w:eastAsia="en-GB"/>
                 <w14:ligatures w14:val="standardContextual"/>
               </w:rPr>
               <w:tab/>
@@ -1512,7 +1712,7 @@
                 <w:noProof/>
                 <w:webHidden/>
               </w:rPr>
-              <w:instrText xml:space="preserve"> PAGEREF _Toc228187064 \h </w:instrText>
+              <w:instrText xml:space="preserve"> PAGEREF _Toc228225866 \h </w:instrText>
             </w:r>
             <w:r>
               <w:rPr>
@@ -1532,7 +1732,7 @@
                 <w:noProof/>
                 <w:webHidden/>
               </w:rPr>
-              <w:t>6</w:t>
+              <w:t>8</w:t>
             </w:r>
             <w:r>
               <w:rPr>
@@ -1556,11 +1756,11 @@
               <w:kern w:val="2"/>
               <w:sz w:val="24"/>
               <w:szCs w:val="24"/>
-              <w:lang w:eastAsia="zh-CN"/>
+              <w:lang w:val="en-GB" w:eastAsia="en-GB"/>
               <w14:ligatures w14:val="standardContextual"/>
             </w:rPr>
           </w:pPr>
-          <w:hyperlink w:anchor="_Toc228187065" w:history="1">
+          <w:hyperlink w:anchor="_Toc228225867" w:history="1">
             <w:r>
               <w:rPr>
                 <w:rStyle w:val="Hyperlink"/>
@@ -1575,7 +1775,7 @@
                 <w:kern w:val="2"/>
                 <w:sz w:val="24"/>
                 <w:szCs w:val="24"/>
-                <w:lang w:eastAsia="zh-CN"/>
+                <w:lang w:val="en-GB" w:eastAsia="en-GB"/>
                 <w14:ligatures w14:val="standardContextual"/>
               </w:rPr>
               <w:tab/>
@@ -1606,7 +1806,7 @@
                 <w:noProof/>
                 <w:webHidden/>
               </w:rPr>
-              <w:instrText xml:space="preserve"> PAGEREF _Toc228187065 \h </w:instrText>
+              <w:instrText xml:space="preserve"> PAGEREF _Toc228225867 \h </w:instrText>
             </w:r>
             <w:r>
               <w:rPr>
@@ -1626,7 +1826,7 @@
                 <w:noProof/>
                 <w:webHidden/>
               </w:rPr>
-              <w:t>8</w:t>
+              <w:t>9</w:t>
             </w:r>
             <w:r>
               <w:rPr>
@@ -1649,11 +1849,11 @@
               <w:kern w:val="2"/>
               <w:sz w:val="24"/>
               <w:szCs w:val="24"/>
-              <w:lang w:eastAsia="zh-CN"/>
+              <w:lang w:val="en-GB" w:eastAsia="en-GB"/>
               <w14:ligatures w14:val="standardContextual"/>
             </w:rPr>
           </w:pPr>
-          <w:hyperlink w:anchor="_Toc228187066" w:history="1">
+          <w:hyperlink w:anchor="_Toc228225868" w:history="1">
             <w:r>
               <w:rPr>
                 <w:rStyle w:val="Hyperlink"/>
@@ -1680,7 +1880,7 @@
                 <w:noProof/>
                 <w:webHidden/>
               </w:rPr>
-              <w:instrText xml:space="preserve"> PAGEREF _Toc228187066 \h </w:instrText>
+              <w:instrText xml:space="preserve"> PAGEREF _Toc228225868 \h </w:instrText>
             </w:r>
             <w:r>
               <w:rPr>
@@ -1700,7 +1900,7 @@
                 <w:noProof/>
                 <w:webHidden/>
               </w:rPr>
-              <w:t>8</w:t>
+              <w:t>9</w:t>
             </w:r>
             <w:r>
               <w:rPr>
@@ -1723,11 +1923,11 @@
               <w:kern w:val="2"/>
               <w:sz w:val="24"/>
               <w:szCs w:val="24"/>
-              <w:lang w:eastAsia="zh-CN"/>
+              <w:lang w:val="en-GB" w:eastAsia="en-GB"/>
               <w14:ligatures w14:val="standardContextual"/>
             </w:rPr>
           </w:pPr>
-          <w:hyperlink w:anchor="_Toc228187067" w:history="1">
+          <w:hyperlink w:anchor="_Toc228225869" w:history="1">
             <w:r>
               <w:rPr>
                 <w:rStyle w:val="Hyperlink"/>
@@ -1754,7 +1954,7 @@
                 <w:noProof/>
                 <w:webHidden/>
               </w:rPr>
-              <w:instrText xml:space="preserve"> PAGEREF _Toc228187067 \h </w:instrText>
+              <w:instrText xml:space="preserve"> PAGEREF _Toc228225869 \h </w:instrText>
             </w:r>
             <w:r>
               <w:rPr>
@@ -1774,7 +1974,7 @@
                 <w:noProof/>
                 <w:webHidden/>
               </w:rPr>
-              <w:t>8</w:t>
+              <w:t>10</w:t>
             </w:r>
             <w:r>
               <w:rPr>
@@ -1797,11 +1997,11 @@
               <w:kern w:val="2"/>
               <w:sz w:val="24"/>
               <w:szCs w:val="24"/>
-              <w:lang w:eastAsia="zh-CN"/>
+              <w:lang w:val="en-GB" w:eastAsia="en-GB"/>
               <w14:ligatures w14:val="standardContextual"/>
             </w:rPr>
           </w:pPr>
-          <w:hyperlink w:anchor="_Toc228187068" w:history="1">
+          <w:hyperlink w:anchor="_Toc228225870" w:history="1">
             <w:r>
               <w:rPr>
                 <w:rStyle w:val="Hyperlink"/>
@@ -1828,7 +2028,7 @@
                 <w:noProof/>
                 <w:webHidden/>
               </w:rPr>
-              <w:instrText xml:space="preserve"> PAGEREF _Toc228187068 \h </w:instrText>
+              <w:instrText xml:space="preserve"> PAGEREF _Toc228225870 \h </w:instrText>
             </w:r>
             <w:r>
               <w:rPr>
@@ -1848,7 +2048,7 @@
                 <w:noProof/>
                 <w:webHidden/>
               </w:rPr>
-              <w:t>8</w:t>
+              <w:t>10</w:t>
             </w:r>
             <w:r>
               <w:rPr>
@@ -1871,11 +2071,11 @@
               <w:kern w:val="2"/>
               <w:sz w:val="24"/>
               <w:szCs w:val="24"/>
-              <w:lang w:eastAsia="zh-CN"/>
+              <w:lang w:val="en-GB" w:eastAsia="en-GB"/>
               <w14:ligatures w14:val="standardContextual"/>
             </w:rPr>
           </w:pPr>
-          <w:hyperlink w:anchor="_Toc228187069" w:history="1">
+          <w:hyperlink w:anchor="_Toc228225871" w:history="1">
             <w:r>
               <w:rPr>
                 <w:rStyle w:val="Hyperlink"/>
@@ -1902,7 +2102,7 @@
                 <w:noProof/>
                 <w:webHidden/>
               </w:rPr>
-              <w:instrText xml:space="preserve"> PAGEREF _Toc228187069 \h </w:instrText>
+              <w:instrText xml:space="preserve"> PAGEREF _Toc228225871 \h </w:instrText>
             </w:r>
             <w:r>
               <w:rPr>
@@ -1922,7 +2122,7 @@
                 <w:noProof/>
                 <w:webHidden/>
               </w:rPr>
-              <w:t>8</w:t>
+              <w:t>10</w:t>
             </w:r>
             <w:r>
               <w:rPr>
@@ -1945,11 +2145,11 @@
               <w:kern w:val="2"/>
               <w:sz w:val="24"/>
               <w:szCs w:val="24"/>
-              <w:lang w:eastAsia="zh-CN"/>
+              <w:lang w:val="en-GB" w:eastAsia="en-GB"/>
               <w14:ligatures w14:val="standardContextual"/>
             </w:rPr>
           </w:pPr>
-          <w:hyperlink w:anchor="_Toc228187070" w:history="1">
+          <w:hyperlink w:anchor="_Toc228225872" w:history="1">
             <w:r>
               <w:rPr>
                 <w:rStyle w:val="Hyperlink"/>
@@ -1976,7 +2176,7 @@
                 <w:noProof/>
                 <w:webHidden/>
               </w:rPr>
-              <w:instrText xml:space="preserve"> PAGEREF _Toc228187070 \h </w:instrText>
+              <w:instrText xml:space="preserve"> PAGEREF _Toc228225872 \h </w:instrText>
             </w:r>
             <w:r>
               <w:rPr>
@@ -1996,7 +2196,7 @@
                 <w:noProof/>
                 <w:webHidden/>
               </w:rPr>
-              <w:t>9</w:t>
+              <w:t>10</w:t>
             </w:r>
             <w:r>
               <w:rPr>
@@ -2023,117 +2223,108 @@
     <w:p/>
     <w:p/>
     <w:p/>
+    <w:p>
+      <w:r>
+        <w:t xml:space="preserve">           </w:t>
+      </w:r>
+    </w:p>
+    <w:p>
+      <w:pPr>
+        <w:pStyle w:val="Heading1-NoNumber"/>
+      </w:pPr>
+      <w:bookmarkStart w:id="0" w:name="_Toc228225851"/>
+      <w:r>
+        <w:t>Abstract</w:t>
+      </w:r>
+      <w:bookmarkEnd w:id="0"/>
+    </w:p>
+    <w:p>
+      <w:r>
+        <w:t xml:space="preserve">This report presents the design, simulation, verification, and hardware implementation of a </w:t>
+      </w:r>
+      <w:r>
+        <w:t>DC</w:t>
+      </w:r>
+      <w:r>
+        <w:t>-to-DC</w:t>
+      </w:r>
+      <w:r>
+        <w:t xml:space="preserve"> boost converter for a battery-powered</w:t>
+      </w:r>
+      <w:r>
+        <w:t xml:space="preserve"> robotic &amp; autonomous devices</w:t>
+      </w:r>
+      <w:r>
+        <w:t xml:space="preserve">. The converter, based on the Linear Technology LTC1871 current mode controller, accepts a three-cell lithium polymer battery input ranging from </w:t>
+      </w:r>
+      <w:r>
+        <w:t>8 – 11V</w:t>
+      </w:r>
+      <w:r>
+        <w:t xml:space="preserve"> and regulates a stable </w:t>
+      </w:r>
+      <w:r>
+        <w:t>12V</w:t>
+      </w:r>
+      <w:r>
+        <w:t xml:space="preserve"> output at up to </w:t>
+      </w:r>
+      <w:r>
+        <w:t>2A</w:t>
+      </w:r>
+      <w:r>
+        <w:t xml:space="preserve"> continuous load current. The project followed a structured methodology beginning with analytical power stage design, during which an initial converter topology was abandoned due to simulation convergence failures and replaced with a boost topology confirmed by sufficiency analysis. A comprehensive simulation campaign validated all performance metrics with substantial margin across the full input range, including an output voltage of 12.20</w:t>
+      </w:r>
+      <w:r>
+        <w:t>V</w:t>
+      </w:r>
+      <w:r>
+        <w:t>, output ripple of 171</w:t>
+      </w:r>
+      <w:r>
+        <w:t xml:space="preserve"> mV</w:t>
+      </w:r>
+      <w:r>
+        <w:t>, load transient droop of 123</w:t>
+      </w:r>
+      <w:r>
+        <w:t>mV</w:t>
+      </w:r>
+      <w:r>
+        <w:t xml:space="preserve"> under a 1.5</w:t>
+      </w:r>
+      <w:r>
+        <w:t>A</w:t>
+      </w:r>
+      <w:r>
+        <w:t xml:space="preserve"> inrush step, and a simulated efficiency of 89.84</w:t>
+      </w:r>
+      <w:r>
+        <w:t>%</w:t>
+      </w:r>
+      <w:r>
+        <w:t xml:space="preserve"> at the upper input boundary. A three-layer input protection scheme was developed comprising a series P-channel transistor for reverse polarity blocking, a resistive divider for undervoltage lockout, and a Zener-transistor clamp for overvoltage lockout, together forming a voltage window that restricts active regulation to a validated operating band of 8.1 to 11.1 </w:t>
+      </w:r>
+      <w:r>
+        <w:t>V</w:t>
+      </w:r>
+      <w:r>
+        <w:t>. Iterative tuning of the divider ratio and clamp network was required to counteract parasitic loading effects that initially compressed the operating window, with the final design achieving precise alignment with the target battery discharge range. The validated schematic was translated into a compact two-layer printed circuit board measuring 60.5 by 42.5 millimetres using an open-source layout tool, with fabrication files generated for external manufacture and final assembly carried out by hand-soldering in the university electronics laboratory</w:t>
+      </w:r>
+      <w:r>
+        <w:t>.</w:t>
+      </w:r>
+    </w:p>
     <w:p/>
     <w:p/>
     <w:p/>
-    <w:p/>
-    <w:p/>
-    <w:p/>
-    <w:p/>
     <w:p>
       <w:pPr>
         <w:pStyle w:val="Heading1-NoNumber"/>
       </w:pPr>
-      <w:bookmarkStart w:id="0" w:name="_Toc228187051"/>
-      <w:r>
-        <w:t>Abstract</w:t>
-      </w:r>
-      <w:bookmarkEnd w:id="0"/>
-    </w:p>
-    <w:p>
-      <w:r>
-        <w:t xml:space="preserve">This report presents the design, simulation, verification, and hardware implementation of a </w:t>
-      </w:r>
-      <w:r>
-        <w:t>DC</w:t>
-      </w:r>
-      <w:r>
-        <w:t>-to-DC</w:t>
-      </w:r>
-      <w:r>
-        <w:t xml:space="preserve"> boost converter for a battery-powered</w:t>
-      </w:r>
-      <w:r>
-        <w:t xml:space="preserve"> robotic &amp; autonomous devices</w:t>
-      </w:r>
-      <w:r>
-        <w:t xml:space="preserve">. The converter, based on the Linear Technology LTC1871 current mode controller, accepts a three-cell lithium polymer battery input ranging from </w:t>
-      </w:r>
-      <w:r>
-        <w:t>8 – 11V</w:t>
-      </w:r>
-      <w:r>
-        <w:t xml:space="preserve"> and regulates a stable </w:t>
-      </w:r>
-      <w:r>
-        <w:t>12V</w:t>
-      </w:r>
-      <w:r>
-        <w:t xml:space="preserve"> output at up to </w:t>
-      </w:r>
-      <w:r>
-        <w:t>2A</w:t>
-      </w:r>
-      <w:r>
-        <w:t xml:space="preserve"> continuous load current. The project followed a structured methodology beginning with analytical power stage design, during which an initial converter topology was abandoned due to simulation convergence failures and replaced with a boost topology confirmed by sufficiency analysis. A comprehensive simulation campaign validated all performance metrics with substantial margin across the full input range, including an output voltage of 12.20</w:t>
-      </w:r>
-      <w:r>
-        <w:t>V</w:t>
-      </w:r>
-      <w:r>
-        <w:t>, output ripple of 171</w:t>
-      </w:r>
-      <w:r>
-        <w:t xml:space="preserve"> mV</w:t>
-      </w:r>
-      <w:r>
-        <w:t xml:space="preserve">, load transient </w:t>
-      </w:r>
-      <w:proofErr w:type="spellStart"/>
-      <w:r>
-        <w:t>droop of</w:t>
-      </w:r>
-      <w:proofErr w:type="spellEnd"/>
-      <w:r>
-        <w:t xml:space="preserve"> 123</w:t>
-      </w:r>
-      <w:r>
-        <w:t>mV</w:t>
-      </w:r>
-      <w:r>
-        <w:t xml:space="preserve"> under a 1.5</w:t>
-      </w:r>
-      <w:r>
-        <w:t>A</w:t>
-      </w:r>
-      <w:r>
-        <w:t xml:space="preserve"> inrush step, and a simulated efficiency of 89.84</w:t>
-      </w:r>
-      <w:r>
-        <w:t>%</w:t>
-      </w:r>
-      <w:r>
-        <w:t xml:space="preserve"> at the upper input boundary. A three-layer input protection scheme was developed comprising a series P-channel transistor for reverse polarity blocking, a resistive divider for undervoltage lockout, and a Zener-transistor clamp for overvoltage lockout, together forming a voltage window that restricts active regulation to a validated operating band of 8.1 to 11.1 </w:t>
-      </w:r>
-      <w:r>
-        <w:t>V</w:t>
-      </w:r>
-      <w:r>
-        <w:t>. Iterative tuning of the divider ratio and clamp network was required to counteract parasitic loading effects that initially compressed the operating window, with the final design achieving precise alignment with the target battery discharge range. The validated schematic was translated into a compact two-layer printed circuit board measuring 60.5 by 42.5 millimetres using an open-source layout tool, with fabrication files generated for external manufacture and final assembly carried out by hand-soldering in the university electronics laboratory</w:t>
-      </w:r>
-      <w:r>
-        <w:t>.</w:t>
-      </w:r>
-    </w:p>
-    <w:p/>
-    <w:p/>
-    <w:p/>
-    <w:p>
-      <w:pPr>
-        <w:pStyle w:val="Heading1-NoNumber"/>
-      </w:pPr>
-      <w:bookmarkStart w:id="1" w:name="_Toc228187052"/>
-      <w:r>
+      <w:bookmarkStart w:id="1" w:name="_Toc228225852"/>
+      <w:r>
+        <w:lastRenderedPageBreak/>
         <w:t>Declaration</w:t>
       </w:r>
       <w:bookmarkEnd w:id="1"/>
@@ -2311,7 +2502,7 @@
       <w:pPr>
         <w:pStyle w:val="Heading1"/>
       </w:pPr>
-      <w:bookmarkStart w:id="2" w:name="_Toc228187053"/>
+      <w:bookmarkStart w:id="2" w:name="_Toc228225853"/>
       <w:r>
         <w:lastRenderedPageBreak/>
         <w:t>Introduction</w:t>
@@ -2320,23 +2511,7 @@
     </w:p>
     <w:p>
       <w:r>
-        <w:t xml:space="preserve">Mobile robotics platforms depend on compact battery packs whose terminal voltage inevitably sags as the cells discharge, a 3-cell lithium-polymer pack, for instance, falls from 12.6V fully charged to below 9V at end-of-discharge, easily dropping below the voltage required to keep downstream point-of-load regulators in regulation [1,2]. All three payload devices in this project, the Raspberry Pi Compute Module 4, the </w:t>
-      </w:r>
-      <w:proofErr w:type="spellStart"/>
-      <w:r>
-        <w:t>RPLiDAR</w:t>
-      </w:r>
-      <w:proofErr w:type="spellEnd"/>
-      <w:r>
-        <w:t xml:space="preserve"> A1 laser scanner, and the RFD900x telemetry modem, are fundamentally 5V loads with tight input tolerances. The </w:t>
-      </w:r>
-      <w:proofErr w:type="spellStart"/>
-      <w:r>
-        <w:t>RPLiDAR's</w:t>
-      </w:r>
-      <w:proofErr w:type="spellEnd"/>
-      <w:r>
-        <w:t xml:space="preserve"> core scanner accepts only 4.9-5.5V and is damaged above 5.5V, while the RFD900x specifies a +5V nominal supply with an absolute maximum of +6V. </w:t>
+        <w:t xml:space="preserve">Mobile robotics platforms depend on compact battery packs whose terminal voltage inevitably sags as the cells discharge, a 3-cell lithium-polymer pack, for instance, falls from 12.6V fully charged to below 9V at end-of-discharge, easily dropping below the voltage required to keep downstream point-of-load regulators in regulation [1,2]. All three payload devices in this project, the Raspberry Pi Compute Module 4, the RPLiDAR A1 laser scanner, and the RFD900x telemetry modem, are fundamentally 5V loads with tight input tolerances. The RPLiDAR's core scanner accepts only 4.9-5.5V and is damaged above 5.5V, while the RFD900x specifies a +5V nominal supply with an absolute maximum of +6V. </w:t>
       </w:r>
       <w:r>
         <w:t>[3, 4] Neither</w:t>
@@ -2358,7 +2533,7 @@
       <w:pPr>
         <w:pStyle w:val="Heading2"/>
       </w:pPr>
-      <w:bookmarkStart w:id="3" w:name="_Toc228187054"/>
+      <w:bookmarkStart w:id="3" w:name="_Toc228225854"/>
       <w:r>
         <w:t>Problem Statement and Scope</w:t>
       </w:r>
@@ -2366,15 +2541,7 @@
     </w:p>
     <w:p>
       <w:r>
-        <w:t xml:space="preserve">The specific engineering problem addressed in this thesis is the design and implementation of a regulated intermediate power bus for the payload of a proof-of-concept autonomous ground vehicle. The bus is generated from a 3-cell lithium-polymer battery whose terminal voltage during operation is intentionally restricted to an 8–11V window, below the 12V target, so that a boost-only topology can be employed. The converter is built around the LTC1871 current-mode boost controller, which steps up the battery voltage to a tightly regulated 12V rail while supplying the three 5V payload devices (Raspberry Pi Compute Module 4, </w:t>
-      </w:r>
-      <w:proofErr w:type="spellStart"/>
-      <w:r>
-        <w:t>RPLiDAR</w:t>
-      </w:r>
-      <w:proofErr w:type="spellEnd"/>
-      <w:r>
-        <w:t xml:space="preserve"> A1, RFD900x modem) through their downstream point-of-load regulators</w:t>
+        <w:t>The specific engineering problem addressed in this thesis is the design and implementation of a regulated intermediate power bus for the payload of a proof-of-concept autonomous ground vehicle. The bus is generated from a 3-cell lithium-polymer battery whose terminal voltage during operation is intentionally restricted to an 8–11V window, below the 12V target, so that a boost-only topology can be employed. The converter is built around the LTC1871 current-mode boost controller, which steps up the battery voltage to a tightly regulated 12V rail while supplying the three 5V payload devices (Raspberry Pi Compute Module 4, RPLiDAR A1, RFD900x modem) through their downstream point-of-load regulators</w:t>
       </w:r>
       <w:r>
         <w:t xml:space="preserve"> </w:t>
@@ -2387,22 +2554,14 @@
       </w:r>
       <w:r>
         <w:lastRenderedPageBreak/>
-        <w:t xml:space="preserve">and the ability to maintain a stable 12V rail across the full 8–11V input range, evaluated primarily through </w:t>
-      </w:r>
-      <w:proofErr w:type="spellStart"/>
-      <w:r>
-        <w:t>LTspice</w:t>
-      </w:r>
-      <w:proofErr w:type="spellEnd"/>
-      <w:r>
-        <w:t xml:space="preserve"> simulation, with hardware prototyping conducted to validate the physical design. By constraining the problem to this single boost stage, the thesis isolates the power-conditioning function that enables the robot's sensitive electronics to survive a complete battery discharge cycle without supply interruption.</w:t>
+        <w:t>and the ability to maintain a stable 12V rail across the full 8–11V input range, evaluated primarily through LTspice simulation, with hardware prototyping conducted to validate the physical design. By constraining the problem to this single boost stage, the thesis isolates the power-conditioning function that enables the robot's sensitive electronics to survive a complete battery discharge cycle without supply interruption.</w:t>
       </w:r>
     </w:p>
     <w:p>
       <w:pPr>
         <w:pStyle w:val="Heading2"/>
       </w:pPr>
-      <w:bookmarkStart w:id="4" w:name="_Toc228187055"/>
+      <w:bookmarkStart w:id="4" w:name="_Toc228225855"/>
       <w:r>
         <w:t>Approach and Methodology</w:t>
       </w:r>
@@ -2418,21 +2577,22 @@
         <w:rPr>
           <w:lang w:val="en-GB"/>
         </w:rPr>
-        <w:t xml:space="preserve">To address this power conditioning challenge, the converter development was structured into three sequential phases. Phase 1 began with an initial SEPIC design using the TPS61088 controller, which was ultimately abandoned due to persistent </w:t>
-      </w:r>
-      <w:proofErr w:type="spellStart"/>
+        <w:t>To address this power conditioning challenge, the converter development was structured into three sequential phases. Phase 1 began with an initial SEPIC design using the TPS61088 controller, which was ultimately abandoned due to persistent LTspice convergence failures that prevented reliable simulation</w:t>
+      </w:r>
       <w:r>
         <w:rPr>
           <w:lang w:val="en-GB"/>
         </w:rPr>
-        <w:t>LTspice</w:t>
-      </w:r>
-      <w:proofErr w:type="spellEnd"/>
+        <w:t xml:space="preserve"> </w:t>
+      </w:r>
+      <w:r>
+        <w:t>[9, 10]</w:t>
+      </w:r>
       <w:r>
         <w:rPr>
           <w:lang w:val="en-GB"/>
         </w:rPr>
-        <w:t xml:space="preserve"> convergence failures that prevented reliable simulation</w:t>
+        <w:t>. A subsequent topology sufficiency analysis confirmed that because the battery's 8–11V operating window always lies below the 12V output, a simpler boost converter could meet the specification. The design was therefore migrated to the LTC1871 current-mode boost controller, and the analytical power stage was sized through first-principles calculations covering switching frequency selection, duty cycle range, inductor and output capacitor selection with DC bias derating, MOSFET and Schottky diode choices, feedback divider derivation, and Type II compensation network design for loop stability</w:t>
       </w:r>
       <w:r>
         <w:rPr>
@@ -2441,109 +2601,66 @@
         <w:t xml:space="preserve"> </w:t>
       </w:r>
       <w:r>
-        <w:t>[9, 10]</w:t>
+        <w:t>[11]</w:t>
       </w:r>
       <w:r>
         <w:rPr>
           <w:lang w:val="en-GB"/>
         </w:rPr>
-        <w:t>. A subsequent topology sufficiency analysis confirmed that because the battery's 8–11V operating window always lies below the 12V output, a simpler boost converter could meet the specification. The design was therefore migrated to the LTC1871 current-mode boost controller, and the analytical power stage was sized through first-principles calculations covering switching frequency selection, duty cycle range, inductor and output capacitor selection with DC bias derating, MOSFET and Schottky diode choices, feedback divider derivation, and Type II compensation network design for loop stability</w:t>
-      </w:r>
-      <w:r>
+        <w:t>.</w:t>
+      </w:r>
+    </w:p>
+    <w:p>
+      <w:pPr>
         <w:rPr>
           <w:lang w:val="en-GB"/>
         </w:rPr>
+      </w:pPr>
+      <w:r>
+        <w:rPr>
+          <w:lang w:val="en-GB"/>
+        </w:rPr>
+        <w:t>Phase 2 subjected this analytical design to a structured LTspice simulation campaign that validated eight performance metrics across the full input range, supplemented by AC analysis for loop stability. Phase 3 translated the validated design into hardware, beginning with a three-layer input protection scheme (reverse polarity blocking via an AO6407 PMOS, undervoltage lockout, and overvoltage lockout) whose thresholds were iteratively tuned through simulation to yield an 8.1–11.1V operating window closely matching the battery specification</w:t>
+      </w:r>
+      <w:r>
+        <w:rPr>
+          <w:lang w:val="en-GB"/>
+        </w:rPr>
         <w:t xml:space="preserve"> </w:t>
       </w:r>
       <w:r>
-        <w:t>[11]</w:t>
+        <w:t>[12]</w:t>
       </w:r>
       <w:r>
         <w:rPr>
           <w:lang w:val="en-GB"/>
         </w:rPr>
-        <w:t>.</w:t>
-      </w:r>
-    </w:p>
-    <w:p>
-      <w:pPr>
+        <w:t>. The final schematic was captured in KiCad, laid out as a two-layer PCB, fabricated by JLCPCB, and hand-assembled in the university lab</w:t>
+      </w:r>
+      <w:r>
         <w:rPr>
           <w:lang w:val="en-GB"/>
         </w:rPr>
-      </w:pPr>
+        <w:t xml:space="preserve"> </w:t>
+      </w:r>
+      <w:r>
+        <w:t>[13, 14]</w:t>
+      </w:r>
       <w:r>
         <w:rPr>
           <w:lang w:val="en-GB"/>
         </w:rPr>
-        <w:t xml:space="preserve">Phase 2 subjected this analytical design to a structured </w:t>
-      </w:r>
-      <w:proofErr w:type="spellStart"/>
-      <w:r>
+        <w:t>. This phased approach ensured that every aspect of the converter—from topology selection to loop stability and ruggedised input protection—was rigorously justified before hardware was committed.</w:t>
+      </w:r>
+    </w:p>
+    <w:p>
+      <w:pPr>
+        <w:pStyle w:val="Heading2"/>
         <w:rPr>
           <w:lang w:val="en-GB"/>
         </w:rPr>
-        <w:t>LTspice</w:t>
-      </w:r>
-      <w:proofErr w:type="spellEnd"/>
-      <w:r>
-        <w:rPr>
-          <w:lang w:val="en-GB"/>
-        </w:rPr>
-        <w:t xml:space="preserve"> simulation campaign that validated eight performance metrics across the full input range, supplemented by AC analysis for loop stability. Phase 3 translated the validated design into hardware, beginning with a three-layer input protection scheme (reverse polarity blocking via an AO6407 PMOS, undervoltage lockout, and overvoltage lockout) whose thresholds were iteratively tuned through simulation to yield an 8.1–11.1V operating window closely matching the battery specification</w:t>
-      </w:r>
-      <w:r>
-        <w:rPr>
-          <w:lang w:val="en-GB"/>
-        </w:rPr>
-        <w:t xml:space="preserve"> </w:t>
-      </w:r>
-      <w:r>
-        <w:t>[12]</w:t>
-      </w:r>
-      <w:r>
-        <w:rPr>
-          <w:lang w:val="en-GB"/>
-        </w:rPr>
-        <w:t xml:space="preserve">. The final schematic was captured in </w:t>
-      </w:r>
-      <w:proofErr w:type="spellStart"/>
-      <w:r>
-        <w:rPr>
-          <w:lang w:val="en-GB"/>
-        </w:rPr>
-        <w:t>KiCad</w:t>
-      </w:r>
-      <w:proofErr w:type="spellEnd"/>
-      <w:r>
-        <w:rPr>
-          <w:lang w:val="en-GB"/>
-        </w:rPr>
-        <w:t>, laid out as a two-layer PCB, fabricated by JLCPCB, and hand-assembled in the university lab</w:t>
-      </w:r>
-      <w:r>
-        <w:rPr>
-          <w:lang w:val="en-GB"/>
-        </w:rPr>
-        <w:t xml:space="preserve"> </w:t>
-      </w:r>
-      <w:r>
-        <w:t>[13, 14]</w:t>
-      </w:r>
-      <w:r>
-        <w:rPr>
-          <w:lang w:val="en-GB"/>
-        </w:rPr>
-        <w:t>. This phased approach ensured that every aspect of the converter—from topology selection to loop stability and ruggedised input protection—was rigorously justified before hardware was committed.</w:t>
-      </w:r>
-    </w:p>
-    <w:p>
-      <w:pPr>
-        <w:pStyle w:val="Heading2"/>
-        <w:rPr>
-          <w:lang w:val="en-GB"/>
-        </w:rPr>
-      </w:pPr>
-      <w:bookmarkStart w:id="5" w:name="_Toc228187056"/>
+      </w:pPr>
+      <w:bookmarkStart w:id="5" w:name="_Toc228225856"/>
       <w:r>
         <w:t>Evaluation Strategy</w:t>
       </w:r>
@@ -2551,15 +2668,7 @@
     </w:p>
     <w:p>
       <w:r>
-        <w:t xml:space="preserve">The design was validated primarily through </w:t>
-      </w:r>
-      <w:proofErr w:type="spellStart"/>
-      <w:r>
-        <w:t>LTspice</w:t>
-      </w:r>
-      <w:proofErr w:type="spellEnd"/>
-      <w:r>
-        <w:t xml:space="preserve"> transient simulation, supplemented by AC analysis for loop stability. Eight performance metrics were evaluated across the full battery input range (8.1V to 11.1V) using parametric sweeps and a pulsed load current stepping from 0.5A to 2A at 5ms to simulate worst-case motor inrush. Explicit measurement windows were defined to separate steady state from transient behaviour, ensuring reproducibility. Transient simulations verified output voltage accuracy, ripple, line and load regulation, load-transient droop and recovery time, peak inductor current, and efficiency. An AC Bode plot extracted phase </w:t>
+        <w:t xml:space="preserve">The design was validated primarily through LTspice transient simulation, supplemented by AC analysis for loop stability. Eight performance metrics were evaluated across the full battery input range (8.1V to 11.1V) using parametric sweeps and a pulsed load current stepping from 0.5A to 2A at 5ms to simulate worst-case motor inrush. Explicit measurement windows were defined to separate steady state from transient behaviour, ensuring reproducibility. Transient simulations verified output voltage accuracy, ripple, line and load regulation, load-transient droop and recovery time, peak inductor current, and efficiency. An AC Bode plot extracted phase </w:t>
       </w:r>
       <w:r>
         <w:lastRenderedPageBreak/>
@@ -2570,7 +2679,7 @@
       <w:pPr>
         <w:pStyle w:val="Heading2"/>
       </w:pPr>
-      <w:bookmarkStart w:id="6" w:name="_Toc228187057"/>
+      <w:bookmarkStart w:id="6" w:name="_Toc228225857"/>
       <w:r>
         <w:t>Broader Impact</w:t>
       </w:r>
@@ -2603,7 +2712,7 @@
       <w:pPr>
         <w:pStyle w:val="Heading2"/>
       </w:pPr>
-      <w:bookmarkStart w:id="7" w:name="_Toc228187058"/>
+      <w:bookmarkStart w:id="7" w:name="_Toc228225858"/>
       <w:r>
         <w:t>Original Contributions and Externally Provided Resources</w:t>
       </w:r>
@@ -2687,21 +2796,7 @@
         <w:rPr>
           <w:lang w:val="en-GB"/>
         </w:rPr>
-        <w:t xml:space="preserve">Full </w:t>
-      </w:r>
-      <w:proofErr w:type="spellStart"/>
-      <w:r>
-        <w:rPr>
-          <w:lang w:val="en-GB"/>
-        </w:rPr>
-        <w:t>LTspice</w:t>
-      </w:r>
-      <w:proofErr w:type="spellEnd"/>
-      <w:r>
-        <w:rPr>
-          <w:lang w:val="en-GB"/>
-        </w:rPr>
-        <w:t xml:space="preserve"> simulation framework, including parametric sweeps, transient measurement windows, and Bode analysis.</w:t>
+        <w:t>Full LTspice simulation framework, including parametric sweeps, transient measurement windows, and Bode analysis.</w:t>
       </w:r>
     </w:p>
     <w:p>
@@ -2810,7 +2905,7 @@
           <w:lang w:val="en-GB"/>
         </w:rPr>
       </w:pPr>
-      <w:bookmarkStart w:id="8" w:name="_Toc228187059"/>
+      <w:bookmarkStart w:id="8" w:name="_Toc228225859"/>
       <w:r>
         <w:t>Structure of the Report</w:t>
       </w:r>
@@ -2825,7 +2920,7 @@
       <w:pPr>
         <w:pStyle w:val="Heading1"/>
       </w:pPr>
-      <w:bookmarkStart w:id="9" w:name="_Toc228187060"/>
+      <w:bookmarkStart w:id="9" w:name="_Toc228225860"/>
       <w:r>
         <w:t>Technical Background</w:t>
       </w:r>
@@ -2846,7 +2941,7 @@
       <w:pPr>
         <w:pStyle w:val="Heading2"/>
       </w:pPr>
-      <w:bookmarkStart w:id="10" w:name="_Toc228187061"/>
+      <w:bookmarkStart w:id="10" w:name="_Toc228225861"/>
       <w:r>
         <w:t>DC-DC Converter Fundamentals</w:t>
       </w:r>
@@ -2868,15 +2963,7 @@
         <w:t xml:space="preserve"> draw inrush currents during setup</w:t>
       </w:r>
       <w:r>
-        <w:t xml:space="preserve">, </w:t>
-      </w:r>
-      <w:proofErr w:type="spellStart"/>
-      <w:r>
-        <w:t>LiDARs</w:t>
-      </w:r>
-      <w:proofErr w:type="spellEnd"/>
-      <w:r>
-        <w:t xml:space="preserve"> </w:t>
+        <w:t xml:space="preserve">, LiDARs </w:t>
       </w:r>
       <w:r>
         <w:lastRenderedPageBreak/>
@@ -3417,7 +3504,7 @@
       <w:pPr>
         <w:pStyle w:val="Heading2"/>
       </w:pPr>
-      <w:bookmarkStart w:id="11" w:name="_Toc228187062"/>
+      <w:bookmarkStart w:id="11" w:name="_Toc228225862"/>
       <w:r>
         <w:t>Boost Converter</w:t>
       </w:r>
@@ -3436,7 +3523,7 @@
       <w:pPr>
         <w:pStyle w:val="Heading3"/>
       </w:pPr>
-      <w:bookmarkStart w:id="12" w:name="_Toc228187063"/>
+      <w:bookmarkStart w:id="12" w:name="_Toc228225863"/>
       <w:r>
         <w:t>Circuit Topology and Switching Intervals</w:t>
       </w:r>
@@ -4120,20 +4207,2201 @@
         <w:t xml:space="preserve">, so the inductor current ramps downward, transferring the stored energy to the output. </w:t>
       </w:r>
     </w:p>
-    <w:p/>
+    <w:p>
+      <w:pPr>
+        <w:pStyle w:val="Heading3"/>
+      </w:pPr>
+      <w:bookmarkStart w:id="13" w:name="_Toc228225864"/>
+      <w:r>
+        <w:t>Voltage Transfer Ratio from Volt-Second Balance</w:t>
+      </w:r>
+      <w:bookmarkEnd w:id="13"/>
+    </w:p>
+    <w:p>
+      <w:r>
+        <w:t>In steady state, the net charge in inductor current over one switching cycle must be zero – the volt-second balance principle. Applying this to the boost converter:</w:t>
+      </w:r>
+    </w:p>
+    <w:p>
+      <w:pPr>
+        <w:jc w:val="center"/>
+        <w:rPr>
+          <w:rFonts w:eastAsiaTheme="minorEastAsia"/>
+        </w:rPr>
+      </w:pPr>
+      <m:oMathPara>
+        <m:oMath>
+          <m:sSub>
+            <m:sSubPr>
+              <m:ctrlPr>
+                <w:rPr>
+                  <w:rFonts w:ascii="Cambria Math" w:hAnsi="Cambria Math"/>
+                  <w:i/>
+                </w:rPr>
+              </m:ctrlPr>
+            </m:sSubPr>
+            <m:e>
+              <m:r>
+                <w:rPr>
+                  <w:rFonts w:ascii="Cambria Math" w:hAnsi="Cambria Math"/>
+                </w:rPr>
+                <m:t>V</m:t>
+              </m:r>
+            </m:e>
+            <m:sub>
+              <m:r>
+                <w:rPr>
+                  <w:rFonts w:ascii="Cambria Math" w:hAnsi="Cambria Math"/>
+                </w:rPr>
+                <m:t>in</m:t>
+              </m:r>
+            </m:sub>
+          </m:sSub>
+          <m:r>
+            <w:rPr>
+              <w:rFonts w:ascii="Cambria Math" w:hAnsi="Cambria Math"/>
+            </w:rPr>
+            <m:t xml:space="preserve"> .  D</m:t>
+          </m:r>
+          <m:sSub>
+            <m:sSubPr>
+              <m:ctrlPr>
+                <w:rPr>
+                  <w:rFonts w:ascii="Cambria Math" w:hAnsi="Cambria Math"/>
+                  <w:i/>
+                </w:rPr>
+              </m:ctrlPr>
+            </m:sSubPr>
+            <m:e>
+              <m:r>
+                <w:rPr>
+                  <w:rFonts w:ascii="Cambria Math" w:hAnsi="Cambria Math"/>
+                </w:rPr>
+                <m:t>T</m:t>
+              </m:r>
+            </m:e>
+            <m:sub>
+              <m:r>
+                <w:rPr>
+                  <w:rFonts w:ascii="Cambria Math" w:hAnsi="Cambria Math"/>
+                </w:rPr>
+                <m:t>S</m:t>
+              </m:r>
+            </m:sub>
+          </m:sSub>
+          <m:r>
+            <w:rPr>
+              <w:rFonts w:ascii="Cambria Math" w:eastAsiaTheme="minorEastAsia" w:hAnsi="Cambria Math"/>
+            </w:rPr>
+            <m:t>+</m:t>
+          </m:r>
+          <m:d>
+            <m:dPr>
+              <m:ctrlPr>
+                <w:rPr>
+                  <w:rFonts w:ascii="Cambria Math" w:eastAsiaTheme="minorEastAsia" w:hAnsi="Cambria Math"/>
+                  <w:i/>
+                </w:rPr>
+              </m:ctrlPr>
+            </m:dPr>
+            <m:e>
+              <m:sSub>
+                <m:sSubPr>
+                  <m:ctrlPr>
+                    <w:rPr>
+                      <w:rFonts w:ascii="Cambria Math" w:eastAsiaTheme="minorEastAsia" w:hAnsi="Cambria Math"/>
+                      <w:i/>
+                    </w:rPr>
+                  </m:ctrlPr>
+                </m:sSubPr>
+                <m:e>
+                  <m:r>
+                    <w:rPr>
+                      <w:rFonts w:ascii="Cambria Math" w:eastAsiaTheme="minorEastAsia" w:hAnsi="Cambria Math"/>
+                    </w:rPr>
+                    <m:t>V</m:t>
+                  </m:r>
+                </m:e>
+                <m:sub>
+                  <m:r>
+                    <w:rPr>
+                      <w:rFonts w:ascii="Cambria Math" w:eastAsiaTheme="minorEastAsia" w:hAnsi="Cambria Math"/>
+                    </w:rPr>
+                    <m:t>in</m:t>
+                  </m:r>
+                </m:sub>
+              </m:sSub>
+              <m:r>
+                <w:rPr>
+                  <w:rFonts w:ascii="Cambria Math" w:eastAsiaTheme="minorEastAsia" w:hAnsi="Cambria Math"/>
+                </w:rPr>
+                <m:t xml:space="preserve">- </m:t>
+              </m:r>
+              <m:sSub>
+                <m:sSubPr>
+                  <m:ctrlPr>
+                    <w:rPr>
+                      <w:rFonts w:ascii="Cambria Math" w:eastAsiaTheme="minorEastAsia" w:hAnsi="Cambria Math"/>
+                      <w:i/>
+                    </w:rPr>
+                  </m:ctrlPr>
+                </m:sSubPr>
+                <m:e>
+                  <m:r>
+                    <w:rPr>
+                      <w:rFonts w:ascii="Cambria Math" w:eastAsiaTheme="minorEastAsia" w:hAnsi="Cambria Math"/>
+                    </w:rPr>
+                    <m:t>V</m:t>
+                  </m:r>
+                </m:e>
+                <m:sub>
+                  <m:r>
+                    <w:rPr>
+                      <w:rFonts w:ascii="Cambria Math" w:eastAsiaTheme="minorEastAsia" w:hAnsi="Cambria Math"/>
+                    </w:rPr>
+                    <m:t>out</m:t>
+                  </m:r>
+                </m:sub>
+              </m:sSub>
+            </m:e>
+          </m:d>
+          <m:r>
+            <w:rPr>
+              <w:rFonts w:ascii="Cambria Math" w:eastAsiaTheme="minorEastAsia" w:hAnsi="Cambria Math"/>
+            </w:rPr>
+            <m:t xml:space="preserve"> . </m:t>
+          </m:r>
+          <m:d>
+            <m:dPr>
+              <m:ctrlPr>
+                <w:rPr>
+                  <w:rFonts w:ascii="Cambria Math" w:eastAsiaTheme="minorEastAsia" w:hAnsi="Cambria Math"/>
+                  <w:i/>
+                </w:rPr>
+              </m:ctrlPr>
+            </m:dPr>
+            <m:e>
+              <m:r>
+                <w:rPr>
+                  <w:rFonts w:ascii="Cambria Math" w:eastAsiaTheme="minorEastAsia" w:hAnsi="Cambria Math"/>
+                </w:rPr>
+                <m:t>1-D</m:t>
+              </m:r>
+            </m:e>
+          </m:d>
+          <m:sSub>
+            <m:sSubPr>
+              <m:ctrlPr>
+                <w:rPr>
+                  <w:rFonts w:ascii="Cambria Math" w:eastAsiaTheme="minorEastAsia" w:hAnsi="Cambria Math"/>
+                  <w:i/>
+                </w:rPr>
+              </m:ctrlPr>
+            </m:sSubPr>
+            <m:e>
+              <m:r>
+                <w:rPr>
+                  <w:rFonts w:ascii="Cambria Math" w:eastAsiaTheme="minorEastAsia" w:hAnsi="Cambria Math"/>
+                </w:rPr>
+                <m:t>T</m:t>
+              </m:r>
+            </m:e>
+            <m:sub>
+              <m:r>
+                <w:rPr>
+                  <w:rFonts w:ascii="Cambria Math" w:eastAsiaTheme="minorEastAsia" w:hAnsi="Cambria Math"/>
+                </w:rPr>
+                <m:t>s</m:t>
+              </m:r>
+            </m:sub>
+          </m:sSub>
+          <m:r>
+            <w:rPr>
+              <w:rFonts w:ascii="Cambria Math" w:eastAsiaTheme="minorEastAsia" w:hAnsi="Cambria Math"/>
+            </w:rPr>
+            <m:t>=0</m:t>
+          </m:r>
+        </m:oMath>
+      </m:oMathPara>
+    </w:p>
+    <w:p>
+      <w:pPr>
+        <w:rPr>
+          <w:rFonts w:eastAsiaTheme="minorEastAsia"/>
+        </w:rPr>
+      </w:pPr>
+    </w:p>
+    <w:p>
+      <w:pPr>
+        <w:rPr>
+          <w:rFonts w:eastAsiaTheme="minorEastAsia"/>
+        </w:rPr>
+      </w:pPr>
+      <w:r>
+        <w:rPr>
+          <w:rFonts w:eastAsiaTheme="minorEastAsia"/>
+        </w:rPr>
+        <w:lastRenderedPageBreak/>
+        <w:t>Expanding and simplifying:</w:t>
+      </w:r>
+    </w:p>
+    <w:p>
+      <w:pPr>
+        <w:jc w:val="center"/>
+        <w:rPr>
+          <w:rFonts w:eastAsiaTheme="minorEastAsia"/>
+        </w:rPr>
+      </w:pPr>
+      <m:oMathPara>
+        <m:oMath>
+          <m:sSub>
+            <m:sSubPr>
+              <m:ctrlPr>
+                <w:rPr>
+                  <w:rFonts w:ascii="Cambria Math" w:hAnsi="Cambria Math"/>
+                  <w:i/>
+                </w:rPr>
+              </m:ctrlPr>
+            </m:sSubPr>
+            <m:e>
+              <m:r>
+                <w:rPr>
+                  <w:rFonts w:ascii="Cambria Math" w:hAnsi="Cambria Math"/>
+                </w:rPr>
+                <m:t>V</m:t>
+              </m:r>
+            </m:e>
+            <m:sub>
+              <m:r>
+                <w:rPr>
+                  <w:rFonts w:ascii="Cambria Math" w:hAnsi="Cambria Math"/>
+                </w:rPr>
+                <m:t>in</m:t>
+              </m:r>
+            </m:sub>
+          </m:sSub>
+          <m:r>
+            <w:rPr>
+              <w:rFonts w:ascii="Cambria Math" w:hAnsi="Cambria Math"/>
+            </w:rPr>
+            <m:t>D</m:t>
+          </m:r>
+          <m:r>
+            <w:rPr>
+              <w:rFonts w:ascii="Cambria Math" w:hAnsi="Cambria Math"/>
+            </w:rPr>
+            <m:t xml:space="preserve"> </m:t>
+          </m:r>
+          <m:r>
+            <w:rPr>
+              <w:rFonts w:ascii="Cambria Math" w:eastAsiaTheme="minorEastAsia" w:hAnsi="Cambria Math"/>
+            </w:rPr>
+            <m:t xml:space="preserve">+ </m:t>
+          </m:r>
+          <m:sSub>
+            <m:sSubPr>
+              <m:ctrlPr>
+                <w:rPr>
+                  <w:rFonts w:ascii="Cambria Math" w:eastAsiaTheme="minorEastAsia" w:hAnsi="Cambria Math"/>
+                  <w:i/>
+                </w:rPr>
+              </m:ctrlPr>
+            </m:sSubPr>
+            <m:e>
+              <m:r>
+                <w:rPr>
+                  <w:rFonts w:ascii="Cambria Math" w:eastAsiaTheme="minorEastAsia" w:hAnsi="Cambria Math"/>
+                </w:rPr>
+                <m:t>V</m:t>
+              </m:r>
+            </m:e>
+            <m:sub>
+              <m:r>
+                <w:rPr>
+                  <w:rFonts w:ascii="Cambria Math" w:eastAsiaTheme="minorEastAsia" w:hAnsi="Cambria Math"/>
+                </w:rPr>
+                <m:t>in</m:t>
+              </m:r>
+            </m:sub>
+          </m:sSub>
+          <m:r>
+            <w:rPr>
+              <w:rFonts w:ascii="Cambria Math" w:eastAsiaTheme="minorEastAsia" w:hAnsi="Cambria Math"/>
+            </w:rPr>
+            <m:t xml:space="preserve"> </m:t>
+          </m:r>
+          <m:d>
+            <m:dPr>
+              <m:ctrlPr>
+                <w:rPr>
+                  <w:rFonts w:ascii="Cambria Math" w:eastAsiaTheme="minorEastAsia" w:hAnsi="Cambria Math"/>
+                  <w:i/>
+                </w:rPr>
+              </m:ctrlPr>
+            </m:dPr>
+            <m:e>
+              <m:r>
+                <w:rPr>
+                  <w:rFonts w:ascii="Cambria Math" w:eastAsiaTheme="minorEastAsia" w:hAnsi="Cambria Math"/>
+                </w:rPr>
+                <m:t>1-D</m:t>
+              </m:r>
+            </m:e>
+          </m:d>
+          <m:r>
+            <w:rPr>
+              <w:rFonts w:ascii="Cambria Math" w:eastAsiaTheme="minorEastAsia" w:hAnsi="Cambria Math"/>
+            </w:rPr>
+            <m:t xml:space="preserve"> - </m:t>
+          </m:r>
+          <m:sSub>
+            <m:sSubPr>
+              <m:ctrlPr>
+                <w:rPr>
+                  <w:rFonts w:ascii="Cambria Math" w:eastAsiaTheme="minorEastAsia" w:hAnsi="Cambria Math"/>
+                  <w:i/>
+                </w:rPr>
+              </m:ctrlPr>
+            </m:sSubPr>
+            <m:e>
+              <m:r>
+                <w:rPr>
+                  <w:rFonts w:ascii="Cambria Math" w:eastAsiaTheme="minorEastAsia" w:hAnsi="Cambria Math"/>
+                </w:rPr>
+                <m:t>V</m:t>
+              </m:r>
+            </m:e>
+            <m:sub>
+              <m:r>
+                <w:rPr>
+                  <w:rFonts w:ascii="Cambria Math" w:eastAsiaTheme="minorEastAsia" w:hAnsi="Cambria Math"/>
+                </w:rPr>
+                <m:t>out</m:t>
+              </m:r>
+            </m:sub>
+          </m:sSub>
+          <m:d>
+            <m:dPr>
+              <m:ctrlPr>
+                <w:rPr>
+                  <w:rFonts w:ascii="Cambria Math" w:eastAsiaTheme="minorEastAsia" w:hAnsi="Cambria Math"/>
+                  <w:i/>
+                </w:rPr>
+              </m:ctrlPr>
+            </m:dPr>
+            <m:e>
+              <m:r>
+                <w:rPr>
+                  <w:rFonts w:ascii="Cambria Math" w:eastAsiaTheme="minorEastAsia" w:hAnsi="Cambria Math"/>
+                </w:rPr>
+                <m:t>1-D</m:t>
+              </m:r>
+            </m:e>
+          </m:d>
+          <m:r>
+            <w:rPr>
+              <w:rFonts w:ascii="Cambria Math" w:eastAsiaTheme="minorEastAsia" w:hAnsi="Cambria Math"/>
+            </w:rPr>
+            <m:t>=</m:t>
+          </m:r>
+          <m:sSub>
+            <m:sSubPr>
+              <m:ctrlPr>
+                <w:rPr>
+                  <w:rFonts w:ascii="Cambria Math" w:eastAsiaTheme="minorEastAsia" w:hAnsi="Cambria Math"/>
+                  <w:i/>
+                </w:rPr>
+              </m:ctrlPr>
+            </m:sSubPr>
+            <m:e>
+              <m:r>
+                <w:rPr>
+                  <w:rFonts w:ascii="Cambria Math" w:eastAsiaTheme="minorEastAsia" w:hAnsi="Cambria Math"/>
+                </w:rPr>
+                <m:t>V</m:t>
+              </m:r>
+            </m:e>
+            <m:sub>
+              <m:r>
+                <w:rPr>
+                  <w:rFonts w:ascii="Cambria Math" w:eastAsiaTheme="minorEastAsia" w:hAnsi="Cambria Math"/>
+                </w:rPr>
+                <m:t>in</m:t>
+              </m:r>
+            </m:sub>
+          </m:sSub>
+          <m:r>
+            <w:rPr>
+              <w:rFonts w:ascii="Cambria Math" w:eastAsiaTheme="minorEastAsia" w:hAnsi="Cambria Math"/>
+            </w:rPr>
+            <m:t xml:space="preserve">- </m:t>
+          </m:r>
+          <m:sSub>
+            <m:sSubPr>
+              <m:ctrlPr>
+                <w:rPr>
+                  <w:rFonts w:ascii="Cambria Math" w:eastAsiaTheme="minorEastAsia" w:hAnsi="Cambria Math"/>
+                  <w:i/>
+                </w:rPr>
+              </m:ctrlPr>
+            </m:sSubPr>
+            <m:e>
+              <m:r>
+                <w:rPr>
+                  <w:rFonts w:ascii="Cambria Math" w:eastAsiaTheme="minorEastAsia" w:hAnsi="Cambria Math"/>
+                </w:rPr>
+                <m:t>V</m:t>
+              </m:r>
+            </m:e>
+            <m:sub>
+              <m:r>
+                <w:rPr>
+                  <w:rFonts w:ascii="Cambria Math" w:eastAsiaTheme="minorEastAsia" w:hAnsi="Cambria Math"/>
+                </w:rPr>
+                <m:t>out</m:t>
+              </m:r>
+            </m:sub>
+          </m:sSub>
+          <m:d>
+            <m:dPr>
+              <m:ctrlPr>
+                <w:rPr>
+                  <w:rFonts w:ascii="Cambria Math" w:eastAsiaTheme="minorEastAsia" w:hAnsi="Cambria Math"/>
+                  <w:i/>
+                </w:rPr>
+              </m:ctrlPr>
+            </m:dPr>
+            <m:e>
+              <m:r>
+                <w:rPr>
+                  <w:rFonts w:ascii="Cambria Math" w:eastAsiaTheme="minorEastAsia" w:hAnsi="Cambria Math"/>
+                </w:rPr>
+                <m:t>1-D</m:t>
+              </m:r>
+            </m:e>
+          </m:d>
+          <m:r>
+            <w:rPr>
+              <w:rFonts w:ascii="Cambria Math" w:eastAsiaTheme="minorEastAsia" w:hAnsi="Cambria Math"/>
+            </w:rPr>
+            <m:t>=0</m:t>
+          </m:r>
+        </m:oMath>
+      </m:oMathPara>
+    </w:p>
+    <w:p>
+      <w:r>
+        <w:t>Solving for the voltage transfer ratio:</w:t>
+      </w:r>
+    </w:p>
+    <w:p>
+      <w:pPr>
+        <w:jc w:val="center"/>
+        <w:rPr>
+          <w:rFonts w:eastAsiaTheme="minorEastAsia"/>
+        </w:rPr>
+      </w:pPr>
+      <m:oMath>
+        <m:f>
+          <m:fPr>
+            <m:ctrlPr>
+              <w:rPr>
+                <w:rFonts w:ascii="Cambria Math" w:hAnsi="Cambria Math"/>
+                <w:i/>
+              </w:rPr>
+            </m:ctrlPr>
+          </m:fPr>
+          <m:num>
+            <m:sSub>
+              <m:sSubPr>
+                <m:ctrlPr>
+                  <w:rPr>
+                    <w:rFonts w:ascii="Cambria Math" w:hAnsi="Cambria Math"/>
+                    <w:i/>
+                  </w:rPr>
+                </m:ctrlPr>
+              </m:sSubPr>
+              <m:e>
+                <m:r>
+                  <w:rPr>
+                    <w:rFonts w:ascii="Cambria Math" w:hAnsi="Cambria Math"/>
+                  </w:rPr>
+                  <m:t>V</m:t>
+                </m:r>
+              </m:e>
+              <m:sub>
+                <m:r>
+                  <w:rPr>
+                    <w:rFonts w:ascii="Cambria Math" w:hAnsi="Cambria Math"/>
+                  </w:rPr>
+                  <m:t>out</m:t>
+                </m:r>
+              </m:sub>
+            </m:sSub>
+          </m:num>
+          <m:den>
+            <m:sSub>
+              <m:sSubPr>
+                <m:ctrlPr>
+                  <w:rPr>
+                    <w:rFonts w:ascii="Cambria Math" w:hAnsi="Cambria Math"/>
+                    <w:i/>
+                  </w:rPr>
+                </m:ctrlPr>
+              </m:sSubPr>
+              <m:e>
+                <m:r>
+                  <w:rPr>
+                    <w:rFonts w:ascii="Cambria Math" w:hAnsi="Cambria Math"/>
+                  </w:rPr>
+                  <m:t>V</m:t>
+                </m:r>
+              </m:e>
+              <m:sub>
+                <m:r>
+                  <w:rPr>
+                    <w:rFonts w:ascii="Cambria Math" w:hAnsi="Cambria Math"/>
+                  </w:rPr>
+                  <m:t>in</m:t>
+                </m:r>
+              </m:sub>
+            </m:sSub>
+          </m:den>
+        </m:f>
+        <m:r>
+          <w:rPr>
+            <w:rFonts w:ascii="Cambria Math" w:hAnsi="Cambria Math"/>
+          </w:rPr>
+          <m:t xml:space="preserve">= </m:t>
+        </m:r>
+        <m:f>
+          <m:fPr>
+            <m:ctrlPr>
+              <w:rPr>
+                <w:rFonts w:ascii="Cambria Math" w:hAnsi="Cambria Math"/>
+                <w:i/>
+              </w:rPr>
+            </m:ctrlPr>
+          </m:fPr>
+          <m:num>
+            <m:r>
+              <w:rPr>
+                <w:rFonts w:ascii="Cambria Math" w:hAnsi="Cambria Math"/>
+              </w:rPr>
+              <m:t>1</m:t>
+            </m:r>
+          </m:num>
+          <m:den>
+            <m:r>
+              <w:rPr>
+                <w:rFonts w:ascii="Cambria Math" w:hAnsi="Cambria Math"/>
+              </w:rPr>
+              <m:t>1-D</m:t>
+            </m:r>
+          </m:den>
+        </m:f>
+        <m:r>
+          <w:rPr>
+            <w:rFonts w:ascii="Cambria Math" w:hAnsi="Cambria Math"/>
+          </w:rPr>
+          <m:t xml:space="preserve"> and D=1- </m:t>
+        </m:r>
+        <m:f>
+          <m:fPr>
+            <m:ctrlPr>
+              <w:rPr>
+                <w:rFonts w:ascii="Cambria Math" w:hAnsi="Cambria Math"/>
+                <w:i/>
+              </w:rPr>
+            </m:ctrlPr>
+          </m:fPr>
+          <m:num>
+            <m:sSub>
+              <m:sSubPr>
+                <m:ctrlPr>
+                  <w:rPr>
+                    <w:rFonts w:ascii="Cambria Math" w:hAnsi="Cambria Math"/>
+                    <w:i/>
+                  </w:rPr>
+                </m:ctrlPr>
+              </m:sSubPr>
+              <m:e>
+                <m:r>
+                  <w:rPr>
+                    <w:rFonts w:ascii="Cambria Math" w:hAnsi="Cambria Math"/>
+                  </w:rPr>
+                  <m:t>V</m:t>
+                </m:r>
+              </m:e>
+              <m:sub>
+                <m:r>
+                  <w:rPr>
+                    <w:rFonts w:ascii="Cambria Math" w:hAnsi="Cambria Math"/>
+                  </w:rPr>
+                  <m:t>in</m:t>
+                </m:r>
+              </m:sub>
+            </m:sSub>
+          </m:num>
+          <m:den>
+            <m:sSub>
+              <m:sSubPr>
+                <m:ctrlPr>
+                  <w:rPr>
+                    <w:rFonts w:ascii="Cambria Math" w:hAnsi="Cambria Math"/>
+                    <w:i/>
+                  </w:rPr>
+                </m:ctrlPr>
+              </m:sSubPr>
+              <m:e>
+                <m:r>
+                  <w:rPr>
+                    <w:rFonts w:ascii="Cambria Math" w:hAnsi="Cambria Math"/>
+                  </w:rPr>
+                  <m:t>V</m:t>
+                </m:r>
+              </m:e>
+              <m:sub>
+                <m:r>
+                  <w:rPr>
+                    <w:rFonts w:ascii="Cambria Math" w:hAnsi="Cambria Math"/>
+                  </w:rPr>
+                  <m:t>out</m:t>
+                </m:r>
+              </m:sub>
+            </m:sSub>
+          </m:den>
+        </m:f>
+      </m:oMath>
+      <w:r>
+        <w:rPr>
+          <w:rFonts w:eastAsiaTheme="minorEastAsia"/>
+        </w:rPr>
+        <w:t xml:space="preserve">       </w:t>
+      </w:r>
+    </w:p>
+    <w:p>
+      <w:pPr>
+        <w:rPr>
+          <w:rFonts w:eastAsiaTheme="minorEastAsia"/>
+        </w:rPr>
+      </w:pPr>
+      <w:r>
+        <w:rPr>
+          <w:rFonts w:eastAsiaTheme="minorEastAsia"/>
+        </w:rPr>
+        <w:t xml:space="preserve">For the design, </w:t>
+      </w:r>
+      <m:oMath>
+        <m:sSub>
+          <m:sSubPr>
+            <m:ctrlPr>
+              <w:rPr>
+                <w:rFonts w:ascii="Cambria Math" w:eastAsiaTheme="minorEastAsia" w:hAnsi="Cambria Math"/>
+                <w:i/>
+              </w:rPr>
+            </m:ctrlPr>
+          </m:sSubPr>
+          <m:e>
+            <m:r>
+              <w:rPr>
+                <w:rFonts w:ascii="Cambria Math" w:eastAsiaTheme="minorEastAsia" w:hAnsi="Cambria Math"/>
+              </w:rPr>
+              <m:t>V</m:t>
+            </m:r>
+          </m:e>
+          <m:sub>
+            <m:r>
+              <w:rPr>
+                <w:rFonts w:ascii="Cambria Math" w:eastAsiaTheme="minorEastAsia" w:hAnsi="Cambria Math"/>
+              </w:rPr>
+              <m:t>out</m:t>
+            </m:r>
+          </m:sub>
+        </m:sSub>
+        <m:r>
+          <w:rPr>
+            <w:rFonts w:ascii="Cambria Math" w:eastAsiaTheme="minorEastAsia" w:hAnsi="Cambria Math"/>
+          </w:rPr>
+          <m:t>=12V.</m:t>
+        </m:r>
+      </m:oMath>
+      <w:r>
+        <w:rPr>
+          <w:rFonts w:eastAsiaTheme="minorEastAsia"/>
+        </w:rPr>
+        <w:t xml:space="preserve"> With </w:t>
+      </w:r>
+      <m:oMath>
+        <m:sSub>
+          <m:sSubPr>
+            <m:ctrlPr>
+              <w:rPr>
+                <w:rFonts w:ascii="Cambria Math" w:eastAsiaTheme="minorEastAsia" w:hAnsi="Cambria Math"/>
+                <w:i/>
+              </w:rPr>
+            </m:ctrlPr>
+          </m:sSubPr>
+          <m:e>
+            <m:r>
+              <w:rPr>
+                <w:rFonts w:ascii="Cambria Math" w:eastAsiaTheme="minorEastAsia" w:hAnsi="Cambria Math"/>
+              </w:rPr>
+              <m:t>V</m:t>
+            </m:r>
+          </m:e>
+          <m:sub>
+            <m:r>
+              <w:rPr>
+                <w:rFonts w:ascii="Cambria Math" w:eastAsiaTheme="minorEastAsia" w:hAnsi="Cambria Math"/>
+              </w:rPr>
+              <m:t>in</m:t>
+            </m:r>
+          </m:sub>
+        </m:sSub>
+        <m:r>
+          <w:rPr>
+            <w:rFonts w:ascii="Cambria Math" w:eastAsiaTheme="minorEastAsia" w:hAnsi="Cambria Math"/>
+          </w:rPr>
+          <m:t>=11</m:t>
+        </m:r>
+      </m:oMath>
+      <w:r>
+        <w:rPr>
+          <w:rFonts w:eastAsiaTheme="minorEastAsia"/>
+        </w:rPr>
+        <w:t xml:space="preserve">V (battery near full), the required duty cycle is </w:t>
+      </w:r>
+    </w:p>
+    <w:p>
+      <w:pPr>
+        <w:jc w:val="center"/>
+        <w:rPr>
+          <w:rFonts w:eastAsiaTheme="minorEastAsia"/>
+        </w:rPr>
+      </w:pPr>
+      <w:r>
+        <w:rPr>
+          <w:rFonts w:eastAsiaTheme="minorEastAsia"/>
+        </w:rPr>
+        <w:t xml:space="preserve">D = 1 - </w:t>
+      </w:r>
+      <m:oMath>
+        <m:f>
+          <m:fPr>
+            <m:ctrlPr>
+              <w:rPr>
+                <w:rFonts w:ascii="Cambria Math" w:eastAsiaTheme="minorEastAsia" w:hAnsi="Cambria Math"/>
+                <w:i/>
+              </w:rPr>
+            </m:ctrlPr>
+          </m:fPr>
+          <m:num>
+            <m:r>
+              <w:rPr>
+                <w:rFonts w:ascii="Cambria Math" w:eastAsiaTheme="minorEastAsia" w:hAnsi="Cambria Math"/>
+              </w:rPr>
+              <m:t>11</m:t>
+            </m:r>
+          </m:num>
+          <m:den>
+            <m:r>
+              <w:rPr>
+                <w:rFonts w:ascii="Cambria Math" w:eastAsiaTheme="minorEastAsia" w:hAnsi="Cambria Math"/>
+              </w:rPr>
+              <m:t>12</m:t>
+            </m:r>
+          </m:den>
+        </m:f>
+      </m:oMath>
+      <w:r>
+        <w:rPr>
+          <w:rFonts w:eastAsiaTheme="minorEastAsia"/>
+        </w:rPr>
+        <w:t xml:space="preserve"> = 0.083 (8.3%).</w:t>
+      </w:r>
+    </w:p>
+    <w:p>
+      <w:pPr>
+        <w:rPr>
+          <w:rFonts w:eastAsiaTheme="minorEastAsia"/>
+        </w:rPr>
+      </w:pPr>
+      <w:r>
+        <w:rPr>
+          <w:rFonts w:eastAsiaTheme="minorEastAsia"/>
+        </w:rPr>
+        <w:t xml:space="preserve">At the minimum input </w:t>
+      </w:r>
+      <m:oMath>
+        <m:sSub>
+          <m:sSubPr>
+            <m:ctrlPr>
+              <w:rPr>
+                <w:rFonts w:ascii="Cambria Math" w:eastAsiaTheme="minorEastAsia" w:hAnsi="Cambria Math"/>
+                <w:i/>
+              </w:rPr>
+            </m:ctrlPr>
+          </m:sSubPr>
+          <m:e>
+            <m:r>
+              <w:rPr>
+                <w:rFonts w:ascii="Cambria Math" w:eastAsiaTheme="minorEastAsia" w:hAnsi="Cambria Math"/>
+              </w:rPr>
+              <m:t>V</m:t>
+            </m:r>
+          </m:e>
+          <m:sub>
+            <m:r>
+              <w:rPr>
+                <w:rFonts w:ascii="Cambria Math" w:eastAsiaTheme="minorEastAsia" w:hAnsi="Cambria Math"/>
+              </w:rPr>
+              <m:t xml:space="preserve">in </m:t>
+            </m:r>
+          </m:sub>
+        </m:sSub>
+        <m:r>
+          <w:rPr>
+            <w:rFonts w:ascii="Cambria Math" w:eastAsiaTheme="minorEastAsia" w:hAnsi="Cambria Math"/>
+          </w:rPr>
+          <m:t>=8V</m:t>
+        </m:r>
+      </m:oMath>
+      <w:r>
+        <w:rPr>
+          <w:rFonts w:eastAsiaTheme="minorEastAsia"/>
+        </w:rPr>
+        <w:t xml:space="preserve">, D = 1 - </w:t>
+      </w:r>
+      <m:oMath>
+        <m:f>
+          <m:fPr>
+            <m:ctrlPr>
+              <w:rPr>
+                <w:rFonts w:ascii="Cambria Math" w:eastAsiaTheme="minorEastAsia" w:hAnsi="Cambria Math"/>
+                <w:i/>
+              </w:rPr>
+            </m:ctrlPr>
+          </m:fPr>
+          <m:num>
+            <m:r>
+              <w:rPr>
+                <w:rFonts w:ascii="Cambria Math" w:eastAsiaTheme="minorEastAsia" w:hAnsi="Cambria Math"/>
+              </w:rPr>
+              <m:t>8</m:t>
+            </m:r>
+          </m:num>
+          <m:den>
+            <m:r>
+              <w:rPr>
+                <w:rFonts w:ascii="Cambria Math" w:eastAsiaTheme="minorEastAsia" w:hAnsi="Cambria Math"/>
+              </w:rPr>
+              <m:t>12</m:t>
+            </m:r>
+          </m:den>
+        </m:f>
+      </m:oMath>
+      <w:r>
+        <w:rPr>
+          <w:rFonts w:eastAsiaTheme="minorEastAsia"/>
+        </w:rPr>
+        <w:t xml:space="preserve"> = 0.333 (33.3%). All duty cycles remain below 50%, so the LTC1871’s internal slope compensation circuit remains inactive, simplifying loop dynamics. </w:t>
+      </w:r>
+      <w:r>
+        <w:rPr>
+          <w:rFonts w:eastAsiaTheme="minorEastAsia"/>
+        </w:rPr>
+        <w:t xml:space="preserve">         </w:t>
+      </w:r>
+    </w:p>
+    <w:p>
+      <w:pPr>
+        <w:pStyle w:val="Heading3"/>
+      </w:pPr>
+      <w:bookmarkStart w:id="14" w:name="_Toc228225865"/>
+      <w:r>
+        <w:t>Inductor Current Waveform and Ripple</w:t>
+      </w:r>
+      <w:bookmarkEnd w:id="14"/>
+    </w:p>
+    <w:p>
+      <w:r>
+        <w:t xml:space="preserve">During the on interval, the inductor voltage is </w:t>
+      </w:r>
+      <m:oMath>
+        <m:sSub>
+          <m:sSubPr>
+            <m:ctrlPr>
+              <w:rPr>
+                <w:rFonts w:ascii="Cambria Math" w:hAnsi="Cambria Math"/>
+                <w:i/>
+              </w:rPr>
+            </m:ctrlPr>
+          </m:sSubPr>
+          <m:e>
+            <m:r>
+              <w:rPr>
+                <w:rFonts w:ascii="Cambria Math" w:hAnsi="Cambria Math"/>
+              </w:rPr>
+              <m:t>V</m:t>
+            </m:r>
+          </m:e>
+          <m:sub>
+            <m:r>
+              <w:rPr>
+                <w:rFonts w:ascii="Cambria Math" w:hAnsi="Cambria Math"/>
+              </w:rPr>
+              <m:t>in</m:t>
+            </m:r>
+          </m:sub>
+        </m:sSub>
+      </m:oMath>
+      <w:r>
+        <w:t>. From the inductor voltage-current relationship:</w:t>
+      </w:r>
+    </w:p>
+    <w:p>
+      <w:pPr>
+        <w:jc w:val="center"/>
+        <w:rPr>
+          <w:rFonts w:eastAsiaTheme="minorEastAsia"/>
+        </w:rPr>
+      </w:pPr>
+      <m:oMathPara>
+        <m:oMath>
+          <m:r>
+            <w:rPr>
+              <w:rFonts w:ascii="Cambria Math" w:hAnsi="Cambria Math"/>
+            </w:rPr>
+            <m:t>V=L</m:t>
+          </m:r>
+          <m:f>
+            <m:fPr>
+              <m:ctrlPr>
+                <w:rPr>
+                  <w:rFonts w:ascii="Cambria Math" w:hAnsi="Cambria Math"/>
+                  <w:i/>
+                </w:rPr>
+              </m:ctrlPr>
+            </m:fPr>
+            <m:num>
+              <m:r>
+                <w:rPr>
+                  <w:rFonts w:ascii="Cambria Math" w:hAnsi="Cambria Math"/>
+                </w:rPr>
+                <m:t>di</m:t>
+              </m:r>
+            </m:num>
+            <m:den>
+              <m:r>
+                <w:rPr>
+                  <w:rFonts w:ascii="Cambria Math" w:hAnsi="Cambria Math"/>
+                </w:rPr>
+                <m:t>dt</m:t>
+              </m:r>
+            </m:den>
+          </m:f>
+        </m:oMath>
+      </m:oMathPara>
+    </w:p>
+    <w:p>
+      <w:pPr>
+        <w:rPr>
+          <w:rFonts w:eastAsiaTheme="minorEastAsia"/>
+        </w:rPr>
+      </w:pPr>
+      <w:r>
+        <w:rPr>
+          <w:rFonts w:eastAsiaTheme="minorEastAsia"/>
+        </w:rPr>
+        <w:t>We shift the terms around and make di the subject of the formula:</w:t>
+      </w:r>
+    </w:p>
+    <w:p>
+      <w:pPr>
+        <w:jc w:val="center"/>
+        <w:rPr>
+          <w:rFonts w:eastAsiaTheme="minorEastAsia"/>
+        </w:rPr>
+      </w:pPr>
+      <m:oMathPara>
+        <m:oMath>
+          <m:f>
+            <m:fPr>
+              <m:ctrlPr>
+                <w:rPr>
+                  <w:rFonts w:ascii="Cambria Math" w:hAnsi="Cambria Math"/>
+                  <w:i/>
+                </w:rPr>
+              </m:ctrlPr>
+            </m:fPr>
+            <m:num>
+              <m:r>
+                <w:rPr>
+                  <w:rFonts w:ascii="Cambria Math" w:hAnsi="Cambria Math"/>
+                </w:rPr>
+                <m:t>V</m:t>
+              </m:r>
+            </m:num>
+            <m:den>
+              <m:r>
+                <w:rPr>
+                  <w:rFonts w:ascii="Cambria Math" w:hAnsi="Cambria Math"/>
+                </w:rPr>
+                <m:t>L</m:t>
+              </m:r>
+            </m:den>
+          </m:f>
+          <m:r>
+            <w:rPr>
+              <w:rFonts w:ascii="Cambria Math" w:hAnsi="Cambria Math"/>
+            </w:rPr>
+            <m:t xml:space="preserve">= </m:t>
+          </m:r>
+          <m:f>
+            <m:fPr>
+              <m:ctrlPr>
+                <w:rPr>
+                  <w:rFonts w:ascii="Cambria Math" w:hAnsi="Cambria Math"/>
+                  <w:i/>
+                </w:rPr>
+              </m:ctrlPr>
+            </m:fPr>
+            <m:num>
+              <m:r>
+                <w:rPr>
+                  <w:rFonts w:ascii="Cambria Math" w:hAnsi="Cambria Math"/>
+                </w:rPr>
+                <m:t>di</m:t>
+              </m:r>
+            </m:num>
+            <m:den>
+              <m:r>
+                <w:rPr>
+                  <w:rFonts w:ascii="Cambria Math" w:hAnsi="Cambria Math"/>
+                </w:rPr>
+                <m:t>dt</m:t>
+              </m:r>
+            </m:den>
+          </m:f>
+        </m:oMath>
+      </m:oMathPara>
+    </w:p>
+    <w:p>
+      <w:pPr>
+        <w:jc w:val="center"/>
+        <w:rPr>
+          <w:rFonts w:eastAsiaTheme="minorEastAsia"/>
+        </w:rPr>
+      </w:pPr>
+      <m:oMathPara>
+        <m:oMath>
+          <m:f>
+            <m:fPr>
+              <m:ctrlPr>
+                <w:rPr>
+                  <w:rFonts w:ascii="Cambria Math" w:hAnsi="Cambria Math"/>
+                  <w:i/>
+                </w:rPr>
+              </m:ctrlPr>
+            </m:fPr>
+            <m:num>
+              <m:r>
+                <w:rPr>
+                  <w:rFonts w:ascii="Cambria Math" w:hAnsi="Cambria Math"/>
+                </w:rPr>
+                <m:t>V</m:t>
+              </m:r>
+            </m:num>
+            <m:den>
+              <m:r>
+                <w:rPr>
+                  <w:rFonts w:ascii="Cambria Math" w:hAnsi="Cambria Math"/>
+                </w:rPr>
+                <m:t>L</m:t>
+              </m:r>
+            </m:den>
+          </m:f>
+          <m:r>
+            <w:rPr>
+              <w:rFonts w:ascii="Cambria Math" w:hAnsi="Cambria Math"/>
+            </w:rPr>
+            <m:t>dt=di</m:t>
+          </m:r>
+        </m:oMath>
+      </m:oMathPara>
+    </w:p>
+    <w:p>
+      <w:pPr>
+        <w:rPr>
+          <w:rFonts w:eastAsiaTheme="minorEastAsia"/>
+        </w:rPr>
+      </w:pPr>
+      <w:r>
+        <w:rPr>
+          <w:rFonts w:eastAsiaTheme="minorEastAsia"/>
+        </w:rPr>
+        <w:t>Using the volt-second relation:</w:t>
+      </w:r>
+    </w:p>
+    <w:p>
+      <w:pPr>
+        <w:jc w:val="center"/>
+        <w:rPr>
+          <w:rFonts w:eastAsiaTheme="minorEastAsia"/>
+        </w:rPr>
+      </w:pPr>
+      <m:oMathPara>
+        <m:oMath>
+          <m:r>
+            <m:rPr>
+              <m:sty m:val="p"/>
+            </m:rPr>
+            <w:rPr>
+              <w:rFonts w:ascii="Cambria Math" w:hAnsi="Cambria Math"/>
+            </w:rPr>
+            <m:t>Δ</m:t>
+          </m:r>
+          <m:sSub>
+            <m:sSubPr>
+              <m:ctrlPr>
+                <w:rPr>
+                  <w:rFonts w:ascii="Cambria Math" w:hAnsi="Cambria Math"/>
+                  <w:i/>
+                </w:rPr>
+              </m:ctrlPr>
+            </m:sSubPr>
+            <m:e>
+              <m:r>
+                <w:rPr>
+                  <w:rFonts w:ascii="Cambria Math" w:hAnsi="Cambria Math"/>
+                </w:rPr>
+                <m:t>I</m:t>
+              </m:r>
+            </m:e>
+            <m:sub>
+              <m:r>
+                <w:rPr>
+                  <w:rFonts w:ascii="Cambria Math" w:hAnsi="Cambria Math"/>
+                </w:rPr>
+                <m:t>l</m:t>
+              </m:r>
+            </m:sub>
+          </m:sSub>
+          <m:r>
+            <w:rPr>
+              <w:rFonts w:ascii="Cambria Math" w:hAnsi="Cambria Math"/>
+            </w:rPr>
+            <m:t xml:space="preserve">= </m:t>
+          </m:r>
+          <m:f>
+            <m:fPr>
+              <m:ctrlPr>
+                <w:rPr>
+                  <w:rFonts w:ascii="Cambria Math" w:hAnsi="Cambria Math"/>
+                  <w:i/>
+                </w:rPr>
+              </m:ctrlPr>
+            </m:fPr>
+            <m:num>
+              <m:sSub>
+                <m:sSubPr>
+                  <m:ctrlPr>
+                    <w:rPr>
+                      <w:rFonts w:ascii="Cambria Math" w:hAnsi="Cambria Math"/>
+                      <w:i/>
+                    </w:rPr>
+                  </m:ctrlPr>
+                </m:sSubPr>
+                <m:e>
+                  <m:r>
+                    <w:rPr>
+                      <w:rFonts w:ascii="Cambria Math" w:hAnsi="Cambria Math"/>
+                    </w:rPr>
+                    <m:t>V</m:t>
+                  </m:r>
+                </m:e>
+                <m:sub>
+                  <m:r>
+                    <w:rPr>
+                      <w:rFonts w:ascii="Cambria Math" w:hAnsi="Cambria Math"/>
+                    </w:rPr>
+                    <m:t>in</m:t>
+                  </m:r>
+                </m:sub>
+              </m:sSub>
+              <m:r>
+                <w:rPr>
+                  <w:rFonts w:ascii="Cambria Math" w:hAnsi="Cambria Math"/>
+                </w:rPr>
+                <m:t>D</m:t>
+              </m:r>
+            </m:num>
+            <m:den>
+              <m:sSub>
+                <m:sSubPr>
+                  <m:ctrlPr>
+                    <w:rPr>
+                      <w:rFonts w:ascii="Cambria Math" w:hAnsi="Cambria Math"/>
+                      <w:i/>
+                    </w:rPr>
+                  </m:ctrlPr>
+                </m:sSubPr>
+                <m:e>
+                  <m:r>
+                    <w:rPr>
+                      <w:rFonts w:ascii="Cambria Math" w:hAnsi="Cambria Math"/>
+                    </w:rPr>
+                    <m:t>f</m:t>
+                  </m:r>
+                </m:e>
+                <m:sub>
+                  <m:r>
+                    <w:rPr>
+                      <w:rFonts w:ascii="Cambria Math" w:hAnsi="Cambria Math"/>
+                    </w:rPr>
+                    <m:t>sw</m:t>
+                  </m:r>
+                </m:sub>
+              </m:sSub>
+              <m:r>
+                <w:rPr>
+                  <w:rFonts w:ascii="Cambria Math" w:hAnsi="Cambria Math"/>
+                </w:rPr>
+                <m:t xml:space="preserve"> L</m:t>
+              </m:r>
+            </m:den>
+          </m:f>
+        </m:oMath>
+      </m:oMathPara>
+    </w:p>
+    <w:p>
+      <w:pPr>
+        <w:rPr>
+          <w:rFonts w:eastAsiaTheme="minorEastAsia"/>
+        </w:rPr>
+      </w:pPr>
+      <w:r>
+        <w:rPr>
+          <w:rFonts w:eastAsiaTheme="minorEastAsia"/>
+        </w:rPr>
+        <w:t>At the worst-case condition (</w:t>
+      </w:r>
+      <m:oMath>
+        <m:sSub>
+          <m:sSubPr>
+            <m:ctrlPr>
+              <w:rPr>
+                <w:rFonts w:ascii="Cambria Math" w:eastAsiaTheme="minorEastAsia" w:hAnsi="Cambria Math"/>
+                <w:i/>
+              </w:rPr>
+            </m:ctrlPr>
+          </m:sSubPr>
+          <m:e>
+            <m:r>
+              <w:rPr>
+                <w:rFonts w:ascii="Cambria Math" w:eastAsiaTheme="minorEastAsia" w:hAnsi="Cambria Math"/>
+              </w:rPr>
+              <m:t>V</m:t>
+            </m:r>
+          </m:e>
+          <m:sub>
+            <m:r>
+              <w:rPr>
+                <w:rFonts w:ascii="Cambria Math" w:eastAsiaTheme="minorEastAsia" w:hAnsi="Cambria Math"/>
+              </w:rPr>
+              <m:t>in</m:t>
+            </m:r>
+          </m:sub>
+        </m:sSub>
+        <m:r>
+          <w:rPr>
+            <w:rFonts w:ascii="Cambria Math" w:eastAsiaTheme="minorEastAsia" w:hAnsi="Cambria Math"/>
+          </w:rPr>
+          <m:t xml:space="preserve">=8V, D=0.333, </m:t>
+        </m:r>
+        <m:sSub>
+          <m:sSubPr>
+            <m:ctrlPr>
+              <w:rPr>
+                <w:rFonts w:ascii="Cambria Math" w:eastAsiaTheme="minorEastAsia" w:hAnsi="Cambria Math"/>
+                <w:i/>
+              </w:rPr>
+            </m:ctrlPr>
+          </m:sSubPr>
+          <m:e>
+            <m:r>
+              <w:rPr>
+                <w:rFonts w:ascii="Cambria Math" w:eastAsiaTheme="minorEastAsia" w:hAnsi="Cambria Math"/>
+              </w:rPr>
+              <m:t>f</m:t>
+            </m:r>
+          </m:e>
+          <m:sub>
+            <m:r>
+              <w:rPr>
+                <w:rFonts w:ascii="Cambria Math" w:eastAsiaTheme="minorEastAsia" w:hAnsi="Cambria Math"/>
+              </w:rPr>
+              <m:t>sw</m:t>
+            </m:r>
+          </m:sub>
+        </m:sSub>
+        <m:r>
+          <w:rPr>
+            <w:rFonts w:ascii="Cambria Math" w:eastAsiaTheme="minorEastAsia" w:hAnsi="Cambria Math"/>
+          </w:rPr>
+          <m:t>=350kHz, L=</m:t>
+        </m:r>
+        <m:r>
+          <w:rPr>
+            <w:rFonts w:ascii="Cambria Math" w:eastAsiaTheme="minorEastAsia" w:hAnsi="Cambria Math"/>
+          </w:rPr>
+          <m:t>10μH)</m:t>
+        </m:r>
+      </m:oMath>
+      <w:r>
+        <w:rPr>
+          <w:rFonts w:eastAsiaTheme="minorEastAsia"/>
+        </w:rPr>
+        <w:t>:</w:t>
+      </w:r>
+    </w:p>
+    <w:p>
+      <w:pPr>
+        <w:jc w:val="center"/>
+        <w:rPr>
+          <w:rFonts w:eastAsiaTheme="minorEastAsia"/>
+        </w:rPr>
+      </w:pPr>
+      <m:oMathPara>
+        <m:oMath>
+          <m:r>
+            <m:rPr>
+              <m:sty m:val="p"/>
+            </m:rPr>
+            <w:rPr>
+              <w:rFonts w:ascii="Cambria Math" w:hAnsi="Cambria Math"/>
+            </w:rPr>
+            <m:t>Δ</m:t>
+          </m:r>
+          <m:sSub>
+            <m:sSubPr>
+              <m:ctrlPr>
+                <w:rPr>
+                  <w:rFonts w:ascii="Cambria Math" w:hAnsi="Cambria Math"/>
+                  <w:i/>
+                </w:rPr>
+              </m:ctrlPr>
+            </m:sSubPr>
+            <m:e>
+              <m:r>
+                <w:rPr>
+                  <w:rFonts w:ascii="Cambria Math" w:hAnsi="Cambria Math"/>
+                </w:rPr>
+                <m:t>I</m:t>
+              </m:r>
+            </m:e>
+            <m:sub>
+              <m:r>
+                <w:rPr>
+                  <w:rFonts w:ascii="Cambria Math" w:hAnsi="Cambria Math"/>
+                </w:rPr>
+                <m:t>L</m:t>
+              </m:r>
+            </m:sub>
+          </m:sSub>
+          <m:r>
+            <w:rPr>
+              <w:rFonts w:ascii="Cambria Math" w:hAnsi="Cambria Math"/>
+            </w:rPr>
+            <m:t xml:space="preserve">= </m:t>
+          </m:r>
+          <m:f>
+            <m:fPr>
+              <m:ctrlPr>
+                <w:rPr>
+                  <w:rFonts w:ascii="Cambria Math" w:hAnsi="Cambria Math"/>
+                  <w:i/>
+                </w:rPr>
+              </m:ctrlPr>
+            </m:fPr>
+            <m:num>
+              <m:r>
+                <w:rPr>
+                  <w:rFonts w:ascii="Cambria Math" w:hAnsi="Cambria Math"/>
+                </w:rPr>
+                <m:t>8 ×0.333</m:t>
+              </m:r>
+            </m:num>
+            <m:den>
+              <m:r>
+                <w:rPr>
+                  <w:rFonts w:ascii="Cambria Math" w:hAnsi="Cambria Math"/>
+                </w:rPr>
+                <m:t xml:space="preserve">350 × </m:t>
+              </m:r>
+              <m:sSup>
+                <m:sSupPr>
+                  <m:ctrlPr>
+                    <w:rPr>
+                      <w:rFonts w:ascii="Cambria Math" w:hAnsi="Cambria Math"/>
+                      <w:i/>
+                    </w:rPr>
+                  </m:ctrlPr>
+                </m:sSupPr>
+                <m:e>
+                  <m:r>
+                    <w:rPr>
+                      <w:rFonts w:ascii="Cambria Math" w:hAnsi="Cambria Math"/>
+                    </w:rPr>
+                    <m:t>10</m:t>
+                  </m:r>
+                </m:e>
+                <m:sup>
+                  <m:r>
+                    <w:rPr>
+                      <w:rFonts w:ascii="Cambria Math" w:hAnsi="Cambria Math"/>
+                    </w:rPr>
+                    <m:t>3</m:t>
+                  </m:r>
+                </m:sup>
+              </m:sSup>
+              <m:r>
+                <w:rPr>
+                  <w:rFonts w:ascii="Cambria Math" w:hAnsi="Cambria Math"/>
+                </w:rPr>
+                <m:t xml:space="preserve"> ×10 ×</m:t>
+              </m:r>
+              <m:sSup>
+                <m:sSupPr>
+                  <m:ctrlPr>
+                    <w:rPr>
+                      <w:rFonts w:ascii="Cambria Math" w:hAnsi="Cambria Math"/>
+                      <w:i/>
+                    </w:rPr>
+                  </m:ctrlPr>
+                </m:sSupPr>
+                <m:e>
+                  <m:r>
+                    <w:rPr>
+                      <w:rFonts w:ascii="Cambria Math" w:hAnsi="Cambria Math"/>
+                    </w:rPr>
+                    <m:t>10</m:t>
+                  </m:r>
+                </m:e>
+                <m:sup>
+                  <m:r>
+                    <w:rPr>
+                      <w:rFonts w:ascii="Cambria Math" w:hAnsi="Cambria Math"/>
+                    </w:rPr>
+                    <m:t>-6</m:t>
+                  </m:r>
+                </m:sup>
+              </m:sSup>
+            </m:den>
+          </m:f>
+          <m:r>
+            <w:rPr>
+              <w:rFonts w:ascii="Cambria Math" w:hAnsi="Cambria Math"/>
+            </w:rPr>
+            <m:t>=0.762A</m:t>
+          </m:r>
+        </m:oMath>
+      </m:oMathPara>
+    </w:p>
+    <w:p>
+      <w:pPr>
+        <w:rPr>
+          <w:rFonts w:eastAsiaTheme="minorEastAsia"/>
+        </w:rPr>
+      </w:pPr>
+    </w:p>
+    <w:p>
+      <w:pPr>
+        <w:rPr>
+          <w:rFonts w:eastAsiaTheme="minorEastAsia"/>
+        </w:rPr>
+      </w:pPr>
+      <w:r>
+        <w:rPr>
+          <w:rFonts w:eastAsiaTheme="minorEastAsia"/>
+        </w:rPr>
+        <w:lastRenderedPageBreak/>
+        <w:t>The average inductor current is derived from power balance, assuming ideal efficiency (</w:t>
+      </w:r>
+      <m:oMath>
+        <m:sSub>
+          <m:sSubPr>
+            <m:ctrlPr>
+              <w:rPr>
+                <w:rFonts w:ascii="Cambria Math" w:eastAsiaTheme="minorEastAsia" w:hAnsi="Cambria Math"/>
+                <w:i/>
+              </w:rPr>
+            </m:ctrlPr>
+          </m:sSubPr>
+          <m:e>
+            <m:r>
+              <w:rPr>
+                <w:rFonts w:ascii="Cambria Math" w:eastAsiaTheme="minorEastAsia" w:hAnsi="Cambria Math"/>
+              </w:rPr>
+              <m:t>P</m:t>
+            </m:r>
+          </m:e>
+          <m:sub>
+            <m:r>
+              <w:rPr>
+                <w:rFonts w:ascii="Cambria Math" w:eastAsiaTheme="minorEastAsia" w:hAnsi="Cambria Math"/>
+              </w:rPr>
+              <m:t>in</m:t>
+            </m:r>
+          </m:sub>
+        </m:sSub>
+        <m:r>
+          <w:rPr>
+            <w:rFonts w:ascii="Cambria Math" w:eastAsiaTheme="minorEastAsia" w:hAnsi="Cambria Math"/>
+          </w:rPr>
+          <m:t xml:space="preserve">= </m:t>
+        </m:r>
+        <m:sSub>
+          <m:sSubPr>
+            <m:ctrlPr>
+              <w:rPr>
+                <w:rFonts w:ascii="Cambria Math" w:eastAsiaTheme="minorEastAsia" w:hAnsi="Cambria Math"/>
+                <w:i/>
+              </w:rPr>
+            </m:ctrlPr>
+          </m:sSubPr>
+          <m:e>
+            <m:r>
+              <w:rPr>
+                <w:rFonts w:ascii="Cambria Math" w:eastAsiaTheme="minorEastAsia" w:hAnsi="Cambria Math"/>
+              </w:rPr>
+              <m:t>P</m:t>
+            </m:r>
+          </m:e>
+          <m:sub>
+            <m:r>
+              <w:rPr>
+                <w:rFonts w:ascii="Cambria Math" w:eastAsiaTheme="minorEastAsia" w:hAnsi="Cambria Math"/>
+              </w:rPr>
+              <m:t>out</m:t>
+            </m:r>
+          </m:sub>
+        </m:sSub>
+      </m:oMath>
+      <w:r>
+        <w:rPr>
+          <w:rFonts w:eastAsiaTheme="minorEastAsia"/>
+        </w:rPr>
+        <w:t xml:space="preserve">): </w:t>
+      </w:r>
+      <m:oMath>
+        <m:sSub>
+          <m:sSubPr>
+            <m:ctrlPr>
+              <w:rPr>
+                <w:rFonts w:ascii="Cambria Math" w:eastAsiaTheme="minorEastAsia" w:hAnsi="Cambria Math"/>
+                <w:i/>
+              </w:rPr>
+            </m:ctrlPr>
+          </m:sSubPr>
+          <m:e>
+            <m:r>
+              <w:rPr>
+                <w:rFonts w:ascii="Cambria Math" w:eastAsiaTheme="minorEastAsia" w:hAnsi="Cambria Math"/>
+              </w:rPr>
+              <m:t>V</m:t>
+            </m:r>
+          </m:e>
+          <m:sub>
+            <m:r>
+              <w:rPr>
+                <w:rFonts w:ascii="Cambria Math" w:eastAsiaTheme="minorEastAsia" w:hAnsi="Cambria Math"/>
+              </w:rPr>
+              <m:t>in</m:t>
+            </m:r>
+          </m:sub>
+        </m:sSub>
+        <m:sSub>
+          <m:sSubPr>
+            <m:ctrlPr>
+              <w:rPr>
+                <w:rFonts w:ascii="Cambria Math" w:eastAsiaTheme="minorEastAsia" w:hAnsi="Cambria Math"/>
+                <w:i/>
+              </w:rPr>
+            </m:ctrlPr>
+          </m:sSubPr>
+          <m:e>
+            <m:r>
+              <w:rPr>
+                <w:rFonts w:ascii="Cambria Math" w:eastAsiaTheme="minorEastAsia" w:hAnsi="Cambria Math"/>
+              </w:rPr>
+              <m:t>I</m:t>
+            </m:r>
+          </m:e>
+          <m:sub>
+            <m:r>
+              <w:rPr>
+                <w:rFonts w:ascii="Cambria Math" w:eastAsiaTheme="minorEastAsia" w:hAnsi="Cambria Math"/>
+              </w:rPr>
+              <m:t>L, AVG</m:t>
+            </m:r>
+          </m:sub>
+        </m:sSub>
+        <m:r>
+          <w:rPr>
+            <w:rFonts w:ascii="Cambria Math" w:eastAsiaTheme="minorEastAsia" w:hAnsi="Cambria Math"/>
+          </w:rPr>
+          <m:t xml:space="preserve">= </m:t>
+        </m:r>
+        <m:sSub>
+          <m:sSubPr>
+            <m:ctrlPr>
+              <w:rPr>
+                <w:rFonts w:ascii="Cambria Math" w:eastAsiaTheme="minorEastAsia" w:hAnsi="Cambria Math"/>
+                <w:i/>
+              </w:rPr>
+            </m:ctrlPr>
+          </m:sSubPr>
+          <m:e>
+            <m:r>
+              <w:rPr>
+                <w:rFonts w:ascii="Cambria Math" w:eastAsiaTheme="minorEastAsia" w:hAnsi="Cambria Math"/>
+              </w:rPr>
+              <m:t>V</m:t>
+            </m:r>
+          </m:e>
+          <m:sub>
+            <m:r>
+              <w:rPr>
+                <w:rFonts w:ascii="Cambria Math" w:eastAsiaTheme="minorEastAsia" w:hAnsi="Cambria Math"/>
+              </w:rPr>
+              <m:t>OUT</m:t>
+            </m:r>
+          </m:sub>
+        </m:sSub>
+        <m:sSub>
+          <m:sSubPr>
+            <m:ctrlPr>
+              <w:rPr>
+                <w:rFonts w:ascii="Cambria Math" w:eastAsiaTheme="minorEastAsia" w:hAnsi="Cambria Math"/>
+                <w:i/>
+              </w:rPr>
+            </m:ctrlPr>
+          </m:sSubPr>
+          <m:e>
+            <m:r>
+              <w:rPr>
+                <w:rFonts w:ascii="Cambria Math" w:eastAsiaTheme="minorEastAsia" w:hAnsi="Cambria Math"/>
+              </w:rPr>
+              <m:t>I</m:t>
+            </m:r>
+          </m:e>
+          <m:sub>
+            <m:r>
+              <w:rPr>
+                <w:rFonts w:ascii="Cambria Math" w:eastAsiaTheme="minorEastAsia" w:hAnsi="Cambria Math"/>
+              </w:rPr>
+              <m:t>OUT</m:t>
+            </m:r>
+          </m:sub>
+        </m:sSub>
+      </m:oMath>
+      <w:r>
+        <w:rPr>
+          <w:rFonts w:eastAsiaTheme="minorEastAsia"/>
+        </w:rPr>
+        <w:t xml:space="preserve">. Substituting </w:t>
+      </w:r>
+      <m:oMath>
+        <m:f>
+          <m:fPr>
+            <m:ctrlPr>
+              <w:rPr>
+                <w:rFonts w:ascii="Cambria Math" w:eastAsiaTheme="minorEastAsia" w:hAnsi="Cambria Math"/>
+                <w:i/>
+              </w:rPr>
+            </m:ctrlPr>
+          </m:fPr>
+          <m:num>
+            <m:sSub>
+              <m:sSubPr>
+                <m:ctrlPr>
+                  <w:rPr>
+                    <w:rFonts w:ascii="Cambria Math" w:eastAsiaTheme="minorEastAsia" w:hAnsi="Cambria Math"/>
+                    <w:i/>
+                  </w:rPr>
+                </m:ctrlPr>
+              </m:sSubPr>
+              <m:e>
+                <m:r>
+                  <w:rPr>
+                    <w:rFonts w:ascii="Cambria Math" w:eastAsiaTheme="minorEastAsia" w:hAnsi="Cambria Math"/>
+                  </w:rPr>
+                  <m:t>V</m:t>
+                </m:r>
+              </m:e>
+              <m:sub>
+                <m:r>
+                  <w:rPr>
+                    <w:rFonts w:ascii="Cambria Math" w:eastAsiaTheme="minorEastAsia" w:hAnsi="Cambria Math"/>
+                  </w:rPr>
+                  <m:t>OUT</m:t>
+                </m:r>
+              </m:sub>
+            </m:sSub>
+          </m:num>
+          <m:den>
+            <m:sSub>
+              <m:sSubPr>
+                <m:ctrlPr>
+                  <w:rPr>
+                    <w:rFonts w:ascii="Cambria Math" w:eastAsiaTheme="minorEastAsia" w:hAnsi="Cambria Math"/>
+                    <w:i/>
+                  </w:rPr>
+                </m:ctrlPr>
+              </m:sSubPr>
+              <m:e>
+                <m:r>
+                  <w:rPr>
+                    <w:rFonts w:ascii="Cambria Math" w:eastAsiaTheme="minorEastAsia" w:hAnsi="Cambria Math"/>
+                  </w:rPr>
+                  <m:t>V</m:t>
+                </m:r>
+              </m:e>
+              <m:sub>
+                <m:r>
+                  <w:rPr>
+                    <w:rFonts w:ascii="Cambria Math" w:eastAsiaTheme="minorEastAsia" w:hAnsi="Cambria Math"/>
+                  </w:rPr>
+                  <m:t>IN</m:t>
+                </m:r>
+              </m:sub>
+            </m:sSub>
+          </m:den>
+        </m:f>
+        <m:r>
+          <w:rPr>
+            <w:rFonts w:ascii="Cambria Math" w:eastAsiaTheme="minorEastAsia" w:hAnsi="Cambria Math"/>
+          </w:rPr>
+          <m:t xml:space="preserve">= </m:t>
+        </m:r>
+        <m:f>
+          <m:fPr>
+            <m:ctrlPr>
+              <w:rPr>
+                <w:rFonts w:ascii="Cambria Math" w:eastAsiaTheme="minorEastAsia" w:hAnsi="Cambria Math"/>
+                <w:i/>
+              </w:rPr>
+            </m:ctrlPr>
+          </m:fPr>
+          <m:num>
+            <m:r>
+              <w:rPr>
+                <w:rFonts w:ascii="Cambria Math" w:eastAsiaTheme="minorEastAsia" w:hAnsi="Cambria Math"/>
+              </w:rPr>
+              <m:t>1</m:t>
+            </m:r>
+          </m:num>
+          <m:den>
+            <m:r>
+              <w:rPr>
+                <w:rFonts w:ascii="Cambria Math" w:eastAsiaTheme="minorEastAsia" w:hAnsi="Cambria Math"/>
+              </w:rPr>
+              <m:t>(1-D)</m:t>
+            </m:r>
+          </m:den>
+        </m:f>
+      </m:oMath>
+      <w:r>
+        <w:rPr>
+          <w:rFonts w:eastAsiaTheme="minorEastAsia"/>
+        </w:rPr>
+        <w:t xml:space="preserve"> gives:</w:t>
+      </w:r>
+    </w:p>
+    <w:p>
+      <w:pPr>
+        <w:jc w:val="center"/>
+        <w:rPr>
+          <w:rFonts w:eastAsiaTheme="minorEastAsia"/>
+        </w:rPr>
+      </w:pPr>
+      <m:oMathPara>
+        <m:oMath>
+          <m:sSub>
+            <m:sSubPr>
+              <m:ctrlPr>
+                <w:rPr>
+                  <w:rFonts w:ascii="Cambria Math" w:hAnsi="Cambria Math"/>
+                  <w:i/>
+                </w:rPr>
+              </m:ctrlPr>
+            </m:sSubPr>
+            <m:e>
+              <m:r>
+                <w:rPr>
+                  <w:rFonts w:ascii="Cambria Math" w:hAnsi="Cambria Math"/>
+                </w:rPr>
+                <m:t>I</m:t>
+              </m:r>
+            </m:e>
+            <m:sub>
+              <m:r>
+                <w:rPr>
+                  <w:rFonts w:ascii="Cambria Math" w:hAnsi="Cambria Math"/>
+                </w:rPr>
+                <m:t>L, AVG</m:t>
+              </m:r>
+            </m:sub>
+          </m:sSub>
+          <m:r>
+            <w:rPr>
+              <w:rFonts w:ascii="Cambria Math" w:hAnsi="Cambria Math"/>
+            </w:rPr>
+            <m:t xml:space="preserve">= </m:t>
+          </m:r>
+          <m:f>
+            <m:fPr>
+              <m:ctrlPr>
+                <w:rPr>
+                  <w:rFonts w:ascii="Cambria Math" w:hAnsi="Cambria Math"/>
+                  <w:i/>
+                </w:rPr>
+              </m:ctrlPr>
+            </m:fPr>
+            <m:num>
+              <m:sSub>
+                <m:sSubPr>
+                  <m:ctrlPr>
+                    <w:rPr>
+                      <w:rFonts w:ascii="Cambria Math" w:hAnsi="Cambria Math"/>
+                      <w:i/>
+                    </w:rPr>
+                  </m:ctrlPr>
+                </m:sSubPr>
+                <m:e>
+                  <m:r>
+                    <w:rPr>
+                      <w:rFonts w:ascii="Cambria Math" w:hAnsi="Cambria Math"/>
+                    </w:rPr>
+                    <m:t>I</m:t>
+                  </m:r>
+                </m:e>
+                <m:sub>
+                  <m:r>
+                    <w:rPr>
+                      <w:rFonts w:ascii="Cambria Math" w:hAnsi="Cambria Math"/>
+                    </w:rPr>
+                    <m:t>OUT</m:t>
+                  </m:r>
+                </m:sub>
+              </m:sSub>
+            </m:num>
+            <m:den>
+              <m:r>
+                <w:rPr>
+                  <w:rFonts w:ascii="Cambria Math" w:hAnsi="Cambria Math"/>
+                </w:rPr>
+                <m:t>1-D</m:t>
+              </m:r>
+            </m:den>
+          </m:f>
+        </m:oMath>
+      </m:oMathPara>
+    </w:p>
+    <w:p>
+      <w:pPr>
+        <w:rPr>
+          <w:rFonts w:eastAsiaTheme="minorEastAsia"/>
+        </w:rPr>
+      </w:pPr>
+      <w:r>
+        <w:rPr>
+          <w:rFonts w:eastAsiaTheme="minorEastAsia"/>
+        </w:rPr>
+        <w:t xml:space="preserve">At full load (2A) and minimum </w:t>
+      </w:r>
+      <m:oMath>
+        <m:sSub>
+          <m:sSubPr>
+            <m:ctrlPr>
+              <w:rPr>
+                <w:rFonts w:ascii="Cambria Math" w:eastAsiaTheme="minorEastAsia" w:hAnsi="Cambria Math"/>
+                <w:i/>
+              </w:rPr>
+            </m:ctrlPr>
+          </m:sSubPr>
+          <m:e>
+            <m:r>
+              <w:rPr>
+                <w:rFonts w:ascii="Cambria Math" w:eastAsiaTheme="minorEastAsia" w:hAnsi="Cambria Math"/>
+              </w:rPr>
+              <m:t>V</m:t>
+            </m:r>
+          </m:e>
+          <m:sub>
+            <m:r>
+              <w:rPr>
+                <w:rFonts w:ascii="Cambria Math" w:eastAsiaTheme="minorEastAsia" w:hAnsi="Cambria Math"/>
+              </w:rPr>
+              <m:t>in</m:t>
+            </m:r>
+          </m:sub>
+        </m:sSub>
+      </m:oMath>
+      <w:r>
+        <w:rPr>
+          <w:rFonts w:eastAsiaTheme="minorEastAsia"/>
+        </w:rPr>
+        <w:t>( 8V, so 1 – D = 0.667)</w:t>
+      </w:r>
+    </w:p>
+    <w:p>
+      <w:pPr>
+        <w:jc w:val="center"/>
+        <w:rPr>
+          <w:rFonts w:eastAsiaTheme="minorEastAsia"/>
+        </w:rPr>
+      </w:pPr>
+      <m:oMathPara>
+        <m:oMath>
+          <m:sSub>
+            <m:sSubPr>
+              <m:ctrlPr>
+                <w:rPr>
+                  <w:rFonts w:ascii="Cambria Math" w:hAnsi="Cambria Math"/>
+                  <w:i/>
+                </w:rPr>
+              </m:ctrlPr>
+            </m:sSubPr>
+            <m:e>
+              <m:r>
+                <w:rPr>
+                  <w:rFonts w:ascii="Cambria Math" w:hAnsi="Cambria Math"/>
+                </w:rPr>
+                <m:t>I</m:t>
+              </m:r>
+            </m:e>
+            <m:sub>
+              <m:r>
+                <w:rPr>
+                  <w:rFonts w:ascii="Cambria Math" w:hAnsi="Cambria Math"/>
+                </w:rPr>
+                <m:t>L, AVG</m:t>
+              </m:r>
+            </m:sub>
+          </m:sSub>
+          <m:r>
+            <w:rPr>
+              <w:rFonts w:ascii="Cambria Math" w:hAnsi="Cambria Math"/>
+            </w:rPr>
+            <m:t xml:space="preserve">= </m:t>
+          </m:r>
+          <m:f>
+            <m:fPr>
+              <m:ctrlPr>
+                <w:rPr>
+                  <w:rFonts w:ascii="Cambria Math" w:hAnsi="Cambria Math"/>
+                  <w:i/>
+                </w:rPr>
+              </m:ctrlPr>
+            </m:fPr>
+            <m:num>
+              <m:r>
+                <w:rPr>
+                  <w:rFonts w:ascii="Cambria Math" w:hAnsi="Cambria Math"/>
+                </w:rPr>
+                <m:t>2.0</m:t>
+              </m:r>
+            </m:num>
+            <m:den>
+              <m:r>
+                <w:rPr>
+                  <w:rFonts w:ascii="Cambria Math" w:hAnsi="Cambria Math"/>
+                </w:rPr>
+                <m:t>0.667</m:t>
+              </m:r>
+            </m:den>
+          </m:f>
+          <m:r>
+            <w:rPr>
+              <w:rFonts w:ascii="Cambria Math" w:eastAsiaTheme="minorEastAsia" w:hAnsi="Cambria Math"/>
+            </w:rPr>
+            <m:t>=3.0 A</m:t>
+          </m:r>
+        </m:oMath>
+      </m:oMathPara>
+    </w:p>
+    <w:p>
+      <w:r>
+        <w:t xml:space="preserve">The analytical peak inductor current is therefore: </w:t>
+      </w:r>
+    </w:p>
+    <w:p>
+      <w:pPr>
+        <w:jc w:val="center"/>
+        <w:rPr>
+          <w:rFonts w:eastAsiaTheme="minorEastAsia"/>
+        </w:rPr>
+      </w:pPr>
+      <m:oMathPara>
+        <m:oMath>
+          <m:sSub>
+            <m:sSubPr>
+              <m:ctrlPr>
+                <w:rPr>
+                  <w:rFonts w:ascii="Cambria Math" w:hAnsi="Cambria Math"/>
+                  <w:i/>
+                </w:rPr>
+              </m:ctrlPr>
+            </m:sSubPr>
+            <m:e>
+              <m:r>
+                <w:rPr>
+                  <w:rFonts w:ascii="Cambria Math" w:hAnsi="Cambria Math"/>
+                </w:rPr>
+                <m:t>I</m:t>
+              </m:r>
+            </m:e>
+            <m:sub>
+              <m:r>
+                <w:rPr>
+                  <w:rFonts w:ascii="Cambria Math" w:hAnsi="Cambria Math"/>
+                </w:rPr>
+                <m:t>L, pk, analytical</m:t>
+              </m:r>
+            </m:sub>
+          </m:sSub>
+          <m:r>
+            <w:rPr>
+              <w:rFonts w:ascii="Cambria Math" w:hAnsi="Cambria Math"/>
+            </w:rPr>
+            <m:t xml:space="preserve">= </m:t>
+          </m:r>
+          <m:sSub>
+            <m:sSubPr>
+              <m:ctrlPr>
+                <w:rPr>
+                  <w:rFonts w:ascii="Cambria Math" w:hAnsi="Cambria Math"/>
+                  <w:i/>
+                </w:rPr>
+              </m:ctrlPr>
+            </m:sSubPr>
+            <m:e>
+              <m:r>
+                <w:rPr>
+                  <w:rFonts w:ascii="Cambria Math" w:hAnsi="Cambria Math"/>
+                </w:rPr>
+                <m:t>I</m:t>
+              </m:r>
+            </m:e>
+            <m:sub>
+              <m:r>
+                <w:rPr>
+                  <w:rFonts w:ascii="Cambria Math" w:hAnsi="Cambria Math"/>
+                </w:rPr>
+                <m:t>L, AVG</m:t>
+              </m:r>
+            </m:sub>
+          </m:sSub>
+          <m:r>
+            <w:rPr>
+              <w:rFonts w:ascii="Cambria Math" w:hAnsi="Cambria Math"/>
+            </w:rPr>
+            <m:t xml:space="preserve">+ </m:t>
+          </m:r>
+          <m:f>
+            <m:fPr>
+              <m:ctrlPr>
+                <w:rPr>
+                  <w:rFonts w:ascii="Cambria Math" w:hAnsi="Cambria Math"/>
+                  <w:i/>
+                </w:rPr>
+              </m:ctrlPr>
+            </m:fPr>
+            <m:num>
+              <m:r>
+                <m:rPr>
+                  <m:sty m:val="p"/>
+                </m:rPr>
+                <w:rPr>
+                  <w:rFonts w:ascii="Cambria Math" w:hAnsi="Cambria Math"/>
+                </w:rPr>
+                <m:t>Δ</m:t>
+              </m:r>
+              <m:sSub>
+                <m:sSubPr>
+                  <m:ctrlPr>
+                    <w:rPr>
+                      <w:rFonts w:ascii="Cambria Math" w:hAnsi="Cambria Math"/>
+                      <w:i/>
+                    </w:rPr>
+                  </m:ctrlPr>
+                </m:sSubPr>
+                <m:e>
+                  <m:r>
+                    <w:rPr>
+                      <w:rFonts w:ascii="Cambria Math" w:hAnsi="Cambria Math"/>
+                    </w:rPr>
+                    <m:t>I</m:t>
+                  </m:r>
+                </m:e>
+                <m:sub>
+                  <m:r>
+                    <w:rPr>
+                      <w:rFonts w:ascii="Cambria Math" w:hAnsi="Cambria Math"/>
+                    </w:rPr>
+                    <m:t>L</m:t>
+                  </m:r>
+                </m:sub>
+              </m:sSub>
+            </m:num>
+            <m:den>
+              <m:r>
+                <w:rPr>
+                  <w:rFonts w:ascii="Cambria Math" w:hAnsi="Cambria Math"/>
+                </w:rPr>
+                <m:t>2</m:t>
+              </m:r>
+            </m:den>
+          </m:f>
+          <m:r>
+            <w:rPr>
+              <w:rFonts w:ascii="Cambria Math" w:hAnsi="Cambria Math"/>
+            </w:rPr>
+            <m:t>=3.0+0.381=3.381 A</m:t>
+          </m:r>
+        </m:oMath>
+      </m:oMathPara>
+    </w:p>
+    <w:p>
+      <w:r>
+        <w:rPr>
+          <w:rFonts w:eastAsiaTheme="minorEastAsia"/>
+        </w:rPr>
+        <w:t xml:space="preserve">This analytical peak is lower than the LTC1871’s internal current-limit threshold (nominally 3.59A for this design); the inductor’s saturation rating must exceed the higher of the two. The selected inductor (XAL6060-103MEC) has a saturation current rating of 11.2A, providing ample margin. </w:t>
+      </w:r>
+    </w:p>
+    <w:p>
+      <w:pPr>
+        <w:rPr>
+          <w:rFonts w:eastAsiaTheme="minorEastAsia"/>
+        </w:rPr>
+      </w:pPr>
+    </w:p>
     <w:p>
       <w:pPr>
         <w:pStyle w:val="Heading1"/>
       </w:pPr>
-      <w:bookmarkStart w:id="13" w:name="_Toc228187064"/>
-      <w:r>
-        <w:lastRenderedPageBreak/>
+      <w:bookmarkStart w:id="15" w:name="_Toc228225866"/>
+      <w:r>
         <w:t xml:space="preserve">Body of the </w:t>
       </w:r>
       <w:r>
         <w:t>work</w:t>
       </w:r>
-      <w:bookmarkEnd w:id="13"/>
+      <w:bookmarkEnd w:id="15"/>
     </w:p>
     <w:p>
       <w:r>
@@ -4205,6 +6473,7 @@
           <w:noProof/>
           <w:lang w:eastAsia="en-IE"/>
         </w:rPr>
+        <w:lastRenderedPageBreak/>
         <w:drawing>
           <wp:inline distT="0" distB="0" distL="0" distR="0" wp14:anchorId="2277A125" wp14:editId="626DC090">
             <wp:extent cx="2371725" cy="1723206"/>
@@ -4426,7 +6695,7 @@
               <w:pStyle w:val="Caption"/>
               <w:jc w:val="right"/>
             </w:pPr>
-            <w:bookmarkStart w:id="14" w:name="_Ref22227967"/>
+            <w:bookmarkStart w:id="16" w:name="_Ref22227967"/>
             <w:r>
               <w:t>(</w:t>
             </w:r>
@@ -4448,14 +6717,14 @@
               </w:rPr>
               <w:fldChar w:fldCharType="separate"/>
             </w:r>
-            <w:bookmarkStart w:id="15" w:name="_Ref22227933"/>
+            <w:bookmarkStart w:id="17" w:name="_Ref22227933"/>
             <w:r>
               <w:rPr>
                 <w:noProof/>
               </w:rPr>
               <w:t>1</w:t>
             </w:r>
-            <w:bookmarkEnd w:id="15"/>
+            <w:bookmarkEnd w:id="17"/>
             <w:r>
               <w:rPr>
                 <w:noProof/>
@@ -4465,7 +6734,7 @@
             <w:r>
               <w:t>)</w:t>
             </w:r>
-            <w:bookmarkEnd w:id="14"/>
+            <w:bookmarkEnd w:id="16"/>
           </w:p>
         </w:tc>
       </w:tr>
@@ -4842,11 +7111,7 @@
     </w:p>
     <w:p>
       <w:r>
-        <w:t xml:space="preserve">Tables are normally formatted so that they are centred and the table caption goes above the table (select the table, right click, insert caption). Further explanatory notes (if needed) usually </w:t>
-      </w:r>
-      <w:r>
-        <w:lastRenderedPageBreak/>
-        <w:t>follow the table. To cross reference the table go to refe</w:t>
+        <w:t>Tables are normally formatted so that they are centred and the table caption goes above the table (select the table, right click, insert caption). Further explanatory notes (if needed) usually follow the table. To cross reference the table go to refe</w:t>
       </w:r>
       <w:r>
         <w:t xml:space="preserve">rences, cross reference, tables, for example see </w:t>
@@ -4885,8 +7150,9 @@
         <w:pStyle w:val="Caption"/>
         <w:keepNext/>
       </w:pPr>
-      <w:bookmarkStart w:id="16" w:name="_Ref22227181"/>
-      <w:r>
+      <w:bookmarkStart w:id="18" w:name="_Ref22227181"/>
+      <w:r>
+        <w:lastRenderedPageBreak/>
         <w:t xml:space="preserve">Table </w:t>
       </w:r>
       <w:r>
@@ -4919,7 +7185,7 @@
         </w:rPr>
         <w:fldChar w:fldCharType="end"/>
       </w:r>
-      <w:bookmarkEnd w:id="16"/>
+      <w:bookmarkEnd w:id="18"/>
       <w:r>
         <w:t xml:space="preserve">  The caption should briefly explain what the table shows, e.g. precision results of the classifiers under test for different feature subsets. If the data comes from elsewhere, cite the source. If column titles, units, or values need more explanation than can fit in the column, add notes below the table.</w:t>
       </w:r>
@@ -5468,11 +7734,11 @@
       <w:pPr>
         <w:pStyle w:val="Heading1"/>
       </w:pPr>
-      <w:bookmarkStart w:id="17" w:name="_Toc228187065"/>
+      <w:bookmarkStart w:id="19" w:name="_Toc228225867"/>
       <w:r>
         <w:t>Conclusions and future work</w:t>
       </w:r>
-      <w:bookmarkEnd w:id="17"/>
+      <w:bookmarkEnd w:id="19"/>
     </w:p>
     <w:p>
       <w:r>
@@ -5492,11 +7758,11 @@
       <w:pPr>
         <w:pStyle w:val="Heading1-NoNumber"/>
       </w:pPr>
-      <w:bookmarkStart w:id="18" w:name="_Toc228187066"/>
+      <w:bookmarkStart w:id="20" w:name="_Toc228225868"/>
       <w:r>
         <w:t>Glossary of terms [OPTIONAL]</w:t>
       </w:r>
-      <w:bookmarkEnd w:id="18"/>
+      <w:bookmarkEnd w:id="20"/>
     </w:p>
     <w:p>
       <w:r>
@@ -5507,11 +7773,11 @@
       <w:pPr>
         <w:pStyle w:val="Heading1-NoNumber"/>
       </w:pPr>
-      <w:bookmarkStart w:id="19" w:name="_Toc228187067"/>
+      <w:bookmarkStart w:id="21" w:name="_Toc228225869"/>
       <w:r>
         <w:t>Nomenclature [OPTIONAL]</w:t>
       </w:r>
-      <w:bookmarkEnd w:id="19"/>
+      <w:bookmarkEnd w:id="21"/>
     </w:p>
     <w:p>
       <w:r>
@@ -5537,42 +7803,42 @@
       <w:pPr>
         <w:pStyle w:val="Heading1-NoNumber"/>
       </w:pPr>
-      <w:bookmarkStart w:id="20" w:name="_Toc228187068"/>
+      <w:bookmarkStart w:id="22" w:name="_Toc228225870"/>
+      <w:r>
+        <w:t>References</w:t>
+      </w:r>
+      <w:bookmarkEnd w:id="22"/>
+    </w:p>
+    <w:p>
+      <w:r>
+        <w:t>List all your references here using a standard consistent style. See handbook for detailed guidelines.</w:t>
+      </w:r>
+    </w:p>
+    <w:p>
+      <w:pPr>
+        <w:pStyle w:val="Heading1-NoNumber"/>
+      </w:pPr>
+      <w:bookmarkStart w:id="23" w:name="_Toc228225871"/>
+      <w:r>
+        <w:t>Appendix A [OPTIONAL]</w:t>
+      </w:r>
+      <w:bookmarkEnd w:id="23"/>
+    </w:p>
+    <w:p>
+      <w:r>
+        <w:t>Appendices are optional and may not be required by your project. If you do require appendices, place them here.</w:t>
+      </w:r>
+    </w:p>
+    <w:p>
+      <w:pPr>
+        <w:pStyle w:val="Heading1-NoNumber"/>
+      </w:pPr>
+      <w:bookmarkStart w:id="24" w:name="_Toc228225872"/>
       <w:r>
         <w:lastRenderedPageBreak/>
-        <w:t>References</w:t>
-      </w:r>
-      <w:bookmarkEnd w:id="20"/>
-    </w:p>
-    <w:p>
-      <w:r>
-        <w:t>List all your references here using a standard consistent style. See handbook for detailed guidelines.</w:t>
-      </w:r>
-    </w:p>
-    <w:p>
-      <w:pPr>
-        <w:pStyle w:val="Heading1-NoNumber"/>
-      </w:pPr>
-      <w:bookmarkStart w:id="21" w:name="_Toc228187069"/>
-      <w:r>
-        <w:t>Appendix A [OPTIONAL]</w:t>
-      </w:r>
-      <w:bookmarkEnd w:id="21"/>
-    </w:p>
-    <w:p>
-      <w:r>
-        <w:t>Appendices are optional and may not be required by your project. If you do require appendices, place them here.</w:t>
-      </w:r>
-    </w:p>
-    <w:p>
-      <w:pPr>
-        <w:pStyle w:val="Heading1-NoNumber"/>
-      </w:pPr>
-      <w:bookmarkStart w:id="22" w:name="_Toc228187070"/>
-      <w:r>
         <w:t>Risk Assessment</w:t>
       </w:r>
-      <w:bookmarkEnd w:id="22"/>
+      <w:bookmarkEnd w:id="24"/>
     </w:p>
     <w:p>
       <w:r>
@@ -7106,7 +9372,7 @@
   <w:style w:type="paragraph" w:default="1" w:styleId="Normal">
     <w:name w:val="Normal"/>
     <w:qFormat/>
-    <w:rsid w:val="000E0309"/>
+    <w:rsid w:val="00B329FF"/>
     <w:pPr>
       <w:spacing w:line="360" w:lineRule="auto"/>
     </w:pPr>
@@ -7359,7 +9625,6 @@
   <w:style w:type="character" w:default="1" w:styleId="DefaultParagraphFont">
     <w:name w:val="Default Paragraph Font"/>
     <w:uiPriority w:val="1"/>
-    <w:semiHidden/>
     <w:unhideWhenUsed/>
   </w:style>
   <w:style w:type="table" w:default="1" w:styleId="TableNormal">
